--- a/hop-trang/KiemThuHopTrang_UC08_VerifyCandidate.docx
+++ b/hop-trang/KiemThuHopTrang_UC08_VerifyCandidate.docx
@@ -2,7 +2,7 @@
 <file path=word/document.xml><?xml version="1.0" encoding="utf-8"?>
 <w:document xmlns:w="http://schemas.openxmlformats.org/wordprocessingml/2006/main" xmlns:m="http://schemas.openxmlformats.org/officeDocument/2006/math" xmlns:r="http://schemas.openxmlformats.org/officeDocument/2006/relationships" xmlns:o="urn:schemas-microsoft-com:office:office" xmlns:v="urn:schemas-microsoft-com:vml" xmlns:w10="urn:schemas-microsoft-com:office:word" xmlns:a="http://schemas.openxmlformats.org/drawingml/2006/main" xmlns:pic="http://schemas.openxmlformats.org/drawingml/2006/picture" xmlns:wp="http://schemas.openxmlformats.org/drawingml/2006/wordprocessingDrawing">
   <w:body>
-    <w:bookmarkStart w:id="31" w:name="Xfa41c37f81e2a082eb847e030b3459ffab67037"/>
+    <w:bookmarkStart w:id="33" w:name="Xfa41c37f81e2a082eb847e030b3459ffab67037"/>
     <w:p>
       <w:pPr>
         <w:pStyle w:val="Heading1"/>
@@ -504,7 +504,7 @@
     </w:p>
     <w:bookmarkEnd w:id="9"/>
     <w:bookmarkEnd w:id="10"/>
-    <w:bookmarkStart w:id="11" w:name="X7d7917b4dc16df725ac3f149467451f4f39087d"/>
+    <w:bookmarkStart w:id="11" w:name="mã-nguồn-đánh-số-dòng"/>
     <w:p>
       <w:pPr>
         <w:pStyle w:val="Heading2"/>
@@ -514,7 +514,7 @@
         <w:rPr>
           <w:rFonts w:ascii="Times New Roman" w:hAnsi="Times New Roman"/>
         </w:rPr>
-        <w:t xml:space="preserve">1. MÃ NGUỒN ĐÁNH SỐ DÒNG (NUMBERED SOURCE CODE)</w:t>
+        <w:t xml:space="preserve">1. MÃ NGUỒN ĐÁNH SỐ DÒNG</w:t>
       </w:r>
     </w:p>
     <w:p>
@@ -737,13 +737,6 @@
       </w:r>
       <w:r>
         <w:rPr>
-          <w:rStyle w:val="NormalTok"/>
-          <w:rFonts w:ascii="Times New Roman" w:hAnsi="Times New Roman"/>
-        </w:rPr>
-        <w:t xml:space="preserve">  </w:t>
-      </w:r>
-      <w:r>
-        <w:rPr>
           <w:rFonts w:ascii="Times New Roman" w:hAnsi="Times New Roman"/>
         </w:rPr>
         <w:br/>
@@ -1123,6 +1116,54 @@
       </w:r>
       <w:r>
         <w:rPr>
+          <w:rFonts w:ascii="Times New Roman" w:hAnsi="Times New Roman"/>
+        </w:rPr>
+        <w:br/>
+      </w:r>
+      <w:r>
+        <w:rPr>
+          <w:rStyle w:val="DecValTok"/>
+          <w:rFonts w:ascii="Times New Roman" w:hAnsi="Times New Roman"/>
+        </w:rPr>
+        <w:t xml:space="preserve">12</w:t>
+      </w:r>
+      <w:r>
+        <w:rPr>
+          <w:rStyle w:val="OperatorTok"/>
+          <w:rFonts w:ascii="Times New Roman" w:hAnsi="Times New Roman"/>
+        </w:rPr>
+        <w:t xml:space="preserve">:</w:t>
+      </w:r>
+      <w:r>
+        <w:rPr>
+          <w:rStyle w:val="NormalTok"/>
+          <w:rFonts w:ascii="Times New Roman" w:hAnsi="Times New Roman"/>
+        </w:rPr>
+        <w:t xml:space="preserve">     </w:t>
+      </w:r>
+      <w:r>
+        <w:rPr>
+          <w:rStyle w:val="KeywordTok"/>
+          <w:rFonts w:ascii="Times New Roman" w:hAnsi="Times New Roman"/>
+        </w:rPr>
+        <w:t xml:space="preserve">const</w:t>
+      </w:r>
+      <w:r>
+        <w:rPr>
+          <w:rStyle w:val="NormalTok"/>
+          <w:rFonts w:ascii="Times New Roman" w:hAnsi="Times New Roman"/>
+        </w:rPr>
+        <w:t xml:space="preserve"> [result] </w:t>
+      </w:r>
+      <w:r>
+        <w:rPr>
+          <w:rStyle w:val="OperatorTok"/>
+          <w:rFonts w:ascii="Times New Roman" w:hAnsi="Times New Roman"/>
+        </w:rPr>
+        <w:t xml:space="preserve">=</w:t>
+      </w:r>
+      <w:r>
+        <w:rPr>
           <w:rStyle w:val="NormalTok"/>
           <w:rFonts w:ascii="Times New Roman" w:hAnsi="Times New Roman"/>
         </w:rPr>
@@ -1130,6 +1171,48 @@
       </w:r>
       <w:r>
         <w:rPr>
+          <w:rStyle w:val="ControlFlowTok"/>
+          <w:rFonts w:ascii="Times New Roman" w:hAnsi="Times New Roman"/>
+        </w:rPr>
+        <w:t xml:space="preserve">await</w:t>
+      </w:r>
+      <w:r>
+        <w:rPr>
+          <w:rStyle w:val="NormalTok"/>
+          <w:rFonts w:ascii="Times New Roman" w:hAnsi="Times New Roman"/>
+        </w:rPr>
+        <w:t xml:space="preserve"> </w:t>
+      </w:r>
+      <w:r>
+        <w:rPr>
+          <w:rStyle w:val="BuiltInTok"/>
+          <w:rFonts w:ascii="Times New Roman" w:hAnsi="Times New Roman"/>
+        </w:rPr>
+        <w:t xml:space="preserve">Promise</w:t>
+      </w:r>
+      <w:r>
+        <w:rPr>
+          <w:rStyle w:val="OperatorTok"/>
+          <w:rFonts w:ascii="Times New Roman" w:hAnsi="Times New Roman"/>
+        </w:rPr>
+        <w:t xml:space="preserve">.</w:t>
+      </w:r>
+      <w:r>
+        <w:rPr>
+          <w:rStyle w:val="FunctionTok"/>
+          <w:rFonts w:ascii="Times New Roman" w:hAnsi="Times New Roman"/>
+        </w:rPr>
+        <w:t xml:space="preserve">all</w:t>
+      </w:r>
+      <w:r>
+        <w:rPr>
+          <w:rStyle w:val="NormalTok"/>
+          <w:rFonts w:ascii="Times New Roman" w:hAnsi="Times New Roman"/>
+        </w:rPr>
+        <w:t xml:space="preserve">([</w:t>
+      </w:r>
+      <w:r>
+        <w:rPr>
           <w:rFonts w:ascii="Times New Roman" w:hAnsi="Times New Roman"/>
         </w:rPr>
         <w:br/>
@@ -1139,7 +1222,7 @@
           <w:rStyle w:val="DecValTok"/>
           <w:rFonts w:ascii="Times New Roman" w:hAnsi="Times New Roman"/>
         </w:rPr>
-        <w:t xml:space="preserve">12</w:t>
+        <w:t xml:space="preserve">13</w:t>
       </w:r>
       <w:r>
         <w:rPr>
@@ -1153,28 +1236,283 @@
           <w:rStyle w:val="NormalTok"/>
           <w:rFonts w:ascii="Times New Roman" w:hAnsi="Times New Roman"/>
         </w:rPr>
+        <w:t xml:space="preserve">       </w:t>
+      </w:r>
+      <w:r>
+        <w:rPr>
+          <w:rStyle w:val="KeywordTok"/>
+          <w:rFonts w:ascii="Times New Roman" w:hAnsi="Times New Roman"/>
+        </w:rPr>
+        <w:t xml:space="preserve">this</w:t>
+      </w:r>
+      <w:r>
+        <w:rPr>
+          <w:rStyle w:val="OperatorTok"/>
+          <w:rFonts w:ascii="Times New Roman" w:hAnsi="Times New Roman"/>
+        </w:rPr>
+        <w:t xml:space="preserve">.</w:t>
+      </w:r>
+      <w:r>
+        <w:rPr>
+          <w:rStyle w:val="AttributeTok"/>
+          <w:rFonts w:ascii="Times New Roman" w:hAnsi="Times New Roman"/>
+        </w:rPr>
+        <w:t xml:space="preserve">candidateRepo</w:t>
+      </w:r>
+      <w:r>
+        <w:rPr>
+          <w:rStyle w:val="OperatorTok"/>
+          <w:rFonts w:ascii="Times New Roman" w:hAnsi="Times New Roman"/>
+        </w:rPr>
+        <w:t xml:space="preserve">.</w:t>
+      </w:r>
+      <w:r>
+        <w:rPr>
+          <w:rStyle w:val="FunctionTok"/>
+          <w:rFonts w:ascii="Times New Roman" w:hAnsi="Times New Roman"/>
+        </w:rPr>
+        <w:t xml:space="preserve">create</w:t>
+      </w:r>
+      <w:r>
+        <w:rPr>
+          <w:rStyle w:val="NormalTok"/>
+          <w:rFonts w:ascii="Times New Roman" w:hAnsi="Times New Roman"/>
+        </w:rPr>
+        <w:t xml:space="preserve">(verification)</w:t>
+      </w:r>
+      <w:r>
+        <w:rPr>
+          <w:rStyle w:val="OperatorTok"/>
+          <w:rFonts w:ascii="Times New Roman" w:hAnsi="Times New Roman"/>
+        </w:rPr>
+        <w:t xml:space="preserve">,</w:t>
+      </w:r>
+      <w:r>
+        <w:rPr>
+          <w:rFonts w:ascii="Times New Roman" w:hAnsi="Times New Roman"/>
+        </w:rPr>
+        <w:br/>
+      </w:r>
+      <w:r>
+        <w:rPr>
+          <w:rStyle w:val="DecValTok"/>
+          <w:rFonts w:ascii="Times New Roman" w:hAnsi="Times New Roman"/>
+        </w:rPr>
+        <w:t xml:space="preserve">14</w:t>
+      </w:r>
+      <w:r>
+        <w:rPr>
+          <w:rStyle w:val="OperatorTok"/>
+          <w:rFonts w:ascii="Times New Roman" w:hAnsi="Times New Roman"/>
+        </w:rPr>
+        <w:t xml:space="preserve">:</w:t>
+      </w:r>
+      <w:r>
+        <w:rPr>
+          <w:rStyle w:val="NormalTok"/>
+          <w:rFonts w:ascii="Times New Roman" w:hAnsi="Times New Roman"/>
+        </w:rPr>
+        <w:t xml:space="preserve">       </w:t>
+      </w:r>
+      <w:r>
+        <w:rPr>
+          <w:rStyle w:val="KeywordTok"/>
+          <w:rFonts w:ascii="Times New Roman" w:hAnsi="Times New Roman"/>
+        </w:rPr>
+        <w:t xml:space="preserve">this</w:t>
+      </w:r>
+      <w:r>
+        <w:rPr>
+          <w:rStyle w:val="OperatorTok"/>
+          <w:rFonts w:ascii="Times New Roman" w:hAnsi="Times New Roman"/>
+        </w:rPr>
+        <w:t xml:space="preserve">.</w:t>
+      </w:r>
+      <w:r>
+        <w:rPr>
+          <w:rStyle w:val="AttributeTok"/>
+          <w:rFonts w:ascii="Times New Roman" w:hAnsi="Times New Roman"/>
+        </w:rPr>
+        <w:t xml:space="preserve">candidateRepo</w:t>
+      </w:r>
+      <w:r>
+        <w:rPr>
+          <w:rStyle w:val="OperatorTok"/>
+          <w:rFonts w:ascii="Times New Roman" w:hAnsi="Times New Roman"/>
+        </w:rPr>
+        <w:t xml:space="preserve">.</w:t>
+      </w:r>
+      <w:r>
+        <w:rPr>
+          <w:rStyle w:val="FunctionTok"/>
+          <w:rFonts w:ascii="Times New Roman" w:hAnsi="Times New Roman"/>
+        </w:rPr>
+        <w:t xml:space="preserve">updateIsVerify</w:t>
+      </w:r>
+      <w:r>
+        <w:rPr>
+          <w:rStyle w:val="NormalTok"/>
+          <w:rFonts w:ascii="Times New Roman" w:hAnsi="Times New Roman"/>
+        </w:rPr>
+        <w:t xml:space="preserve">(candidateID</w:t>
+      </w:r>
+      <w:r>
+        <w:rPr>
+          <w:rStyle w:val="OperatorTok"/>
+          <w:rFonts w:ascii="Times New Roman" w:hAnsi="Times New Roman"/>
+        </w:rPr>
+        <w:t xml:space="preserve">,</w:t>
+      </w:r>
+      <w:r>
+        <w:rPr>
+          <w:rStyle w:val="NormalTok"/>
+          <w:rFonts w:ascii="Times New Roman" w:hAnsi="Times New Roman"/>
+        </w:rPr>
+        <w:t xml:space="preserve"> </w:t>
+      </w:r>
+      <w:r>
+        <w:rPr>
+          <w:rStyle w:val="KeywordTok"/>
+          <w:rFonts w:ascii="Times New Roman" w:hAnsi="Times New Roman"/>
+        </w:rPr>
+        <w:t xml:space="preserve">true</w:t>
+      </w:r>
+      <w:r>
+        <w:rPr>
+          <w:rStyle w:val="NormalTok"/>
+          <w:rFonts w:ascii="Times New Roman" w:hAnsi="Times New Roman"/>
+        </w:rPr>
+        <w:t xml:space="preserve">)</w:t>
+      </w:r>
+      <w:r>
+        <w:rPr>
+          <w:rFonts w:ascii="Times New Roman" w:hAnsi="Times New Roman"/>
+        </w:rPr>
+        <w:br/>
+      </w:r>
+      <w:r>
+        <w:rPr>
+          <w:rStyle w:val="DecValTok"/>
+          <w:rFonts w:ascii="Times New Roman" w:hAnsi="Times New Roman"/>
+        </w:rPr>
+        <w:t xml:space="preserve">15</w:t>
+      </w:r>
+      <w:r>
+        <w:rPr>
+          <w:rStyle w:val="OperatorTok"/>
+          <w:rFonts w:ascii="Times New Roman" w:hAnsi="Times New Roman"/>
+        </w:rPr>
+        <w:t xml:space="preserve">:</w:t>
+      </w:r>
+      <w:r>
+        <w:rPr>
+          <w:rStyle w:val="NormalTok"/>
+          <w:rFonts w:ascii="Times New Roman" w:hAnsi="Times New Roman"/>
+        </w:rPr>
+        <w:t xml:space="preserve">     ])</w:t>
+      </w:r>
+      <w:r>
+        <w:rPr>
+          <w:rStyle w:val="OperatorTok"/>
+          <w:rFonts w:ascii="Times New Roman" w:hAnsi="Times New Roman"/>
+        </w:rPr>
+        <w:t xml:space="preserve">;</w:t>
+      </w:r>
+      <w:r>
+        <w:rPr>
+          <w:rFonts w:ascii="Times New Roman" w:hAnsi="Times New Roman"/>
+        </w:rPr>
+        <w:br/>
+      </w:r>
+      <w:r>
+        <w:rPr>
+          <w:rStyle w:val="DecValTok"/>
+          <w:rFonts w:ascii="Times New Roman" w:hAnsi="Times New Roman"/>
+        </w:rPr>
+        <w:t xml:space="preserve">16</w:t>
+      </w:r>
+      <w:r>
+        <w:rPr>
+          <w:rStyle w:val="OperatorTok"/>
+          <w:rFonts w:ascii="Times New Roman" w:hAnsi="Times New Roman"/>
+        </w:rPr>
+        <w:t xml:space="preserve">:</w:t>
+      </w:r>
+      <w:r>
+        <w:rPr>
+          <w:rFonts w:ascii="Times New Roman" w:hAnsi="Times New Roman"/>
+        </w:rPr>
+        <w:br/>
+      </w:r>
+      <w:r>
+        <w:rPr>
+          <w:rStyle w:val="DecValTok"/>
+          <w:rFonts w:ascii="Times New Roman" w:hAnsi="Times New Roman"/>
+        </w:rPr>
+        <w:t xml:space="preserve">17</w:t>
+      </w:r>
+      <w:r>
+        <w:rPr>
+          <w:rStyle w:val="OperatorTok"/>
+          <w:rFonts w:ascii="Times New Roman" w:hAnsi="Times New Roman"/>
+        </w:rPr>
+        <w:t xml:space="preserve">:</w:t>
+      </w:r>
+      <w:r>
+        <w:rPr>
+          <w:rStyle w:val="NormalTok"/>
+          <w:rFonts w:ascii="Times New Roman" w:hAnsi="Times New Roman"/>
+        </w:rPr>
         <w:t xml:space="preserve">     </w:t>
       </w:r>
       <w:r>
         <w:rPr>
+          <w:rStyle w:val="ControlFlowTok"/>
+          <w:rFonts w:ascii="Times New Roman" w:hAnsi="Times New Roman"/>
+        </w:rPr>
+        <w:t xml:space="preserve">if</w:t>
+      </w:r>
+      <w:r>
+        <w:rPr>
+          <w:rStyle w:val="NormalTok"/>
+          <w:rFonts w:ascii="Times New Roman" w:hAnsi="Times New Roman"/>
+        </w:rPr>
+        <w:t xml:space="preserve"> (</w:t>
+      </w:r>
+      <w:r>
+        <w:rPr>
+          <w:rStyle w:val="OperatorTok"/>
+          <w:rFonts w:ascii="Times New Roman" w:hAnsi="Times New Roman"/>
+        </w:rPr>
+        <w:t xml:space="preserve">!</w:t>
+      </w:r>
+      <w:r>
+        <w:rPr>
+          <w:rStyle w:val="NormalTok"/>
+          <w:rFonts w:ascii="Times New Roman" w:hAnsi="Times New Roman"/>
+        </w:rPr>
+        <w:t xml:space="preserve">result) </w:t>
+      </w:r>
+      <w:r>
+        <w:rPr>
+          <w:rStyle w:val="ControlFlowTok"/>
+          <w:rFonts w:ascii="Times New Roman" w:hAnsi="Times New Roman"/>
+        </w:rPr>
+        <w:t xml:space="preserve">throw</w:t>
+      </w:r>
+      <w:r>
+        <w:rPr>
+          <w:rStyle w:val="NormalTok"/>
+          <w:rFonts w:ascii="Times New Roman" w:hAnsi="Times New Roman"/>
+        </w:rPr>
+        <w:t xml:space="preserve"> </w:t>
+      </w:r>
+      <w:r>
+        <w:rPr>
           <w:rStyle w:val="KeywordTok"/>
           <w:rFonts w:ascii="Times New Roman" w:hAnsi="Times New Roman"/>
         </w:rPr>
-        <w:t xml:space="preserve">const</w:t>
-      </w:r>
-      <w:r>
-        <w:rPr>
-          <w:rStyle w:val="NormalTok"/>
-          <w:rFonts w:ascii="Times New Roman" w:hAnsi="Times New Roman"/>
-        </w:rPr>
-        <w:t xml:space="preserve"> [result] </w:t>
-      </w:r>
-      <w:r>
-        <w:rPr>
-          <w:rStyle w:val="OperatorTok"/>
-          <w:rFonts w:ascii="Times New Roman" w:hAnsi="Times New Roman"/>
-        </w:rPr>
-        <w:t xml:space="preserve">=</w:t>
+        <w:t xml:space="preserve">new</w:t>
       </w:r>
       <w:r>
         <w:rPr>
@@ -1185,45 +1523,38 @@
       </w:r>
       <w:r>
         <w:rPr>
-          <w:rStyle w:val="ControlFlowTok"/>
-          <w:rFonts w:ascii="Times New Roman" w:hAnsi="Times New Roman"/>
-        </w:rPr>
-        <w:t xml:space="preserve">await</w:t>
-      </w:r>
-      <w:r>
-        <w:rPr>
-          <w:rStyle w:val="NormalTok"/>
-          <w:rFonts w:ascii="Times New Roman" w:hAnsi="Times New Roman"/>
-        </w:rPr>
-        <w:t xml:space="preserve"> </w:t>
-      </w:r>
-      <w:r>
-        <w:rPr>
           <w:rStyle w:val="BuiltInTok"/>
           <w:rFonts w:ascii="Times New Roman" w:hAnsi="Times New Roman"/>
         </w:rPr>
-        <w:t xml:space="preserve">Promise</w:t>
-      </w:r>
-      <w:r>
-        <w:rPr>
-          <w:rStyle w:val="OperatorTok"/>
-          <w:rFonts w:ascii="Times New Roman" w:hAnsi="Times New Roman"/>
-        </w:rPr>
-        <w:t xml:space="preserve">.</w:t>
-      </w:r>
-      <w:r>
-        <w:rPr>
-          <w:rStyle w:val="FunctionTok"/>
-          <w:rFonts w:ascii="Times New Roman" w:hAnsi="Times New Roman"/>
-        </w:rPr>
-        <w:t xml:space="preserve">all</w:t>
-      </w:r>
-      <w:r>
-        <w:rPr>
-          <w:rStyle w:val="NormalTok"/>
-          <w:rFonts w:ascii="Times New Roman" w:hAnsi="Times New Roman"/>
-        </w:rPr>
-        <w:t xml:space="preserve">([</w:t>
+        <w:t xml:space="preserve">Error</w:t>
+      </w:r>
+      <w:r>
+        <w:rPr>
+          <w:rStyle w:val="NormalTok"/>
+          <w:rFonts w:ascii="Times New Roman" w:hAnsi="Times New Roman"/>
+        </w:rPr>
+        <w:t xml:space="preserve">(</w:t>
+      </w:r>
+      <w:r>
+        <w:rPr>
+          <w:rStyle w:val="StringTok"/>
+          <w:rFonts w:ascii="Times New Roman" w:hAnsi="Times New Roman"/>
+        </w:rPr>
+        <w:t xml:space="preserve">"Kiểm chứng lỗi vui lòng thử lại!"</w:t>
+      </w:r>
+      <w:r>
+        <w:rPr>
+          <w:rStyle w:val="NormalTok"/>
+          <w:rFonts w:ascii="Times New Roman" w:hAnsi="Times New Roman"/>
+        </w:rPr>
+        <w:t xml:space="preserve">)</w:t>
+      </w:r>
+      <w:r>
+        <w:rPr>
+          <w:rStyle w:val="OperatorTok"/>
+          <w:rFonts w:ascii="Times New Roman" w:hAnsi="Times New Roman"/>
+        </w:rPr>
+        <w:t xml:space="preserve">;</w:t>
       </w:r>
       <w:r>
         <w:rPr>
@@ -1236,7 +1567,7 @@
           <w:rStyle w:val="DecValTok"/>
           <w:rFonts w:ascii="Times New Roman" w:hAnsi="Times New Roman"/>
         </w:rPr>
-        <w:t xml:space="preserve">13</w:t>
+        <w:t xml:space="preserve">18</w:t>
       </w:r>
       <w:r>
         <w:rPr>
@@ -1244,365 +1575,6 @@
           <w:rFonts w:ascii="Times New Roman" w:hAnsi="Times New Roman"/>
         </w:rPr>
         <w:t xml:space="preserve">:</w:t>
-      </w:r>
-      <w:r>
-        <w:rPr>
-          <w:rStyle w:val="NormalTok"/>
-          <w:rFonts w:ascii="Times New Roman" w:hAnsi="Times New Roman"/>
-        </w:rPr>
-        <w:t xml:space="preserve">       </w:t>
-      </w:r>
-      <w:r>
-        <w:rPr>
-          <w:rStyle w:val="KeywordTok"/>
-          <w:rFonts w:ascii="Times New Roman" w:hAnsi="Times New Roman"/>
-        </w:rPr>
-        <w:t xml:space="preserve">this</w:t>
-      </w:r>
-      <w:r>
-        <w:rPr>
-          <w:rStyle w:val="OperatorTok"/>
-          <w:rFonts w:ascii="Times New Roman" w:hAnsi="Times New Roman"/>
-        </w:rPr>
-        <w:t xml:space="preserve">.</w:t>
-      </w:r>
-      <w:r>
-        <w:rPr>
-          <w:rStyle w:val="AttributeTok"/>
-          <w:rFonts w:ascii="Times New Roman" w:hAnsi="Times New Roman"/>
-        </w:rPr>
-        <w:t xml:space="preserve">candidateRepo</w:t>
-      </w:r>
-      <w:r>
-        <w:rPr>
-          <w:rStyle w:val="OperatorTok"/>
-          <w:rFonts w:ascii="Times New Roman" w:hAnsi="Times New Roman"/>
-        </w:rPr>
-        <w:t xml:space="preserve">.</w:t>
-      </w:r>
-      <w:r>
-        <w:rPr>
-          <w:rStyle w:val="FunctionTok"/>
-          <w:rFonts w:ascii="Times New Roman" w:hAnsi="Times New Roman"/>
-        </w:rPr>
-        <w:t xml:space="preserve">create</w:t>
-      </w:r>
-      <w:r>
-        <w:rPr>
-          <w:rStyle w:val="NormalTok"/>
-          <w:rFonts w:ascii="Times New Roman" w:hAnsi="Times New Roman"/>
-        </w:rPr>
-        <w:t xml:space="preserve">(verification)</w:t>
-      </w:r>
-      <w:r>
-        <w:rPr>
-          <w:rStyle w:val="OperatorTok"/>
-          <w:rFonts w:ascii="Times New Roman" w:hAnsi="Times New Roman"/>
-        </w:rPr>
-        <w:t xml:space="preserve">,</w:t>
-      </w:r>
-      <w:r>
-        <w:rPr>
-          <w:rFonts w:ascii="Times New Roman" w:hAnsi="Times New Roman"/>
-        </w:rPr>
-        <w:br/>
-      </w:r>
-      <w:r>
-        <w:rPr>
-          <w:rStyle w:val="DecValTok"/>
-          <w:rFonts w:ascii="Times New Roman" w:hAnsi="Times New Roman"/>
-        </w:rPr>
-        <w:t xml:space="preserve">14</w:t>
-      </w:r>
-      <w:r>
-        <w:rPr>
-          <w:rStyle w:val="OperatorTok"/>
-          <w:rFonts w:ascii="Times New Roman" w:hAnsi="Times New Roman"/>
-        </w:rPr>
-        <w:t xml:space="preserve">:</w:t>
-      </w:r>
-      <w:r>
-        <w:rPr>
-          <w:rStyle w:val="NormalTok"/>
-          <w:rFonts w:ascii="Times New Roman" w:hAnsi="Times New Roman"/>
-        </w:rPr>
-        <w:t xml:space="preserve">       </w:t>
-      </w:r>
-      <w:r>
-        <w:rPr>
-          <w:rStyle w:val="KeywordTok"/>
-          <w:rFonts w:ascii="Times New Roman" w:hAnsi="Times New Roman"/>
-        </w:rPr>
-        <w:t xml:space="preserve">this</w:t>
-      </w:r>
-      <w:r>
-        <w:rPr>
-          <w:rStyle w:val="OperatorTok"/>
-          <w:rFonts w:ascii="Times New Roman" w:hAnsi="Times New Roman"/>
-        </w:rPr>
-        <w:t xml:space="preserve">.</w:t>
-      </w:r>
-      <w:r>
-        <w:rPr>
-          <w:rStyle w:val="AttributeTok"/>
-          <w:rFonts w:ascii="Times New Roman" w:hAnsi="Times New Roman"/>
-        </w:rPr>
-        <w:t xml:space="preserve">candidateRepo</w:t>
-      </w:r>
-      <w:r>
-        <w:rPr>
-          <w:rStyle w:val="OperatorTok"/>
-          <w:rFonts w:ascii="Times New Roman" w:hAnsi="Times New Roman"/>
-        </w:rPr>
-        <w:t xml:space="preserve">.</w:t>
-      </w:r>
-      <w:r>
-        <w:rPr>
-          <w:rStyle w:val="FunctionTok"/>
-          <w:rFonts w:ascii="Times New Roman" w:hAnsi="Times New Roman"/>
-        </w:rPr>
-        <w:t xml:space="preserve">updateIsVerify</w:t>
-      </w:r>
-      <w:r>
-        <w:rPr>
-          <w:rStyle w:val="NormalTok"/>
-          <w:rFonts w:ascii="Times New Roman" w:hAnsi="Times New Roman"/>
-        </w:rPr>
-        <w:t xml:space="preserve">(candidateID</w:t>
-      </w:r>
-      <w:r>
-        <w:rPr>
-          <w:rStyle w:val="OperatorTok"/>
-          <w:rFonts w:ascii="Times New Roman" w:hAnsi="Times New Roman"/>
-        </w:rPr>
-        <w:t xml:space="preserve">,</w:t>
-      </w:r>
-      <w:r>
-        <w:rPr>
-          <w:rStyle w:val="NormalTok"/>
-          <w:rFonts w:ascii="Times New Roman" w:hAnsi="Times New Roman"/>
-        </w:rPr>
-        <w:t xml:space="preserve"> </w:t>
-      </w:r>
-      <w:r>
-        <w:rPr>
-          <w:rStyle w:val="KeywordTok"/>
-          <w:rFonts w:ascii="Times New Roman" w:hAnsi="Times New Roman"/>
-        </w:rPr>
-        <w:t xml:space="preserve">true</w:t>
-      </w:r>
-      <w:r>
-        <w:rPr>
-          <w:rStyle w:val="NormalTok"/>
-          <w:rFonts w:ascii="Times New Roman" w:hAnsi="Times New Roman"/>
-        </w:rPr>
-        <w:t xml:space="preserve">)</w:t>
-      </w:r>
-      <w:r>
-        <w:rPr>
-          <w:rFonts w:ascii="Times New Roman" w:hAnsi="Times New Roman"/>
-        </w:rPr>
-        <w:br/>
-      </w:r>
-      <w:r>
-        <w:rPr>
-          <w:rStyle w:val="DecValTok"/>
-          <w:rFonts w:ascii="Times New Roman" w:hAnsi="Times New Roman"/>
-        </w:rPr>
-        <w:t xml:space="preserve">15</w:t>
-      </w:r>
-      <w:r>
-        <w:rPr>
-          <w:rStyle w:val="OperatorTok"/>
-          <w:rFonts w:ascii="Times New Roman" w:hAnsi="Times New Roman"/>
-        </w:rPr>
-        <w:t xml:space="preserve">:</w:t>
-      </w:r>
-      <w:r>
-        <w:rPr>
-          <w:rStyle w:val="NormalTok"/>
-          <w:rFonts w:ascii="Times New Roman" w:hAnsi="Times New Roman"/>
-        </w:rPr>
-        <w:t xml:space="preserve">     ])</w:t>
-      </w:r>
-      <w:r>
-        <w:rPr>
-          <w:rStyle w:val="OperatorTok"/>
-          <w:rFonts w:ascii="Times New Roman" w:hAnsi="Times New Roman"/>
-        </w:rPr>
-        <w:t xml:space="preserve">;</w:t>
-      </w:r>
-      <w:r>
-        <w:rPr>
-          <w:rFonts w:ascii="Times New Roman" w:hAnsi="Times New Roman"/>
-        </w:rPr>
-        <w:br/>
-      </w:r>
-      <w:r>
-        <w:rPr>
-          <w:rStyle w:val="DecValTok"/>
-          <w:rFonts w:ascii="Times New Roman" w:hAnsi="Times New Roman"/>
-        </w:rPr>
-        <w:t xml:space="preserve">16</w:t>
-      </w:r>
-      <w:r>
-        <w:rPr>
-          <w:rStyle w:val="OperatorTok"/>
-          <w:rFonts w:ascii="Times New Roman" w:hAnsi="Times New Roman"/>
-        </w:rPr>
-        <w:t xml:space="preserve">:</w:t>
-      </w:r>
-      <w:r>
-        <w:rPr>
-          <w:rStyle w:val="NormalTok"/>
-          <w:rFonts w:ascii="Times New Roman" w:hAnsi="Times New Roman"/>
-        </w:rPr>
-        <w:t xml:space="preserve"> </w:t>
-      </w:r>
-      <w:r>
-        <w:rPr>
-          <w:rFonts w:ascii="Times New Roman" w:hAnsi="Times New Roman"/>
-        </w:rPr>
-        <w:br/>
-      </w:r>
-      <w:r>
-        <w:rPr>
-          <w:rStyle w:val="DecValTok"/>
-          <w:rFonts w:ascii="Times New Roman" w:hAnsi="Times New Roman"/>
-        </w:rPr>
-        <w:t xml:space="preserve">17</w:t>
-      </w:r>
-      <w:r>
-        <w:rPr>
-          <w:rStyle w:val="OperatorTok"/>
-          <w:rFonts w:ascii="Times New Roman" w:hAnsi="Times New Roman"/>
-        </w:rPr>
-        <w:t xml:space="preserve">:</w:t>
-      </w:r>
-      <w:r>
-        <w:rPr>
-          <w:rStyle w:val="NormalTok"/>
-          <w:rFonts w:ascii="Times New Roman" w:hAnsi="Times New Roman"/>
-        </w:rPr>
-        <w:t xml:space="preserve">     </w:t>
-      </w:r>
-      <w:r>
-        <w:rPr>
-          <w:rStyle w:val="ControlFlowTok"/>
-          <w:rFonts w:ascii="Times New Roman" w:hAnsi="Times New Roman"/>
-        </w:rPr>
-        <w:t xml:space="preserve">if</w:t>
-      </w:r>
-      <w:r>
-        <w:rPr>
-          <w:rStyle w:val="NormalTok"/>
-          <w:rFonts w:ascii="Times New Roman" w:hAnsi="Times New Roman"/>
-        </w:rPr>
-        <w:t xml:space="preserve"> (</w:t>
-      </w:r>
-      <w:r>
-        <w:rPr>
-          <w:rStyle w:val="OperatorTok"/>
-          <w:rFonts w:ascii="Times New Roman" w:hAnsi="Times New Roman"/>
-        </w:rPr>
-        <w:t xml:space="preserve">!</w:t>
-      </w:r>
-      <w:r>
-        <w:rPr>
-          <w:rStyle w:val="NormalTok"/>
-          <w:rFonts w:ascii="Times New Roman" w:hAnsi="Times New Roman"/>
-        </w:rPr>
-        <w:t xml:space="preserve">result) </w:t>
-      </w:r>
-      <w:r>
-        <w:rPr>
-          <w:rStyle w:val="ControlFlowTok"/>
-          <w:rFonts w:ascii="Times New Roman" w:hAnsi="Times New Roman"/>
-        </w:rPr>
-        <w:t xml:space="preserve">throw</w:t>
-      </w:r>
-      <w:r>
-        <w:rPr>
-          <w:rStyle w:val="NormalTok"/>
-          <w:rFonts w:ascii="Times New Roman" w:hAnsi="Times New Roman"/>
-        </w:rPr>
-        <w:t xml:space="preserve"> </w:t>
-      </w:r>
-      <w:r>
-        <w:rPr>
-          <w:rStyle w:val="KeywordTok"/>
-          <w:rFonts w:ascii="Times New Roman" w:hAnsi="Times New Roman"/>
-        </w:rPr>
-        <w:t xml:space="preserve">new</w:t>
-      </w:r>
-      <w:r>
-        <w:rPr>
-          <w:rStyle w:val="NormalTok"/>
-          <w:rFonts w:ascii="Times New Roman" w:hAnsi="Times New Roman"/>
-        </w:rPr>
-        <w:t xml:space="preserve"> </w:t>
-      </w:r>
-      <w:r>
-        <w:rPr>
-          <w:rStyle w:val="BuiltInTok"/>
-          <w:rFonts w:ascii="Times New Roman" w:hAnsi="Times New Roman"/>
-        </w:rPr>
-        <w:t xml:space="preserve">Error</w:t>
-      </w:r>
-      <w:r>
-        <w:rPr>
-          <w:rStyle w:val="NormalTok"/>
-          <w:rFonts w:ascii="Times New Roman" w:hAnsi="Times New Roman"/>
-        </w:rPr>
-        <w:t xml:space="preserve">(</w:t>
-      </w:r>
-      <w:r>
-        <w:rPr>
-          <w:rStyle w:val="StringTok"/>
-          <w:rFonts w:ascii="Times New Roman" w:hAnsi="Times New Roman"/>
-        </w:rPr>
-        <w:t xml:space="preserve">"Kiểm chứng lỗi vui lòng thử lại!"</w:t>
-      </w:r>
-      <w:r>
-        <w:rPr>
-          <w:rStyle w:val="NormalTok"/>
-          <w:rFonts w:ascii="Times New Roman" w:hAnsi="Times New Roman"/>
-        </w:rPr>
-        <w:t xml:space="preserve">)</w:t>
-      </w:r>
-      <w:r>
-        <w:rPr>
-          <w:rStyle w:val="OperatorTok"/>
-          <w:rFonts w:ascii="Times New Roman" w:hAnsi="Times New Roman"/>
-        </w:rPr>
-        <w:t xml:space="preserve">;</w:t>
-      </w:r>
-      <w:r>
-        <w:rPr>
-          <w:rFonts w:ascii="Times New Roman" w:hAnsi="Times New Roman"/>
-        </w:rPr>
-        <w:br/>
-      </w:r>
-      <w:r>
-        <w:rPr>
-          <w:rStyle w:val="DecValTok"/>
-          <w:rFonts w:ascii="Times New Roman" w:hAnsi="Times New Roman"/>
-        </w:rPr>
-        <w:t xml:space="preserve">18</w:t>
-      </w:r>
-      <w:r>
-        <w:rPr>
-          <w:rStyle w:val="OperatorTok"/>
-          <w:rFonts w:ascii="Times New Roman" w:hAnsi="Times New Roman"/>
-        </w:rPr>
-        <w:t xml:space="preserve">:</w:t>
-      </w:r>
-      <w:r>
-        <w:rPr>
-          <w:rStyle w:val="NormalTok"/>
-          <w:rFonts w:ascii="Times New Roman" w:hAnsi="Times New Roman"/>
-        </w:rPr>
-        <w:t xml:space="preserve"> </w:t>
       </w:r>
       <w:r>
         <w:rPr>
@@ -1785,10 +1757,10 @@
         </w:tblBorders>
       </w:tblPr>
       <w:tblGrid>
-        <w:gridCol w:w="1980"/>
-        <w:gridCol w:w="1980"/>
-        <w:gridCol w:w="1980"/>
-        <w:gridCol w:w="1980"/>
+        <w:gridCol w:w="322"/>
+        <w:gridCol w:w="381"/>
+        <w:gridCol w:w="6453"/>
+        <w:gridCol w:w="762"/>
       </w:tblGrid>
       <w:tr>
         <w:trPr>
@@ -2347,7 +2319,7 @@
       </w:r>
     </w:p>
     <w:bookmarkEnd w:id="12"/>
-    <w:bookmarkStart w:id="13" w:name="Xe42e399ce60b41f6018852adf0777efeec0315d"/>
+    <w:bookmarkStart w:id="13" w:name="đồ-thị-dòng-điều-khiển"/>
     <w:p>
       <w:pPr>
         <w:pStyle w:val="Heading3"/>
@@ -2357,7 +2329,7 @@
         <w:rPr>
           <w:rFonts w:ascii="Times New Roman" w:hAnsi="Times New Roman"/>
         </w:rPr>
-        <w:t xml:space="preserve">2.2. Đồ thị dòng điều khiển (Control Flow Graph - CFG)</w:t>
+        <w:t xml:space="preserve">2.2. Đồ thị dòng điều khiển</w:t>
       </w:r>
     </w:p>
     <w:p>
@@ -2393,22 +2365,15 @@
       </w:r>
       <w:r>
         <w:rPr>
+          <w:rFonts w:ascii="Times New Roman" w:hAnsi="Times New Roman"/>
+        </w:rPr>
+        <w:br/>
+      </w:r>
+      <w:r>
+        <w:rPr>
           <w:rStyle w:val="VerbatimChar"/>
           <w:rFonts w:ascii="Times New Roman" w:hAnsi="Times New Roman"/>
         </w:rPr>
-        <w:t xml:space="preserve">    </w:t>
-      </w:r>
-      <w:r>
-        <w:rPr>
-          <w:rFonts w:ascii="Times New Roman" w:hAnsi="Times New Roman"/>
-        </w:rPr>
-        <w:br/>
-      </w:r>
-      <w:r>
-        <w:rPr>
-          <w:rStyle w:val="VerbatimChar"/>
-          <w:rFonts w:ascii="Times New Roman" w:hAnsi="Times New Roman"/>
-        </w:rPr>
         <w:t xml:space="preserve">    N1 --&gt; N2["Node 2: if (!result)"]</w:t>
       </w:r>
       <w:r>
@@ -2416,13 +2381,6 @@
           <w:rFonts w:ascii="Times New Roman" w:hAnsi="Times New Roman"/>
         </w:rPr>
         <w:br/>
-      </w:r>
-      <w:r>
-        <w:rPr>
-          <w:rStyle w:val="VerbatimChar"/>
-          <w:rFonts w:ascii="Times New Roman" w:hAnsi="Times New Roman"/>
-        </w:rPr>
-        <w:t xml:space="preserve">    </w:t>
       </w:r>
       <w:r>
         <w:rPr>
@@ -2648,17 +2606,21 @@
         </w:rPr>
         <w:t xml:space="preserve">Trong đó:</w:t>
       </w:r>
-      <w:r>
-        <w:rPr>
-          <w:rFonts w:ascii="Times New Roman" w:hAnsi="Times New Roman"/>
-        </w:rPr>
-        <w:t xml:space="preserve"> </w:t>
-      </w:r>
-      <w:r>
-        <w:rPr>
-          <w:rFonts w:ascii="Times New Roman" w:hAnsi="Times New Roman"/>
-        </w:rPr>
-        <w:t xml:space="preserve">- Số đỉnh (Nodes)</w:t>
+    </w:p>
+    <w:p>
+      <w:pPr>
+        <w:pStyle w:val="Compact"/>
+        <w:numPr>
+          <w:ilvl w:val="0"/>
+          <w:numId w:val="1002"/>
+        </w:numPr>
+        <w:spacing w:line="276" w:lineRule="auto" w:after="80"/>
+      </w:pPr>
+      <w:r>
+        <w:rPr>
+          <w:rFonts w:ascii="Times New Roman" w:hAnsi="Times New Roman"/>
+        </w:rPr>
+        <w:t xml:space="preserve">Số đỉnh (Nodes)</w:t>
       </w:r>
       <w:r>
         <w:rPr>
@@ -2692,17 +2654,21 @@
         </w:rPr>
         <w:t xml:space="preserve">(Node 1, Node 2, Node 3, Node 4)</w:t>
       </w:r>
-      <w:r>
-        <w:rPr>
-          <w:rFonts w:ascii="Times New Roman" w:hAnsi="Times New Roman"/>
-        </w:rPr>
-        <w:t xml:space="preserve"> </w:t>
-      </w:r>
-      <w:r>
-        <w:rPr>
-          <w:rFonts w:ascii="Times New Roman" w:hAnsi="Times New Roman"/>
-        </w:rPr>
-        <w:t xml:space="preserve">- Số cung (Edges)</w:t>
+    </w:p>
+    <w:p>
+      <w:pPr>
+        <w:pStyle w:val="Compact"/>
+        <w:numPr>
+          <w:ilvl w:val="0"/>
+          <w:numId w:val="1002"/>
+        </w:numPr>
+        <w:spacing w:line="276" w:lineRule="auto" w:after="80"/>
+      </w:pPr>
+      <w:r>
+        <w:rPr>
+          <w:rFonts w:ascii="Times New Roman" w:hAnsi="Times New Roman"/>
+        </w:rPr>
+        <w:t xml:space="preserve">Số cung (Edges)</w:t>
       </w:r>
       <w:r>
         <w:rPr>
@@ -2866,17 +2832,21 @@
         </w:rPr>
         <w:t xml:space="preserve">N4)</w:t>
       </w:r>
-      <w:r>
-        <w:rPr>
-          <w:rFonts w:ascii="Times New Roman" w:hAnsi="Times New Roman"/>
-        </w:rPr>
-        <w:t xml:space="preserve"> </w:t>
-      </w:r>
-      <w:r>
-        <w:rPr>
-          <w:rFonts w:ascii="Times New Roman" w:hAnsi="Times New Roman"/>
-        </w:rPr>
-        <w:t xml:space="preserve">- Số thành phần liên thông</w:t>
+    </w:p>
+    <w:p>
+      <w:pPr>
+        <w:pStyle w:val="Compact"/>
+        <w:numPr>
+          <w:ilvl w:val="0"/>
+          <w:numId w:val="1002"/>
+        </w:numPr>
+        <w:spacing w:line="276" w:lineRule="auto" w:after="80"/>
+      </w:pPr>
+      <w:r>
+        <w:rPr>
+          <w:rFonts w:ascii="Times New Roman" w:hAnsi="Times New Roman"/>
+        </w:rPr>
+        <w:t xml:space="preserve">Số thành phần liên thông</w:t>
       </w:r>
       <w:r>
         <w:rPr>
@@ -2901,7 +2871,7 @@
     </w:p>
     <w:p>
       <w:pPr>
-        <w:pStyle w:val="BodyText"/>
+        <w:pStyle w:val="FirstParagraph"/>
         <w:spacing w:line="276" w:lineRule="auto" w:after="80"/>
       </w:pPr>
       <w:r>
@@ -3121,24 +3091,16 @@
         </w:rPr>
         <w:t xml:space="preserve">Trong đó:</w:t>
       </w:r>
-      <w:r>
-        <w:rPr>
-          <w:rFonts w:ascii="Times New Roman" w:hAnsi="Times New Roman"/>
-        </w:rPr>
-        <w:t xml:space="preserve"> </w:t>
-      </w:r>
-      <w:r>
-        <w:rPr>
-          <w:rFonts w:ascii="Times New Roman" w:hAnsi="Times New Roman"/>
-        </w:rPr>
-        <w:t xml:space="preserve">-</w:t>
-      </w:r>
-      <w:r>
-        <w:rPr>
-          <w:rFonts w:ascii="Times New Roman" w:hAnsi="Times New Roman"/>
-        </w:rPr>
-        <w:t xml:space="preserve"> </w:t>
-      </w:r>
+    </w:p>
+    <w:p>
+      <w:pPr>
+        <w:pStyle w:val="Compact"/>
+        <w:numPr>
+          <w:ilvl w:val="0"/>
+          <w:numId w:val="1003"/>
+        </w:numPr>
+        <w:spacing w:line="276" w:lineRule="auto" w:after="80"/>
+      </w:pPr>
       <m:oMath>
         <m:sSub>
           <m:e>
@@ -3165,17 +3127,21 @@
         </w:rPr>
         <w:t xml:space="preserve">là số nút vị từ rẽ nhánh nhị phân True/False.</w:t>
       </w:r>
-      <w:r>
-        <w:rPr>
-          <w:rFonts w:ascii="Times New Roman" w:hAnsi="Times New Roman"/>
-        </w:rPr>
-        <w:t xml:space="preserve"> </w:t>
-      </w:r>
-      <w:r>
-        <w:rPr>
-          <w:rFonts w:ascii="Times New Roman" w:hAnsi="Times New Roman"/>
-        </w:rPr>
-        <w:t xml:space="preserve">- Chỉ có 1 vị từ tại</w:t>
+    </w:p>
+    <w:p>
+      <w:pPr>
+        <w:pStyle w:val="Compact"/>
+        <w:numPr>
+          <w:ilvl w:val="0"/>
+          <w:numId w:val="1003"/>
+        </w:numPr>
+        <w:spacing w:line="276" w:lineRule="auto" w:after="80"/>
+      </w:pPr>
+      <w:r>
+        <w:rPr>
+          <w:rFonts w:ascii="Times New Roman" w:hAnsi="Times New Roman"/>
+        </w:rPr>
+        <w:t xml:space="preserve">Chỉ có 1 vị từ tại</w:t>
       </w:r>
       <w:r>
         <w:rPr>
@@ -3216,17 +3182,21 @@
         </w:rPr>
         <w:t xml:space="preserve">.</w:t>
       </w:r>
-      <w:r>
-        <w:rPr>
-          <w:rFonts w:ascii="Times New Roman" w:hAnsi="Times New Roman"/>
-        </w:rPr>
-        <w:t xml:space="preserve"> </w:t>
-      </w:r>
-      <w:r>
-        <w:rPr>
-          <w:rFonts w:ascii="Times New Roman" w:hAnsi="Times New Roman"/>
-        </w:rPr>
-        <w:t xml:space="preserve">- Vậy</w:t>
+    </w:p>
+    <w:p>
+      <w:pPr>
+        <w:pStyle w:val="Compact"/>
+        <w:numPr>
+          <w:ilvl w:val="0"/>
+          <w:numId w:val="1003"/>
+        </w:numPr>
+        <w:spacing w:line="276" w:lineRule="auto" w:after="80"/>
+      </w:pPr>
+      <w:r>
+        <w:rPr>
+          <w:rFonts w:ascii="Times New Roman" w:hAnsi="Times New Roman"/>
+        </w:rPr>
+        <w:t xml:space="preserve">Vậy</w:t>
       </w:r>
       <w:r>
         <w:rPr>
@@ -3266,7 +3236,7 @@
     </w:p>
     <w:p>
       <w:pPr>
-        <w:pStyle w:val="BodyText"/>
+        <w:pStyle w:val="FirstParagraph"/>
         <w:spacing w:line="276" w:lineRule="auto" w:after="80"/>
       </w:pPr>
       <w:r>
@@ -3639,7 +3609,7 @@
           <w:b/>
           <w:bCs/>
         </w:rPr>
-        <w:t xml:space="preserve">2 đường dẫn cơ sở (Basis Paths)</w:t>
+        <w:t xml:space="preserve">2 đường dẫn cơ sở</w:t>
       </w:r>
       <w:r>
         <w:rPr>
@@ -3669,7 +3639,7 @@
     </w:p>
     <w:bookmarkEnd w:id="17"/>
     <w:bookmarkEnd w:id="18"/>
-    <w:bookmarkStart w:id="19" w:name="X9dcdcf333f8b61299b169214aed429395612791"/>
+    <w:bookmarkStart w:id="20" w:name="tập-đường-dẫn-cơ-sở"/>
     <w:p>
       <w:pPr>
         <w:pStyle w:val="Heading2"/>
@@ -3679,7 +3649,7 @@
         <w:rPr>
           <w:rFonts w:ascii="Times New Roman" w:hAnsi="Times New Roman"/>
         </w:rPr>
-        <w:t xml:space="preserve">4. TẬP ĐƯỜNG DẪN CƠ SỞ (INDEPENDENT BASIS PATHS)</w:t>
+        <w:t xml:space="preserve">4. TẬP ĐƯỜNG DẪN CƠ SỞ</w:t>
       </w:r>
     </w:p>
     <w:tbl>
@@ -3699,10 +3669,10 @@
         </w:tblBorders>
       </w:tblPr>
       <w:tblGrid>
-        <w:gridCol w:w="1980"/>
-        <w:gridCol w:w="1980"/>
-        <w:gridCol w:w="1980"/>
-        <w:gridCol w:w="1980"/>
+        <w:gridCol w:w="1119"/>
+        <w:gridCol w:w="1285"/>
+        <w:gridCol w:w="2819"/>
+        <w:gridCol w:w="2695"/>
       </w:tblGrid>
       <w:tr>
         <w:trPr>
@@ -4126,6 +4096,110 @@
         </w:tc>
       </w:tr>
     </w:tbl>
+    <w:bookmarkStart w:id="19" w:name="X6c9ac47d404a2e700854cd2250f4e8fb60c6357"/>
+    <w:p>
+      <w:pPr>
+        <w:pStyle w:val="Heading3"/>
+        <w:spacing w:line="276" w:lineRule="auto" w:after="80"/>
+      </w:pPr>
+      <w:r>
+        <w:rPr>
+          <w:rFonts w:ascii="Times New Roman" w:hAnsi="Times New Roman"/>
+        </w:rPr>
+        <w:t xml:space="preserve">4.1. Sơ đồ cây phân nhánh các đường dẫn cơ sở (Basis Paths Tree Diagram)</w:t>
+      </w:r>
+    </w:p>
+    <w:p>
+      <w:pPr>
+        <w:pStyle w:val="SourceCode"/>
+        <w:spacing w:line="276" w:lineRule="auto" w:after="80"/>
+      </w:pPr>
+      <w:r>
+        <w:rPr>
+          <w:rStyle w:val="VerbatimChar"/>
+          <w:rFonts w:ascii="Times New Roman" w:hAnsi="Times New Roman"/>
+        </w:rPr>
+        <w:t xml:space="preserve">graph TD</w:t>
+      </w:r>
+      <w:r>
+        <w:rPr>
+          <w:rFonts w:ascii="Times New Roman" w:hAnsi="Times New Roman"/>
+        </w:rPr>
+        <w:br/>
+      </w:r>
+      <w:r>
+        <w:rPr>
+          <w:rStyle w:val="VerbatimChar"/>
+          <w:rFonts w:ascii="Times New Roman" w:hAnsi="Times New Roman"/>
+        </w:rPr>
+        <w:t xml:space="preserve">    Root["Bắt đầu: execute(candidateID, dataVerification)"] --&gt; N1["Node 1: Khởi tạo Entity &amp; Chạy Promise.all"]</w:t>
+      </w:r>
+      <w:r>
+        <w:rPr>
+          <w:rFonts w:ascii="Times New Roman" w:hAnsi="Times New Roman"/>
+        </w:rPr>
+        <w:br/>
+      </w:r>
+      <w:r>
+        <w:rPr>
+          <w:rStyle w:val="VerbatimChar"/>
+          <w:rFonts w:ascii="Times New Roman" w:hAnsi="Times New Roman"/>
+        </w:rPr>
+        <w:t xml:space="preserve">    </w:t>
+      </w:r>
+      <w:r>
+        <w:rPr>
+          <w:rFonts w:ascii="Times New Roman" w:hAnsi="Times New Roman"/>
+        </w:rPr>
+        <w:br/>
+      </w:r>
+      <w:r>
+        <w:rPr>
+          <w:rStyle w:val="VerbatimChar"/>
+          <w:rFonts w:ascii="Times New Roman" w:hAnsi="Times New Roman"/>
+        </w:rPr>
+        <w:t xml:space="preserve">    N1 --&gt; N2{"Node 2: Kết quả tạo create (!result)?"}</w:t>
+      </w:r>
+      <w:r>
+        <w:rPr>
+          <w:rFonts w:ascii="Times New Roman" w:hAnsi="Times New Roman"/>
+        </w:rPr>
+        <w:br/>
+      </w:r>
+      <w:r>
+        <w:rPr>
+          <w:rStyle w:val="VerbatimChar"/>
+          <w:rFonts w:ascii="Times New Roman" w:hAnsi="Times New Roman"/>
+        </w:rPr>
+        <w:t xml:space="preserve">    </w:t>
+      </w:r>
+      <w:r>
+        <w:rPr>
+          <w:rFonts w:ascii="Times New Roman" w:hAnsi="Times New Roman"/>
+        </w:rPr>
+        <w:br/>
+      </w:r>
+      <w:r>
+        <w:rPr>
+          <w:rStyle w:val="VerbatimChar"/>
+          <w:rFonts w:ascii="Times New Roman" w:hAnsi="Times New Roman"/>
+        </w:rPr>
+        <w:t xml:space="preserve">    N2 -- "True (result falsy)" --&gt; P1["Path 1: Ném lỗi 'Kiểm chứng lỗi vui lòng thử lại!'"]</w:t>
+      </w:r>
+      <w:r>
+        <w:rPr>
+          <w:rFonts w:ascii="Times New Roman" w:hAnsi="Times New Roman"/>
+        </w:rPr>
+        <w:br/>
+      </w:r>
+      <w:r>
+        <w:rPr>
+          <w:rStyle w:val="VerbatimChar"/>
+          <w:rFonts w:ascii="Times New Roman" w:hAnsi="Times New Roman"/>
+        </w:rPr>
+        <w:t xml:space="preserve">    N2 -- "False (result hợp lệ)" --&gt; P2["Path 2: Gọi result.getDetail() &amp; Trả về kết quả (Happy Path)"]</w:t>
+      </w:r>
+    </w:p>
     <w:p>
       <w:pPr>
         <w:spacing w:line="276" w:lineRule="auto" w:after="80"/>
@@ -4140,7 +4214,8 @@
       </w:r>
     </w:p>
     <w:bookmarkEnd w:id="19"/>
-    <w:bookmarkStart w:id="23" w:name="Xb6572aa1beafe021c2909605ef9a5545dc954ee"/>
+    <w:bookmarkEnd w:id="20"/>
+    <w:bookmarkStart w:id="24" w:name="Xb6572aa1beafe021c2909605ef9a5545dc954ee"/>
     <w:p>
       <w:pPr>
         <w:pStyle w:val="Heading2"/>
@@ -4185,7 +4260,7 @@
         <w:t xml:space="preserve">:</w:t>
       </w:r>
     </w:p>
-    <w:bookmarkStart w:id="20" w:name="X3e3f7d5329be8e0f96935b60a22bcbe1c5d52a1"/>
+    <w:bookmarkStart w:id="21" w:name="X3e3f7d5329be8e0f96935b60a22bcbe1c5d52a1"/>
     <w:p>
       <w:pPr>
         <w:pStyle w:val="Heading3"/>
@@ -4203,7 +4278,7 @@
         <w:pStyle w:val="Compact"/>
         <w:numPr>
           <w:ilvl w:val="0"/>
-          <w:numId w:val="1002"/>
+          <w:numId w:val="1004"/>
         </w:numPr>
         <w:spacing w:line="276" w:lineRule="auto" w:after="80"/>
       </w:pPr>
@@ -4233,7 +4308,7 @@
         <w:pStyle w:val="Compact"/>
         <w:numPr>
           <w:ilvl w:val="0"/>
-          <w:numId w:val="1002"/>
+          <w:numId w:val="1004"/>
         </w:numPr>
         <w:spacing w:line="276" w:lineRule="auto" w:after="80"/>
       </w:pPr>
@@ -4263,7 +4338,7 @@
         <w:pStyle w:val="Compact"/>
         <w:numPr>
           <w:ilvl w:val="0"/>
-          <w:numId w:val="1002"/>
+          <w:numId w:val="1004"/>
         </w:numPr>
         <w:spacing w:line="276" w:lineRule="auto" w:after="80"/>
       </w:pPr>
@@ -4331,7 +4406,7 @@
         <w:pStyle w:val="Compact"/>
         <w:numPr>
           <w:ilvl w:val="0"/>
-          <w:numId w:val="1002"/>
+          <w:numId w:val="1004"/>
         </w:numPr>
         <w:spacing w:line="276" w:lineRule="auto" w:after="80"/>
       </w:pPr>
@@ -4364,8 +4439,8 @@
         <w:t xml:space="preserve">.</w:t>
       </w:r>
     </w:p>
-    <w:bookmarkEnd w:id="20"/>
-    <w:bookmarkStart w:id="21" w:name="X054ca38df8aa50781a8d2fe2b63d5a97c90aac4"/>
+    <w:bookmarkEnd w:id="21"/>
+    <w:bookmarkStart w:id="22" w:name="X054ca38df8aa50781a8d2fe2b63d5a97c90aac4"/>
     <w:p>
       <w:pPr>
         <w:pStyle w:val="Heading3"/>
@@ -4376,214 +4451,6 @@
           <w:rFonts w:ascii="Times New Roman" w:hAnsi="Times New Roman"/>
         </w:rPr>
         <w:t xml:space="preserve">5.2. Độ đo C2 (Branch / Decision Coverage - Bao phủ nhánh quyết định)</w:t>
-      </w:r>
-    </w:p>
-    <w:p>
-      <w:pPr>
-        <w:pStyle w:val="Compact"/>
-        <w:numPr>
-          <w:ilvl w:val="0"/>
-          <w:numId w:val="1003"/>
-        </w:numPr>
-        <w:spacing w:line="276" w:lineRule="auto" w:after="80"/>
-      </w:pPr>
-      <w:r>
-        <w:rPr>
-          <w:rFonts w:ascii="Times New Roman" w:hAnsi="Times New Roman"/>
-          <w:b/>
-          <w:bCs/>
-        </w:rPr>
-        <w:t xml:space="preserve">Định nghĩa:</w:t>
-      </w:r>
-      <w:r>
-        <w:rPr>
-          <w:rFonts w:ascii="Times New Roman" w:hAnsi="Times New Roman"/>
-        </w:rPr>
-        <w:t xml:space="preserve"> </w:t>
-      </w:r>
-      <w:r>
-        <w:rPr>
-          <w:rFonts w:ascii="Times New Roman" w:hAnsi="Times New Roman"/>
-        </w:rPr>
-        <w:t xml:space="preserve">Tất cả các nhánh rẽ Đúng (True) và Sai (False) của các điểm quyết định đều được thực thi ít nhất một lần.</w:t>
-      </w:r>
-    </w:p>
-    <w:p>
-      <w:pPr>
-        <w:pStyle w:val="Compact"/>
-        <w:numPr>
-          <w:ilvl w:val="0"/>
-          <w:numId w:val="1003"/>
-        </w:numPr>
-        <w:spacing w:line="276" w:lineRule="auto" w:after="80"/>
-      </w:pPr>
-      <w:r>
-        <w:rPr>
-          <w:rFonts w:ascii="Times New Roman" w:hAnsi="Times New Roman"/>
-          <w:b/>
-          <w:bCs/>
-        </w:rPr>
-        <w:t xml:space="preserve">Bao phủ:</w:t>
-      </w:r>
-    </w:p>
-    <w:p>
-      <w:pPr>
-        <w:pStyle w:val="Compact"/>
-        <w:numPr>
-          <w:ilvl w:val="1"/>
-          <w:numId w:val="1004"/>
-        </w:numPr>
-        <w:spacing w:line="276" w:lineRule="auto" w:after="80"/>
-      </w:pPr>
-      <w:r>
-        <w:rPr>
-          <w:rFonts w:ascii="Times New Roman" w:hAnsi="Times New Roman"/>
-        </w:rPr>
-        <w:t xml:space="preserve">Node 2 nhánh Đúng (</w:t>
-      </w:r>
-      <w:r>
-        <w:rPr>
-          <w:rStyle w:val="VerbatimChar"/>
-          <w:rFonts w:ascii="Times New Roman" w:hAnsi="Times New Roman"/>
-        </w:rPr>
-        <w:t xml:space="preserve">!result = True</w:t>
-      </w:r>
-      <w:r>
-        <w:rPr>
-          <w:rFonts w:ascii="Times New Roman" w:hAnsi="Times New Roman"/>
-        </w:rPr>
-        <w:t xml:space="preserve">):</w:t>
-      </w:r>
-      <w:r>
-        <w:rPr>
-          <w:rFonts w:ascii="Times New Roman" w:hAnsi="Times New Roman"/>
-        </w:rPr>
-        <w:t xml:space="preserve"> </w:t>
-      </w:r>
-      <w:r>
-        <w:rPr>
-          <w:rStyle w:val="VerbatimChar"/>
-          <w:rFonts w:ascii="Times New Roman" w:hAnsi="Times New Roman"/>
-        </w:rPr>
-        <w:t xml:space="preserve">TC_WB_01</w:t>
-      </w:r>
-      <w:r>
-        <w:rPr>
-          <w:rFonts w:ascii="Times New Roman" w:hAnsi="Times New Roman"/>
-        </w:rPr>
-        <w:t xml:space="preserve"> </w:t>
-      </w:r>
-      <w:r>
-        <w:rPr>
-          <w:rFonts w:ascii="Times New Roman" w:hAnsi="Times New Roman"/>
-        </w:rPr>
-        <w:t xml:space="preserve">rẽ sang Node 3.</w:t>
-      </w:r>
-    </w:p>
-    <w:p>
-      <w:pPr>
-        <w:pStyle w:val="Compact"/>
-        <w:numPr>
-          <w:ilvl w:val="1"/>
-          <w:numId w:val="1004"/>
-        </w:numPr>
-        <w:spacing w:line="276" w:lineRule="auto" w:after="80"/>
-      </w:pPr>
-      <w:r>
-        <w:rPr>
-          <w:rFonts w:ascii="Times New Roman" w:hAnsi="Times New Roman"/>
-        </w:rPr>
-        <w:t xml:space="preserve">Node 2 nhánh Sai (</w:t>
-      </w:r>
-      <w:r>
-        <w:rPr>
-          <w:rStyle w:val="VerbatimChar"/>
-          <w:rFonts w:ascii="Times New Roman" w:hAnsi="Times New Roman"/>
-        </w:rPr>
-        <w:t xml:space="preserve">!result = False</w:t>
-      </w:r>
-      <w:r>
-        <w:rPr>
-          <w:rFonts w:ascii="Times New Roman" w:hAnsi="Times New Roman"/>
-        </w:rPr>
-        <w:t xml:space="preserve">):</w:t>
-      </w:r>
-      <w:r>
-        <w:rPr>
-          <w:rFonts w:ascii="Times New Roman" w:hAnsi="Times New Roman"/>
-        </w:rPr>
-        <w:t xml:space="preserve"> </w:t>
-      </w:r>
-      <w:r>
-        <w:rPr>
-          <w:rStyle w:val="VerbatimChar"/>
-          <w:rFonts w:ascii="Times New Roman" w:hAnsi="Times New Roman"/>
-        </w:rPr>
-        <w:t xml:space="preserve">TC_WB_02</w:t>
-      </w:r>
-      <w:r>
-        <w:rPr>
-          <w:rFonts w:ascii="Times New Roman" w:hAnsi="Times New Roman"/>
-        </w:rPr>
-        <w:t xml:space="preserve"> </w:t>
-      </w:r>
-      <w:r>
-        <w:rPr>
-          <w:rFonts w:ascii="Times New Roman" w:hAnsi="Times New Roman"/>
-        </w:rPr>
-        <w:t xml:space="preserve">rẽ sang Node 4.</w:t>
-      </w:r>
-    </w:p>
-    <w:p>
-      <w:pPr>
-        <w:pStyle w:val="Compact"/>
-        <w:numPr>
-          <w:ilvl w:val="0"/>
-          <w:numId w:val="1003"/>
-        </w:numPr>
-        <w:spacing w:line="276" w:lineRule="auto" w:after="80"/>
-      </w:pPr>
-      <w:r>
-        <w:rPr>
-          <w:rFonts w:ascii="Times New Roman" w:hAnsi="Times New Roman"/>
-          <w:b/>
-          <w:bCs/>
-        </w:rPr>
-        <w:t xml:space="preserve">Mức độ đạt được:</w:t>
-      </w:r>
-      <w:r>
-        <w:rPr>
-          <w:rFonts w:ascii="Times New Roman" w:hAnsi="Times New Roman"/>
-        </w:rPr>
-        <w:t xml:space="preserve"> </w:t>
-      </w:r>
-      <w:r>
-        <w:rPr>
-          <w:rFonts w:ascii="Times New Roman" w:hAnsi="Times New Roman"/>
-          <w:b/>
-          <w:bCs/>
-        </w:rPr>
-        <w:t xml:space="preserve">100% C2 (2/2 nhánh True/False)</w:t>
-      </w:r>
-      <w:r>
-        <w:rPr>
-          <w:rFonts w:ascii="Times New Roman" w:hAnsi="Times New Roman"/>
-        </w:rPr>
-        <w:t xml:space="preserve">.</w:t>
-      </w:r>
-    </w:p>
-    <w:bookmarkEnd w:id="21"/>
-    <w:bookmarkStart w:id="22" w:name="Xc113c1e629816d8ac376a781a5c95f47670a091"/>
-    <w:p>
-      <w:pPr>
-        <w:pStyle w:val="Heading3"/>
-        <w:spacing w:line="276" w:lineRule="auto" w:after="80"/>
-      </w:pPr>
-      <w:r>
-        <w:rPr>
-          <w:rFonts w:ascii="Times New Roman" w:hAnsi="Times New Roman"/>
-        </w:rPr>
-        <w:t xml:space="preserve">5.3. Độ đo C3 (Condition Coverage - Bao phủ điều kiện con)</w:t>
       </w:r>
     </w:p>
     <w:p>
@@ -4598,6 +4465,214 @@
       <w:r>
         <w:rPr>
           <w:rFonts w:ascii="Times New Roman" w:hAnsi="Times New Roman"/>
+          <w:b/>
+          <w:bCs/>
+        </w:rPr>
+        <w:t xml:space="preserve">Định nghĩa:</w:t>
+      </w:r>
+      <w:r>
+        <w:rPr>
+          <w:rFonts w:ascii="Times New Roman" w:hAnsi="Times New Roman"/>
+        </w:rPr>
+        <w:t xml:space="preserve"> </w:t>
+      </w:r>
+      <w:r>
+        <w:rPr>
+          <w:rFonts w:ascii="Times New Roman" w:hAnsi="Times New Roman"/>
+        </w:rPr>
+        <w:t xml:space="preserve">Tất cả các nhánh rẽ Đúng (True) và Sai (False) của các điểm quyết định đều được thực thi ít nhất một lần.</w:t>
+      </w:r>
+    </w:p>
+    <w:p>
+      <w:pPr>
+        <w:pStyle w:val="Compact"/>
+        <w:numPr>
+          <w:ilvl w:val="0"/>
+          <w:numId w:val="1005"/>
+        </w:numPr>
+        <w:spacing w:line="276" w:lineRule="auto" w:after="80"/>
+      </w:pPr>
+      <w:r>
+        <w:rPr>
+          <w:rFonts w:ascii="Times New Roman" w:hAnsi="Times New Roman"/>
+          <w:b/>
+          <w:bCs/>
+        </w:rPr>
+        <w:t xml:space="preserve">Bao phủ:</w:t>
+      </w:r>
+    </w:p>
+    <w:p>
+      <w:pPr>
+        <w:pStyle w:val="Compact"/>
+        <w:numPr>
+          <w:ilvl w:val="1"/>
+          <w:numId w:val="1006"/>
+        </w:numPr>
+        <w:spacing w:line="276" w:lineRule="auto" w:after="80"/>
+      </w:pPr>
+      <w:r>
+        <w:rPr>
+          <w:rFonts w:ascii="Times New Roman" w:hAnsi="Times New Roman"/>
+        </w:rPr>
+        <w:t xml:space="preserve">Node 2 nhánh Đúng (</w:t>
+      </w:r>
+      <w:r>
+        <w:rPr>
+          <w:rStyle w:val="VerbatimChar"/>
+          <w:rFonts w:ascii="Times New Roman" w:hAnsi="Times New Roman"/>
+        </w:rPr>
+        <w:t xml:space="preserve">!result = True</w:t>
+      </w:r>
+      <w:r>
+        <w:rPr>
+          <w:rFonts w:ascii="Times New Roman" w:hAnsi="Times New Roman"/>
+        </w:rPr>
+        <w:t xml:space="preserve">):</w:t>
+      </w:r>
+      <w:r>
+        <w:rPr>
+          <w:rFonts w:ascii="Times New Roman" w:hAnsi="Times New Roman"/>
+        </w:rPr>
+        <w:t xml:space="preserve"> </w:t>
+      </w:r>
+      <w:r>
+        <w:rPr>
+          <w:rStyle w:val="VerbatimChar"/>
+          <w:rFonts w:ascii="Times New Roman" w:hAnsi="Times New Roman"/>
+        </w:rPr>
+        <w:t xml:space="preserve">TC_WB_01</w:t>
+      </w:r>
+      <w:r>
+        <w:rPr>
+          <w:rFonts w:ascii="Times New Roman" w:hAnsi="Times New Roman"/>
+        </w:rPr>
+        <w:t xml:space="preserve"> </w:t>
+      </w:r>
+      <w:r>
+        <w:rPr>
+          <w:rFonts w:ascii="Times New Roman" w:hAnsi="Times New Roman"/>
+        </w:rPr>
+        <w:t xml:space="preserve">rẽ sang Node 3.</w:t>
+      </w:r>
+    </w:p>
+    <w:p>
+      <w:pPr>
+        <w:pStyle w:val="Compact"/>
+        <w:numPr>
+          <w:ilvl w:val="1"/>
+          <w:numId w:val="1006"/>
+        </w:numPr>
+        <w:spacing w:line="276" w:lineRule="auto" w:after="80"/>
+      </w:pPr>
+      <w:r>
+        <w:rPr>
+          <w:rFonts w:ascii="Times New Roman" w:hAnsi="Times New Roman"/>
+        </w:rPr>
+        <w:t xml:space="preserve">Node 2 nhánh Sai (</w:t>
+      </w:r>
+      <w:r>
+        <w:rPr>
+          <w:rStyle w:val="VerbatimChar"/>
+          <w:rFonts w:ascii="Times New Roman" w:hAnsi="Times New Roman"/>
+        </w:rPr>
+        <w:t xml:space="preserve">!result = False</w:t>
+      </w:r>
+      <w:r>
+        <w:rPr>
+          <w:rFonts w:ascii="Times New Roman" w:hAnsi="Times New Roman"/>
+        </w:rPr>
+        <w:t xml:space="preserve">):</w:t>
+      </w:r>
+      <w:r>
+        <w:rPr>
+          <w:rFonts w:ascii="Times New Roman" w:hAnsi="Times New Roman"/>
+        </w:rPr>
+        <w:t xml:space="preserve"> </w:t>
+      </w:r>
+      <w:r>
+        <w:rPr>
+          <w:rStyle w:val="VerbatimChar"/>
+          <w:rFonts w:ascii="Times New Roman" w:hAnsi="Times New Roman"/>
+        </w:rPr>
+        <w:t xml:space="preserve">TC_WB_02</w:t>
+      </w:r>
+      <w:r>
+        <w:rPr>
+          <w:rFonts w:ascii="Times New Roman" w:hAnsi="Times New Roman"/>
+        </w:rPr>
+        <w:t xml:space="preserve"> </w:t>
+      </w:r>
+      <w:r>
+        <w:rPr>
+          <w:rFonts w:ascii="Times New Roman" w:hAnsi="Times New Roman"/>
+        </w:rPr>
+        <w:t xml:space="preserve">rẽ sang Node 4.</w:t>
+      </w:r>
+    </w:p>
+    <w:p>
+      <w:pPr>
+        <w:pStyle w:val="Compact"/>
+        <w:numPr>
+          <w:ilvl w:val="0"/>
+          <w:numId w:val="1005"/>
+        </w:numPr>
+        <w:spacing w:line="276" w:lineRule="auto" w:after="80"/>
+      </w:pPr>
+      <w:r>
+        <w:rPr>
+          <w:rFonts w:ascii="Times New Roman" w:hAnsi="Times New Roman"/>
+          <w:b/>
+          <w:bCs/>
+        </w:rPr>
+        <w:t xml:space="preserve">Mức độ đạt được:</w:t>
+      </w:r>
+      <w:r>
+        <w:rPr>
+          <w:rFonts w:ascii="Times New Roman" w:hAnsi="Times New Roman"/>
+        </w:rPr>
+        <w:t xml:space="preserve"> </w:t>
+      </w:r>
+      <w:r>
+        <w:rPr>
+          <w:rFonts w:ascii="Times New Roman" w:hAnsi="Times New Roman"/>
+          <w:b/>
+          <w:bCs/>
+        </w:rPr>
+        <w:t xml:space="preserve">100% C2 (2/2 nhánh True/False)</w:t>
+      </w:r>
+      <w:r>
+        <w:rPr>
+          <w:rFonts w:ascii="Times New Roman" w:hAnsi="Times New Roman"/>
+        </w:rPr>
+        <w:t xml:space="preserve">.</w:t>
+      </w:r>
+    </w:p>
+    <w:bookmarkEnd w:id="22"/>
+    <w:bookmarkStart w:id="23" w:name="Xc113c1e629816d8ac376a781a5c95f47670a091"/>
+    <w:p>
+      <w:pPr>
+        <w:pStyle w:val="Heading3"/>
+        <w:spacing w:line="276" w:lineRule="auto" w:after="80"/>
+      </w:pPr>
+      <w:r>
+        <w:rPr>
+          <w:rFonts w:ascii="Times New Roman" w:hAnsi="Times New Roman"/>
+        </w:rPr>
+        <w:t xml:space="preserve">5.3. Độ đo C3 (Condition Coverage - Bao phủ điều kiện con)</w:t>
+      </w:r>
+    </w:p>
+    <w:p>
+      <w:pPr>
+        <w:pStyle w:val="Compact"/>
+        <w:numPr>
+          <w:ilvl w:val="0"/>
+          <w:numId w:val="1007"/>
+        </w:numPr>
+        <w:spacing w:line="276" w:lineRule="auto" w:after="80"/>
+      </w:pPr>
+      <w:r>
+        <w:rPr>
+          <w:rFonts w:ascii="Times New Roman" w:hAnsi="Times New Roman"/>
         </w:rPr>
         <w:t xml:space="preserve">Biểu thức tại Node 2 là điều kiện đơn nhị phân (</w:t>
       </w:r>
@@ -4648,9 +4723,9 @@
         </w:pict>
       </w:r>
     </w:p>
-    <w:bookmarkEnd w:id="22"/>
     <w:bookmarkEnd w:id="23"/>
-    <w:bookmarkStart w:id="24" w:name="X2b67d4bc2025038a1e86f51b51be31fb441df33"/>
+    <w:bookmarkEnd w:id="24"/>
+    <w:bookmarkStart w:id="26" w:name="X2b67d4bc2025038a1e86f51b51be31fb441df33"/>
     <w:p>
       <w:pPr>
         <w:pStyle w:val="Heading2"/>
@@ -4692,11 +4767,11 @@
         </w:tblBorders>
       </w:tblPr>
       <w:tblGrid>
-        <w:gridCol w:w="1584"/>
-        <w:gridCol w:w="1584"/>
-        <w:gridCol w:w="1584"/>
-        <w:gridCol w:w="1584"/>
-        <w:gridCol w:w="1584"/>
+        <w:gridCol w:w="611"/>
+        <w:gridCol w:w="815"/>
+        <w:gridCol w:w="2345"/>
+        <w:gridCol w:w="1087"/>
+        <w:gridCol w:w="3059"/>
       </w:tblGrid>
       <w:tr>
         <w:trPr>
@@ -5384,6 +5459,297 @@
         </w:tc>
       </w:tr>
     </w:tbl>
+    <w:bookmarkStart w:id="25" w:name="X5aadb50938bd1a5e0c62a8dc897b023ca9a4b24"/>
+    <w:p>
+      <w:pPr>
+        <w:pStyle w:val="Heading3"/>
+        <w:spacing w:line="276" w:lineRule="auto" w:after="80"/>
+      </w:pPr>
+      <w:r>
+        <w:rPr>
+          <w:rFonts w:ascii="Times New Roman" w:hAnsi="Times New Roman"/>
+        </w:rPr>
+        <w:t xml:space="preserve">6.1. Sơ đồ dòng dữ liệu Def-Use của các biến chính (Data Flow Diagram)</w:t>
+      </w:r>
+    </w:p>
+    <w:p>
+      <w:pPr>
+        <w:pStyle w:val="SourceCode"/>
+        <w:spacing w:line="276" w:lineRule="auto" w:after="80"/>
+      </w:pPr>
+      <w:r>
+        <w:rPr>
+          <w:rStyle w:val="VerbatimChar"/>
+          <w:rFonts w:ascii="Times New Roman" w:hAnsi="Times New Roman"/>
+        </w:rPr>
+        <w:t xml:space="preserve">flowchart LR</w:t>
+      </w:r>
+      <w:r>
+        <w:rPr>
+          <w:rFonts w:ascii="Times New Roman" w:hAnsi="Times New Roman"/>
+        </w:rPr>
+        <w:br/>
+      </w:r>
+      <w:r>
+        <w:rPr>
+          <w:rStyle w:val="VerbatimChar"/>
+          <w:rFonts w:ascii="Times New Roman" w:hAnsi="Times New Roman"/>
+        </w:rPr>
+        <w:t xml:space="preserve">    subgraph DefArea ["1. Định nghĩa (def)"]</w:t>
+      </w:r>
+      <w:r>
+        <w:rPr>
+          <w:rFonts w:ascii="Times New Roman" w:hAnsi="Times New Roman"/>
+        </w:rPr>
+        <w:br/>
+      </w:r>
+      <w:r>
+        <w:rPr>
+          <w:rStyle w:val="VerbatimChar"/>
+          <w:rFonts w:ascii="Times New Roman" w:hAnsi="Times New Roman"/>
+        </w:rPr>
+        <w:t xml:space="preserve">        D1["def: candidateID, dataVerification (Input)"]</w:t>
+      </w:r>
+      <w:r>
+        <w:rPr>
+          <w:rFonts w:ascii="Times New Roman" w:hAnsi="Times New Roman"/>
+        </w:rPr>
+        <w:br/>
+      </w:r>
+      <w:r>
+        <w:rPr>
+          <w:rStyle w:val="VerbatimChar"/>
+          <w:rFonts w:ascii="Times New Roman" w:hAnsi="Times New Roman"/>
+        </w:rPr>
+        <w:t xml:space="preserve">        D2["def: verification (Entity.create)"]</w:t>
+      </w:r>
+      <w:r>
+        <w:rPr>
+          <w:rFonts w:ascii="Times New Roman" w:hAnsi="Times New Roman"/>
+        </w:rPr>
+        <w:br/>
+      </w:r>
+      <w:r>
+        <w:rPr>
+          <w:rStyle w:val="VerbatimChar"/>
+          <w:rFonts w:ascii="Times New Roman" w:hAnsi="Times New Roman"/>
+        </w:rPr>
+        <w:t xml:space="preserve">        D3["def: result (Promise.all)"]</w:t>
+      </w:r>
+      <w:r>
+        <w:rPr>
+          <w:rFonts w:ascii="Times New Roman" w:hAnsi="Times New Roman"/>
+        </w:rPr>
+        <w:br/>
+      </w:r>
+      <w:r>
+        <w:rPr>
+          <w:rStyle w:val="VerbatimChar"/>
+          <w:rFonts w:ascii="Times New Roman" w:hAnsi="Times New Roman"/>
+        </w:rPr>
+        <w:t xml:space="preserve">    end</w:t>
+      </w:r>
+      <w:r>
+        <w:rPr>
+          <w:rFonts w:ascii="Times New Roman" w:hAnsi="Times New Roman"/>
+        </w:rPr>
+        <w:br/>
+      </w:r>
+      <w:r>
+        <w:rPr>
+          <w:rFonts w:ascii="Times New Roman" w:hAnsi="Times New Roman"/>
+        </w:rPr>
+        <w:br/>
+      </w:r>
+      <w:r>
+        <w:rPr>
+          <w:rStyle w:val="VerbatimChar"/>
+          <w:rFonts w:ascii="Times New Roman" w:hAnsi="Times New Roman"/>
+        </w:rPr>
+        <w:t xml:space="preserve">    subgraph PUseArea ["2. Điều kiện rẽ nhánh (p-use)"]</w:t>
+      </w:r>
+      <w:r>
+        <w:rPr>
+          <w:rFonts w:ascii="Times New Roman" w:hAnsi="Times New Roman"/>
+        </w:rPr>
+        <w:br/>
+      </w:r>
+      <w:r>
+        <w:rPr>
+          <w:rStyle w:val="VerbatimChar"/>
+          <w:rFonts w:ascii="Times New Roman" w:hAnsi="Times New Roman"/>
+        </w:rPr>
+        <w:t xml:space="preserve">        P1{"p-use: if (!result) [Node 2]"}</w:t>
+      </w:r>
+      <w:r>
+        <w:rPr>
+          <w:rFonts w:ascii="Times New Roman" w:hAnsi="Times New Roman"/>
+        </w:rPr>
+        <w:br/>
+      </w:r>
+      <w:r>
+        <w:rPr>
+          <w:rStyle w:val="VerbatimChar"/>
+          <w:rFonts w:ascii="Times New Roman" w:hAnsi="Times New Roman"/>
+        </w:rPr>
+        <w:t xml:space="preserve">    end</w:t>
+      </w:r>
+      <w:r>
+        <w:rPr>
+          <w:rFonts w:ascii="Times New Roman" w:hAnsi="Times New Roman"/>
+        </w:rPr>
+        <w:br/>
+      </w:r>
+      <w:r>
+        <w:rPr>
+          <w:rFonts w:ascii="Times New Roman" w:hAnsi="Times New Roman"/>
+        </w:rPr>
+        <w:br/>
+      </w:r>
+      <w:r>
+        <w:rPr>
+          <w:rStyle w:val="VerbatimChar"/>
+          <w:rFonts w:ascii="Times New Roman" w:hAnsi="Times New Roman"/>
+        </w:rPr>
+        <w:t xml:space="preserve">    subgraph CUseArea ["3. Sử dụng tính toán / Lưu DB (c-use)"]</w:t>
+      </w:r>
+      <w:r>
+        <w:rPr>
+          <w:rFonts w:ascii="Times New Roman" w:hAnsi="Times New Roman"/>
+        </w:rPr>
+        <w:br/>
+      </w:r>
+      <w:r>
+        <w:rPr>
+          <w:rStyle w:val="VerbatimChar"/>
+          <w:rFonts w:ascii="Times New Roman" w:hAnsi="Times New Roman"/>
+        </w:rPr>
+        <w:t xml:space="preserve">        C1["c-use: VerificationEntity.create(...)"]</w:t>
+      </w:r>
+      <w:r>
+        <w:rPr>
+          <w:rFonts w:ascii="Times New Roman" w:hAnsi="Times New Roman"/>
+        </w:rPr>
+        <w:br/>
+      </w:r>
+      <w:r>
+        <w:rPr>
+          <w:rStyle w:val="VerbatimChar"/>
+          <w:rFonts w:ascii="Times New Roman" w:hAnsi="Times New Roman"/>
+        </w:rPr>
+        <w:t xml:space="preserve">        C2["c-use: candidateRepo.create(verification)"]</w:t>
+      </w:r>
+      <w:r>
+        <w:rPr>
+          <w:rFonts w:ascii="Times New Roman" w:hAnsi="Times New Roman"/>
+        </w:rPr>
+        <w:br/>
+      </w:r>
+      <w:r>
+        <w:rPr>
+          <w:rStyle w:val="VerbatimChar"/>
+          <w:rFonts w:ascii="Times New Roman" w:hAnsi="Times New Roman"/>
+        </w:rPr>
+        <w:t xml:space="preserve">        C3["c-use: candidateRepo.updateIsVerify(candidateID, true)"]</w:t>
+      </w:r>
+      <w:r>
+        <w:rPr>
+          <w:rFonts w:ascii="Times New Roman" w:hAnsi="Times New Roman"/>
+        </w:rPr>
+        <w:br/>
+      </w:r>
+      <w:r>
+        <w:rPr>
+          <w:rStyle w:val="VerbatimChar"/>
+          <w:rFonts w:ascii="Times New Roman" w:hAnsi="Times New Roman"/>
+        </w:rPr>
+        <w:t xml:space="preserve">        C4["c-use: return result.getDetail() [Node 4]"]</w:t>
+      </w:r>
+      <w:r>
+        <w:rPr>
+          <w:rFonts w:ascii="Times New Roman" w:hAnsi="Times New Roman"/>
+        </w:rPr>
+        <w:br/>
+      </w:r>
+      <w:r>
+        <w:rPr>
+          <w:rStyle w:val="VerbatimChar"/>
+          <w:rFonts w:ascii="Times New Roman" w:hAnsi="Times New Roman"/>
+        </w:rPr>
+        <w:t xml:space="preserve">    end</w:t>
+      </w:r>
+      <w:r>
+        <w:rPr>
+          <w:rFonts w:ascii="Times New Roman" w:hAnsi="Times New Roman"/>
+        </w:rPr>
+        <w:br/>
+      </w:r>
+      <w:r>
+        <w:rPr>
+          <w:rFonts w:ascii="Times New Roman" w:hAnsi="Times New Roman"/>
+        </w:rPr>
+        <w:br/>
+      </w:r>
+      <w:r>
+        <w:rPr>
+          <w:rStyle w:val="VerbatimChar"/>
+          <w:rFonts w:ascii="Times New Roman" w:hAnsi="Times New Roman"/>
+        </w:rPr>
+        <w:t xml:space="preserve">    D1 --&gt; C1 --&gt; D2 --&gt; C2</w:t>
+      </w:r>
+      <w:r>
+        <w:rPr>
+          <w:rFonts w:ascii="Times New Roman" w:hAnsi="Times New Roman"/>
+        </w:rPr>
+        <w:br/>
+      </w:r>
+      <w:r>
+        <w:rPr>
+          <w:rStyle w:val="VerbatimChar"/>
+          <w:rFonts w:ascii="Times New Roman" w:hAnsi="Times New Roman"/>
+        </w:rPr>
+        <w:t xml:space="preserve">    D1 --&gt; C3</w:t>
+      </w:r>
+      <w:r>
+        <w:rPr>
+          <w:rFonts w:ascii="Times New Roman" w:hAnsi="Times New Roman"/>
+        </w:rPr>
+        <w:br/>
+      </w:r>
+      <w:r>
+        <w:rPr>
+          <w:rStyle w:val="VerbatimChar"/>
+          <w:rFonts w:ascii="Times New Roman" w:hAnsi="Times New Roman"/>
+        </w:rPr>
+        <w:t xml:space="preserve">    C2 &amp; C3 --&gt; D3 --&gt; P1</w:t>
+      </w:r>
+      <w:r>
+        <w:rPr>
+          <w:rFonts w:ascii="Times New Roman" w:hAnsi="Times New Roman"/>
+        </w:rPr>
+        <w:br/>
+      </w:r>
+      <w:r>
+        <w:rPr>
+          <w:rStyle w:val="VerbatimChar"/>
+          <w:rFonts w:ascii="Times New Roman" w:hAnsi="Times New Roman"/>
+        </w:rPr>
+        <w:t xml:space="preserve">    P1 -- "False" --&gt; C4</w:t>
+      </w:r>
+      <w:r>
+        <w:rPr>
+          <w:rFonts w:ascii="Times New Roman" w:hAnsi="Times New Roman"/>
+        </w:rPr>
+        <w:br/>
+      </w:r>
+      <w:r>
+        <w:rPr>
+          <w:rStyle w:val="VerbatimChar"/>
+          <w:rFonts w:ascii="Times New Roman" w:hAnsi="Times New Roman"/>
+        </w:rPr>
+        <w:t xml:space="preserve">    P1 -- "True" --&gt; ExitErr["throw Error [Node 3]"]</w:t>
+      </w:r>
+    </w:p>
     <w:p>
       <w:pPr>
         <w:spacing w:line="276" w:lineRule="auto" w:after="80"/>
@@ -5397,8 +5763,9 @@
         </w:pict>
       </w:r>
     </w:p>
-    <w:bookmarkEnd w:id="24"/>
-    <w:bookmarkStart w:id="25" w:name="Xe518a94bb0c0bbaacfc673930b233e9987e615b"/>
+    <w:bookmarkEnd w:id="25"/>
+    <w:bookmarkEnd w:id="26"/>
+    <w:bookmarkStart w:id="27" w:name="Xe518a94bb0c0bbaacfc673930b233e9987e615b"/>
     <w:p>
       <w:pPr>
         <w:pStyle w:val="Heading2"/>
@@ -5441,24 +5808,16 @@
         </w:rPr>
         <w:t xml:space="preserve">. Để đảm bảo kiểm thử toàn diện theo tiêu chuẩn kiểm thử tích hợp đơn vị (Unit &amp; Component Testing):</w:t>
       </w:r>
-      <w:r>
-        <w:rPr>
-          <w:rFonts w:ascii="Times New Roman" w:hAnsi="Times New Roman"/>
-        </w:rPr>
-        <w:t xml:space="preserve"> </w:t>
-      </w:r>
-      <w:r>
-        <w:rPr>
-          <w:rFonts w:ascii="Times New Roman" w:hAnsi="Times New Roman"/>
-        </w:rPr>
-        <w:t xml:space="preserve">-</w:t>
-      </w:r>
-      <w:r>
-        <w:rPr>
-          <w:rFonts w:ascii="Times New Roman" w:hAnsi="Times New Roman"/>
-        </w:rPr>
-        <w:t xml:space="preserve"> </w:t>
-      </w:r>
+    </w:p>
+    <w:p>
+      <w:pPr>
+        <w:pStyle w:val="Compact"/>
+        <w:numPr>
+          <w:ilvl w:val="0"/>
+          <w:numId w:val="1008"/>
+        </w:numPr>
+        <w:spacing w:line="276" w:lineRule="auto" w:after="80"/>
+      </w:pPr>
       <w:r>
         <w:rPr>
           <w:rFonts w:ascii="Times New Roman" w:hAnsi="Times New Roman"/>
@@ -5504,24 +5863,16 @@
         </w:rPr>
         <w:t xml:space="preserve">bị Promise Reject (Lỗi kết nối CSDL).</w:t>
       </w:r>
-      <w:r>
-        <w:rPr>
-          <w:rFonts w:ascii="Times New Roman" w:hAnsi="Times New Roman"/>
-        </w:rPr>
-        <w:t xml:space="preserve"> </w:t>
-      </w:r>
-      <w:r>
-        <w:rPr>
-          <w:rFonts w:ascii="Times New Roman" w:hAnsi="Times New Roman"/>
-        </w:rPr>
-        <w:t xml:space="preserve">-</w:t>
-      </w:r>
-      <w:r>
-        <w:rPr>
-          <w:rFonts w:ascii="Times New Roman" w:hAnsi="Times New Roman"/>
-        </w:rPr>
-        <w:t xml:space="preserve"> </w:t>
-      </w:r>
+    </w:p>
+    <w:p>
+      <w:pPr>
+        <w:pStyle w:val="Compact"/>
+        <w:numPr>
+          <w:ilvl w:val="0"/>
+          <w:numId w:val="1008"/>
+        </w:numPr>
+        <w:spacing w:line="276" w:lineRule="auto" w:after="80"/>
+      </w:pPr>
       <w:r>
         <w:rPr>
           <w:rFonts w:ascii="Times New Roman" w:hAnsi="Times New Roman"/>
@@ -5581,8 +5932,8 @@
         </w:pict>
       </w:r>
     </w:p>
-    <w:bookmarkEnd w:id="25"/>
-    <w:bookmarkStart w:id="26" w:name="X7151d25f18f16b2a3ca5a64ebf1cb6f9b648628"/>
+    <w:bookmarkEnd w:id="27"/>
+    <w:bookmarkStart w:id="28" w:name="X7151d25f18f16b2a3ca5a64ebf1cb6f9b648628"/>
     <w:p>
       <w:pPr>
         <w:pStyle w:val="Heading2"/>
@@ -5612,14 +5963,14 @@
         </w:tblBorders>
       </w:tblPr>
       <w:tblGrid>
-        <w:gridCol w:w="931"/>
-        <w:gridCol w:w="931"/>
-        <w:gridCol w:w="931"/>
-        <w:gridCol w:w="931"/>
-        <w:gridCol w:w="931"/>
-        <w:gridCol w:w="931"/>
-        <w:gridCol w:w="1164"/>
-        <w:gridCol w:w="1164"/>
+        <w:gridCol w:w="198"/>
+        <w:gridCol w:w="1289"/>
+        <w:gridCol w:w="330"/>
+        <w:gridCol w:w="2298"/>
+        <w:gridCol w:w="1554"/>
+        <w:gridCol w:w="1686"/>
+        <w:gridCol w:w="330"/>
+        <w:gridCol w:w="231"/>
       </w:tblGrid>
       <w:tr>
         <w:trPr>
@@ -6925,8 +7276,8 @@
         </w:pict>
       </w:r>
     </w:p>
-    <w:bookmarkEnd w:id="26"/>
-    <w:bookmarkStart w:id="29" w:name="X8d7f295ccaab51d7fe8569ce69093737489c84e"/>
+    <w:bookmarkEnd w:id="28"/>
+    <w:bookmarkStart w:id="31" w:name="ma-trận-đo-lường-độ-bao-phủ-kiểm-thử"/>
     <w:p>
       <w:pPr>
         <w:pStyle w:val="Heading2"/>
@@ -6936,10 +7287,10 @@
         <w:rPr>
           <w:rFonts w:ascii="Times New Roman" w:hAnsi="Times New Roman"/>
         </w:rPr>
-        <w:t xml:space="preserve">9. MA TRẬN ĐO LƯỜNG ĐỘ BAO PHỦ KIỂM THỬ (TEST COVERAGE MATRIX)</w:t>
+        <w:t xml:space="preserve">9. MA TRẬN ĐO LƯỜNG ĐỘ BAO PHỦ KIỂM THỬ</w:t>
       </w:r>
     </w:p>
-    <w:bookmarkStart w:id="27" w:name="X1ae106811606c212d952cee442b79ebbdadc357"/>
+    <w:bookmarkStart w:id="29" w:name="X521fbd39e2e7860e73051e38d580cd6011959a4"/>
     <w:p>
       <w:pPr>
         <w:pStyle w:val="Heading3"/>
@@ -6949,7 +7300,7 @@
         <w:rPr>
           <w:rFonts w:ascii="Times New Roman" w:hAnsi="Times New Roman"/>
         </w:rPr>
-        <w:t xml:space="preserve">9.1. Ma trận đối chiếu đường đi và ca kiểm thử (Traceability Matrix)</w:t>
+        <w:t xml:space="preserve">9.1. Ma trận đối chiếu đường đi và ca kiểm thử</w:t>
       </w:r>
     </w:p>
     <w:tbl>
@@ -6969,10 +7320,10 @@
         </w:tblBorders>
       </w:tblPr>
       <w:tblGrid>
-        <w:gridCol w:w="1760"/>
-        <w:gridCol w:w="1760"/>
-        <w:gridCol w:w="2200"/>
-        <w:gridCol w:w="2200"/>
+        <w:gridCol w:w="2182"/>
+        <w:gridCol w:w="2505"/>
+        <w:gridCol w:w="1777"/>
+        <w:gridCol w:w="1454"/>
       </w:tblGrid>
       <w:tr>
         <w:trPr>
@@ -7386,8 +7737,8 @@
         </w:tc>
       </w:tr>
     </w:tbl>
-    <w:bookmarkEnd w:id="27"/>
-    <w:bookmarkStart w:id="28" w:name="Xf52aec1e64736bf9adf0d44ab1eb0e2719e29bf"/>
+    <w:bookmarkEnd w:id="29"/>
+    <w:bookmarkStart w:id="30" w:name="Xf52aec1e64736bf9adf0d44ab1eb0e2719e29bf"/>
     <w:p>
       <w:pPr>
         <w:pStyle w:val="Heading3"/>
@@ -7658,9 +8009,9 @@
         </w:pict>
       </w:r>
     </w:p>
-    <w:bookmarkEnd w:id="28"/>
-    <w:bookmarkEnd w:id="29"/>
-    <w:bookmarkStart w:id="30" w:name="X05c974c6380b909ed316df3a5604e3da878fb6d"/>
+    <w:bookmarkEnd w:id="30"/>
+    <w:bookmarkEnd w:id="31"/>
+    <w:bookmarkStart w:id="32" w:name="X05c974c6380b909ed316df3a5604e3da878fb6d"/>
     <w:p>
       <w:pPr>
         <w:pStyle w:val="Heading2"/>
@@ -7723,7 +8074,7 @@
           <w:rStyle w:val="StringTok"/>
           <w:rFonts w:ascii="Times New Roman" w:hAnsi="Times New Roman"/>
         </w:rPr>
-        <w:t xml:space="preserve">'./verify-candidate.use-case'</w:t>
+        <w:t xml:space="preserve">"./verify-candidate.use-case"</w:t>
       </w:r>
       <w:r>
         <w:rPr>
@@ -7763,7 +8114,7 @@
           <w:rStyle w:val="StringTok"/>
           <w:rFonts w:ascii="Times New Roman" w:hAnsi="Times New Roman"/>
         </w:rPr>
-        <w:t xml:space="preserve">'VerifyCandidateUseCase - White-Box Unit Testing (UC_08)'</w:t>
+        <w:t xml:space="preserve">"VerifyCandidateUseCase - White-Box Unit Testing (UC_08)"</w:t>
       </w:r>
       <w:r>
         <w:rPr>
@@ -8240,7 +8591,7 @@
           <w:rStyle w:val="StringTok"/>
           <w:rFonts w:ascii="Times New Roman" w:hAnsi="Times New Roman"/>
         </w:rPr>
-        <w:t xml:space="preserve">'TC_WB_01: Path 1 - Nên ném lỗi khi kết quả tạo kiểm chứng là null hoặc falsy'</w:t>
+        <w:t xml:space="preserve">"TC_WB_01: Path 1 - Nên ném lỗi khi kết quả tạo kiểm chứng là null hoặc falsy"</w:t>
       </w:r>
       <w:r>
         <w:rPr>
@@ -8501,7 +8852,7 @@
           <w:rStyle w:val="StringTok"/>
           <w:rFonts w:ascii="Times New Roman" w:hAnsi="Times New Roman"/>
         </w:rPr>
-        <w:t xml:space="preserve">'VERIFIED'</w:t>
+        <w:t xml:space="preserve">"VERIFIED"</w:t>
       </w:r>
       <w:r>
         <w:rPr>
@@ -8542,7 +8893,7 @@
           <w:rStyle w:val="StringTok"/>
           <w:rFonts w:ascii="Times New Roman" w:hAnsi="Times New Roman"/>
         </w:rPr>
-        <w:t xml:space="preserve">'Hồ sơ kiểm tra thông tin'</w:t>
+        <w:t xml:space="preserve">"Hồ sơ kiểm tra thông tin"</w:t>
       </w:r>
       <w:r>
         <w:rPr>
@@ -8583,7 +8934,7 @@
           <w:rStyle w:val="StringTok"/>
           <w:rFonts w:ascii="Times New Roman" w:hAnsi="Times New Roman"/>
         </w:rPr>
-        <w:t xml:space="preserve">'HR_01'</w:t>
+        <w:t xml:space="preserve">"HR_01"</w:t>
       </w:r>
       <w:r>
         <w:rPr>
@@ -8678,20 +9029,49 @@
           <w:rStyle w:val="NormalTok"/>
           <w:rFonts w:ascii="Times New Roman" w:hAnsi="Times New Roman"/>
         </w:rPr>
+        <w:t xml:space="preserve">(useCase</w:t>
+      </w:r>
+      <w:r>
+        <w:rPr>
+          <w:rStyle w:val="OperatorTok"/>
+          <w:rFonts w:ascii="Times New Roman" w:hAnsi="Times New Roman"/>
+        </w:rPr>
+        <w:t xml:space="preserve">.</w:t>
+      </w:r>
+      <w:r>
+        <w:rPr>
+          <w:rStyle w:val="FunctionTok"/>
+          <w:rFonts w:ascii="Times New Roman" w:hAnsi="Times New Roman"/>
+        </w:rPr>
+        <w:t xml:space="preserve">execute</w:t>
+      </w:r>
+      <w:r>
+        <w:rPr>
+          <w:rStyle w:val="NormalTok"/>
+          <w:rFonts w:ascii="Times New Roman" w:hAnsi="Times New Roman"/>
+        </w:rPr>
         <w:t xml:space="preserve">(</w:t>
       </w:r>
       <w:r>
         <w:rPr>
-          <w:rFonts w:ascii="Times New Roman" w:hAnsi="Times New Roman"/>
-        </w:rPr>
-        <w:br/>
-      </w:r>
-      <w:r>
-        <w:rPr>
-          <w:rStyle w:val="NormalTok"/>
-          <w:rFonts w:ascii="Times New Roman" w:hAnsi="Times New Roman"/>
-        </w:rPr>
-        <w:t xml:space="preserve">      useCase</w:t>
+          <w:rStyle w:val="StringTok"/>
+          <w:rFonts w:ascii="Times New Roman" w:hAnsi="Times New Roman"/>
+        </w:rPr>
+        <w:t xml:space="preserve">"CAN_01"</w:t>
+      </w:r>
+      <w:r>
+        <w:rPr>
+          <w:rStyle w:val="OperatorTok"/>
+          <w:rFonts w:ascii="Times New Roman" w:hAnsi="Times New Roman"/>
+        </w:rPr>
+        <w:t xml:space="preserve">,</w:t>
+      </w:r>
+      <w:r>
+        <w:rPr>
+          <w:rStyle w:val="NormalTok"/>
+          <w:rFonts w:ascii="Times New Roman" w:hAnsi="Times New Roman"/>
+        </w:rPr>
+        <w:t xml:space="preserve"> inputData))</w:t>
       </w:r>
       <w:r>
         <w:rPr>
@@ -8702,9 +9082,1208 @@
       </w:r>
       <w:r>
         <w:rPr>
+          <w:rStyle w:val="AttributeTok"/>
+          <w:rFonts w:ascii="Times New Roman" w:hAnsi="Times New Roman"/>
+        </w:rPr>
+        <w:t xml:space="preserve">rejects</w:t>
+      </w:r>
+      <w:r>
+        <w:rPr>
+          <w:rStyle w:val="OperatorTok"/>
+          <w:rFonts w:ascii="Times New Roman" w:hAnsi="Times New Roman"/>
+        </w:rPr>
+        <w:t xml:space="preserve">.</w:t>
+      </w:r>
+      <w:r>
+        <w:rPr>
           <w:rStyle w:val="FunctionTok"/>
           <w:rFonts w:ascii="Times New Roman" w:hAnsi="Times New Roman"/>
         </w:rPr>
+        <w:t xml:space="preserve">toThrow</w:t>
+      </w:r>
+      <w:r>
+        <w:rPr>
+          <w:rStyle w:val="NormalTok"/>
+          <w:rFonts w:ascii="Times New Roman" w:hAnsi="Times New Roman"/>
+        </w:rPr>
+        <w:t xml:space="preserve">(</w:t>
+      </w:r>
+      <w:r>
+        <w:rPr>
+          <w:rFonts w:ascii="Times New Roman" w:hAnsi="Times New Roman"/>
+        </w:rPr>
+        <w:br/>
+      </w:r>
+      <w:r>
+        <w:rPr>
+          <w:rStyle w:val="NormalTok"/>
+          <w:rFonts w:ascii="Times New Roman" w:hAnsi="Times New Roman"/>
+        </w:rPr>
+        <w:t xml:space="preserve">      </w:t>
+      </w:r>
+      <w:r>
+        <w:rPr>
+          <w:rStyle w:val="StringTok"/>
+          <w:rFonts w:ascii="Times New Roman" w:hAnsi="Times New Roman"/>
+        </w:rPr>
+        <w:t xml:space="preserve">"Kiểm chứng lỗi vui lòng thử lại!"</w:t>
+      </w:r>
+      <w:r>
+        <w:rPr>
+          <w:rStyle w:val="OperatorTok"/>
+          <w:rFonts w:ascii="Times New Roman" w:hAnsi="Times New Roman"/>
+        </w:rPr>
+        <w:t xml:space="preserve">,</w:t>
+      </w:r>
+      <w:r>
+        <w:rPr>
+          <w:rFonts w:ascii="Times New Roman" w:hAnsi="Times New Roman"/>
+        </w:rPr>
+        <w:br/>
+      </w:r>
+      <w:r>
+        <w:rPr>
+          <w:rStyle w:val="NormalTok"/>
+          <w:rFonts w:ascii="Times New Roman" w:hAnsi="Times New Roman"/>
+        </w:rPr>
+        <w:t xml:space="preserve">    )</w:t>
+      </w:r>
+      <w:r>
+        <w:rPr>
+          <w:rStyle w:val="OperatorTok"/>
+          <w:rFonts w:ascii="Times New Roman" w:hAnsi="Times New Roman"/>
+        </w:rPr>
+        <w:t xml:space="preserve">;</w:t>
+      </w:r>
+      <w:r>
+        <w:rPr>
+          <w:rFonts w:ascii="Times New Roman" w:hAnsi="Times New Roman"/>
+        </w:rPr>
+        <w:br/>
+      </w:r>
+      <w:r>
+        <w:rPr>
+          <w:rFonts w:ascii="Times New Roman" w:hAnsi="Times New Roman"/>
+        </w:rPr>
+        <w:br/>
+      </w:r>
+      <w:r>
+        <w:rPr>
+          <w:rStyle w:val="NormalTok"/>
+          <w:rFonts w:ascii="Times New Roman" w:hAnsi="Times New Roman"/>
+        </w:rPr>
+        <w:t xml:space="preserve">    </w:t>
+      </w:r>
+      <w:r>
+        <w:rPr>
+          <w:rStyle w:val="FunctionTok"/>
+          <w:rFonts w:ascii="Times New Roman" w:hAnsi="Times New Roman"/>
+        </w:rPr>
+        <w:t xml:space="preserve">expect</w:t>
+      </w:r>
+      <w:r>
+        <w:rPr>
+          <w:rStyle w:val="NormalTok"/>
+          <w:rFonts w:ascii="Times New Roman" w:hAnsi="Times New Roman"/>
+        </w:rPr>
+        <w:t xml:space="preserve">(mockCandidateRepo</w:t>
+      </w:r>
+      <w:r>
+        <w:rPr>
+          <w:rStyle w:val="OperatorTok"/>
+          <w:rFonts w:ascii="Times New Roman" w:hAnsi="Times New Roman"/>
+        </w:rPr>
+        <w:t xml:space="preserve">.</w:t>
+      </w:r>
+      <w:r>
+        <w:rPr>
+          <w:rStyle w:val="AttributeTok"/>
+          <w:rFonts w:ascii="Times New Roman" w:hAnsi="Times New Roman"/>
+        </w:rPr>
+        <w:t xml:space="preserve">create</w:t>
+      </w:r>
+      <w:r>
+        <w:rPr>
+          <w:rStyle w:val="NormalTok"/>
+          <w:rFonts w:ascii="Times New Roman" w:hAnsi="Times New Roman"/>
+        </w:rPr>
+        <w:t xml:space="preserve">)</w:t>
+      </w:r>
+      <w:r>
+        <w:rPr>
+          <w:rStyle w:val="OperatorTok"/>
+          <w:rFonts w:ascii="Times New Roman" w:hAnsi="Times New Roman"/>
+        </w:rPr>
+        <w:t xml:space="preserve">.</w:t>
+      </w:r>
+      <w:r>
+        <w:rPr>
+          <w:rStyle w:val="FunctionTok"/>
+          <w:rFonts w:ascii="Times New Roman" w:hAnsi="Times New Roman"/>
+        </w:rPr>
+        <w:t xml:space="preserve">toHaveBeenCalled</w:t>
+      </w:r>
+      <w:r>
+        <w:rPr>
+          <w:rStyle w:val="NormalTok"/>
+          <w:rFonts w:ascii="Times New Roman" w:hAnsi="Times New Roman"/>
+        </w:rPr>
+        <w:t xml:space="preserve">()</w:t>
+      </w:r>
+      <w:r>
+        <w:rPr>
+          <w:rStyle w:val="OperatorTok"/>
+          <w:rFonts w:ascii="Times New Roman" w:hAnsi="Times New Roman"/>
+        </w:rPr>
+        <w:t xml:space="preserve">;</w:t>
+      </w:r>
+      <w:r>
+        <w:rPr>
+          <w:rFonts w:ascii="Times New Roman" w:hAnsi="Times New Roman"/>
+        </w:rPr>
+        <w:br/>
+      </w:r>
+      <w:r>
+        <w:rPr>
+          <w:rStyle w:val="NormalTok"/>
+          <w:rFonts w:ascii="Times New Roman" w:hAnsi="Times New Roman"/>
+        </w:rPr>
+        <w:t xml:space="preserve">    </w:t>
+      </w:r>
+      <w:r>
+        <w:rPr>
+          <w:rStyle w:val="FunctionTok"/>
+          <w:rFonts w:ascii="Times New Roman" w:hAnsi="Times New Roman"/>
+        </w:rPr>
+        <w:t xml:space="preserve">expect</w:t>
+      </w:r>
+      <w:r>
+        <w:rPr>
+          <w:rStyle w:val="NormalTok"/>
+          <w:rFonts w:ascii="Times New Roman" w:hAnsi="Times New Roman"/>
+        </w:rPr>
+        <w:t xml:space="preserve">(mockCandidateRepo</w:t>
+      </w:r>
+      <w:r>
+        <w:rPr>
+          <w:rStyle w:val="OperatorTok"/>
+          <w:rFonts w:ascii="Times New Roman" w:hAnsi="Times New Roman"/>
+        </w:rPr>
+        <w:t xml:space="preserve">.</w:t>
+      </w:r>
+      <w:r>
+        <w:rPr>
+          <w:rStyle w:val="AttributeTok"/>
+          <w:rFonts w:ascii="Times New Roman" w:hAnsi="Times New Roman"/>
+        </w:rPr>
+        <w:t xml:space="preserve">updateIsVerify</w:t>
+      </w:r>
+      <w:r>
+        <w:rPr>
+          <w:rStyle w:val="NormalTok"/>
+          <w:rFonts w:ascii="Times New Roman" w:hAnsi="Times New Roman"/>
+        </w:rPr>
+        <w:t xml:space="preserve">)</w:t>
+      </w:r>
+      <w:r>
+        <w:rPr>
+          <w:rStyle w:val="OperatorTok"/>
+          <w:rFonts w:ascii="Times New Roman" w:hAnsi="Times New Roman"/>
+        </w:rPr>
+        <w:t xml:space="preserve">.</w:t>
+      </w:r>
+      <w:r>
+        <w:rPr>
+          <w:rStyle w:val="FunctionTok"/>
+          <w:rFonts w:ascii="Times New Roman" w:hAnsi="Times New Roman"/>
+        </w:rPr>
+        <w:t xml:space="preserve">toHaveBeenCalledWith</w:t>
+      </w:r>
+      <w:r>
+        <w:rPr>
+          <w:rStyle w:val="NormalTok"/>
+          <w:rFonts w:ascii="Times New Roman" w:hAnsi="Times New Roman"/>
+        </w:rPr>
+        <w:t xml:space="preserve">(</w:t>
+      </w:r>
+      <w:r>
+        <w:rPr>
+          <w:rFonts w:ascii="Times New Roman" w:hAnsi="Times New Roman"/>
+        </w:rPr>
+        <w:br/>
+      </w:r>
+      <w:r>
+        <w:rPr>
+          <w:rStyle w:val="NormalTok"/>
+          <w:rFonts w:ascii="Times New Roman" w:hAnsi="Times New Roman"/>
+        </w:rPr>
+        <w:t xml:space="preserve">      </w:t>
+      </w:r>
+      <w:r>
+        <w:rPr>
+          <w:rStyle w:val="StringTok"/>
+          <w:rFonts w:ascii="Times New Roman" w:hAnsi="Times New Roman"/>
+        </w:rPr>
+        <w:t xml:space="preserve">"CAN_01"</w:t>
+      </w:r>
+      <w:r>
+        <w:rPr>
+          <w:rStyle w:val="OperatorTok"/>
+          <w:rFonts w:ascii="Times New Roman" w:hAnsi="Times New Roman"/>
+        </w:rPr>
+        <w:t xml:space="preserve">,</w:t>
+      </w:r>
+      <w:r>
+        <w:rPr>
+          <w:rFonts w:ascii="Times New Roman" w:hAnsi="Times New Roman"/>
+        </w:rPr>
+        <w:br/>
+      </w:r>
+      <w:r>
+        <w:rPr>
+          <w:rStyle w:val="NormalTok"/>
+          <w:rFonts w:ascii="Times New Roman" w:hAnsi="Times New Roman"/>
+        </w:rPr>
+        <w:t xml:space="preserve">      </w:t>
+      </w:r>
+      <w:r>
+        <w:rPr>
+          <w:rStyle w:val="KeywordTok"/>
+          <w:rFonts w:ascii="Times New Roman" w:hAnsi="Times New Roman"/>
+        </w:rPr>
+        <w:t xml:space="preserve">true</w:t>
+      </w:r>
+      <w:r>
+        <w:rPr>
+          <w:rStyle w:val="OperatorTok"/>
+          <w:rFonts w:ascii="Times New Roman" w:hAnsi="Times New Roman"/>
+        </w:rPr>
+        <w:t xml:space="preserve">,</w:t>
+      </w:r>
+      <w:r>
+        <w:rPr>
+          <w:rFonts w:ascii="Times New Roman" w:hAnsi="Times New Roman"/>
+        </w:rPr>
+        <w:br/>
+      </w:r>
+      <w:r>
+        <w:rPr>
+          <w:rStyle w:val="NormalTok"/>
+          <w:rFonts w:ascii="Times New Roman" w:hAnsi="Times New Roman"/>
+        </w:rPr>
+        <w:t xml:space="preserve">    )</w:t>
+      </w:r>
+      <w:r>
+        <w:rPr>
+          <w:rStyle w:val="OperatorTok"/>
+          <w:rFonts w:ascii="Times New Roman" w:hAnsi="Times New Roman"/>
+        </w:rPr>
+        <w:t xml:space="preserve">;</w:t>
+      </w:r>
+      <w:r>
+        <w:rPr>
+          <w:rFonts w:ascii="Times New Roman" w:hAnsi="Times New Roman"/>
+        </w:rPr>
+        <w:br/>
+      </w:r>
+      <w:r>
+        <w:rPr>
+          <w:rStyle w:val="NormalTok"/>
+          <w:rFonts w:ascii="Times New Roman" w:hAnsi="Times New Roman"/>
+        </w:rPr>
+        <w:t xml:space="preserve">  })</w:t>
+      </w:r>
+      <w:r>
+        <w:rPr>
+          <w:rStyle w:val="OperatorTok"/>
+          <w:rFonts w:ascii="Times New Roman" w:hAnsi="Times New Roman"/>
+        </w:rPr>
+        <w:t xml:space="preserve">;</w:t>
+      </w:r>
+      <w:r>
+        <w:rPr>
+          <w:rFonts w:ascii="Times New Roman" w:hAnsi="Times New Roman"/>
+        </w:rPr>
+        <w:br/>
+      </w:r>
+      <w:r>
+        <w:rPr>
+          <w:rFonts w:ascii="Times New Roman" w:hAnsi="Times New Roman"/>
+        </w:rPr>
+        <w:br/>
+      </w:r>
+      <w:r>
+        <w:rPr>
+          <w:rStyle w:val="NormalTok"/>
+          <w:rFonts w:ascii="Times New Roman" w:hAnsi="Times New Roman"/>
+        </w:rPr>
+        <w:t xml:space="preserve">  </w:t>
+      </w:r>
+      <w:r>
+        <w:rPr>
+          <w:rStyle w:val="CommentTok"/>
+          <w:rFonts w:ascii="Times New Roman" w:hAnsi="Times New Roman"/>
+        </w:rPr>
+        <w:t xml:space="preserve">// TC_WB_02: Basis Path 2 (Node 1 -&gt; 2 -&gt; 4) - Happy Path</w:t>
+      </w:r>
+      <w:r>
+        <w:rPr>
+          <w:rFonts w:ascii="Times New Roman" w:hAnsi="Times New Roman"/>
+        </w:rPr>
+        <w:br/>
+      </w:r>
+      <w:r>
+        <w:rPr>
+          <w:rStyle w:val="NormalTok"/>
+          <w:rFonts w:ascii="Times New Roman" w:hAnsi="Times New Roman"/>
+        </w:rPr>
+        <w:t xml:space="preserve">  </w:t>
+      </w:r>
+      <w:r>
+        <w:rPr>
+          <w:rStyle w:val="FunctionTok"/>
+          <w:rFonts w:ascii="Times New Roman" w:hAnsi="Times New Roman"/>
+        </w:rPr>
+        <w:t xml:space="preserve">it</w:t>
+      </w:r>
+      <w:r>
+        <w:rPr>
+          <w:rStyle w:val="NormalTok"/>
+          <w:rFonts w:ascii="Times New Roman" w:hAnsi="Times New Roman"/>
+        </w:rPr>
+        <w:t xml:space="preserve">(</w:t>
+      </w:r>
+      <w:r>
+        <w:rPr>
+          <w:rStyle w:val="StringTok"/>
+          <w:rFonts w:ascii="Times New Roman" w:hAnsi="Times New Roman"/>
+        </w:rPr>
+        <w:t xml:space="preserve">"TC_WB_02: Path 2 - Nên tạo kiểm chứng thành công và trả về thông tin chi tiết"</w:t>
+      </w:r>
+      <w:r>
+        <w:rPr>
+          <w:rStyle w:val="OperatorTok"/>
+          <w:rFonts w:ascii="Times New Roman" w:hAnsi="Times New Roman"/>
+        </w:rPr>
+        <w:t xml:space="preserve">,</w:t>
+      </w:r>
+      <w:r>
+        <w:rPr>
+          <w:rStyle w:val="NormalTok"/>
+          <w:rFonts w:ascii="Times New Roman" w:hAnsi="Times New Roman"/>
+        </w:rPr>
+        <w:t xml:space="preserve"> </w:t>
+      </w:r>
+      <w:r>
+        <w:rPr>
+          <w:rStyle w:val="KeywordTok"/>
+          <w:rFonts w:ascii="Times New Roman" w:hAnsi="Times New Roman"/>
+        </w:rPr>
+        <w:t xml:space="preserve">async</w:t>
+      </w:r>
+      <w:r>
+        <w:rPr>
+          <w:rStyle w:val="NormalTok"/>
+          <w:rFonts w:ascii="Times New Roman" w:hAnsi="Times New Roman"/>
+        </w:rPr>
+        <w:t xml:space="preserve"> () </w:t>
+      </w:r>
+      <w:r>
+        <w:rPr>
+          <w:rStyle w:val="KeywordTok"/>
+          <w:rFonts w:ascii="Times New Roman" w:hAnsi="Times New Roman"/>
+        </w:rPr>
+        <w:t xml:space="preserve">=&gt;</w:t>
+      </w:r>
+      <w:r>
+        <w:rPr>
+          <w:rStyle w:val="NormalTok"/>
+          <w:rFonts w:ascii="Times New Roman" w:hAnsi="Times New Roman"/>
+        </w:rPr>
+        <w:t xml:space="preserve"> {</w:t>
+      </w:r>
+      <w:r>
+        <w:rPr>
+          <w:rFonts w:ascii="Times New Roman" w:hAnsi="Times New Roman"/>
+        </w:rPr>
+        <w:br/>
+      </w:r>
+      <w:r>
+        <w:rPr>
+          <w:rStyle w:val="NormalTok"/>
+          <w:rFonts w:ascii="Times New Roman" w:hAnsi="Times New Roman"/>
+        </w:rPr>
+        <w:t xml:space="preserve">    </w:t>
+      </w:r>
+      <w:r>
+        <w:rPr>
+          <w:rStyle w:val="KeywordTok"/>
+          <w:rFonts w:ascii="Times New Roman" w:hAnsi="Times New Roman"/>
+        </w:rPr>
+        <w:t xml:space="preserve">const</w:t>
+      </w:r>
+      <w:r>
+        <w:rPr>
+          <w:rStyle w:val="NormalTok"/>
+          <w:rFonts w:ascii="Times New Roman" w:hAnsi="Times New Roman"/>
+        </w:rPr>
+        <w:t xml:space="preserve"> mockDetail </w:t>
+      </w:r>
+      <w:r>
+        <w:rPr>
+          <w:rStyle w:val="OperatorTok"/>
+          <w:rFonts w:ascii="Times New Roman" w:hAnsi="Times New Roman"/>
+        </w:rPr>
+        <w:t xml:space="preserve">=</w:t>
+      </w:r>
+      <w:r>
+        <w:rPr>
+          <w:rStyle w:val="NormalTok"/>
+          <w:rFonts w:ascii="Times New Roman" w:hAnsi="Times New Roman"/>
+        </w:rPr>
+        <w:t xml:space="preserve"> {</w:t>
+      </w:r>
+      <w:r>
+        <w:rPr>
+          <w:rFonts w:ascii="Times New Roman" w:hAnsi="Times New Roman"/>
+        </w:rPr>
+        <w:br/>
+      </w:r>
+      <w:r>
+        <w:rPr>
+          <w:rStyle w:val="NormalTok"/>
+          <w:rFonts w:ascii="Times New Roman" w:hAnsi="Times New Roman"/>
+        </w:rPr>
+        <w:t xml:space="preserve">      id</w:t>
+      </w:r>
+      <w:r>
+        <w:rPr>
+          <w:rStyle w:val="OperatorTok"/>
+          <w:rFonts w:ascii="Times New Roman" w:hAnsi="Times New Roman"/>
+        </w:rPr>
+        <w:t xml:space="preserve">:</w:t>
+      </w:r>
+      <w:r>
+        <w:rPr>
+          <w:rStyle w:val="NormalTok"/>
+          <w:rFonts w:ascii="Times New Roman" w:hAnsi="Times New Roman"/>
+        </w:rPr>
+        <w:t xml:space="preserve"> </w:t>
+      </w:r>
+      <w:r>
+        <w:rPr>
+          <w:rStyle w:val="StringTok"/>
+          <w:rFonts w:ascii="Times New Roman" w:hAnsi="Times New Roman"/>
+        </w:rPr>
+        <w:t xml:space="preserve">"VER_01"</w:t>
+      </w:r>
+      <w:r>
+        <w:rPr>
+          <w:rStyle w:val="OperatorTok"/>
+          <w:rFonts w:ascii="Times New Roman" w:hAnsi="Times New Roman"/>
+        </w:rPr>
+        <w:t xml:space="preserve">,</w:t>
+      </w:r>
+      <w:r>
+        <w:rPr>
+          <w:rFonts w:ascii="Times New Roman" w:hAnsi="Times New Roman"/>
+        </w:rPr>
+        <w:br/>
+      </w:r>
+      <w:r>
+        <w:rPr>
+          <w:rStyle w:val="NormalTok"/>
+          <w:rFonts w:ascii="Times New Roman" w:hAnsi="Times New Roman"/>
+        </w:rPr>
+        <w:t xml:space="preserve">      candidateId</w:t>
+      </w:r>
+      <w:r>
+        <w:rPr>
+          <w:rStyle w:val="OperatorTok"/>
+          <w:rFonts w:ascii="Times New Roman" w:hAnsi="Times New Roman"/>
+        </w:rPr>
+        <w:t xml:space="preserve">:</w:t>
+      </w:r>
+      <w:r>
+        <w:rPr>
+          <w:rStyle w:val="NormalTok"/>
+          <w:rFonts w:ascii="Times New Roman" w:hAnsi="Times New Roman"/>
+        </w:rPr>
+        <w:t xml:space="preserve"> </w:t>
+      </w:r>
+      <w:r>
+        <w:rPr>
+          <w:rStyle w:val="StringTok"/>
+          <w:rFonts w:ascii="Times New Roman" w:hAnsi="Times New Roman"/>
+        </w:rPr>
+        <w:t xml:space="preserve">"CAN_01"</w:t>
+      </w:r>
+      <w:r>
+        <w:rPr>
+          <w:rStyle w:val="OperatorTok"/>
+          <w:rFonts w:ascii="Times New Roman" w:hAnsi="Times New Roman"/>
+        </w:rPr>
+        <w:t xml:space="preserve">,</w:t>
+      </w:r>
+      <w:r>
+        <w:rPr>
+          <w:rFonts w:ascii="Times New Roman" w:hAnsi="Times New Roman"/>
+        </w:rPr>
+        <w:br/>
+      </w:r>
+      <w:r>
+        <w:rPr>
+          <w:rStyle w:val="NormalTok"/>
+          <w:rFonts w:ascii="Times New Roman" w:hAnsi="Times New Roman"/>
+        </w:rPr>
+        <w:t xml:space="preserve">      status</w:t>
+      </w:r>
+      <w:r>
+        <w:rPr>
+          <w:rStyle w:val="OperatorTok"/>
+          <w:rFonts w:ascii="Times New Roman" w:hAnsi="Times New Roman"/>
+        </w:rPr>
+        <w:t xml:space="preserve">:</w:t>
+      </w:r>
+      <w:r>
+        <w:rPr>
+          <w:rStyle w:val="NormalTok"/>
+          <w:rFonts w:ascii="Times New Roman" w:hAnsi="Times New Roman"/>
+        </w:rPr>
+        <w:t xml:space="preserve"> </w:t>
+      </w:r>
+      <w:r>
+        <w:rPr>
+          <w:rStyle w:val="StringTok"/>
+          <w:rFonts w:ascii="Times New Roman" w:hAnsi="Times New Roman"/>
+        </w:rPr>
+        <w:t xml:space="preserve">"VERIFIED"</w:t>
+      </w:r>
+      <w:r>
+        <w:rPr>
+          <w:rStyle w:val="OperatorTok"/>
+          <w:rFonts w:ascii="Times New Roman" w:hAnsi="Times New Roman"/>
+        </w:rPr>
+        <w:t xml:space="preserve">,</w:t>
+      </w:r>
+      <w:r>
+        <w:rPr>
+          <w:rFonts w:ascii="Times New Roman" w:hAnsi="Times New Roman"/>
+        </w:rPr>
+        <w:br/>
+      </w:r>
+      <w:r>
+        <w:rPr>
+          <w:rStyle w:val="NormalTok"/>
+          <w:rFonts w:ascii="Times New Roman" w:hAnsi="Times New Roman"/>
+        </w:rPr>
+        <w:t xml:space="preserve">      notes</w:t>
+      </w:r>
+      <w:r>
+        <w:rPr>
+          <w:rStyle w:val="OperatorTok"/>
+          <w:rFonts w:ascii="Times New Roman" w:hAnsi="Times New Roman"/>
+        </w:rPr>
+        <w:t xml:space="preserve">:</w:t>
+      </w:r>
+      <w:r>
+        <w:rPr>
+          <w:rStyle w:val="NormalTok"/>
+          <w:rFonts w:ascii="Times New Roman" w:hAnsi="Times New Roman"/>
+        </w:rPr>
+        <w:t xml:space="preserve"> </w:t>
+      </w:r>
+      <w:r>
+        <w:rPr>
+          <w:rStyle w:val="StringTok"/>
+          <w:rFonts w:ascii="Times New Roman" w:hAnsi="Times New Roman"/>
+        </w:rPr>
+        <w:t xml:space="preserve">"Thông tin hợp lệ"</w:t>
+      </w:r>
+      <w:r>
+        <w:rPr>
+          <w:rStyle w:val="OperatorTok"/>
+          <w:rFonts w:ascii="Times New Roman" w:hAnsi="Times New Roman"/>
+        </w:rPr>
+        <w:t xml:space="preserve">,</w:t>
+      </w:r>
+      <w:r>
+        <w:rPr>
+          <w:rFonts w:ascii="Times New Roman" w:hAnsi="Times New Roman"/>
+        </w:rPr>
+        <w:br/>
+      </w:r>
+      <w:r>
+        <w:rPr>
+          <w:rStyle w:val="NormalTok"/>
+          <w:rFonts w:ascii="Times New Roman" w:hAnsi="Times New Roman"/>
+        </w:rPr>
+        <w:t xml:space="preserve">    }</w:t>
+      </w:r>
+      <w:r>
+        <w:rPr>
+          <w:rStyle w:val="OperatorTok"/>
+          <w:rFonts w:ascii="Times New Roman" w:hAnsi="Times New Roman"/>
+        </w:rPr>
+        <w:t xml:space="preserve">;</w:t>
+      </w:r>
+      <w:r>
+        <w:rPr>
+          <w:rFonts w:ascii="Times New Roman" w:hAnsi="Times New Roman"/>
+        </w:rPr>
+        <w:br/>
+      </w:r>
+      <w:r>
+        <w:rPr>
+          <w:rFonts w:ascii="Times New Roman" w:hAnsi="Times New Roman"/>
+        </w:rPr>
+        <w:br/>
+      </w:r>
+      <w:r>
+        <w:rPr>
+          <w:rStyle w:val="NormalTok"/>
+          <w:rFonts w:ascii="Times New Roman" w:hAnsi="Times New Roman"/>
+        </w:rPr>
+        <w:t xml:space="preserve">    </w:t>
+      </w:r>
+      <w:r>
+        <w:rPr>
+          <w:rStyle w:val="KeywordTok"/>
+          <w:rFonts w:ascii="Times New Roman" w:hAnsi="Times New Roman"/>
+        </w:rPr>
+        <w:t xml:space="preserve">const</w:t>
+      </w:r>
+      <w:r>
+        <w:rPr>
+          <w:rStyle w:val="NormalTok"/>
+          <w:rFonts w:ascii="Times New Roman" w:hAnsi="Times New Roman"/>
+        </w:rPr>
+        <w:t xml:space="preserve"> mockResult </w:t>
+      </w:r>
+      <w:r>
+        <w:rPr>
+          <w:rStyle w:val="OperatorTok"/>
+          <w:rFonts w:ascii="Times New Roman" w:hAnsi="Times New Roman"/>
+        </w:rPr>
+        <w:t xml:space="preserve">=</w:t>
+      </w:r>
+      <w:r>
+        <w:rPr>
+          <w:rStyle w:val="NormalTok"/>
+          <w:rFonts w:ascii="Times New Roman" w:hAnsi="Times New Roman"/>
+        </w:rPr>
+        <w:t xml:space="preserve"> {</w:t>
+      </w:r>
+      <w:r>
+        <w:rPr>
+          <w:rFonts w:ascii="Times New Roman" w:hAnsi="Times New Roman"/>
+        </w:rPr>
+        <w:br/>
+      </w:r>
+      <w:r>
+        <w:rPr>
+          <w:rStyle w:val="NormalTok"/>
+          <w:rFonts w:ascii="Times New Roman" w:hAnsi="Times New Roman"/>
+        </w:rPr>
+        <w:t xml:space="preserve">      getDetail</w:t>
+      </w:r>
+      <w:r>
+        <w:rPr>
+          <w:rStyle w:val="OperatorTok"/>
+          <w:rFonts w:ascii="Times New Roman" w:hAnsi="Times New Roman"/>
+        </w:rPr>
+        <w:t xml:space="preserve">:</w:t>
+      </w:r>
+      <w:r>
+        <w:rPr>
+          <w:rStyle w:val="NormalTok"/>
+          <w:rFonts w:ascii="Times New Roman" w:hAnsi="Times New Roman"/>
+        </w:rPr>
+        <w:t xml:space="preserve"> jest</w:t>
+      </w:r>
+      <w:r>
+        <w:rPr>
+          <w:rStyle w:val="OperatorTok"/>
+          <w:rFonts w:ascii="Times New Roman" w:hAnsi="Times New Roman"/>
+        </w:rPr>
+        <w:t xml:space="preserve">.</w:t>
+      </w:r>
+      <w:r>
+        <w:rPr>
+          <w:rStyle w:val="FunctionTok"/>
+          <w:rFonts w:ascii="Times New Roman" w:hAnsi="Times New Roman"/>
+        </w:rPr>
+        <w:t xml:space="preserve">fn</w:t>
+      </w:r>
+      <w:r>
+        <w:rPr>
+          <w:rStyle w:val="NormalTok"/>
+          <w:rFonts w:ascii="Times New Roman" w:hAnsi="Times New Roman"/>
+        </w:rPr>
+        <w:t xml:space="preserve">()</w:t>
+      </w:r>
+      <w:r>
+        <w:rPr>
+          <w:rStyle w:val="OperatorTok"/>
+          <w:rFonts w:ascii="Times New Roman" w:hAnsi="Times New Roman"/>
+        </w:rPr>
+        <w:t xml:space="preserve">.</w:t>
+      </w:r>
+      <w:r>
+        <w:rPr>
+          <w:rStyle w:val="FunctionTok"/>
+          <w:rFonts w:ascii="Times New Roman" w:hAnsi="Times New Roman"/>
+        </w:rPr>
+        <w:t xml:space="preserve">mockReturnValue</w:t>
+      </w:r>
+      <w:r>
+        <w:rPr>
+          <w:rStyle w:val="NormalTok"/>
+          <w:rFonts w:ascii="Times New Roman" w:hAnsi="Times New Roman"/>
+        </w:rPr>
+        <w:t xml:space="preserve">(mockDetail)</w:t>
+      </w:r>
+      <w:r>
+        <w:rPr>
+          <w:rStyle w:val="OperatorTok"/>
+          <w:rFonts w:ascii="Times New Roman" w:hAnsi="Times New Roman"/>
+        </w:rPr>
+        <w:t xml:space="preserve">,</w:t>
+      </w:r>
+      <w:r>
+        <w:rPr>
+          <w:rFonts w:ascii="Times New Roman" w:hAnsi="Times New Roman"/>
+        </w:rPr>
+        <w:br/>
+      </w:r>
+      <w:r>
+        <w:rPr>
+          <w:rStyle w:val="NormalTok"/>
+          <w:rFonts w:ascii="Times New Roman" w:hAnsi="Times New Roman"/>
+        </w:rPr>
+        <w:t xml:space="preserve">    }</w:t>
+      </w:r>
+      <w:r>
+        <w:rPr>
+          <w:rStyle w:val="OperatorTok"/>
+          <w:rFonts w:ascii="Times New Roman" w:hAnsi="Times New Roman"/>
+        </w:rPr>
+        <w:t xml:space="preserve">;</w:t>
+      </w:r>
+      <w:r>
+        <w:rPr>
+          <w:rFonts w:ascii="Times New Roman" w:hAnsi="Times New Roman"/>
+        </w:rPr>
+        <w:br/>
+      </w:r>
+      <w:r>
+        <w:rPr>
+          <w:rFonts w:ascii="Times New Roman" w:hAnsi="Times New Roman"/>
+        </w:rPr>
+        <w:br/>
+      </w:r>
+      <w:r>
+        <w:rPr>
+          <w:rStyle w:val="NormalTok"/>
+          <w:rFonts w:ascii="Times New Roman" w:hAnsi="Times New Roman"/>
+        </w:rPr>
+        <w:t xml:space="preserve">    mockCandidateRepo</w:t>
+      </w:r>
+      <w:r>
+        <w:rPr>
+          <w:rStyle w:val="OperatorTok"/>
+          <w:rFonts w:ascii="Times New Roman" w:hAnsi="Times New Roman"/>
+        </w:rPr>
+        <w:t xml:space="preserve">.</w:t>
+      </w:r>
+      <w:r>
+        <w:rPr>
+          <w:rStyle w:val="AttributeTok"/>
+          <w:rFonts w:ascii="Times New Roman" w:hAnsi="Times New Roman"/>
+        </w:rPr>
+        <w:t xml:space="preserve">create</w:t>
+      </w:r>
+      <w:r>
+        <w:rPr>
+          <w:rStyle w:val="OperatorTok"/>
+          <w:rFonts w:ascii="Times New Roman" w:hAnsi="Times New Roman"/>
+        </w:rPr>
+        <w:t xml:space="preserve">.</w:t>
+      </w:r>
+      <w:r>
+        <w:rPr>
+          <w:rStyle w:val="FunctionTok"/>
+          <w:rFonts w:ascii="Times New Roman" w:hAnsi="Times New Roman"/>
+        </w:rPr>
+        <w:t xml:space="preserve">mockResolvedValue</w:t>
+      </w:r>
+      <w:r>
+        <w:rPr>
+          <w:rStyle w:val="NormalTok"/>
+          <w:rFonts w:ascii="Times New Roman" w:hAnsi="Times New Roman"/>
+        </w:rPr>
+        <w:t xml:space="preserve">(mockResult)</w:t>
+      </w:r>
+      <w:r>
+        <w:rPr>
+          <w:rStyle w:val="OperatorTok"/>
+          <w:rFonts w:ascii="Times New Roman" w:hAnsi="Times New Roman"/>
+        </w:rPr>
+        <w:t xml:space="preserve">;</w:t>
+      </w:r>
+      <w:r>
+        <w:rPr>
+          <w:rFonts w:ascii="Times New Roman" w:hAnsi="Times New Roman"/>
+        </w:rPr>
+        <w:br/>
+      </w:r>
+      <w:r>
+        <w:rPr>
+          <w:rStyle w:val="NormalTok"/>
+          <w:rFonts w:ascii="Times New Roman" w:hAnsi="Times New Roman"/>
+        </w:rPr>
+        <w:t xml:space="preserve">    mockCandidateRepo</w:t>
+      </w:r>
+      <w:r>
+        <w:rPr>
+          <w:rStyle w:val="OperatorTok"/>
+          <w:rFonts w:ascii="Times New Roman" w:hAnsi="Times New Roman"/>
+        </w:rPr>
+        <w:t xml:space="preserve">.</w:t>
+      </w:r>
+      <w:r>
+        <w:rPr>
+          <w:rStyle w:val="AttributeTok"/>
+          <w:rFonts w:ascii="Times New Roman" w:hAnsi="Times New Roman"/>
+        </w:rPr>
+        <w:t xml:space="preserve">updateIsVerify</w:t>
+      </w:r>
+      <w:r>
+        <w:rPr>
+          <w:rStyle w:val="OperatorTok"/>
+          <w:rFonts w:ascii="Times New Roman" w:hAnsi="Times New Roman"/>
+        </w:rPr>
+        <w:t xml:space="preserve">.</w:t>
+      </w:r>
+      <w:r>
+        <w:rPr>
+          <w:rStyle w:val="FunctionTok"/>
+          <w:rFonts w:ascii="Times New Roman" w:hAnsi="Times New Roman"/>
+        </w:rPr>
+        <w:t xml:space="preserve">mockResolvedValue</w:t>
+      </w:r>
+      <w:r>
+        <w:rPr>
+          <w:rStyle w:val="NormalTok"/>
+          <w:rFonts w:ascii="Times New Roman" w:hAnsi="Times New Roman"/>
+        </w:rPr>
+        <w:t xml:space="preserve">(</w:t>
+      </w:r>
+      <w:r>
+        <w:rPr>
+          <w:rStyle w:val="KeywordTok"/>
+          <w:rFonts w:ascii="Times New Roman" w:hAnsi="Times New Roman"/>
+        </w:rPr>
+        <w:t xml:space="preserve">true</w:t>
+      </w:r>
+      <w:r>
+        <w:rPr>
+          <w:rStyle w:val="NormalTok"/>
+          <w:rFonts w:ascii="Times New Roman" w:hAnsi="Times New Roman"/>
+        </w:rPr>
+        <w:t xml:space="preserve">)</w:t>
+      </w:r>
+      <w:r>
+        <w:rPr>
+          <w:rStyle w:val="OperatorTok"/>
+          <w:rFonts w:ascii="Times New Roman" w:hAnsi="Times New Roman"/>
+        </w:rPr>
+        <w:t xml:space="preserve">;</w:t>
+      </w:r>
+      <w:r>
+        <w:rPr>
+          <w:rFonts w:ascii="Times New Roman" w:hAnsi="Times New Roman"/>
+        </w:rPr>
+        <w:br/>
+      </w:r>
+      <w:r>
+        <w:rPr>
+          <w:rFonts w:ascii="Times New Roman" w:hAnsi="Times New Roman"/>
+        </w:rPr>
+        <w:br/>
+      </w:r>
+      <w:r>
+        <w:rPr>
+          <w:rStyle w:val="NormalTok"/>
+          <w:rFonts w:ascii="Times New Roman" w:hAnsi="Times New Roman"/>
+        </w:rPr>
+        <w:t xml:space="preserve">    </w:t>
+      </w:r>
+      <w:r>
+        <w:rPr>
+          <w:rStyle w:val="KeywordTok"/>
+          <w:rFonts w:ascii="Times New Roman" w:hAnsi="Times New Roman"/>
+        </w:rPr>
+        <w:t xml:space="preserve">const</w:t>
+      </w:r>
+      <w:r>
+        <w:rPr>
+          <w:rStyle w:val="NormalTok"/>
+          <w:rFonts w:ascii="Times New Roman" w:hAnsi="Times New Roman"/>
+        </w:rPr>
+        <w:t xml:space="preserve"> inputData </w:t>
+      </w:r>
+      <w:r>
+        <w:rPr>
+          <w:rStyle w:val="OperatorTok"/>
+          <w:rFonts w:ascii="Times New Roman" w:hAnsi="Times New Roman"/>
+        </w:rPr>
+        <w:t xml:space="preserve">=</w:t>
+      </w:r>
+      <w:r>
+        <w:rPr>
+          <w:rStyle w:val="NormalTok"/>
+          <w:rFonts w:ascii="Times New Roman" w:hAnsi="Times New Roman"/>
+        </w:rPr>
+        <w:t xml:space="preserve"> {</w:t>
+      </w:r>
+      <w:r>
+        <w:rPr>
+          <w:rFonts w:ascii="Times New Roman" w:hAnsi="Times New Roman"/>
+        </w:rPr>
+        <w:br/>
+      </w:r>
+      <w:r>
+        <w:rPr>
+          <w:rStyle w:val="NormalTok"/>
+          <w:rFonts w:ascii="Times New Roman" w:hAnsi="Times New Roman"/>
+        </w:rPr>
+        <w:t xml:space="preserve">      status</w:t>
+      </w:r>
+      <w:r>
+        <w:rPr>
+          <w:rStyle w:val="OperatorTok"/>
+          <w:rFonts w:ascii="Times New Roman" w:hAnsi="Times New Roman"/>
+        </w:rPr>
+        <w:t xml:space="preserve">:</w:t>
+      </w:r>
+      <w:r>
+        <w:rPr>
+          <w:rStyle w:val="NormalTok"/>
+          <w:rFonts w:ascii="Times New Roman" w:hAnsi="Times New Roman"/>
+        </w:rPr>
+        <w:t xml:space="preserve"> </w:t>
+      </w:r>
+      <w:r>
+        <w:rPr>
+          <w:rStyle w:val="StringTok"/>
+          <w:rFonts w:ascii="Times New Roman" w:hAnsi="Times New Roman"/>
+        </w:rPr>
+        <w:t xml:space="preserve">"VERIFIED"</w:t>
+      </w:r>
+      <w:r>
+        <w:rPr>
+          <w:rStyle w:val="OperatorTok"/>
+          <w:rFonts w:ascii="Times New Roman" w:hAnsi="Times New Roman"/>
+        </w:rPr>
+        <w:t xml:space="preserve">,</w:t>
+      </w:r>
+      <w:r>
+        <w:rPr>
+          <w:rFonts w:ascii="Times New Roman" w:hAnsi="Times New Roman"/>
+        </w:rPr>
+        <w:br/>
+      </w:r>
+      <w:r>
+        <w:rPr>
+          <w:rStyle w:val="NormalTok"/>
+          <w:rFonts w:ascii="Times New Roman" w:hAnsi="Times New Roman"/>
+        </w:rPr>
+        <w:t xml:space="preserve">      notes</w:t>
+      </w:r>
+      <w:r>
+        <w:rPr>
+          <w:rStyle w:val="OperatorTok"/>
+          <w:rFonts w:ascii="Times New Roman" w:hAnsi="Times New Roman"/>
+        </w:rPr>
+        <w:t xml:space="preserve">:</w:t>
+      </w:r>
+      <w:r>
+        <w:rPr>
+          <w:rStyle w:val="NormalTok"/>
+          <w:rFonts w:ascii="Times New Roman" w:hAnsi="Times New Roman"/>
+        </w:rPr>
+        <w:t xml:space="preserve"> </w:t>
+      </w:r>
+      <w:r>
+        <w:rPr>
+          <w:rStyle w:val="StringTok"/>
+          <w:rFonts w:ascii="Times New Roman" w:hAnsi="Times New Roman"/>
+        </w:rPr>
+        <w:t xml:space="preserve">"Thông tin hợp lệ"</w:t>
+      </w:r>
+      <w:r>
+        <w:rPr>
+          <w:rStyle w:val="OperatorTok"/>
+          <w:rFonts w:ascii="Times New Roman" w:hAnsi="Times New Roman"/>
+        </w:rPr>
+        <w:t xml:space="preserve">,</w:t>
+      </w:r>
+      <w:r>
+        <w:rPr>
+          <w:rFonts w:ascii="Times New Roman" w:hAnsi="Times New Roman"/>
+        </w:rPr>
+        <w:br/>
+      </w:r>
+      <w:r>
+        <w:rPr>
+          <w:rStyle w:val="NormalTok"/>
+          <w:rFonts w:ascii="Times New Roman" w:hAnsi="Times New Roman"/>
+        </w:rPr>
+        <w:t xml:space="preserve">      verifiedBy</w:t>
+      </w:r>
+      <w:r>
+        <w:rPr>
+          <w:rStyle w:val="OperatorTok"/>
+          <w:rFonts w:ascii="Times New Roman" w:hAnsi="Times New Roman"/>
+        </w:rPr>
+        <w:t xml:space="preserve">:</w:t>
+      </w:r>
+      <w:r>
+        <w:rPr>
+          <w:rStyle w:val="NormalTok"/>
+          <w:rFonts w:ascii="Times New Roman" w:hAnsi="Times New Roman"/>
+        </w:rPr>
+        <w:t xml:space="preserve"> </w:t>
+      </w:r>
+      <w:r>
+        <w:rPr>
+          <w:rStyle w:val="StringTok"/>
+          <w:rFonts w:ascii="Times New Roman" w:hAnsi="Times New Roman"/>
+        </w:rPr>
+        <w:t xml:space="preserve">"HR_01"</w:t>
+      </w:r>
+      <w:r>
+        <w:rPr>
+          <w:rStyle w:val="OperatorTok"/>
+          <w:rFonts w:ascii="Times New Roman" w:hAnsi="Times New Roman"/>
+        </w:rPr>
+        <w:t xml:space="preserve">,</w:t>
+      </w:r>
+      <w:r>
+        <w:rPr>
+          <w:rFonts w:ascii="Times New Roman" w:hAnsi="Times New Roman"/>
+        </w:rPr>
+        <w:br/>
+      </w:r>
+      <w:r>
+        <w:rPr>
+          <w:rStyle w:val="NormalTok"/>
+          <w:rFonts w:ascii="Times New Roman" w:hAnsi="Times New Roman"/>
+        </w:rPr>
+        <w:t xml:space="preserve">    } </w:t>
+      </w:r>
+      <w:r>
+        <w:rPr>
+          <w:rStyle w:val="ImportTok"/>
+          <w:rFonts w:ascii="Times New Roman" w:hAnsi="Times New Roman"/>
+        </w:rPr>
+        <w:t xml:space="preserve">as</w:t>
+      </w:r>
+      <w:r>
+        <w:rPr>
+          <w:rStyle w:val="NormalTok"/>
+          <w:rFonts w:ascii="Times New Roman" w:hAnsi="Times New Roman"/>
+        </w:rPr>
+        <w:t xml:space="preserve"> </w:t>
+      </w:r>
+      <w:r>
+        <w:rPr>
+          <w:rStyle w:val="DataTypeTok"/>
+          <w:rFonts w:ascii="Times New Roman" w:hAnsi="Times New Roman"/>
+        </w:rPr>
+        <w:t xml:space="preserve">any</w:t>
+      </w:r>
+      <w:r>
+        <w:rPr>
+          <w:rStyle w:val="OperatorTok"/>
+          <w:rFonts w:ascii="Times New Roman" w:hAnsi="Times New Roman"/>
+        </w:rPr>
+        <w:t xml:space="preserve">;</w:t>
+      </w:r>
+      <w:r>
+        <w:rPr>
+          <w:rFonts w:ascii="Times New Roman" w:hAnsi="Times New Roman"/>
+        </w:rPr>
+        <w:br/>
+      </w:r>
+      <w:r>
+        <w:rPr>
+          <w:rFonts w:ascii="Times New Roman" w:hAnsi="Times New Roman"/>
+        </w:rPr>
+        <w:br/>
+      </w:r>
+      <w:r>
+        <w:rPr>
+          <w:rStyle w:val="NormalTok"/>
+          <w:rFonts w:ascii="Times New Roman" w:hAnsi="Times New Roman"/>
+        </w:rPr>
+        <w:t xml:space="preserve">    </w:t>
+      </w:r>
+      <w:r>
+        <w:rPr>
+          <w:rStyle w:val="KeywordTok"/>
+          <w:rFonts w:ascii="Times New Roman" w:hAnsi="Times New Roman"/>
+        </w:rPr>
+        <w:t xml:space="preserve">const</w:t>
+      </w:r>
+      <w:r>
+        <w:rPr>
+          <w:rStyle w:val="NormalTok"/>
+          <w:rFonts w:ascii="Times New Roman" w:hAnsi="Times New Roman"/>
+        </w:rPr>
+        <w:t xml:space="preserve"> result </w:t>
+      </w:r>
+      <w:r>
+        <w:rPr>
+          <w:rStyle w:val="OperatorTok"/>
+          <w:rFonts w:ascii="Times New Roman" w:hAnsi="Times New Roman"/>
+        </w:rPr>
+        <w:t xml:space="preserve">=</w:t>
+      </w:r>
+      <w:r>
+        <w:rPr>
+          <w:rStyle w:val="NormalTok"/>
+          <w:rFonts w:ascii="Times New Roman" w:hAnsi="Times New Roman"/>
+        </w:rPr>
+        <w:t xml:space="preserve"> </w:t>
+      </w:r>
+      <w:r>
+        <w:rPr>
+          <w:rStyle w:val="ControlFlowTok"/>
+          <w:rFonts w:ascii="Times New Roman" w:hAnsi="Times New Roman"/>
+        </w:rPr>
+        <w:t xml:space="preserve">await</w:t>
+      </w:r>
+      <w:r>
+        <w:rPr>
+          <w:rStyle w:val="NormalTok"/>
+          <w:rFonts w:ascii="Times New Roman" w:hAnsi="Times New Roman"/>
+        </w:rPr>
+        <w:t xml:space="preserve"> useCase</w:t>
+      </w:r>
+      <w:r>
+        <w:rPr>
+          <w:rStyle w:val="OperatorTok"/>
+          <w:rFonts w:ascii="Times New Roman" w:hAnsi="Times New Roman"/>
+        </w:rPr>
+        <w:t xml:space="preserve">.</w:t>
+      </w:r>
+      <w:r>
+        <w:rPr>
+          <w:rStyle w:val="FunctionTok"/>
+          <w:rFonts w:ascii="Times New Roman" w:hAnsi="Times New Roman"/>
+        </w:rPr>
         <w:t xml:space="preserve">execute</w:t>
       </w:r>
       <w:r>
@@ -8719,7 +10298,7 @@
           <w:rStyle w:val="StringTok"/>
           <w:rFonts w:ascii="Times New Roman" w:hAnsi="Times New Roman"/>
         </w:rPr>
-        <w:t xml:space="preserve">'CAN_01'</w:t>
+        <w:t xml:space="preserve">"CAN_01"</w:t>
       </w:r>
       <w:r>
         <w:rPr>
@@ -8737,6 +10316,273 @@
       </w:r>
       <w:r>
         <w:rPr>
+          <w:rStyle w:val="OperatorTok"/>
+          <w:rFonts w:ascii="Times New Roman" w:hAnsi="Times New Roman"/>
+        </w:rPr>
+        <w:t xml:space="preserve">;</w:t>
+      </w:r>
+      <w:r>
+        <w:rPr>
+          <w:rFonts w:ascii="Times New Roman" w:hAnsi="Times New Roman"/>
+        </w:rPr>
+        <w:br/>
+      </w:r>
+      <w:r>
+        <w:rPr>
+          <w:rFonts w:ascii="Times New Roman" w:hAnsi="Times New Roman"/>
+        </w:rPr>
+        <w:br/>
+      </w:r>
+      <w:r>
+        <w:rPr>
+          <w:rStyle w:val="NormalTok"/>
+          <w:rFonts w:ascii="Times New Roman" w:hAnsi="Times New Roman"/>
+        </w:rPr>
+        <w:t xml:space="preserve">    </w:t>
+      </w:r>
+      <w:r>
+        <w:rPr>
+          <w:rStyle w:val="FunctionTok"/>
+          <w:rFonts w:ascii="Times New Roman" w:hAnsi="Times New Roman"/>
+        </w:rPr>
+        <w:t xml:space="preserve">expect</w:t>
+      </w:r>
+      <w:r>
+        <w:rPr>
+          <w:rStyle w:val="NormalTok"/>
+          <w:rFonts w:ascii="Times New Roman" w:hAnsi="Times New Roman"/>
+        </w:rPr>
+        <w:t xml:space="preserve">(result)</w:t>
+      </w:r>
+      <w:r>
+        <w:rPr>
+          <w:rStyle w:val="OperatorTok"/>
+          <w:rFonts w:ascii="Times New Roman" w:hAnsi="Times New Roman"/>
+        </w:rPr>
+        <w:t xml:space="preserve">.</w:t>
+      </w:r>
+      <w:r>
+        <w:rPr>
+          <w:rStyle w:val="FunctionTok"/>
+          <w:rFonts w:ascii="Times New Roman" w:hAnsi="Times New Roman"/>
+        </w:rPr>
+        <w:t xml:space="preserve">toEqual</w:t>
+      </w:r>
+      <w:r>
+        <w:rPr>
+          <w:rStyle w:val="NormalTok"/>
+          <w:rFonts w:ascii="Times New Roman" w:hAnsi="Times New Roman"/>
+        </w:rPr>
+        <w:t xml:space="preserve">(mockDetail)</w:t>
+      </w:r>
+      <w:r>
+        <w:rPr>
+          <w:rStyle w:val="OperatorTok"/>
+          <w:rFonts w:ascii="Times New Roman" w:hAnsi="Times New Roman"/>
+        </w:rPr>
+        <w:t xml:space="preserve">;</w:t>
+      </w:r>
+      <w:r>
+        <w:rPr>
+          <w:rFonts w:ascii="Times New Roman" w:hAnsi="Times New Roman"/>
+        </w:rPr>
+        <w:br/>
+      </w:r>
+      <w:r>
+        <w:rPr>
+          <w:rStyle w:val="NormalTok"/>
+          <w:rFonts w:ascii="Times New Roman" w:hAnsi="Times New Roman"/>
+        </w:rPr>
+        <w:t xml:space="preserve">    </w:t>
+      </w:r>
+      <w:r>
+        <w:rPr>
+          <w:rStyle w:val="FunctionTok"/>
+          <w:rFonts w:ascii="Times New Roman" w:hAnsi="Times New Roman"/>
+        </w:rPr>
+        <w:t xml:space="preserve">expect</w:t>
+      </w:r>
+      <w:r>
+        <w:rPr>
+          <w:rStyle w:val="NormalTok"/>
+          <w:rFonts w:ascii="Times New Roman" w:hAnsi="Times New Roman"/>
+        </w:rPr>
+        <w:t xml:space="preserve">(mockCandidateRepo</w:t>
+      </w:r>
+      <w:r>
+        <w:rPr>
+          <w:rStyle w:val="OperatorTok"/>
+          <w:rFonts w:ascii="Times New Roman" w:hAnsi="Times New Roman"/>
+        </w:rPr>
+        <w:t xml:space="preserve">.</w:t>
+      </w:r>
+      <w:r>
+        <w:rPr>
+          <w:rStyle w:val="AttributeTok"/>
+          <w:rFonts w:ascii="Times New Roman" w:hAnsi="Times New Roman"/>
+        </w:rPr>
+        <w:t xml:space="preserve">create</w:t>
+      </w:r>
+      <w:r>
+        <w:rPr>
+          <w:rStyle w:val="NormalTok"/>
+          <w:rFonts w:ascii="Times New Roman" w:hAnsi="Times New Roman"/>
+        </w:rPr>
+        <w:t xml:space="preserve">)</w:t>
+      </w:r>
+      <w:r>
+        <w:rPr>
+          <w:rStyle w:val="OperatorTok"/>
+          <w:rFonts w:ascii="Times New Roman" w:hAnsi="Times New Roman"/>
+        </w:rPr>
+        <w:t xml:space="preserve">.</w:t>
+      </w:r>
+      <w:r>
+        <w:rPr>
+          <w:rStyle w:val="FunctionTok"/>
+          <w:rFonts w:ascii="Times New Roman" w:hAnsi="Times New Roman"/>
+        </w:rPr>
+        <w:t xml:space="preserve">toHaveBeenCalled</w:t>
+      </w:r>
+      <w:r>
+        <w:rPr>
+          <w:rStyle w:val="NormalTok"/>
+          <w:rFonts w:ascii="Times New Roman" w:hAnsi="Times New Roman"/>
+        </w:rPr>
+        <w:t xml:space="preserve">()</w:t>
+      </w:r>
+      <w:r>
+        <w:rPr>
+          <w:rStyle w:val="OperatorTok"/>
+          <w:rFonts w:ascii="Times New Roman" w:hAnsi="Times New Roman"/>
+        </w:rPr>
+        <w:t xml:space="preserve">;</w:t>
+      </w:r>
+      <w:r>
+        <w:rPr>
+          <w:rFonts w:ascii="Times New Roman" w:hAnsi="Times New Roman"/>
+        </w:rPr>
+        <w:br/>
+      </w:r>
+      <w:r>
+        <w:rPr>
+          <w:rStyle w:val="NormalTok"/>
+          <w:rFonts w:ascii="Times New Roman" w:hAnsi="Times New Roman"/>
+        </w:rPr>
+        <w:t xml:space="preserve">    </w:t>
+      </w:r>
+      <w:r>
+        <w:rPr>
+          <w:rStyle w:val="FunctionTok"/>
+          <w:rFonts w:ascii="Times New Roman" w:hAnsi="Times New Roman"/>
+        </w:rPr>
+        <w:t xml:space="preserve">expect</w:t>
+      </w:r>
+      <w:r>
+        <w:rPr>
+          <w:rStyle w:val="NormalTok"/>
+          <w:rFonts w:ascii="Times New Roman" w:hAnsi="Times New Roman"/>
+        </w:rPr>
+        <w:t xml:space="preserve">(mockCandidateRepo</w:t>
+      </w:r>
+      <w:r>
+        <w:rPr>
+          <w:rStyle w:val="OperatorTok"/>
+          <w:rFonts w:ascii="Times New Roman" w:hAnsi="Times New Roman"/>
+        </w:rPr>
+        <w:t xml:space="preserve">.</w:t>
+      </w:r>
+      <w:r>
+        <w:rPr>
+          <w:rStyle w:val="AttributeTok"/>
+          <w:rFonts w:ascii="Times New Roman" w:hAnsi="Times New Roman"/>
+        </w:rPr>
+        <w:t xml:space="preserve">updateIsVerify</w:t>
+      </w:r>
+      <w:r>
+        <w:rPr>
+          <w:rStyle w:val="NormalTok"/>
+          <w:rFonts w:ascii="Times New Roman" w:hAnsi="Times New Roman"/>
+        </w:rPr>
+        <w:t xml:space="preserve">)</w:t>
+      </w:r>
+      <w:r>
+        <w:rPr>
+          <w:rStyle w:val="OperatorTok"/>
+          <w:rFonts w:ascii="Times New Roman" w:hAnsi="Times New Roman"/>
+        </w:rPr>
+        <w:t xml:space="preserve">.</w:t>
+      </w:r>
+      <w:r>
+        <w:rPr>
+          <w:rStyle w:val="FunctionTok"/>
+          <w:rFonts w:ascii="Times New Roman" w:hAnsi="Times New Roman"/>
+        </w:rPr>
+        <w:t xml:space="preserve">toHaveBeenCalledWith</w:t>
+      </w:r>
+      <w:r>
+        <w:rPr>
+          <w:rStyle w:val="NormalTok"/>
+          <w:rFonts w:ascii="Times New Roman" w:hAnsi="Times New Roman"/>
+        </w:rPr>
+        <w:t xml:space="preserve">(</w:t>
+      </w:r>
+      <w:r>
+        <w:rPr>
+          <w:rFonts w:ascii="Times New Roman" w:hAnsi="Times New Roman"/>
+        </w:rPr>
+        <w:br/>
+      </w:r>
+      <w:r>
+        <w:rPr>
+          <w:rStyle w:val="NormalTok"/>
+          <w:rFonts w:ascii="Times New Roman" w:hAnsi="Times New Roman"/>
+        </w:rPr>
+        <w:t xml:space="preserve">      </w:t>
+      </w:r>
+      <w:r>
+        <w:rPr>
+          <w:rStyle w:val="StringTok"/>
+          <w:rFonts w:ascii="Times New Roman" w:hAnsi="Times New Roman"/>
+        </w:rPr>
+        <w:t xml:space="preserve">"CAN_01"</w:t>
+      </w:r>
+      <w:r>
+        <w:rPr>
+          <w:rStyle w:val="OperatorTok"/>
+          <w:rFonts w:ascii="Times New Roman" w:hAnsi="Times New Roman"/>
+        </w:rPr>
+        <w:t xml:space="preserve">,</w:t>
+      </w:r>
+      <w:r>
+        <w:rPr>
+          <w:rFonts w:ascii="Times New Roman" w:hAnsi="Times New Roman"/>
+        </w:rPr>
+        <w:br/>
+      </w:r>
+      <w:r>
+        <w:rPr>
+          <w:rStyle w:val="NormalTok"/>
+          <w:rFonts w:ascii="Times New Roman" w:hAnsi="Times New Roman"/>
+        </w:rPr>
+        <w:t xml:space="preserve">      </w:t>
+      </w:r>
+      <w:r>
+        <w:rPr>
+          <w:rStyle w:val="KeywordTok"/>
+          <w:rFonts w:ascii="Times New Roman" w:hAnsi="Times New Roman"/>
+        </w:rPr>
+        <w:t xml:space="preserve">true</w:t>
+      </w:r>
+      <w:r>
+        <w:rPr>
+          <w:rStyle w:val="OperatorTok"/>
+          <w:rFonts w:ascii="Times New Roman" w:hAnsi="Times New Roman"/>
+        </w:rPr>
+        <w:t xml:space="preserve">,</w:t>
+      </w:r>
+      <w:r>
+        <w:rPr>
           <w:rFonts w:ascii="Times New Roman" w:hAnsi="Times New Roman"/>
         </w:rPr>
         <w:br/>
@@ -8753,6 +10599,40 @@
           <w:rStyle w:val="OperatorTok"/>
           <w:rFonts w:ascii="Times New Roman" w:hAnsi="Times New Roman"/>
         </w:rPr>
+        <w:t xml:space="preserve">;</w:t>
+      </w:r>
+      <w:r>
+        <w:rPr>
+          <w:rFonts w:ascii="Times New Roman" w:hAnsi="Times New Roman"/>
+        </w:rPr>
+        <w:br/>
+      </w:r>
+      <w:r>
+        <w:rPr>
+          <w:rStyle w:val="NormalTok"/>
+          <w:rFonts w:ascii="Times New Roman" w:hAnsi="Times New Roman"/>
+        </w:rPr>
+        <w:t xml:space="preserve">    </w:t>
+      </w:r>
+      <w:r>
+        <w:rPr>
+          <w:rStyle w:val="FunctionTok"/>
+          <w:rFonts w:ascii="Times New Roman" w:hAnsi="Times New Roman"/>
+        </w:rPr>
+        <w:t xml:space="preserve">expect</w:t>
+      </w:r>
+      <w:r>
+        <w:rPr>
+          <w:rStyle w:val="NormalTok"/>
+          <w:rFonts w:ascii="Times New Roman" w:hAnsi="Times New Roman"/>
+        </w:rPr>
+        <w:t xml:space="preserve">(mockResult</w:t>
+      </w:r>
+      <w:r>
+        <w:rPr>
+          <w:rStyle w:val="OperatorTok"/>
+          <w:rFonts w:ascii="Times New Roman" w:hAnsi="Times New Roman"/>
+        </w:rPr>
         <w:t xml:space="preserve">.</w:t>
       </w:r>
       <w:r>
@@ -8760,6 +10640,493 @@
           <w:rStyle w:val="AttributeTok"/>
           <w:rFonts w:ascii="Times New Roman" w:hAnsi="Times New Roman"/>
         </w:rPr>
+        <w:t xml:space="preserve">getDetail</w:t>
+      </w:r>
+      <w:r>
+        <w:rPr>
+          <w:rStyle w:val="NormalTok"/>
+          <w:rFonts w:ascii="Times New Roman" w:hAnsi="Times New Roman"/>
+        </w:rPr>
+        <w:t xml:space="preserve">)</w:t>
+      </w:r>
+      <w:r>
+        <w:rPr>
+          <w:rStyle w:val="OperatorTok"/>
+          <w:rFonts w:ascii="Times New Roman" w:hAnsi="Times New Roman"/>
+        </w:rPr>
+        <w:t xml:space="preserve">.</w:t>
+      </w:r>
+      <w:r>
+        <w:rPr>
+          <w:rStyle w:val="FunctionTok"/>
+          <w:rFonts w:ascii="Times New Roman" w:hAnsi="Times New Roman"/>
+        </w:rPr>
+        <w:t xml:space="preserve">toHaveBeenCalled</w:t>
+      </w:r>
+      <w:r>
+        <w:rPr>
+          <w:rStyle w:val="NormalTok"/>
+          <w:rFonts w:ascii="Times New Roman" w:hAnsi="Times New Roman"/>
+        </w:rPr>
+        <w:t xml:space="preserve">()</w:t>
+      </w:r>
+      <w:r>
+        <w:rPr>
+          <w:rStyle w:val="OperatorTok"/>
+          <w:rFonts w:ascii="Times New Roman" w:hAnsi="Times New Roman"/>
+        </w:rPr>
+        <w:t xml:space="preserve">;</w:t>
+      </w:r>
+      <w:r>
+        <w:rPr>
+          <w:rFonts w:ascii="Times New Roman" w:hAnsi="Times New Roman"/>
+        </w:rPr>
+        <w:br/>
+      </w:r>
+      <w:r>
+        <w:rPr>
+          <w:rStyle w:val="NormalTok"/>
+          <w:rFonts w:ascii="Times New Roman" w:hAnsi="Times New Roman"/>
+        </w:rPr>
+        <w:t xml:space="preserve">  })</w:t>
+      </w:r>
+      <w:r>
+        <w:rPr>
+          <w:rStyle w:val="OperatorTok"/>
+          <w:rFonts w:ascii="Times New Roman" w:hAnsi="Times New Roman"/>
+        </w:rPr>
+        <w:t xml:space="preserve">;</w:t>
+      </w:r>
+      <w:r>
+        <w:rPr>
+          <w:rFonts w:ascii="Times New Roman" w:hAnsi="Times New Roman"/>
+        </w:rPr>
+        <w:br/>
+      </w:r>
+      <w:r>
+        <w:rPr>
+          <w:rFonts w:ascii="Times New Roman" w:hAnsi="Times New Roman"/>
+        </w:rPr>
+        <w:br/>
+      </w:r>
+      <w:r>
+        <w:rPr>
+          <w:rStyle w:val="NormalTok"/>
+          <w:rFonts w:ascii="Times New Roman" w:hAnsi="Times New Roman"/>
+        </w:rPr>
+        <w:t xml:space="preserve">  </w:t>
+      </w:r>
+      <w:r>
+        <w:rPr>
+          <w:rStyle w:val="CommentTok"/>
+          <w:rFonts w:ascii="Times New Roman" w:hAnsi="Times New Roman"/>
+        </w:rPr>
+        <w:t xml:space="preserve">// TC_WB_03: Async Exception - create throws Error</w:t>
+      </w:r>
+      <w:r>
+        <w:rPr>
+          <w:rFonts w:ascii="Times New Roman" w:hAnsi="Times New Roman"/>
+        </w:rPr>
+        <w:br/>
+      </w:r>
+      <w:r>
+        <w:rPr>
+          <w:rStyle w:val="NormalTok"/>
+          <w:rFonts w:ascii="Times New Roman" w:hAnsi="Times New Roman"/>
+        </w:rPr>
+        <w:t xml:space="preserve">  </w:t>
+      </w:r>
+      <w:r>
+        <w:rPr>
+          <w:rStyle w:val="FunctionTok"/>
+          <w:rFonts w:ascii="Times New Roman" w:hAnsi="Times New Roman"/>
+        </w:rPr>
+        <w:t xml:space="preserve">it</w:t>
+      </w:r>
+      <w:r>
+        <w:rPr>
+          <w:rStyle w:val="NormalTok"/>
+          <w:rFonts w:ascii="Times New Roman" w:hAnsi="Times New Roman"/>
+        </w:rPr>
+        <w:t xml:space="preserve">(</w:t>
+      </w:r>
+      <w:r>
+        <w:rPr>
+          <w:rStyle w:val="StringTok"/>
+          <w:rFonts w:ascii="Times New Roman" w:hAnsi="Times New Roman"/>
+        </w:rPr>
+        <w:t xml:space="preserve">"TC_WB_03: Nên ném lỗi khi candidateRepo.create bị reject"</w:t>
+      </w:r>
+      <w:r>
+        <w:rPr>
+          <w:rStyle w:val="OperatorTok"/>
+          <w:rFonts w:ascii="Times New Roman" w:hAnsi="Times New Roman"/>
+        </w:rPr>
+        <w:t xml:space="preserve">,</w:t>
+      </w:r>
+      <w:r>
+        <w:rPr>
+          <w:rStyle w:val="NormalTok"/>
+          <w:rFonts w:ascii="Times New Roman" w:hAnsi="Times New Roman"/>
+        </w:rPr>
+        <w:t xml:space="preserve"> </w:t>
+      </w:r>
+      <w:r>
+        <w:rPr>
+          <w:rStyle w:val="KeywordTok"/>
+          <w:rFonts w:ascii="Times New Roman" w:hAnsi="Times New Roman"/>
+        </w:rPr>
+        <w:t xml:space="preserve">async</w:t>
+      </w:r>
+      <w:r>
+        <w:rPr>
+          <w:rStyle w:val="NormalTok"/>
+          <w:rFonts w:ascii="Times New Roman" w:hAnsi="Times New Roman"/>
+        </w:rPr>
+        <w:t xml:space="preserve"> () </w:t>
+      </w:r>
+      <w:r>
+        <w:rPr>
+          <w:rStyle w:val="KeywordTok"/>
+          <w:rFonts w:ascii="Times New Roman" w:hAnsi="Times New Roman"/>
+        </w:rPr>
+        <w:t xml:space="preserve">=&gt;</w:t>
+      </w:r>
+      <w:r>
+        <w:rPr>
+          <w:rStyle w:val="NormalTok"/>
+          <w:rFonts w:ascii="Times New Roman" w:hAnsi="Times New Roman"/>
+        </w:rPr>
+        <w:t xml:space="preserve"> {</w:t>
+      </w:r>
+      <w:r>
+        <w:rPr>
+          <w:rFonts w:ascii="Times New Roman" w:hAnsi="Times New Roman"/>
+        </w:rPr>
+        <w:br/>
+      </w:r>
+      <w:r>
+        <w:rPr>
+          <w:rStyle w:val="NormalTok"/>
+          <w:rFonts w:ascii="Times New Roman" w:hAnsi="Times New Roman"/>
+        </w:rPr>
+        <w:t xml:space="preserve">    mockCandidateRepo</w:t>
+      </w:r>
+      <w:r>
+        <w:rPr>
+          <w:rStyle w:val="OperatorTok"/>
+          <w:rFonts w:ascii="Times New Roman" w:hAnsi="Times New Roman"/>
+        </w:rPr>
+        <w:t xml:space="preserve">.</w:t>
+      </w:r>
+      <w:r>
+        <w:rPr>
+          <w:rStyle w:val="AttributeTok"/>
+          <w:rFonts w:ascii="Times New Roman" w:hAnsi="Times New Roman"/>
+        </w:rPr>
+        <w:t xml:space="preserve">create</w:t>
+      </w:r>
+      <w:r>
+        <w:rPr>
+          <w:rStyle w:val="OperatorTok"/>
+          <w:rFonts w:ascii="Times New Roman" w:hAnsi="Times New Roman"/>
+        </w:rPr>
+        <w:t xml:space="preserve">.</w:t>
+      </w:r>
+      <w:r>
+        <w:rPr>
+          <w:rStyle w:val="FunctionTok"/>
+          <w:rFonts w:ascii="Times New Roman" w:hAnsi="Times New Roman"/>
+        </w:rPr>
+        <w:t xml:space="preserve">mockRejectedValue</w:t>
+      </w:r>
+      <w:r>
+        <w:rPr>
+          <w:rStyle w:val="NormalTok"/>
+          <w:rFonts w:ascii="Times New Roman" w:hAnsi="Times New Roman"/>
+        </w:rPr>
+        <w:t xml:space="preserve">(</w:t>
+      </w:r>
+      <w:r>
+        <w:rPr>
+          <w:rFonts w:ascii="Times New Roman" w:hAnsi="Times New Roman"/>
+        </w:rPr>
+        <w:br/>
+      </w:r>
+      <w:r>
+        <w:rPr>
+          <w:rStyle w:val="NormalTok"/>
+          <w:rFonts w:ascii="Times New Roman" w:hAnsi="Times New Roman"/>
+        </w:rPr>
+        <w:t xml:space="preserve">      </w:t>
+      </w:r>
+      <w:r>
+        <w:rPr>
+          <w:rStyle w:val="KeywordTok"/>
+          <w:rFonts w:ascii="Times New Roman" w:hAnsi="Times New Roman"/>
+        </w:rPr>
+        <w:t xml:space="preserve">new</w:t>
+      </w:r>
+      <w:r>
+        <w:rPr>
+          <w:rStyle w:val="NormalTok"/>
+          <w:rFonts w:ascii="Times New Roman" w:hAnsi="Times New Roman"/>
+        </w:rPr>
+        <w:t xml:space="preserve"> </w:t>
+      </w:r>
+      <w:r>
+        <w:rPr>
+          <w:rStyle w:val="BuiltInTok"/>
+          <w:rFonts w:ascii="Times New Roman" w:hAnsi="Times New Roman"/>
+        </w:rPr>
+        <w:t xml:space="preserve">Error</w:t>
+      </w:r>
+      <w:r>
+        <w:rPr>
+          <w:rStyle w:val="NormalTok"/>
+          <w:rFonts w:ascii="Times New Roman" w:hAnsi="Times New Roman"/>
+        </w:rPr>
+        <w:t xml:space="preserve">(</w:t>
+      </w:r>
+      <w:r>
+        <w:rPr>
+          <w:rStyle w:val="StringTok"/>
+          <w:rFonts w:ascii="Times New Roman" w:hAnsi="Times New Roman"/>
+        </w:rPr>
+        <w:t xml:space="preserve">"Database connection error"</w:t>
+      </w:r>
+      <w:r>
+        <w:rPr>
+          <w:rStyle w:val="NormalTok"/>
+          <w:rFonts w:ascii="Times New Roman" w:hAnsi="Times New Roman"/>
+        </w:rPr>
+        <w:t xml:space="preserve">)</w:t>
+      </w:r>
+      <w:r>
+        <w:rPr>
+          <w:rStyle w:val="OperatorTok"/>
+          <w:rFonts w:ascii="Times New Roman" w:hAnsi="Times New Roman"/>
+        </w:rPr>
+        <w:t xml:space="preserve">,</w:t>
+      </w:r>
+      <w:r>
+        <w:rPr>
+          <w:rFonts w:ascii="Times New Roman" w:hAnsi="Times New Roman"/>
+        </w:rPr>
+        <w:br/>
+      </w:r>
+      <w:r>
+        <w:rPr>
+          <w:rStyle w:val="NormalTok"/>
+          <w:rFonts w:ascii="Times New Roman" w:hAnsi="Times New Roman"/>
+        </w:rPr>
+        <w:t xml:space="preserve">    )</w:t>
+      </w:r>
+      <w:r>
+        <w:rPr>
+          <w:rStyle w:val="OperatorTok"/>
+          <w:rFonts w:ascii="Times New Roman" w:hAnsi="Times New Roman"/>
+        </w:rPr>
+        <w:t xml:space="preserve">;</w:t>
+      </w:r>
+      <w:r>
+        <w:rPr>
+          <w:rFonts w:ascii="Times New Roman" w:hAnsi="Times New Roman"/>
+        </w:rPr>
+        <w:br/>
+      </w:r>
+      <w:r>
+        <w:rPr>
+          <w:rStyle w:val="NormalTok"/>
+          <w:rFonts w:ascii="Times New Roman" w:hAnsi="Times New Roman"/>
+        </w:rPr>
+        <w:t xml:space="preserve">    mockCandidateRepo</w:t>
+      </w:r>
+      <w:r>
+        <w:rPr>
+          <w:rStyle w:val="OperatorTok"/>
+          <w:rFonts w:ascii="Times New Roman" w:hAnsi="Times New Roman"/>
+        </w:rPr>
+        <w:t xml:space="preserve">.</w:t>
+      </w:r>
+      <w:r>
+        <w:rPr>
+          <w:rStyle w:val="AttributeTok"/>
+          <w:rFonts w:ascii="Times New Roman" w:hAnsi="Times New Roman"/>
+        </w:rPr>
+        <w:t xml:space="preserve">updateIsVerify</w:t>
+      </w:r>
+      <w:r>
+        <w:rPr>
+          <w:rStyle w:val="OperatorTok"/>
+          <w:rFonts w:ascii="Times New Roman" w:hAnsi="Times New Roman"/>
+        </w:rPr>
+        <w:t xml:space="preserve">.</w:t>
+      </w:r>
+      <w:r>
+        <w:rPr>
+          <w:rStyle w:val="FunctionTok"/>
+          <w:rFonts w:ascii="Times New Roman" w:hAnsi="Times New Roman"/>
+        </w:rPr>
+        <w:t xml:space="preserve">mockResolvedValue</w:t>
+      </w:r>
+      <w:r>
+        <w:rPr>
+          <w:rStyle w:val="NormalTok"/>
+          <w:rFonts w:ascii="Times New Roman" w:hAnsi="Times New Roman"/>
+        </w:rPr>
+        <w:t xml:space="preserve">(</w:t>
+      </w:r>
+      <w:r>
+        <w:rPr>
+          <w:rStyle w:val="KeywordTok"/>
+          <w:rFonts w:ascii="Times New Roman" w:hAnsi="Times New Roman"/>
+        </w:rPr>
+        <w:t xml:space="preserve">true</w:t>
+      </w:r>
+      <w:r>
+        <w:rPr>
+          <w:rStyle w:val="NormalTok"/>
+          <w:rFonts w:ascii="Times New Roman" w:hAnsi="Times New Roman"/>
+        </w:rPr>
+        <w:t xml:space="preserve">)</w:t>
+      </w:r>
+      <w:r>
+        <w:rPr>
+          <w:rStyle w:val="OperatorTok"/>
+          <w:rFonts w:ascii="Times New Roman" w:hAnsi="Times New Roman"/>
+        </w:rPr>
+        <w:t xml:space="preserve">;</w:t>
+      </w:r>
+      <w:r>
+        <w:rPr>
+          <w:rFonts w:ascii="Times New Roman" w:hAnsi="Times New Roman"/>
+        </w:rPr>
+        <w:br/>
+      </w:r>
+      <w:r>
+        <w:rPr>
+          <w:rFonts w:ascii="Times New Roman" w:hAnsi="Times New Roman"/>
+        </w:rPr>
+        <w:br/>
+      </w:r>
+      <w:r>
+        <w:rPr>
+          <w:rStyle w:val="NormalTok"/>
+          <w:rFonts w:ascii="Times New Roman" w:hAnsi="Times New Roman"/>
+        </w:rPr>
+        <w:t xml:space="preserve">    </w:t>
+      </w:r>
+      <w:r>
+        <w:rPr>
+          <w:rStyle w:val="ControlFlowTok"/>
+          <w:rFonts w:ascii="Times New Roman" w:hAnsi="Times New Roman"/>
+        </w:rPr>
+        <w:t xml:space="preserve">await</w:t>
+      </w:r>
+      <w:r>
+        <w:rPr>
+          <w:rStyle w:val="NormalTok"/>
+          <w:rFonts w:ascii="Times New Roman" w:hAnsi="Times New Roman"/>
+        </w:rPr>
+        <w:t xml:space="preserve"> </w:t>
+      </w:r>
+      <w:r>
+        <w:rPr>
+          <w:rStyle w:val="FunctionTok"/>
+          <w:rFonts w:ascii="Times New Roman" w:hAnsi="Times New Roman"/>
+        </w:rPr>
+        <w:t xml:space="preserve">expect</w:t>
+      </w:r>
+      <w:r>
+        <w:rPr>
+          <w:rStyle w:val="NormalTok"/>
+          <w:rFonts w:ascii="Times New Roman" w:hAnsi="Times New Roman"/>
+        </w:rPr>
+        <w:t xml:space="preserve">(useCase</w:t>
+      </w:r>
+      <w:r>
+        <w:rPr>
+          <w:rStyle w:val="OperatorTok"/>
+          <w:rFonts w:ascii="Times New Roman" w:hAnsi="Times New Roman"/>
+        </w:rPr>
+        <w:t xml:space="preserve">.</w:t>
+      </w:r>
+      <w:r>
+        <w:rPr>
+          <w:rStyle w:val="FunctionTok"/>
+          <w:rFonts w:ascii="Times New Roman" w:hAnsi="Times New Roman"/>
+        </w:rPr>
+        <w:t xml:space="preserve">execute</w:t>
+      </w:r>
+      <w:r>
+        <w:rPr>
+          <w:rStyle w:val="NormalTok"/>
+          <w:rFonts w:ascii="Times New Roman" w:hAnsi="Times New Roman"/>
+        </w:rPr>
+        <w:t xml:space="preserve">(</w:t>
+      </w:r>
+      <w:r>
+        <w:rPr>
+          <w:rStyle w:val="StringTok"/>
+          <w:rFonts w:ascii="Times New Roman" w:hAnsi="Times New Roman"/>
+        </w:rPr>
+        <w:t xml:space="preserve">"CAN_01"</w:t>
+      </w:r>
+      <w:r>
+        <w:rPr>
+          <w:rStyle w:val="OperatorTok"/>
+          <w:rFonts w:ascii="Times New Roman" w:hAnsi="Times New Roman"/>
+        </w:rPr>
+        <w:t xml:space="preserve">,</w:t>
+      </w:r>
+      <w:r>
+        <w:rPr>
+          <w:rStyle w:val="NormalTok"/>
+          <w:rFonts w:ascii="Times New Roman" w:hAnsi="Times New Roman"/>
+        </w:rPr>
+        <w:t xml:space="preserve"> {} </w:t>
+      </w:r>
+      <w:r>
+        <w:rPr>
+          <w:rStyle w:val="ImportTok"/>
+          <w:rFonts w:ascii="Times New Roman" w:hAnsi="Times New Roman"/>
+        </w:rPr>
+        <w:t xml:space="preserve">as</w:t>
+      </w:r>
+      <w:r>
+        <w:rPr>
+          <w:rStyle w:val="NormalTok"/>
+          <w:rFonts w:ascii="Times New Roman" w:hAnsi="Times New Roman"/>
+        </w:rPr>
+        <w:t xml:space="preserve"> </w:t>
+      </w:r>
+      <w:r>
+        <w:rPr>
+          <w:rStyle w:val="DataTypeTok"/>
+          <w:rFonts w:ascii="Times New Roman" w:hAnsi="Times New Roman"/>
+        </w:rPr>
+        <w:t xml:space="preserve">any</w:t>
+      </w:r>
+      <w:r>
+        <w:rPr>
+          <w:rStyle w:val="NormalTok"/>
+          <w:rFonts w:ascii="Times New Roman" w:hAnsi="Times New Roman"/>
+        </w:rPr>
+        <w:t xml:space="preserve">))</w:t>
+      </w:r>
+      <w:r>
+        <w:rPr>
+          <w:rStyle w:val="OperatorTok"/>
+          <w:rFonts w:ascii="Times New Roman" w:hAnsi="Times New Roman"/>
+        </w:rPr>
+        <w:t xml:space="preserve">.</w:t>
+      </w:r>
+      <w:r>
+        <w:rPr>
+          <w:rStyle w:val="AttributeTok"/>
+          <w:rFonts w:ascii="Times New Roman" w:hAnsi="Times New Roman"/>
+        </w:rPr>
         <w:t xml:space="preserve">rejects</w:t>
       </w:r>
       <w:r>
@@ -8785,10 +11152,406 @@
       </w:r>
       <w:r>
         <w:rPr>
+          <w:rFonts w:ascii="Times New Roman" w:hAnsi="Times New Roman"/>
+        </w:rPr>
+        <w:br/>
+      </w:r>
+      <w:r>
+        <w:rPr>
+          <w:rStyle w:val="NormalTok"/>
+          <w:rFonts w:ascii="Times New Roman" w:hAnsi="Times New Roman"/>
+        </w:rPr>
+        <w:t xml:space="preserve">      </w:t>
+      </w:r>
+      <w:r>
+        <w:rPr>
           <w:rStyle w:val="StringTok"/>
           <w:rFonts w:ascii="Times New Roman" w:hAnsi="Times New Roman"/>
         </w:rPr>
-        <w:t xml:space="preserve">'Kiểm chứng lỗi vui lòng thử lại!'</w:t>
+        <w:t xml:space="preserve">"Database connection error"</w:t>
+      </w:r>
+      <w:r>
+        <w:rPr>
+          <w:rStyle w:val="OperatorTok"/>
+          <w:rFonts w:ascii="Times New Roman" w:hAnsi="Times New Roman"/>
+        </w:rPr>
+        <w:t xml:space="preserve">,</w:t>
+      </w:r>
+      <w:r>
+        <w:rPr>
+          <w:rFonts w:ascii="Times New Roman" w:hAnsi="Times New Roman"/>
+        </w:rPr>
+        <w:br/>
+      </w:r>
+      <w:r>
+        <w:rPr>
+          <w:rStyle w:val="NormalTok"/>
+          <w:rFonts w:ascii="Times New Roman" w:hAnsi="Times New Roman"/>
+        </w:rPr>
+        <w:t xml:space="preserve">    )</w:t>
+      </w:r>
+      <w:r>
+        <w:rPr>
+          <w:rStyle w:val="OperatorTok"/>
+          <w:rFonts w:ascii="Times New Roman" w:hAnsi="Times New Roman"/>
+        </w:rPr>
+        <w:t xml:space="preserve">;</w:t>
+      </w:r>
+      <w:r>
+        <w:rPr>
+          <w:rFonts w:ascii="Times New Roman" w:hAnsi="Times New Roman"/>
+        </w:rPr>
+        <w:br/>
+      </w:r>
+      <w:r>
+        <w:rPr>
+          <w:rStyle w:val="NormalTok"/>
+          <w:rFonts w:ascii="Times New Roman" w:hAnsi="Times New Roman"/>
+        </w:rPr>
+        <w:t xml:space="preserve">  })</w:t>
+      </w:r>
+      <w:r>
+        <w:rPr>
+          <w:rStyle w:val="OperatorTok"/>
+          <w:rFonts w:ascii="Times New Roman" w:hAnsi="Times New Roman"/>
+        </w:rPr>
+        <w:t xml:space="preserve">;</w:t>
+      </w:r>
+      <w:r>
+        <w:rPr>
+          <w:rFonts w:ascii="Times New Roman" w:hAnsi="Times New Roman"/>
+        </w:rPr>
+        <w:br/>
+      </w:r>
+      <w:r>
+        <w:rPr>
+          <w:rFonts w:ascii="Times New Roman" w:hAnsi="Times New Roman"/>
+        </w:rPr>
+        <w:br/>
+      </w:r>
+      <w:r>
+        <w:rPr>
+          <w:rStyle w:val="NormalTok"/>
+          <w:rFonts w:ascii="Times New Roman" w:hAnsi="Times New Roman"/>
+        </w:rPr>
+        <w:t xml:space="preserve">  </w:t>
+      </w:r>
+      <w:r>
+        <w:rPr>
+          <w:rStyle w:val="CommentTok"/>
+          <w:rFonts w:ascii="Times New Roman" w:hAnsi="Times New Roman"/>
+        </w:rPr>
+        <w:t xml:space="preserve">// TC_WB_04: Async Exception - updateIsVerify throws Error</w:t>
+      </w:r>
+      <w:r>
+        <w:rPr>
+          <w:rFonts w:ascii="Times New Roman" w:hAnsi="Times New Roman"/>
+        </w:rPr>
+        <w:br/>
+      </w:r>
+      <w:r>
+        <w:rPr>
+          <w:rStyle w:val="NormalTok"/>
+          <w:rFonts w:ascii="Times New Roman" w:hAnsi="Times New Roman"/>
+        </w:rPr>
+        <w:t xml:space="preserve">  </w:t>
+      </w:r>
+      <w:r>
+        <w:rPr>
+          <w:rStyle w:val="FunctionTok"/>
+          <w:rFonts w:ascii="Times New Roman" w:hAnsi="Times New Roman"/>
+        </w:rPr>
+        <w:t xml:space="preserve">it</w:t>
+      </w:r>
+      <w:r>
+        <w:rPr>
+          <w:rStyle w:val="NormalTok"/>
+          <w:rFonts w:ascii="Times New Roman" w:hAnsi="Times New Roman"/>
+        </w:rPr>
+        <w:t xml:space="preserve">(</w:t>
+      </w:r>
+      <w:r>
+        <w:rPr>
+          <w:rStyle w:val="StringTok"/>
+          <w:rFonts w:ascii="Times New Roman" w:hAnsi="Times New Roman"/>
+        </w:rPr>
+        <w:t xml:space="preserve">"TC_WB_04: Nên ném lỗi khi candidateRepo.updateIsVerify bị reject"</w:t>
+      </w:r>
+      <w:r>
+        <w:rPr>
+          <w:rStyle w:val="OperatorTok"/>
+          <w:rFonts w:ascii="Times New Roman" w:hAnsi="Times New Roman"/>
+        </w:rPr>
+        <w:t xml:space="preserve">,</w:t>
+      </w:r>
+      <w:r>
+        <w:rPr>
+          <w:rStyle w:val="NormalTok"/>
+          <w:rFonts w:ascii="Times New Roman" w:hAnsi="Times New Roman"/>
+        </w:rPr>
+        <w:t xml:space="preserve"> </w:t>
+      </w:r>
+      <w:r>
+        <w:rPr>
+          <w:rStyle w:val="KeywordTok"/>
+          <w:rFonts w:ascii="Times New Roman" w:hAnsi="Times New Roman"/>
+        </w:rPr>
+        <w:t xml:space="preserve">async</w:t>
+      </w:r>
+      <w:r>
+        <w:rPr>
+          <w:rStyle w:val="NormalTok"/>
+          <w:rFonts w:ascii="Times New Roman" w:hAnsi="Times New Roman"/>
+        </w:rPr>
+        <w:t xml:space="preserve"> () </w:t>
+      </w:r>
+      <w:r>
+        <w:rPr>
+          <w:rStyle w:val="KeywordTok"/>
+          <w:rFonts w:ascii="Times New Roman" w:hAnsi="Times New Roman"/>
+        </w:rPr>
+        <w:t xml:space="preserve">=&gt;</w:t>
+      </w:r>
+      <w:r>
+        <w:rPr>
+          <w:rStyle w:val="NormalTok"/>
+          <w:rFonts w:ascii="Times New Roman" w:hAnsi="Times New Roman"/>
+        </w:rPr>
+        <w:t xml:space="preserve"> {</w:t>
+      </w:r>
+      <w:r>
+        <w:rPr>
+          <w:rFonts w:ascii="Times New Roman" w:hAnsi="Times New Roman"/>
+        </w:rPr>
+        <w:br/>
+      </w:r>
+      <w:r>
+        <w:rPr>
+          <w:rStyle w:val="NormalTok"/>
+          <w:rFonts w:ascii="Times New Roman" w:hAnsi="Times New Roman"/>
+        </w:rPr>
+        <w:t xml:space="preserve">    </w:t>
+      </w:r>
+      <w:r>
+        <w:rPr>
+          <w:rStyle w:val="KeywordTok"/>
+          <w:rFonts w:ascii="Times New Roman" w:hAnsi="Times New Roman"/>
+        </w:rPr>
+        <w:t xml:space="preserve">const</w:t>
+      </w:r>
+      <w:r>
+        <w:rPr>
+          <w:rStyle w:val="NormalTok"/>
+          <w:rFonts w:ascii="Times New Roman" w:hAnsi="Times New Roman"/>
+        </w:rPr>
+        <w:t xml:space="preserve"> mockResult </w:t>
+      </w:r>
+      <w:r>
+        <w:rPr>
+          <w:rStyle w:val="OperatorTok"/>
+          <w:rFonts w:ascii="Times New Roman" w:hAnsi="Times New Roman"/>
+        </w:rPr>
+        <w:t xml:space="preserve">=</w:t>
+      </w:r>
+      <w:r>
+        <w:rPr>
+          <w:rStyle w:val="NormalTok"/>
+          <w:rFonts w:ascii="Times New Roman" w:hAnsi="Times New Roman"/>
+        </w:rPr>
+        <w:t xml:space="preserve"> { getDetail</w:t>
+      </w:r>
+      <w:r>
+        <w:rPr>
+          <w:rStyle w:val="OperatorTok"/>
+          <w:rFonts w:ascii="Times New Roman" w:hAnsi="Times New Roman"/>
+        </w:rPr>
+        <w:t xml:space="preserve">:</w:t>
+      </w:r>
+      <w:r>
+        <w:rPr>
+          <w:rStyle w:val="NormalTok"/>
+          <w:rFonts w:ascii="Times New Roman" w:hAnsi="Times New Roman"/>
+        </w:rPr>
+        <w:t xml:space="preserve"> jest</w:t>
+      </w:r>
+      <w:r>
+        <w:rPr>
+          <w:rStyle w:val="OperatorTok"/>
+          <w:rFonts w:ascii="Times New Roman" w:hAnsi="Times New Roman"/>
+        </w:rPr>
+        <w:t xml:space="preserve">.</w:t>
+      </w:r>
+      <w:r>
+        <w:rPr>
+          <w:rStyle w:val="FunctionTok"/>
+          <w:rFonts w:ascii="Times New Roman" w:hAnsi="Times New Roman"/>
+        </w:rPr>
+        <w:t xml:space="preserve">fn</w:t>
+      </w:r>
+      <w:r>
+        <w:rPr>
+          <w:rStyle w:val="NormalTok"/>
+          <w:rFonts w:ascii="Times New Roman" w:hAnsi="Times New Roman"/>
+        </w:rPr>
+        <w:t xml:space="preserve">() }</w:t>
+      </w:r>
+      <w:r>
+        <w:rPr>
+          <w:rStyle w:val="OperatorTok"/>
+          <w:rFonts w:ascii="Times New Roman" w:hAnsi="Times New Roman"/>
+        </w:rPr>
+        <w:t xml:space="preserve">;</w:t>
+      </w:r>
+      <w:r>
+        <w:rPr>
+          <w:rFonts w:ascii="Times New Roman" w:hAnsi="Times New Roman"/>
+        </w:rPr>
+        <w:br/>
+      </w:r>
+      <w:r>
+        <w:rPr>
+          <w:rStyle w:val="NormalTok"/>
+          <w:rFonts w:ascii="Times New Roman" w:hAnsi="Times New Roman"/>
+        </w:rPr>
+        <w:t xml:space="preserve">    mockCandidateRepo</w:t>
+      </w:r>
+      <w:r>
+        <w:rPr>
+          <w:rStyle w:val="OperatorTok"/>
+          <w:rFonts w:ascii="Times New Roman" w:hAnsi="Times New Roman"/>
+        </w:rPr>
+        <w:t xml:space="preserve">.</w:t>
+      </w:r>
+      <w:r>
+        <w:rPr>
+          <w:rStyle w:val="AttributeTok"/>
+          <w:rFonts w:ascii="Times New Roman" w:hAnsi="Times New Roman"/>
+        </w:rPr>
+        <w:t xml:space="preserve">create</w:t>
+      </w:r>
+      <w:r>
+        <w:rPr>
+          <w:rStyle w:val="OperatorTok"/>
+          <w:rFonts w:ascii="Times New Roman" w:hAnsi="Times New Roman"/>
+        </w:rPr>
+        <w:t xml:space="preserve">.</w:t>
+      </w:r>
+      <w:r>
+        <w:rPr>
+          <w:rStyle w:val="FunctionTok"/>
+          <w:rFonts w:ascii="Times New Roman" w:hAnsi="Times New Roman"/>
+        </w:rPr>
+        <w:t xml:space="preserve">mockResolvedValue</w:t>
+      </w:r>
+      <w:r>
+        <w:rPr>
+          <w:rStyle w:val="NormalTok"/>
+          <w:rFonts w:ascii="Times New Roman" w:hAnsi="Times New Roman"/>
+        </w:rPr>
+        <w:t xml:space="preserve">(mockResult)</w:t>
+      </w:r>
+      <w:r>
+        <w:rPr>
+          <w:rStyle w:val="OperatorTok"/>
+          <w:rFonts w:ascii="Times New Roman" w:hAnsi="Times New Roman"/>
+        </w:rPr>
+        <w:t xml:space="preserve">;</w:t>
+      </w:r>
+      <w:r>
+        <w:rPr>
+          <w:rFonts w:ascii="Times New Roman" w:hAnsi="Times New Roman"/>
+        </w:rPr>
+        <w:br/>
+      </w:r>
+      <w:r>
+        <w:rPr>
+          <w:rStyle w:val="NormalTok"/>
+          <w:rFonts w:ascii="Times New Roman" w:hAnsi="Times New Roman"/>
+        </w:rPr>
+        <w:t xml:space="preserve">    mockCandidateRepo</w:t>
+      </w:r>
+      <w:r>
+        <w:rPr>
+          <w:rStyle w:val="OperatorTok"/>
+          <w:rFonts w:ascii="Times New Roman" w:hAnsi="Times New Roman"/>
+        </w:rPr>
+        <w:t xml:space="preserve">.</w:t>
+      </w:r>
+      <w:r>
+        <w:rPr>
+          <w:rStyle w:val="AttributeTok"/>
+          <w:rFonts w:ascii="Times New Roman" w:hAnsi="Times New Roman"/>
+        </w:rPr>
+        <w:t xml:space="preserve">updateIsVerify</w:t>
+      </w:r>
+      <w:r>
+        <w:rPr>
+          <w:rStyle w:val="OperatorTok"/>
+          <w:rFonts w:ascii="Times New Roman" w:hAnsi="Times New Roman"/>
+        </w:rPr>
+        <w:t xml:space="preserve">.</w:t>
+      </w:r>
+      <w:r>
+        <w:rPr>
+          <w:rStyle w:val="FunctionTok"/>
+          <w:rFonts w:ascii="Times New Roman" w:hAnsi="Times New Roman"/>
+        </w:rPr>
+        <w:t xml:space="preserve">mockRejectedValue</w:t>
+      </w:r>
+      <w:r>
+        <w:rPr>
+          <w:rStyle w:val="NormalTok"/>
+          <w:rFonts w:ascii="Times New Roman" w:hAnsi="Times New Roman"/>
+        </w:rPr>
+        <w:t xml:space="preserve">(</w:t>
+      </w:r>
+      <w:r>
+        <w:rPr>
+          <w:rFonts w:ascii="Times New Roman" w:hAnsi="Times New Roman"/>
+        </w:rPr>
+        <w:br/>
+      </w:r>
+      <w:r>
+        <w:rPr>
+          <w:rStyle w:val="NormalTok"/>
+          <w:rFonts w:ascii="Times New Roman" w:hAnsi="Times New Roman"/>
+        </w:rPr>
+        <w:t xml:space="preserve">      </w:t>
+      </w:r>
+      <w:r>
+        <w:rPr>
+          <w:rStyle w:val="KeywordTok"/>
+          <w:rFonts w:ascii="Times New Roman" w:hAnsi="Times New Roman"/>
+        </w:rPr>
+        <w:t xml:space="preserve">new</w:t>
+      </w:r>
+      <w:r>
+        <w:rPr>
+          <w:rStyle w:val="NormalTok"/>
+          <w:rFonts w:ascii="Times New Roman" w:hAnsi="Times New Roman"/>
+        </w:rPr>
+        <w:t xml:space="preserve"> </w:t>
+      </w:r>
+      <w:r>
+        <w:rPr>
+          <w:rStyle w:val="BuiltInTok"/>
+          <w:rFonts w:ascii="Times New Roman" w:hAnsi="Times New Roman"/>
+        </w:rPr>
+        <w:t xml:space="preserve">Error</w:t>
+      </w:r>
+      <w:r>
+        <w:rPr>
+          <w:rStyle w:val="NormalTok"/>
+          <w:rFonts w:ascii="Times New Roman" w:hAnsi="Times New Roman"/>
+        </w:rPr>
+        <w:t xml:space="preserve">(</w:t>
+      </w:r>
+      <w:r>
+        <w:rPr>
+          <w:rStyle w:val="StringTok"/>
+          <w:rFonts w:ascii="Times New Roman" w:hAnsi="Times New Roman"/>
+        </w:rPr>
+        <w:t xml:space="preserve">"Update status failed"</w:t>
       </w:r>
       <w:r>
         <w:rPr>
@@ -8802,6 +11565,26 @@
           <w:rStyle w:val="OperatorTok"/>
           <w:rFonts w:ascii="Times New Roman" w:hAnsi="Times New Roman"/>
         </w:rPr>
+        <w:t xml:space="preserve">,</w:t>
+      </w:r>
+      <w:r>
+        <w:rPr>
+          <w:rFonts w:ascii="Times New Roman" w:hAnsi="Times New Roman"/>
+        </w:rPr>
+        <w:br/>
+      </w:r>
+      <w:r>
+        <w:rPr>
+          <w:rStyle w:val="NormalTok"/>
+          <w:rFonts w:ascii="Times New Roman" w:hAnsi="Times New Roman"/>
+        </w:rPr>
+        <w:t xml:space="preserve">    )</w:t>
+      </w:r>
+      <w:r>
+        <w:rPr>
+          <w:rStyle w:val="OperatorTok"/>
+          <w:rFonts w:ascii="Times New Roman" w:hAnsi="Times New Roman"/>
+        </w:rPr>
         <w:t xml:space="preserve">;</w:t>
       </w:r>
       <w:r>
@@ -8825,6 +11608,20 @@
       </w:r>
       <w:r>
         <w:rPr>
+          <w:rStyle w:val="ControlFlowTok"/>
+          <w:rFonts w:ascii="Times New Roman" w:hAnsi="Times New Roman"/>
+        </w:rPr>
+        <w:t xml:space="preserve">await</w:t>
+      </w:r>
+      <w:r>
+        <w:rPr>
+          <w:rStyle w:val="NormalTok"/>
+          <w:rFonts w:ascii="Times New Roman" w:hAnsi="Times New Roman"/>
+        </w:rPr>
+        <w:t xml:space="preserve"> </w:t>
+      </w:r>
+      <w:r>
+        <w:rPr>
           <w:rStyle w:val="FunctionTok"/>
           <w:rFonts w:ascii="Times New Roman" w:hAnsi="Times New Roman"/>
         </w:rPr>
@@ -8835,7 +11632,7 @@
           <w:rStyle w:val="NormalTok"/>
           <w:rFonts w:ascii="Times New Roman" w:hAnsi="Times New Roman"/>
         </w:rPr>
-        <w:t xml:space="preserve">(mockCandidateRepo</w:t>
+        <w:t xml:space="preserve">(useCase</w:t>
       </w:r>
       <w:r>
         <w:rPr>
@@ -8846,17 +11643,80 @@
       </w:r>
       <w:r>
         <w:rPr>
+          <w:rStyle w:val="FunctionTok"/>
+          <w:rFonts w:ascii="Times New Roman" w:hAnsi="Times New Roman"/>
+        </w:rPr>
+        <w:t xml:space="preserve">execute</w:t>
+      </w:r>
+      <w:r>
+        <w:rPr>
+          <w:rStyle w:val="NormalTok"/>
+          <w:rFonts w:ascii="Times New Roman" w:hAnsi="Times New Roman"/>
+        </w:rPr>
+        <w:t xml:space="preserve">(</w:t>
+      </w:r>
+      <w:r>
+        <w:rPr>
+          <w:rStyle w:val="StringTok"/>
+          <w:rFonts w:ascii="Times New Roman" w:hAnsi="Times New Roman"/>
+        </w:rPr>
+        <w:t xml:space="preserve">"CAN_01"</w:t>
+      </w:r>
+      <w:r>
+        <w:rPr>
+          <w:rStyle w:val="OperatorTok"/>
+          <w:rFonts w:ascii="Times New Roman" w:hAnsi="Times New Roman"/>
+        </w:rPr>
+        <w:t xml:space="preserve">,</w:t>
+      </w:r>
+      <w:r>
+        <w:rPr>
+          <w:rStyle w:val="NormalTok"/>
+          <w:rFonts w:ascii="Times New Roman" w:hAnsi="Times New Roman"/>
+        </w:rPr>
+        <w:t xml:space="preserve"> {} </w:t>
+      </w:r>
+      <w:r>
+        <w:rPr>
+          <w:rStyle w:val="ImportTok"/>
+          <w:rFonts w:ascii="Times New Roman" w:hAnsi="Times New Roman"/>
+        </w:rPr>
+        <w:t xml:space="preserve">as</w:t>
+      </w:r>
+      <w:r>
+        <w:rPr>
+          <w:rStyle w:val="NormalTok"/>
+          <w:rFonts w:ascii="Times New Roman" w:hAnsi="Times New Roman"/>
+        </w:rPr>
+        <w:t xml:space="preserve"> </w:t>
+      </w:r>
+      <w:r>
+        <w:rPr>
+          <w:rStyle w:val="DataTypeTok"/>
+          <w:rFonts w:ascii="Times New Roman" w:hAnsi="Times New Roman"/>
+        </w:rPr>
+        <w:t xml:space="preserve">any</w:t>
+      </w:r>
+      <w:r>
+        <w:rPr>
+          <w:rStyle w:val="NormalTok"/>
+          <w:rFonts w:ascii="Times New Roman" w:hAnsi="Times New Roman"/>
+        </w:rPr>
+        <w:t xml:space="preserve">))</w:t>
+      </w:r>
+      <w:r>
+        <w:rPr>
+          <w:rStyle w:val="OperatorTok"/>
+          <w:rFonts w:ascii="Times New Roman" w:hAnsi="Times New Roman"/>
+        </w:rPr>
+        <w:t xml:space="preserve">.</w:t>
+      </w:r>
+      <w:r>
+        <w:rPr>
           <w:rStyle w:val="AttributeTok"/>
           <w:rFonts w:ascii="Times New Roman" w:hAnsi="Times New Roman"/>
         </w:rPr>
-        <w:t xml:space="preserve">create</w:t>
-      </w:r>
-      <w:r>
-        <w:rPr>
-          <w:rStyle w:val="NormalTok"/>
-          <w:rFonts w:ascii="Times New Roman" w:hAnsi="Times New Roman"/>
-        </w:rPr>
-        <w:t xml:space="preserve">)</w:t>
+        <w:t xml:space="preserve">rejects</w:t>
       </w:r>
       <w:r>
         <w:rPr>
@@ -8870,14 +11730,54 @@
           <w:rStyle w:val="FunctionTok"/>
           <w:rFonts w:ascii="Times New Roman" w:hAnsi="Times New Roman"/>
         </w:rPr>
-        <w:t xml:space="preserve">toHaveBeenCalled</w:t>
-      </w:r>
-      <w:r>
-        <w:rPr>
-          <w:rStyle w:val="NormalTok"/>
-          <w:rFonts w:ascii="Times New Roman" w:hAnsi="Times New Roman"/>
-        </w:rPr>
-        <w:t xml:space="preserve">()</w:t>
+        <w:t xml:space="preserve">toThrow</w:t>
+      </w:r>
+      <w:r>
+        <w:rPr>
+          <w:rStyle w:val="NormalTok"/>
+          <w:rFonts w:ascii="Times New Roman" w:hAnsi="Times New Roman"/>
+        </w:rPr>
+        <w:t xml:space="preserve">(</w:t>
+      </w:r>
+      <w:r>
+        <w:rPr>
+          <w:rFonts w:ascii="Times New Roman" w:hAnsi="Times New Roman"/>
+        </w:rPr>
+        <w:br/>
+      </w:r>
+      <w:r>
+        <w:rPr>
+          <w:rStyle w:val="NormalTok"/>
+          <w:rFonts w:ascii="Times New Roman" w:hAnsi="Times New Roman"/>
+        </w:rPr>
+        <w:t xml:space="preserve">      </w:t>
+      </w:r>
+      <w:r>
+        <w:rPr>
+          <w:rStyle w:val="StringTok"/>
+          <w:rFonts w:ascii="Times New Roman" w:hAnsi="Times New Roman"/>
+        </w:rPr>
+        <w:t xml:space="preserve">"Update status failed"</w:t>
+      </w:r>
+      <w:r>
+        <w:rPr>
+          <w:rStyle w:val="OperatorTok"/>
+          <w:rFonts w:ascii="Times New Roman" w:hAnsi="Times New Roman"/>
+        </w:rPr>
+        <w:t xml:space="preserve">,</w:t>
+      </w:r>
+      <w:r>
+        <w:rPr>
+          <w:rFonts w:ascii="Times New Roman" w:hAnsi="Times New Roman"/>
+        </w:rPr>
+        <w:br/>
+      </w:r>
+      <w:r>
+        <w:rPr>
+          <w:rStyle w:val="NormalTok"/>
+          <w:rFonts w:ascii="Times New Roman" w:hAnsi="Times New Roman"/>
+        </w:rPr>
+        <w:t xml:space="preserve">    )</w:t>
       </w:r>
       <w:r>
         <w:rPr>
@@ -8897,98 +11797,7 @@
           <w:rStyle w:val="NormalTok"/>
           <w:rFonts w:ascii="Times New Roman" w:hAnsi="Times New Roman"/>
         </w:rPr>
-        <w:t xml:space="preserve">    </w:t>
-      </w:r>
-      <w:r>
-        <w:rPr>
-          <w:rStyle w:val="FunctionTok"/>
-          <w:rFonts w:ascii="Times New Roman" w:hAnsi="Times New Roman"/>
-        </w:rPr>
-        <w:t xml:space="preserve">expect</w:t>
-      </w:r>
-      <w:r>
-        <w:rPr>
-          <w:rStyle w:val="NormalTok"/>
-          <w:rFonts w:ascii="Times New Roman" w:hAnsi="Times New Roman"/>
-        </w:rPr>
-        <w:t xml:space="preserve">(mockCandidateRepo</w:t>
-      </w:r>
-      <w:r>
-        <w:rPr>
-          <w:rStyle w:val="OperatorTok"/>
-          <w:rFonts w:ascii="Times New Roman" w:hAnsi="Times New Roman"/>
-        </w:rPr>
-        <w:t xml:space="preserve">.</w:t>
-      </w:r>
-      <w:r>
-        <w:rPr>
-          <w:rStyle w:val="AttributeTok"/>
-          <w:rFonts w:ascii="Times New Roman" w:hAnsi="Times New Roman"/>
-        </w:rPr>
-        <w:t xml:space="preserve">updateIsVerify</w:t>
-      </w:r>
-      <w:r>
-        <w:rPr>
-          <w:rStyle w:val="NormalTok"/>
-          <w:rFonts w:ascii="Times New Roman" w:hAnsi="Times New Roman"/>
-        </w:rPr>
-        <w:t xml:space="preserve">)</w:t>
-      </w:r>
-      <w:r>
-        <w:rPr>
-          <w:rStyle w:val="OperatorTok"/>
-          <w:rFonts w:ascii="Times New Roman" w:hAnsi="Times New Roman"/>
-        </w:rPr>
-        <w:t xml:space="preserve">.</w:t>
-      </w:r>
-      <w:r>
-        <w:rPr>
-          <w:rStyle w:val="FunctionTok"/>
-          <w:rFonts w:ascii="Times New Roman" w:hAnsi="Times New Roman"/>
-        </w:rPr>
-        <w:t xml:space="preserve">toHaveBeenCalledWith</w:t>
-      </w:r>
-      <w:r>
-        <w:rPr>
-          <w:rStyle w:val="NormalTok"/>
-          <w:rFonts w:ascii="Times New Roman" w:hAnsi="Times New Roman"/>
-        </w:rPr>
-        <w:t xml:space="preserve">(</w:t>
-      </w:r>
-      <w:r>
-        <w:rPr>
-          <w:rStyle w:val="StringTok"/>
-          <w:rFonts w:ascii="Times New Roman" w:hAnsi="Times New Roman"/>
-        </w:rPr>
-        <w:t xml:space="preserve">'CAN_01'</w:t>
-      </w:r>
-      <w:r>
-        <w:rPr>
-          <w:rStyle w:val="OperatorTok"/>
-          <w:rFonts w:ascii="Times New Roman" w:hAnsi="Times New Roman"/>
-        </w:rPr>
-        <w:t xml:space="preserve">,</w:t>
-      </w:r>
-      <w:r>
-        <w:rPr>
-          <w:rStyle w:val="NormalTok"/>
-          <w:rFonts w:ascii="Times New Roman" w:hAnsi="Times New Roman"/>
-        </w:rPr>
-        <w:t xml:space="preserve"> </w:t>
-      </w:r>
-      <w:r>
-        <w:rPr>
-          <w:rStyle w:val="KeywordTok"/>
-          <w:rFonts w:ascii="Times New Roman" w:hAnsi="Times New Roman"/>
-        </w:rPr>
-        <w:t xml:space="preserve">true</w:t>
-      </w:r>
-      <w:r>
-        <w:rPr>
-          <w:rStyle w:val="NormalTok"/>
-          <w:rFonts w:ascii="Times New Roman" w:hAnsi="Times New Roman"/>
-        </w:rPr>
-        <w:t xml:space="preserve">)</w:t>
+        <w:t xml:space="preserve">  })</w:t>
       </w:r>
       <w:r>
         <w:rPr>
@@ -9008,7 +11817,7 @@
           <w:rStyle w:val="NormalTok"/>
           <w:rFonts w:ascii="Times New Roman" w:hAnsi="Times New Roman"/>
         </w:rPr>
-        <w:t xml:space="preserve">  })</w:t>
+        <w:t xml:space="preserve">})</w:t>
       </w:r>
       <w:r>
         <w:rPr>
@@ -9017,2337 +11826,9 @@
         </w:rPr>
         <w:t xml:space="preserve">;</w:t>
       </w:r>
-      <w:r>
-        <w:rPr>
-          <w:rFonts w:ascii="Times New Roman" w:hAnsi="Times New Roman"/>
-        </w:rPr>
-        <w:br/>
-      </w:r>
-      <w:r>
-        <w:rPr>
-          <w:rFonts w:ascii="Times New Roman" w:hAnsi="Times New Roman"/>
-        </w:rPr>
-        <w:br/>
-      </w:r>
-      <w:r>
-        <w:rPr>
-          <w:rStyle w:val="NormalTok"/>
-          <w:rFonts w:ascii="Times New Roman" w:hAnsi="Times New Roman"/>
-        </w:rPr>
-        <w:t xml:space="preserve">  </w:t>
-      </w:r>
-      <w:r>
-        <w:rPr>
-          <w:rStyle w:val="CommentTok"/>
-          <w:rFonts w:ascii="Times New Roman" w:hAnsi="Times New Roman"/>
-        </w:rPr>
-        <w:t xml:space="preserve">// TC_WB_02: Basis Path 2 (Node 1 -&gt; 2 -&gt; 4) - Happy Path</w:t>
-      </w:r>
-      <w:r>
-        <w:rPr>
-          <w:rFonts w:ascii="Times New Roman" w:hAnsi="Times New Roman"/>
-        </w:rPr>
-        <w:br/>
-      </w:r>
-      <w:r>
-        <w:rPr>
-          <w:rStyle w:val="NormalTok"/>
-          <w:rFonts w:ascii="Times New Roman" w:hAnsi="Times New Roman"/>
-        </w:rPr>
-        <w:t xml:space="preserve">  </w:t>
-      </w:r>
-      <w:r>
-        <w:rPr>
-          <w:rStyle w:val="FunctionTok"/>
-          <w:rFonts w:ascii="Times New Roman" w:hAnsi="Times New Roman"/>
-        </w:rPr>
-        <w:t xml:space="preserve">it</w:t>
-      </w:r>
-      <w:r>
-        <w:rPr>
-          <w:rStyle w:val="NormalTok"/>
-          <w:rFonts w:ascii="Times New Roman" w:hAnsi="Times New Roman"/>
-        </w:rPr>
-        <w:t xml:space="preserve">(</w:t>
-      </w:r>
-      <w:r>
-        <w:rPr>
-          <w:rStyle w:val="StringTok"/>
-          <w:rFonts w:ascii="Times New Roman" w:hAnsi="Times New Roman"/>
-        </w:rPr>
-        <w:t xml:space="preserve">'TC_WB_02: Path 2 - Nên tạo kiểm chứng thành công và trả về thông tin chi tiết'</w:t>
-      </w:r>
-      <w:r>
-        <w:rPr>
-          <w:rStyle w:val="OperatorTok"/>
-          <w:rFonts w:ascii="Times New Roman" w:hAnsi="Times New Roman"/>
-        </w:rPr>
-        <w:t xml:space="preserve">,</w:t>
-      </w:r>
-      <w:r>
-        <w:rPr>
-          <w:rStyle w:val="NormalTok"/>
-          <w:rFonts w:ascii="Times New Roman" w:hAnsi="Times New Roman"/>
-        </w:rPr>
-        <w:t xml:space="preserve"> </w:t>
-      </w:r>
-      <w:r>
-        <w:rPr>
-          <w:rStyle w:val="KeywordTok"/>
-          <w:rFonts w:ascii="Times New Roman" w:hAnsi="Times New Roman"/>
-        </w:rPr>
-        <w:t xml:space="preserve">async</w:t>
-      </w:r>
-      <w:r>
-        <w:rPr>
-          <w:rStyle w:val="NormalTok"/>
-          <w:rFonts w:ascii="Times New Roman" w:hAnsi="Times New Roman"/>
-        </w:rPr>
-        <w:t xml:space="preserve"> () </w:t>
-      </w:r>
-      <w:r>
-        <w:rPr>
-          <w:rStyle w:val="KeywordTok"/>
-          <w:rFonts w:ascii="Times New Roman" w:hAnsi="Times New Roman"/>
-        </w:rPr>
-        <w:t xml:space="preserve">=&gt;</w:t>
-      </w:r>
-      <w:r>
-        <w:rPr>
-          <w:rStyle w:val="NormalTok"/>
-          <w:rFonts w:ascii="Times New Roman" w:hAnsi="Times New Roman"/>
-        </w:rPr>
-        <w:t xml:space="preserve"> {</w:t>
-      </w:r>
-      <w:r>
-        <w:rPr>
-          <w:rFonts w:ascii="Times New Roman" w:hAnsi="Times New Roman"/>
-        </w:rPr>
-        <w:br/>
-      </w:r>
-      <w:r>
-        <w:rPr>
-          <w:rStyle w:val="NormalTok"/>
-          <w:rFonts w:ascii="Times New Roman" w:hAnsi="Times New Roman"/>
-        </w:rPr>
-        <w:t xml:space="preserve">    </w:t>
-      </w:r>
-      <w:r>
-        <w:rPr>
-          <w:rStyle w:val="KeywordTok"/>
-          <w:rFonts w:ascii="Times New Roman" w:hAnsi="Times New Roman"/>
-        </w:rPr>
-        <w:t xml:space="preserve">const</w:t>
-      </w:r>
-      <w:r>
-        <w:rPr>
-          <w:rStyle w:val="NormalTok"/>
-          <w:rFonts w:ascii="Times New Roman" w:hAnsi="Times New Roman"/>
-        </w:rPr>
-        <w:t xml:space="preserve"> mockDetail </w:t>
-      </w:r>
-      <w:r>
-        <w:rPr>
-          <w:rStyle w:val="OperatorTok"/>
-          <w:rFonts w:ascii="Times New Roman" w:hAnsi="Times New Roman"/>
-        </w:rPr>
-        <w:t xml:space="preserve">=</w:t>
-      </w:r>
-      <w:r>
-        <w:rPr>
-          <w:rStyle w:val="NormalTok"/>
-          <w:rFonts w:ascii="Times New Roman" w:hAnsi="Times New Roman"/>
-        </w:rPr>
-        <w:t xml:space="preserve"> {</w:t>
-      </w:r>
-      <w:r>
-        <w:rPr>
-          <w:rFonts w:ascii="Times New Roman" w:hAnsi="Times New Roman"/>
-        </w:rPr>
-        <w:br/>
-      </w:r>
-      <w:r>
-        <w:rPr>
-          <w:rStyle w:val="NormalTok"/>
-          <w:rFonts w:ascii="Times New Roman" w:hAnsi="Times New Roman"/>
-        </w:rPr>
-        <w:t xml:space="preserve">      id</w:t>
-      </w:r>
-      <w:r>
-        <w:rPr>
-          <w:rStyle w:val="OperatorTok"/>
-          <w:rFonts w:ascii="Times New Roman" w:hAnsi="Times New Roman"/>
-        </w:rPr>
-        <w:t xml:space="preserve">:</w:t>
-      </w:r>
-      <w:r>
-        <w:rPr>
-          <w:rStyle w:val="NormalTok"/>
-          <w:rFonts w:ascii="Times New Roman" w:hAnsi="Times New Roman"/>
-        </w:rPr>
-        <w:t xml:space="preserve"> </w:t>
-      </w:r>
-      <w:r>
-        <w:rPr>
-          <w:rStyle w:val="StringTok"/>
-          <w:rFonts w:ascii="Times New Roman" w:hAnsi="Times New Roman"/>
-        </w:rPr>
-        <w:t xml:space="preserve">'VER_01'</w:t>
-      </w:r>
-      <w:r>
-        <w:rPr>
-          <w:rStyle w:val="OperatorTok"/>
-          <w:rFonts w:ascii="Times New Roman" w:hAnsi="Times New Roman"/>
-        </w:rPr>
-        <w:t xml:space="preserve">,</w:t>
-      </w:r>
-      <w:r>
-        <w:rPr>
-          <w:rFonts w:ascii="Times New Roman" w:hAnsi="Times New Roman"/>
-        </w:rPr>
-        <w:br/>
-      </w:r>
-      <w:r>
-        <w:rPr>
-          <w:rStyle w:val="NormalTok"/>
-          <w:rFonts w:ascii="Times New Roman" w:hAnsi="Times New Roman"/>
-        </w:rPr>
-        <w:t xml:space="preserve">      candidateId</w:t>
-      </w:r>
-      <w:r>
-        <w:rPr>
-          <w:rStyle w:val="OperatorTok"/>
-          <w:rFonts w:ascii="Times New Roman" w:hAnsi="Times New Roman"/>
-        </w:rPr>
-        <w:t xml:space="preserve">:</w:t>
-      </w:r>
-      <w:r>
-        <w:rPr>
-          <w:rStyle w:val="NormalTok"/>
-          <w:rFonts w:ascii="Times New Roman" w:hAnsi="Times New Roman"/>
-        </w:rPr>
-        <w:t xml:space="preserve"> </w:t>
-      </w:r>
-      <w:r>
-        <w:rPr>
-          <w:rStyle w:val="StringTok"/>
-          <w:rFonts w:ascii="Times New Roman" w:hAnsi="Times New Roman"/>
-        </w:rPr>
-        <w:t xml:space="preserve">'CAN_01'</w:t>
-      </w:r>
-      <w:r>
-        <w:rPr>
-          <w:rStyle w:val="OperatorTok"/>
-          <w:rFonts w:ascii="Times New Roman" w:hAnsi="Times New Roman"/>
-        </w:rPr>
-        <w:t xml:space="preserve">,</w:t>
-      </w:r>
-      <w:r>
-        <w:rPr>
-          <w:rFonts w:ascii="Times New Roman" w:hAnsi="Times New Roman"/>
-        </w:rPr>
-        <w:br/>
-      </w:r>
-      <w:r>
-        <w:rPr>
-          <w:rStyle w:val="NormalTok"/>
-          <w:rFonts w:ascii="Times New Roman" w:hAnsi="Times New Roman"/>
-        </w:rPr>
-        <w:t xml:space="preserve">      status</w:t>
-      </w:r>
-      <w:r>
-        <w:rPr>
-          <w:rStyle w:val="OperatorTok"/>
-          <w:rFonts w:ascii="Times New Roman" w:hAnsi="Times New Roman"/>
-        </w:rPr>
-        <w:t xml:space="preserve">:</w:t>
-      </w:r>
-      <w:r>
-        <w:rPr>
-          <w:rStyle w:val="NormalTok"/>
-          <w:rFonts w:ascii="Times New Roman" w:hAnsi="Times New Roman"/>
-        </w:rPr>
-        <w:t xml:space="preserve"> </w:t>
-      </w:r>
-      <w:r>
-        <w:rPr>
-          <w:rStyle w:val="StringTok"/>
-          <w:rFonts w:ascii="Times New Roman" w:hAnsi="Times New Roman"/>
-        </w:rPr>
-        <w:t xml:space="preserve">'VERIFIED'</w:t>
-      </w:r>
-      <w:r>
-        <w:rPr>
-          <w:rStyle w:val="OperatorTok"/>
-          <w:rFonts w:ascii="Times New Roman" w:hAnsi="Times New Roman"/>
-        </w:rPr>
-        <w:t xml:space="preserve">,</w:t>
-      </w:r>
-      <w:r>
-        <w:rPr>
-          <w:rFonts w:ascii="Times New Roman" w:hAnsi="Times New Roman"/>
-        </w:rPr>
-        <w:br/>
-      </w:r>
-      <w:r>
-        <w:rPr>
-          <w:rStyle w:val="NormalTok"/>
-          <w:rFonts w:ascii="Times New Roman" w:hAnsi="Times New Roman"/>
-        </w:rPr>
-        <w:t xml:space="preserve">      notes</w:t>
-      </w:r>
-      <w:r>
-        <w:rPr>
-          <w:rStyle w:val="OperatorTok"/>
-          <w:rFonts w:ascii="Times New Roman" w:hAnsi="Times New Roman"/>
-        </w:rPr>
-        <w:t xml:space="preserve">:</w:t>
-      </w:r>
-      <w:r>
-        <w:rPr>
-          <w:rStyle w:val="NormalTok"/>
-          <w:rFonts w:ascii="Times New Roman" w:hAnsi="Times New Roman"/>
-        </w:rPr>
-        <w:t xml:space="preserve"> </w:t>
-      </w:r>
-      <w:r>
-        <w:rPr>
-          <w:rStyle w:val="StringTok"/>
-          <w:rFonts w:ascii="Times New Roman" w:hAnsi="Times New Roman"/>
-        </w:rPr>
-        <w:t xml:space="preserve">'Thông tin hợp lệ'</w:t>
-      </w:r>
-      <w:r>
-        <w:rPr>
-          <w:rStyle w:val="OperatorTok"/>
-          <w:rFonts w:ascii="Times New Roman" w:hAnsi="Times New Roman"/>
-        </w:rPr>
-        <w:t xml:space="preserve">,</w:t>
-      </w:r>
-      <w:r>
-        <w:rPr>
-          <w:rFonts w:ascii="Times New Roman" w:hAnsi="Times New Roman"/>
-        </w:rPr>
-        <w:br/>
-      </w:r>
-      <w:r>
-        <w:rPr>
-          <w:rStyle w:val="NormalTok"/>
-          <w:rFonts w:ascii="Times New Roman" w:hAnsi="Times New Roman"/>
-        </w:rPr>
-        <w:t xml:space="preserve">    }</w:t>
-      </w:r>
-      <w:r>
-        <w:rPr>
-          <w:rStyle w:val="OperatorTok"/>
-          <w:rFonts w:ascii="Times New Roman" w:hAnsi="Times New Roman"/>
-        </w:rPr>
-        <w:t xml:space="preserve">;</w:t>
-      </w:r>
-      <w:r>
-        <w:rPr>
-          <w:rFonts w:ascii="Times New Roman" w:hAnsi="Times New Roman"/>
-        </w:rPr>
-        <w:br/>
-      </w:r>
-      <w:r>
-        <w:rPr>
-          <w:rFonts w:ascii="Times New Roman" w:hAnsi="Times New Roman"/>
-        </w:rPr>
-        <w:br/>
-      </w:r>
-      <w:r>
-        <w:rPr>
-          <w:rStyle w:val="NormalTok"/>
-          <w:rFonts w:ascii="Times New Roman" w:hAnsi="Times New Roman"/>
-        </w:rPr>
-        <w:t xml:space="preserve">    </w:t>
-      </w:r>
-      <w:r>
-        <w:rPr>
-          <w:rStyle w:val="KeywordTok"/>
-          <w:rFonts w:ascii="Times New Roman" w:hAnsi="Times New Roman"/>
-        </w:rPr>
-        <w:t xml:space="preserve">const</w:t>
-      </w:r>
-      <w:r>
-        <w:rPr>
-          <w:rStyle w:val="NormalTok"/>
-          <w:rFonts w:ascii="Times New Roman" w:hAnsi="Times New Roman"/>
-        </w:rPr>
-        <w:t xml:space="preserve"> mockResult </w:t>
-      </w:r>
-      <w:r>
-        <w:rPr>
-          <w:rStyle w:val="OperatorTok"/>
-          <w:rFonts w:ascii="Times New Roman" w:hAnsi="Times New Roman"/>
-        </w:rPr>
-        <w:t xml:space="preserve">=</w:t>
-      </w:r>
-      <w:r>
-        <w:rPr>
-          <w:rStyle w:val="NormalTok"/>
-          <w:rFonts w:ascii="Times New Roman" w:hAnsi="Times New Roman"/>
-        </w:rPr>
-        <w:t xml:space="preserve"> {</w:t>
-      </w:r>
-      <w:r>
-        <w:rPr>
-          <w:rFonts w:ascii="Times New Roman" w:hAnsi="Times New Roman"/>
-        </w:rPr>
-        <w:br/>
-      </w:r>
-      <w:r>
-        <w:rPr>
-          <w:rStyle w:val="NormalTok"/>
-          <w:rFonts w:ascii="Times New Roman" w:hAnsi="Times New Roman"/>
-        </w:rPr>
-        <w:t xml:space="preserve">      getDetail</w:t>
-      </w:r>
-      <w:r>
-        <w:rPr>
-          <w:rStyle w:val="OperatorTok"/>
-          <w:rFonts w:ascii="Times New Roman" w:hAnsi="Times New Roman"/>
-        </w:rPr>
-        <w:t xml:space="preserve">:</w:t>
-      </w:r>
-      <w:r>
-        <w:rPr>
-          <w:rStyle w:val="NormalTok"/>
-          <w:rFonts w:ascii="Times New Roman" w:hAnsi="Times New Roman"/>
-        </w:rPr>
-        <w:t xml:space="preserve"> jest</w:t>
-      </w:r>
-      <w:r>
-        <w:rPr>
-          <w:rStyle w:val="OperatorTok"/>
-          <w:rFonts w:ascii="Times New Roman" w:hAnsi="Times New Roman"/>
-        </w:rPr>
-        <w:t xml:space="preserve">.</w:t>
-      </w:r>
-      <w:r>
-        <w:rPr>
-          <w:rStyle w:val="FunctionTok"/>
-          <w:rFonts w:ascii="Times New Roman" w:hAnsi="Times New Roman"/>
-        </w:rPr>
-        <w:t xml:space="preserve">fn</w:t>
-      </w:r>
-      <w:r>
-        <w:rPr>
-          <w:rStyle w:val="NormalTok"/>
-          <w:rFonts w:ascii="Times New Roman" w:hAnsi="Times New Roman"/>
-        </w:rPr>
-        <w:t xml:space="preserve">()</w:t>
-      </w:r>
-      <w:r>
-        <w:rPr>
-          <w:rStyle w:val="OperatorTok"/>
-          <w:rFonts w:ascii="Times New Roman" w:hAnsi="Times New Roman"/>
-        </w:rPr>
-        <w:t xml:space="preserve">.</w:t>
-      </w:r>
-      <w:r>
-        <w:rPr>
-          <w:rStyle w:val="FunctionTok"/>
-          <w:rFonts w:ascii="Times New Roman" w:hAnsi="Times New Roman"/>
-        </w:rPr>
-        <w:t xml:space="preserve">mockReturnValue</w:t>
-      </w:r>
-      <w:r>
-        <w:rPr>
-          <w:rStyle w:val="NormalTok"/>
-          <w:rFonts w:ascii="Times New Roman" w:hAnsi="Times New Roman"/>
-        </w:rPr>
-        <w:t xml:space="preserve">(mockDetail)</w:t>
-      </w:r>
-      <w:r>
-        <w:rPr>
-          <w:rStyle w:val="OperatorTok"/>
-          <w:rFonts w:ascii="Times New Roman" w:hAnsi="Times New Roman"/>
-        </w:rPr>
-        <w:t xml:space="preserve">,</w:t>
-      </w:r>
-      <w:r>
-        <w:rPr>
-          <w:rFonts w:ascii="Times New Roman" w:hAnsi="Times New Roman"/>
-        </w:rPr>
-        <w:br/>
-      </w:r>
-      <w:r>
-        <w:rPr>
-          <w:rStyle w:val="NormalTok"/>
-          <w:rFonts w:ascii="Times New Roman" w:hAnsi="Times New Roman"/>
-        </w:rPr>
-        <w:t xml:space="preserve">    }</w:t>
-      </w:r>
-      <w:r>
-        <w:rPr>
-          <w:rStyle w:val="OperatorTok"/>
-          <w:rFonts w:ascii="Times New Roman" w:hAnsi="Times New Roman"/>
-        </w:rPr>
-        <w:t xml:space="preserve">;</w:t>
-      </w:r>
-      <w:r>
-        <w:rPr>
-          <w:rFonts w:ascii="Times New Roman" w:hAnsi="Times New Roman"/>
-        </w:rPr>
-        <w:br/>
-      </w:r>
-      <w:r>
-        <w:rPr>
-          <w:rFonts w:ascii="Times New Roman" w:hAnsi="Times New Roman"/>
-        </w:rPr>
-        <w:br/>
-      </w:r>
-      <w:r>
-        <w:rPr>
-          <w:rStyle w:val="NormalTok"/>
-          <w:rFonts w:ascii="Times New Roman" w:hAnsi="Times New Roman"/>
-        </w:rPr>
-        <w:t xml:space="preserve">    mockCandidateRepo</w:t>
-      </w:r>
-      <w:r>
-        <w:rPr>
-          <w:rStyle w:val="OperatorTok"/>
-          <w:rFonts w:ascii="Times New Roman" w:hAnsi="Times New Roman"/>
-        </w:rPr>
-        <w:t xml:space="preserve">.</w:t>
-      </w:r>
-      <w:r>
-        <w:rPr>
-          <w:rStyle w:val="AttributeTok"/>
-          <w:rFonts w:ascii="Times New Roman" w:hAnsi="Times New Roman"/>
-        </w:rPr>
-        <w:t xml:space="preserve">create</w:t>
-      </w:r>
-      <w:r>
-        <w:rPr>
-          <w:rStyle w:val="OperatorTok"/>
-          <w:rFonts w:ascii="Times New Roman" w:hAnsi="Times New Roman"/>
-        </w:rPr>
-        <w:t xml:space="preserve">.</w:t>
-      </w:r>
-      <w:r>
-        <w:rPr>
-          <w:rStyle w:val="FunctionTok"/>
-          <w:rFonts w:ascii="Times New Roman" w:hAnsi="Times New Roman"/>
-        </w:rPr>
-        <w:t xml:space="preserve">mockResolvedValue</w:t>
-      </w:r>
-      <w:r>
-        <w:rPr>
-          <w:rStyle w:val="NormalTok"/>
-          <w:rFonts w:ascii="Times New Roman" w:hAnsi="Times New Roman"/>
-        </w:rPr>
-        <w:t xml:space="preserve">(mockResult)</w:t>
-      </w:r>
-      <w:r>
-        <w:rPr>
-          <w:rStyle w:val="OperatorTok"/>
-          <w:rFonts w:ascii="Times New Roman" w:hAnsi="Times New Roman"/>
-        </w:rPr>
-        <w:t xml:space="preserve">;</w:t>
-      </w:r>
-      <w:r>
-        <w:rPr>
-          <w:rFonts w:ascii="Times New Roman" w:hAnsi="Times New Roman"/>
-        </w:rPr>
-        <w:br/>
-      </w:r>
-      <w:r>
-        <w:rPr>
-          <w:rStyle w:val="NormalTok"/>
-          <w:rFonts w:ascii="Times New Roman" w:hAnsi="Times New Roman"/>
-        </w:rPr>
-        <w:t xml:space="preserve">    mockCandidateRepo</w:t>
-      </w:r>
-      <w:r>
-        <w:rPr>
-          <w:rStyle w:val="OperatorTok"/>
-          <w:rFonts w:ascii="Times New Roman" w:hAnsi="Times New Roman"/>
-        </w:rPr>
-        <w:t xml:space="preserve">.</w:t>
-      </w:r>
-      <w:r>
-        <w:rPr>
-          <w:rStyle w:val="AttributeTok"/>
-          <w:rFonts w:ascii="Times New Roman" w:hAnsi="Times New Roman"/>
-        </w:rPr>
-        <w:t xml:space="preserve">updateIsVerify</w:t>
-      </w:r>
-      <w:r>
-        <w:rPr>
-          <w:rStyle w:val="OperatorTok"/>
-          <w:rFonts w:ascii="Times New Roman" w:hAnsi="Times New Roman"/>
-        </w:rPr>
-        <w:t xml:space="preserve">.</w:t>
-      </w:r>
-      <w:r>
-        <w:rPr>
-          <w:rStyle w:val="FunctionTok"/>
-          <w:rFonts w:ascii="Times New Roman" w:hAnsi="Times New Roman"/>
-        </w:rPr>
-        <w:t xml:space="preserve">mockResolvedValue</w:t>
-      </w:r>
-      <w:r>
-        <w:rPr>
-          <w:rStyle w:val="NormalTok"/>
-          <w:rFonts w:ascii="Times New Roman" w:hAnsi="Times New Roman"/>
-        </w:rPr>
-        <w:t xml:space="preserve">(</w:t>
-      </w:r>
-      <w:r>
-        <w:rPr>
-          <w:rStyle w:val="KeywordTok"/>
-          <w:rFonts w:ascii="Times New Roman" w:hAnsi="Times New Roman"/>
-        </w:rPr>
-        <w:t xml:space="preserve">true</w:t>
-      </w:r>
-      <w:r>
-        <w:rPr>
-          <w:rStyle w:val="NormalTok"/>
-          <w:rFonts w:ascii="Times New Roman" w:hAnsi="Times New Roman"/>
-        </w:rPr>
-        <w:t xml:space="preserve">)</w:t>
-      </w:r>
-      <w:r>
-        <w:rPr>
-          <w:rStyle w:val="OperatorTok"/>
-          <w:rFonts w:ascii="Times New Roman" w:hAnsi="Times New Roman"/>
-        </w:rPr>
-        <w:t xml:space="preserve">;</w:t>
-      </w:r>
-      <w:r>
-        <w:rPr>
-          <w:rFonts w:ascii="Times New Roman" w:hAnsi="Times New Roman"/>
-        </w:rPr>
-        <w:br/>
-      </w:r>
-      <w:r>
-        <w:rPr>
-          <w:rFonts w:ascii="Times New Roman" w:hAnsi="Times New Roman"/>
-        </w:rPr>
-        <w:br/>
-      </w:r>
-      <w:r>
-        <w:rPr>
-          <w:rStyle w:val="NormalTok"/>
-          <w:rFonts w:ascii="Times New Roman" w:hAnsi="Times New Roman"/>
-        </w:rPr>
-        <w:t xml:space="preserve">    </w:t>
-      </w:r>
-      <w:r>
-        <w:rPr>
-          <w:rStyle w:val="KeywordTok"/>
-          <w:rFonts w:ascii="Times New Roman" w:hAnsi="Times New Roman"/>
-        </w:rPr>
-        <w:t xml:space="preserve">const</w:t>
-      </w:r>
-      <w:r>
-        <w:rPr>
-          <w:rStyle w:val="NormalTok"/>
-          <w:rFonts w:ascii="Times New Roman" w:hAnsi="Times New Roman"/>
-        </w:rPr>
-        <w:t xml:space="preserve"> inputData </w:t>
-      </w:r>
-      <w:r>
-        <w:rPr>
-          <w:rStyle w:val="OperatorTok"/>
-          <w:rFonts w:ascii="Times New Roman" w:hAnsi="Times New Roman"/>
-        </w:rPr>
-        <w:t xml:space="preserve">=</w:t>
-      </w:r>
-      <w:r>
-        <w:rPr>
-          <w:rStyle w:val="NormalTok"/>
-          <w:rFonts w:ascii="Times New Roman" w:hAnsi="Times New Roman"/>
-        </w:rPr>
-        <w:t xml:space="preserve"> {</w:t>
-      </w:r>
-      <w:r>
-        <w:rPr>
-          <w:rFonts w:ascii="Times New Roman" w:hAnsi="Times New Roman"/>
-        </w:rPr>
-        <w:br/>
-      </w:r>
-      <w:r>
-        <w:rPr>
-          <w:rStyle w:val="NormalTok"/>
-          <w:rFonts w:ascii="Times New Roman" w:hAnsi="Times New Roman"/>
-        </w:rPr>
-        <w:t xml:space="preserve">      status</w:t>
-      </w:r>
-      <w:r>
-        <w:rPr>
-          <w:rStyle w:val="OperatorTok"/>
-          <w:rFonts w:ascii="Times New Roman" w:hAnsi="Times New Roman"/>
-        </w:rPr>
-        <w:t xml:space="preserve">:</w:t>
-      </w:r>
-      <w:r>
-        <w:rPr>
-          <w:rStyle w:val="NormalTok"/>
-          <w:rFonts w:ascii="Times New Roman" w:hAnsi="Times New Roman"/>
-        </w:rPr>
-        <w:t xml:space="preserve"> </w:t>
-      </w:r>
-      <w:r>
-        <w:rPr>
-          <w:rStyle w:val="StringTok"/>
-          <w:rFonts w:ascii="Times New Roman" w:hAnsi="Times New Roman"/>
-        </w:rPr>
-        <w:t xml:space="preserve">'VERIFIED'</w:t>
-      </w:r>
-      <w:r>
-        <w:rPr>
-          <w:rStyle w:val="OperatorTok"/>
-          <w:rFonts w:ascii="Times New Roman" w:hAnsi="Times New Roman"/>
-        </w:rPr>
-        <w:t xml:space="preserve">,</w:t>
-      </w:r>
-      <w:r>
-        <w:rPr>
-          <w:rFonts w:ascii="Times New Roman" w:hAnsi="Times New Roman"/>
-        </w:rPr>
-        <w:br/>
-      </w:r>
-      <w:r>
-        <w:rPr>
-          <w:rStyle w:val="NormalTok"/>
-          <w:rFonts w:ascii="Times New Roman" w:hAnsi="Times New Roman"/>
-        </w:rPr>
-        <w:t xml:space="preserve">      notes</w:t>
-      </w:r>
-      <w:r>
-        <w:rPr>
-          <w:rStyle w:val="OperatorTok"/>
-          <w:rFonts w:ascii="Times New Roman" w:hAnsi="Times New Roman"/>
-        </w:rPr>
-        <w:t xml:space="preserve">:</w:t>
-      </w:r>
-      <w:r>
-        <w:rPr>
-          <w:rStyle w:val="NormalTok"/>
-          <w:rFonts w:ascii="Times New Roman" w:hAnsi="Times New Roman"/>
-        </w:rPr>
-        <w:t xml:space="preserve"> </w:t>
-      </w:r>
-      <w:r>
-        <w:rPr>
-          <w:rStyle w:val="StringTok"/>
-          <w:rFonts w:ascii="Times New Roman" w:hAnsi="Times New Roman"/>
-        </w:rPr>
-        <w:t xml:space="preserve">'Thông tin hợp lệ'</w:t>
-      </w:r>
-      <w:r>
-        <w:rPr>
-          <w:rStyle w:val="OperatorTok"/>
-          <w:rFonts w:ascii="Times New Roman" w:hAnsi="Times New Roman"/>
-        </w:rPr>
-        <w:t xml:space="preserve">,</w:t>
-      </w:r>
-      <w:r>
-        <w:rPr>
-          <w:rFonts w:ascii="Times New Roman" w:hAnsi="Times New Roman"/>
-        </w:rPr>
-        <w:br/>
-      </w:r>
-      <w:r>
-        <w:rPr>
-          <w:rStyle w:val="NormalTok"/>
-          <w:rFonts w:ascii="Times New Roman" w:hAnsi="Times New Roman"/>
-        </w:rPr>
-        <w:t xml:space="preserve">      verifiedBy</w:t>
-      </w:r>
-      <w:r>
-        <w:rPr>
-          <w:rStyle w:val="OperatorTok"/>
-          <w:rFonts w:ascii="Times New Roman" w:hAnsi="Times New Roman"/>
-        </w:rPr>
-        <w:t xml:space="preserve">:</w:t>
-      </w:r>
-      <w:r>
-        <w:rPr>
-          <w:rStyle w:val="NormalTok"/>
-          <w:rFonts w:ascii="Times New Roman" w:hAnsi="Times New Roman"/>
-        </w:rPr>
-        <w:t xml:space="preserve"> </w:t>
-      </w:r>
-      <w:r>
-        <w:rPr>
-          <w:rStyle w:val="StringTok"/>
-          <w:rFonts w:ascii="Times New Roman" w:hAnsi="Times New Roman"/>
-        </w:rPr>
-        <w:t xml:space="preserve">'HR_01'</w:t>
-      </w:r>
-      <w:r>
-        <w:rPr>
-          <w:rStyle w:val="OperatorTok"/>
-          <w:rFonts w:ascii="Times New Roman" w:hAnsi="Times New Roman"/>
-        </w:rPr>
-        <w:t xml:space="preserve">,</w:t>
-      </w:r>
-      <w:r>
-        <w:rPr>
-          <w:rFonts w:ascii="Times New Roman" w:hAnsi="Times New Roman"/>
-        </w:rPr>
-        <w:br/>
-      </w:r>
-      <w:r>
-        <w:rPr>
-          <w:rStyle w:val="NormalTok"/>
-          <w:rFonts w:ascii="Times New Roman" w:hAnsi="Times New Roman"/>
-        </w:rPr>
-        <w:t xml:space="preserve">    } </w:t>
-      </w:r>
-      <w:r>
-        <w:rPr>
-          <w:rStyle w:val="ImportTok"/>
-          <w:rFonts w:ascii="Times New Roman" w:hAnsi="Times New Roman"/>
-        </w:rPr>
-        <w:t xml:space="preserve">as</w:t>
-      </w:r>
-      <w:r>
-        <w:rPr>
-          <w:rStyle w:val="NormalTok"/>
-          <w:rFonts w:ascii="Times New Roman" w:hAnsi="Times New Roman"/>
-        </w:rPr>
-        <w:t xml:space="preserve"> </w:t>
-      </w:r>
-      <w:r>
-        <w:rPr>
-          <w:rStyle w:val="DataTypeTok"/>
-          <w:rFonts w:ascii="Times New Roman" w:hAnsi="Times New Roman"/>
-        </w:rPr>
-        <w:t xml:space="preserve">any</w:t>
-      </w:r>
-      <w:r>
-        <w:rPr>
-          <w:rStyle w:val="OperatorTok"/>
-          <w:rFonts w:ascii="Times New Roman" w:hAnsi="Times New Roman"/>
-        </w:rPr>
-        <w:t xml:space="preserve">;</w:t>
-      </w:r>
-      <w:r>
-        <w:rPr>
-          <w:rFonts w:ascii="Times New Roman" w:hAnsi="Times New Roman"/>
-        </w:rPr>
-        <w:br/>
-      </w:r>
-      <w:r>
-        <w:rPr>
-          <w:rFonts w:ascii="Times New Roman" w:hAnsi="Times New Roman"/>
-        </w:rPr>
-        <w:br/>
-      </w:r>
-      <w:r>
-        <w:rPr>
-          <w:rStyle w:val="NormalTok"/>
-          <w:rFonts w:ascii="Times New Roman" w:hAnsi="Times New Roman"/>
-        </w:rPr>
-        <w:t xml:space="preserve">    </w:t>
-      </w:r>
-      <w:r>
-        <w:rPr>
-          <w:rStyle w:val="KeywordTok"/>
-          <w:rFonts w:ascii="Times New Roman" w:hAnsi="Times New Roman"/>
-        </w:rPr>
-        <w:t xml:space="preserve">const</w:t>
-      </w:r>
-      <w:r>
-        <w:rPr>
-          <w:rStyle w:val="NormalTok"/>
-          <w:rFonts w:ascii="Times New Roman" w:hAnsi="Times New Roman"/>
-        </w:rPr>
-        <w:t xml:space="preserve"> result </w:t>
-      </w:r>
-      <w:r>
-        <w:rPr>
-          <w:rStyle w:val="OperatorTok"/>
-          <w:rFonts w:ascii="Times New Roman" w:hAnsi="Times New Roman"/>
-        </w:rPr>
-        <w:t xml:space="preserve">=</w:t>
-      </w:r>
-      <w:r>
-        <w:rPr>
-          <w:rStyle w:val="NormalTok"/>
-          <w:rFonts w:ascii="Times New Roman" w:hAnsi="Times New Roman"/>
-        </w:rPr>
-        <w:t xml:space="preserve"> </w:t>
-      </w:r>
-      <w:r>
-        <w:rPr>
-          <w:rStyle w:val="ControlFlowTok"/>
-          <w:rFonts w:ascii="Times New Roman" w:hAnsi="Times New Roman"/>
-        </w:rPr>
-        <w:t xml:space="preserve">await</w:t>
-      </w:r>
-      <w:r>
-        <w:rPr>
-          <w:rStyle w:val="NormalTok"/>
-          <w:rFonts w:ascii="Times New Roman" w:hAnsi="Times New Roman"/>
-        </w:rPr>
-        <w:t xml:space="preserve"> useCase</w:t>
-      </w:r>
-      <w:r>
-        <w:rPr>
-          <w:rStyle w:val="OperatorTok"/>
-          <w:rFonts w:ascii="Times New Roman" w:hAnsi="Times New Roman"/>
-        </w:rPr>
-        <w:t xml:space="preserve">.</w:t>
-      </w:r>
-      <w:r>
-        <w:rPr>
-          <w:rStyle w:val="FunctionTok"/>
-          <w:rFonts w:ascii="Times New Roman" w:hAnsi="Times New Roman"/>
-        </w:rPr>
-        <w:t xml:space="preserve">execute</w:t>
-      </w:r>
-      <w:r>
-        <w:rPr>
-          <w:rStyle w:val="NormalTok"/>
-          <w:rFonts w:ascii="Times New Roman" w:hAnsi="Times New Roman"/>
-        </w:rPr>
-        <w:t xml:space="preserve">(</w:t>
-      </w:r>
-      <w:r>
-        <w:rPr>
-          <w:rStyle w:val="StringTok"/>
-          <w:rFonts w:ascii="Times New Roman" w:hAnsi="Times New Roman"/>
-        </w:rPr>
-        <w:t xml:space="preserve">'CAN_01'</w:t>
-      </w:r>
-      <w:r>
-        <w:rPr>
-          <w:rStyle w:val="OperatorTok"/>
-          <w:rFonts w:ascii="Times New Roman" w:hAnsi="Times New Roman"/>
-        </w:rPr>
-        <w:t xml:space="preserve">,</w:t>
-      </w:r>
-      <w:r>
-        <w:rPr>
-          <w:rStyle w:val="NormalTok"/>
-          <w:rFonts w:ascii="Times New Roman" w:hAnsi="Times New Roman"/>
-        </w:rPr>
-        <w:t xml:space="preserve"> inputData)</w:t>
-      </w:r>
-      <w:r>
-        <w:rPr>
-          <w:rStyle w:val="OperatorTok"/>
-          <w:rFonts w:ascii="Times New Roman" w:hAnsi="Times New Roman"/>
-        </w:rPr>
-        <w:t xml:space="preserve">;</w:t>
-      </w:r>
-      <w:r>
-        <w:rPr>
-          <w:rFonts w:ascii="Times New Roman" w:hAnsi="Times New Roman"/>
-        </w:rPr>
-        <w:br/>
-      </w:r>
-      <w:r>
-        <w:rPr>
-          <w:rFonts w:ascii="Times New Roman" w:hAnsi="Times New Roman"/>
-        </w:rPr>
-        <w:br/>
-      </w:r>
-      <w:r>
-        <w:rPr>
-          <w:rStyle w:val="NormalTok"/>
-          <w:rFonts w:ascii="Times New Roman" w:hAnsi="Times New Roman"/>
-        </w:rPr>
-        <w:t xml:space="preserve">    </w:t>
-      </w:r>
-      <w:r>
-        <w:rPr>
-          <w:rStyle w:val="FunctionTok"/>
-          <w:rFonts w:ascii="Times New Roman" w:hAnsi="Times New Roman"/>
-        </w:rPr>
-        <w:t xml:space="preserve">expect</w:t>
-      </w:r>
-      <w:r>
-        <w:rPr>
-          <w:rStyle w:val="NormalTok"/>
-          <w:rFonts w:ascii="Times New Roman" w:hAnsi="Times New Roman"/>
-        </w:rPr>
-        <w:t xml:space="preserve">(result)</w:t>
-      </w:r>
-      <w:r>
-        <w:rPr>
-          <w:rStyle w:val="OperatorTok"/>
-          <w:rFonts w:ascii="Times New Roman" w:hAnsi="Times New Roman"/>
-        </w:rPr>
-        <w:t xml:space="preserve">.</w:t>
-      </w:r>
-      <w:r>
-        <w:rPr>
-          <w:rStyle w:val="FunctionTok"/>
-          <w:rFonts w:ascii="Times New Roman" w:hAnsi="Times New Roman"/>
-        </w:rPr>
-        <w:t xml:space="preserve">toEqual</w:t>
-      </w:r>
-      <w:r>
-        <w:rPr>
-          <w:rStyle w:val="NormalTok"/>
-          <w:rFonts w:ascii="Times New Roman" w:hAnsi="Times New Roman"/>
-        </w:rPr>
-        <w:t xml:space="preserve">(mockDetail)</w:t>
-      </w:r>
-      <w:r>
-        <w:rPr>
-          <w:rStyle w:val="OperatorTok"/>
-          <w:rFonts w:ascii="Times New Roman" w:hAnsi="Times New Roman"/>
-        </w:rPr>
-        <w:t xml:space="preserve">;</w:t>
-      </w:r>
-      <w:r>
-        <w:rPr>
-          <w:rFonts w:ascii="Times New Roman" w:hAnsi="Times New Roman"/>
-        </w:rPr>
-        <w:br/>
-      </w:r>
-      <w:r>
-        <w:rPr>
-          <w:rStyle w:val="NormalTok"/>
-          <w:rFonts w:ascii="Times New Roman" w:hAnsi="Times New Roman"/>
-        </w:rPr>
-        <w:t xml:space="preserve">    </w:t>
-      </w:r>
-      <w:r>
-        <w:rPr>
-          <w:rStyle w:val="FunctionTok"/>
-          <w:rFonts w:ascii="Times New Roman" w:hAnsi="Times New Roman"/>
-        </w:rPr>
-        <w:t xml:space="preserve">expect</w:t>
-      </w:r>
-      <w:r>
-        <w:rPr>
-          <w:rStyle w:val="NormalTok"/>
-          <w:rFonts w:ascii="Times New Roman" w:hAnsi="Times New Roman"/>
-        </w:rPr>
-        <w:t xml:space="preserve">(mockCandidateRepo</w:t>
-      </w:r>
-      <w:r>
-        <w:rPr>
-          <w:rStyle w:val="OperatorTok"/>
-          <w:rFonts w:ascii="Times New Roman" w:hAnsi="Times New Roman"/>
-        </w:rPr>
-        <w:t xml:space="preserve">.</w:t>
-      </w:r>
-      <w:r>
-        <w:rPr>
-          <w:rStyle w:val="AttributeTok"/>
-          <w:rFonts w:ascii="Times New Roman" w:hAnsi="Times New Roman"/>
-        </w:rPr>
-        <w:t xml:space="preserve">create</w:t>
-      </w:r>
-      <w:r>
-        <w:rPr>
-          <w:rStyle w:val="NormalTok"/>
-          <w:rFonts w:ascii="Times New Roman" w:hAnsi="Times New Roman"/>
-        </w:rPr>
-        <w:t xml:space="preserve">)</w:t>
-      </w:r>
-      <w:r>
-        <w:rPr>
-          <w:rStyle w:val="OperatorTok"/>
-          <w:rFonts w:ascii="Times New Roman" w:hAnsi="Times New Roman"/>
-        </w:rPr>
-        <w:t xml:space="preserve">.</w:t>
-      </w:r>
-      <w:r>
-        <w:rPr>
-          <w:rStyle w:val="FunctionTok"/>
-          <w:rFonts w:ascii="Times New Roman" w:hAnsi="Times New Roman"/>
-        </w:rPr>
-        <w:t xml:space="preserve">toHaveBeenCalled</w:t>
-      </w:r>
-      <w:r>
-        <w:rPr>
-          <w:rStyle w:val="NormalTok"/>
-          <w:rFonts w:ascii="Times New Roman" w:hAnsi="Times New Roman"/>
-        </w:rPr>
-        <w:t xml:space="preserve">()</w:t>
-      </w:r>
-      <w:r>
-        <w:rPr>
-          <w:rStyle w:val="OperatorTok"/>
-          <w:rFonts w:ascii="Times New Roman" w:hAnsi="Times New Roman"/>
-        </w:rPr>
-        <w:t xml:space="preserve">;</w:t>
-      </w:r>
-      <w:r>
-        <w:rPr>
-          <w:rFonts w:ascii="Times New Roman" w:hAnsi="Times New Roman"/>
-        </w:rPr>
-        <w:br/>
-      </w:r>
-      <w:r>
-        <w:rPr>
-          <w:rStyle w:val="NormalTok"/>
-          <w:rFonts w:ascii="Times New Roman" w:hAnsi="Times New Roman"/>
-        </w:rPr>
-        <w:t xml:space="preserve">    </w:t>
-      </w:r>
-      <w:r>
-        <w:rPr>
-          <w:rStyle w:val="FunctionTok"/>
-          <w:rFonts w:ascii="Times New Roman" w:hAnsi="Times New Roman"/>
-        </w:rPr>
-        <w:t xml:space="preserve">expect</w:t>
-      </w:r>
-      <w:r>
-        <w:rPr>
-          <w:rStyle w:val="NormalTok"/>
-          <w:rFonts w:ascii="Times New Roman" w:hAnsi="Times New Roman"/>
-        </w:rPr>
-        <w:t xml:space="preserve">(mockCandidateRepo</w:t>
-      </w:r>
-      <w:r>
-        <w:rPr>
-          <w:rStyle w:val="OperatorTok"/>
-          <w:rFonts w:ascii="Times New Roman" w:hAnsi="Times New Roman"/>
-        </w:rPr>
-        <w:t xml:space="preserve">.</w:t>
-      </w:r>
-      <w:r>
-        <w:rPr>
-          <w:rStyle w:val="AttributeTok"/>
-          <w:rFonts w:ascii="Times New Roman" w:hAnsi="Times New Roman"/>
-        </w:rPr>
-        <w:t xml:space="preserve">updateIsVerify</w:t>
-      </w:r>
-      <w:r>
-        <w:rPr>
-          <w:rStyle w:val="NormalTok"/>
-          <w:rFonts w:ascii="Times New Roman" w:hAnsi="Times New Roman"/>
-        </w:rPr>
-        <w:t xml:space="preserve">)</w:t>
-      </w:r>
-      <w:r>
-        <w:rPr>
-          <w:rStyle w:val="OperatorTok"/>
-          <w:rFonts w:ascii="Times New Roman" w:hAnsi="Times New Roman"/>
-        </w:rPr>
-        <w:t xml:space="preserve">.</w:t>
-      </w:r>
-      <w:r>
-        <w:rPr>
-          <w:rStyle w:val="FunctionTok"/>
-          <w:rFonts w:ascii="Times New Roman" w:hAnsi="Times New Roman"/>
-        </w:rPr>
-        <w:t xml:space="preserve">toHaveBeenCalledWith</w:t>
-      </w:r>
-      <w:r>
-        <w:rPr>
-          <w:rStyle w:val="NormalTok"/>
-          <w:rFonts w:ascii="Times New Roman" w:hAnsi="Times New Roman"/>
-        </w:rPr>
-        <w:t xml:space="preserve">(</w:t>
-      </w:r>
-      <w:r>
-        <w:rPr>
-          <w:rStyle w:val="StringTok"/>
-          <w:rFonts w:ascii="Times New Roman" w:hAnsi="Times New Roman"/>
-        </w:rPr>
-        <w:t xml:space="preserve">'CAN_01'</w:t>
-      </w:r>
-      <w:r>
-        <w:rPr>
-          <w:rStyle w:val="OperatorTok"/>
-          <w:rFonts w:ascii="Times New Roman" w:hAnsi="Times New Roman"/>
-        </w:rPr>
-        <w:t xml:space="preserve">,</w:t>
-      </w:r>
-      <w:r>
-        <w:rPr>
-          <w:rStyle w:val="NormalTok"/>
-          <w:rFonts w:ascii="Times New Roman" w:hAnsi="Times New Roman"/>
-        </w:rPr>
-        <w:t xml:space="preserve"> </w:t>
-      </w:r>
-      <w:r>
-        <w:rPr>
-          <w:rStyle w:val="KeywordTok"/>
-          <w:rFonts w:ascii="Times New Roman" w:hAnsi="Times New Roman"/>
-        </w:rPr>
-        <w:t xml:space="preserve">true</w:t>
-      </w:r>
-      <w:r>
-        <w:rPr>
-          <w:rStyle w:val="NormalTok"/>
-          <w:rFonts w:ascii="Times New Roman" w:hAnsi="Times New Roman"/>
-        </w:rPr>
-        <w:t xml:space="preserve">)</w:t>
-      </w:r>
-      <w:r>
-        <w:rPr>
-          <w:rStyle w:val="OperatorTok"/>
-          <w:rFonts w:ascii="Times New Roman" w:hAnsi="Times New Roman"/>
-        </w:rPr>
-        <w:t xml:space="preserve">;</w:t>
-      </w:r>
-      <w:r>
-        <w:rPr>
-          <w:rFonts w:ascii="Times New Roman" w:hAnsi="Times New Roman"/>
-        </w:rPr>
-        <w:br/>
-      </w:r>
-      <w:r>
-        <w:rPr>
-          <w:rStyle w:val="NormalTok"/>
-          <w:rFonts w:ascii="Times New Roman" w:hAnsi="Times New Roman"/>
-        </w:rPr>
-        <w:t xml:space="preserve">    </w:t>
-      </w:r>
-      <w:r>
-        <w:rPr>
-          <w:rStyle w:val="FunctionTok"/>
-          <w:rFonts w:ascii="Times New Roman" w:hAnsi="Times New Roman"/>
-        </w:rPr>
-        <w:t xml:space="preserve">expect</w:t>
-      </w:r>
-      <w:r>
-        <w:rPr>
-          <w:rStyle w:val="NormalTok"/>
-          <w:rFonts w:ascii="Times New Roman" w:hAnsi="Times New Roman"/>
-        </w:rPr>
-        <w:t xml:space="preserve">(mockResult</w:t>
-      </w:r>
-      <w:r>
-        <w:rPr>
-          <w:rStyle w:val="OperatorTok"/>
-          <w:rFonts w:ascii="Times New Roman" w:hAnsi="Times New Roman"/>
-        </w:rPr>
-        <w:t xml:space="preserve">.</w:t>
-      </w:r>
-      <w:r>
-        <w:rPr>
-          <w:rStyle w:val="AttributeTok"/>
-          <w:rFonts w:ascii="Times New Roman" w:hAnsi="Times New Roman"/>
-        </w:rPr>
-        <w:t xml:space="preserve">getDetail</w:t>
-      </w:r>
-      <w:r>
-        <w:rPr>
-          <w:rStyle w:val="NormalTok"/>
-          <w:rFonts w:ascii="Times New Roman" w:hAnsi="Times New Roman"/>
-        </w:rPr>
-        <w:t xml:space="preserve">)</w:t>
-      </w:r>
-      <w:r>
-        <w:rPr>
-          <w:rStyle w:val="OperatorTok"/>
-          <w:rFonts w:ascii="Times New Roman" w:hAnsi="Times New Roman"/>
-        </w:rPr>
-        <w:t xml:space="preserve">.</w:t>
-      </w:r>
-      <w:r>
-        <w:rPr>
-          <w:rStyle w:val="FunctionTok"/>
-          <w:rFonts w:ascii="Times New Roman" w:hAnsi="Times New Roman"/>
-        </w:rPr>
-        <w:t xml:space="preserve">toHaveBeenCalled</w:t>
-      </w:r>
-      <w:r>
-        <w:rPr>
-          <w:rStyle w:val="NormalTok"/>
-          <w:rFonts w:ascii="Times New Roman" w:hAnsi="Times New Roman"/>
-        </w:rPr>
-        <w:t xml:space="preserve">()</w:t>
-      </w:r>
-      <w:r>
-        <w:rPr>
-          <w:rStyle w:val="OperatorTok"/>
-          <w:rFonts w:ascii="Times New Roman" w:hAnsi="Times New Roman"/>
-        </w:rPr>
-        <w:t xml:space="preserve">;</w:t>
-      </w:r>
-      <w:r>
-        <w:rPr>
-          <w:rFonts w:ascii="Times New Roman" w:hAnsi="Times New Roman"/>
-        </w:rPr>
-        <w:br/>
-      </w:r>
-      <w:r>
-        <w:rPr>
-          <w:rStyle w:val="NormalTok"/>
-          <w:rFonts w:ascii="Times New Roman" w:hAnsi="Times New Roman"/>
-        </w:rPr>
-        <w:t xml:space="preserve">  })</w:t>
-      </w:r>
-      <w:r>
-        <w:rPr>
-          <w:rStyle w:val="OperatorTok"/>
-          <w:rFonts w:ascii="Times New Roman" w:hAnsi="Times New Roman"/>
-        </w:rPr>
-        <w:t xml:space="preserve">;</w:t>
-      </w:r>
-      <w:r>
-        <w:rPr>
-          <w:rFonts w:ascii="Times New Roman" w:hAnsi="Times New Roman"/>
-        </w:rPr>
-        <w:br/>
-      </w:r>
-      <w:r>
-        <w:rPr>
-          <w:rFonts w:ascii="Times New Roman" w:hAnsi="Times New Roman"/>
-        </w:rPr>
-        <w:br/>
-      </w:r>
-      <w:r>
-        <w:rPr>
-          <w:rStyle w:val="NormalTok"/>
-          <w:rFonts w:ascii="Times New Roman" w:hAnsi="Times New Roman"/>
-        </w:rPr>
-        <w:t xml:space="preserve">  </w:t>
-      </w:r>
-      <w:r>
-        <w:rPr>
-          <w:rStyle w:val="CommentTok"/>
-          <w:rFonts w:ascii="Times New Roman" w:hAnsi="Times New Roman"/>
-        </w:rPr>
-        <w:t xml:space="preserve">// TC_WB_03: Async Exception - create throws Error</w:t>
-      </w:r>
-      <w:r>
-        <w:rPr>
-          <w:rFonts w:ascii="Times New Roman" w:hAnsi="Times New Roman"/>
-        </w:rPr>
-        <w:br/>
-      </w:r>
-      <w:r>
-        <w:rPr>
-          <w:rStyle w:val="NormalTok"/>
-          <w:rFonts w:ascii="Times New Roman" w:hAnsi="Times New Roman"/>
-        </w:rPr>
-        <w:t xml:space="preserve">  </w:t>
-      </w:r>
-      <w:r>
-        <w:rPr>
-          <w:rStyle w:val="FunctionTok"/>
-          <w:rFonts w:ascii="Times New Roman" w:hAnsi="Times New Roman"/>
-        </w:rPr>
-        <w:t xml:space="preserve">it</w:t>
-      </w:r>
-      <w:r>
-        <w:rPr>
-          <w:rStyle w:val="NormalTok"/>
-          <w:rFonts w:ascii="Times New Roman" w:hAnsi="Times New Roman"/>
-        </w:rPr>
-        <w:t xml:space="preserve">(</w:t>
-      </w:r>
-      <w:r>
-        <w:rPr>
-          <w:rStyle w:val="StringTok"/>
-          <w:rFonts w:ascii="Times New Roman" w:hAnsi="Times New Roman"/>
-        </w:rPr>
-        <w:t xml:space="preserve">'TC_WB_03: Nên ném lỗi khi candidateRepo.create bị reject'</w:t>
-      </w:r>
-      <w:r>
-        <w:rPr>
-          <w:rStyle w:val="OperatorTok"/>
-          <w:rFonts w:ascii="Times New Roman" w:hAnsi="Times New Roman"/>
-        </w:rPr>
-        <w:t xml:space="preserve">,</w:t>
-      </w:r>
-      <w:r>
-        <w:rPr>
-          <w:rStyle w:val="NormalTok"/>
-          <w:rFonts w:ascii="Times New Roman" w:hAnsi="Times New Roman"/>
-        </w:rPr>
-        <w:t xml:space="preserve"> </w:t>
-      </w:r>
-      <w:r>
-        <w:rPr>
-          <w:rStyle w:val="KeywordTok"/>
-          <w:rFonts w:ascii="Times New Roman" w:hAnsi="Times New Roman"/>
-        </w:rPr>
-        <w:t xml:space="preserve">async</w:t>
-      </w:r>
-      <w:r>
-        <w:rPr>
-          <w:rStyle w:val="NormalTok"/>
-          <w:rFonts w:ascii="Times New Roman" w:hAnsi="Times New Roman"/>
-        </w:rPr>
-        <w:t xml:space="preserve"> () </w:t>
-      </w:r>
-      <w:r>
-        <w:rPr>
-          <w:rStyle w:val="KeywordTok"/>
-          <w:rFonts w:ascii="Times New Roman" w:hAnsi="Times New Roman"/>
-        </w:rPr>
-        <w:t xml:space="preserve">=&gt;</w:t>
-      </w:r>
-      <w:r>
-        <w:rPr>
-          <w:rStyle w:val="NormalTok"/>
-          <w:rFonts w:ascii="Times New Roman" w:hAnsi="Times New Roman"/>
-        </w:rPr>
-        <w:t xml:space="preserve"> {</w:t>
-      </w:r>
-      <w:r>
-        <w:rPr>
-          <w:rFonts w:ascii="Times New Roman" w:hAnsi="Times New Roman"/>
-        </w:rPr>
-        <w:br/>
-      </w:r>
-      <w:r>
-        <w:rPr>
-          <w:rStyle w:val="NormalTok"/>
-          <w:rFonts w:ascii="Times New Roman" w:hAnsi="Times New Roman"/>
-        </w:rPr>
-        <w:t xml:space="preserve">    mockCandidateRepo</w:t>
-      </w:r>
-      <w:r>
-        <w:rPr>
-          <w:rStyle w:val="OperatorTok"/>
-          <w:rFonts w:ascii="Times New Roman" w:hAnsi="Times New Roman"/>
-        </w:rPr>
-        <w:t xml:space="preserve">.</w:t>
-      </w:r>
-      <w:r>
-        <w:rPr>
-          <w:rStyle w:val="AttributeTok"/>
-          <w:rFonts w:ascii="Times New Roman" w:hAnsi="Times New Roman"/>
-        </w:rPr>
-        <w:t xml:space="preserve">create</w:t>
-      </w:r>
-      <w:r>
-        <w:rPr>
-          <w:rStyle w:val="OperatorTok"/>
-          <w:rFonts w:ascii="Times New Roman" w:hAnsi="Times New Roman"/>
-        </w:rPr>
-        <w:t xml:space="preserve">.</w:t>
-      </w:r>
-      <w:r>
-        <w:rPr>
-          <w:rStyle w:val="FunctionTok"/>
-          <w:rFonts w:ascii="Times New Roman" w:hAnsi="Times New Roman"/>
-        </w:rPr>
-        <w:t xml:space="preserve">mockRejectedValue</w:t>
-      </w:r>
-      <w:r>
-        <w:rPr>
-          <w:rStyle w:val="NormalTok"/>
-          <w:rFonts w:ascii="Times New Roman" w:hAnsi="Times New Roman"/>
-        </w:rPr>
-        <w:t xml:space="preserve">(</w:t>
-      </w:r>
-      <w:r>
-        <w:rPr>
-          <w:rStyle w:val="KeywordTok"/>
-          <w:rFonts w:ascii="Times New Roman" w:hAnsi="Times New Roman"/>
-        </w:rPr>
-        <w:t xml:space="preserve">new</w:t>
-      </w:r>
-      <w:r>
-        <w:rPr>
-          <w:rStyle w:val="NormalTok"/>
-          <w:rFonts w:ascii="Times New Roman" w:hAnsi="Times New Roman"/>
-        </w:rPr>
-        <w:t xml:space="preserve"> </w:t>
-      </w:r>
-      <w:r>
-        <w:rPr>
-          <w:rStyle w:val="BuiltInTok"/>
-          <w:rFonts w:ascii="Times New Roman" w:hAnsi="Times New Roman"/>
-        </w:rPr>
-        <w:t xml:space="preserve">Error</w:t>
-      </w:r>
-      <w:r>
-        <w:rPr>
-          <w:rStyle w:val="NormalTok"/>
-          <w:rFonts w:ascii="Times New Roman" w:hAnsi="Times New Roman"/>
-        </w:rPr>
-        <w:t xml:space="preserve">(</w:t>
-      </w:r>
-      <w:r>
-        <w:rPr>
-          <w:rStyle w:val="StringTok"/>
-          <w:rFonts w:ascii="Times New Roman" w:hAnsi="Times New Roman"/>
-        </w:rPr>
-        <w:t xml:space="preserve">'Database connection error'</w:t>
-      </w:r>
-      <w:r>
-        <w:rPr>
-          <w:rStyle w:val="NormalTok"/>
-          <w:rFonts w:ascii="Times New Roman" w:hAnsi="Times New Roman"/>
-        </w:rPr>
-        <w:t xml:space="preserve">))</w:t>
-      </w:r>
-      <w:r>
-        <w:rPr>
-          <w:rStyle w:val="OperatorTok"/>
-          <w:rFonts w:ascii="Times New Roman" w:hAnsi="Times New Roman"/>
-        </w:rPr>
-        <w:t xml:space="preserve">;</w:t>
-      </w:r>
-      <w:r>
-        <w:rPr>
-          <w:rFonts w:ascii="Times New Roman" w:hAnsi="Times New Roman"/>
-        </w:rPr>
-        <w:br/>
-      </w:r>
-      <w:r>
-        <w:rPr>
-          <w:rStyle w:val="NormalTok"/>
-          <w:rFonts w:ascii="Times New Roman" w:hAnsi="Times New Roman"/>
-        </w:rPr>
-        <w:t xml:space="preserve">    mockCandidateRepo</w:t>
-      </w:r>
-      <w:r>
-        <w:rPr>
-          <w:rStyle w:val="OperatorTok"/>
-          <w:rFonts w:ascii="Times New Roman" w:hAnsi="Times New Roman"/>
-        </w:rPr>
-        <w:t xml:space="preserve">.</w:t>
-      </w:r>
-      <w:r>
-        <w:rPr>
-          <w:rStyle w:val="AttributeTok"/>
-          <w:rFonts w:ascii="Times New Roman" w:hAnsi="Times New Roman"/>
-        </w:rPr>
-        <w:t xml:space="preserve">updateIsVerify</w:t>
-      </w:r>
-      <w:r>
-        <w:rPr>
-          <w:rStyle w:val="OperatorTok"/>
-          <w:rFonts w:ascii="Times New Roman" w:hAnsi="Times New Roman"/>
-        </w:rPr>
-        <w:t xml:space="preserve">.</w:t>
-      </w:r>
-      <w:r>
-        <w:rPr>
-          <w:rStyle w:val="FunctionTok"/>
-          <w:rFonts w:ascii="Times New Roman" w:hAnsi="Times New Roman"/>
-        </w:rPr>
-        <w:t xml:space="preserve">mockResolvedValue</w:t>
-      </w:r>
-      <w:r>
-        <w:rPr>
-          <w:rStyle w:val="NormalTok"/>
-          <w:rFonts w:ascii="Times New Roman" w:hAnsi="Times New Roman"/>
-        </w:rPr>
-        <w:t xml:space="preserve">(</w:t>
-      </w:r>
-      <w:r>
-        <w:rPr>
-          <w:rStyle w:val="KeywordTok"/>
-          <w:rFonts w:ascii="Times New Roman" w:hAnsi="Times New Roman"/>
-        </w:rPr>
-        <w:t xml:space="preserve">true</w:t>
-      </w:r>
-      <w:r>
-        <w:rPr>
-          <w:rStyle w:val="NormalTok"/>
-          <w:rFonts w:ascii="Times New Roman" w:hAnsi="Times New Roman"/>
-        </w:rPr>
-        <w:t xml:space="preserve">)</w:t>
-      </w:r>
-      <w:r>
-        <w:rPr>
-          <w:rStyle w:val="OperatorTok"/>
-          <w:rFonts w:ascii="Times New Roman" w:hAnsi="Times New Roman"/>
-        </w:rPr>
-        <w:t xml:space="preserve">;</w:t>
-      </w:r>
-      <w:r>
-        <w:rPr>
-          <w:rFonts w:ascii="Times New Roman" w:hAnsi="Times New Roman"/>
-        </w:rPr>
-        <w:br/>
-      </w:r>
-      <w:r>
-        <w:rPr>
-          <w:rFonts w:ascii="Times New Roman" w:hAnsi="Times New Roman"/>
-        </w:rPr>
-        <w:br/>
-      </w:r>
-      <w:r>
-        <w:rPr>
-          <w:rStyle w:val="NormalTok"/>
-          <w:rFonts w:ascii="Times New Roman" w:hAnsi="Times New Roman"/>
-        </w:rPr>
-        <w:t xml:space="preserve">    </w:t>
-      </w:r>
-      <w:r>
-        <w:rPr>
-          <w:rStyle w:val="ControlFlowTok"/>
-          <w:rFonts w:ascii="Times New Roman" w:hAnsi="Times New Roman"/>
-        </w:rPr>
-        <w:t xml:space="preserve">await</w:t>
-      </w:r>
-      <w:r>
-        <w:rPr>
-          <w:rStyle w:val="NormalTok"/>
-          <w:rFonts w:ascii="Times New Roman" w:hAnsi="Times New Roman"/>
-        </w:rPr>
-        <w:t xml:space="preserve"> </w:t>
-      </w:r>
-      <w:r>
-        <w:rPr>
-          <w:rStyle w:val="FunctionTok"/>
-          <w:rFonts w:ascii="Times New Roman" w:hAnsi="Times New Roman"/>
-        </w:rPr>
-        <w:t xml:space="preserve">expect</w:t>
-      </w:r>
-      <w:r>
-        <w:rPr>
-          <w:rStyle w:val="NormalTok"/>
-          <w:rFonts w:ascii="Times New Roman" w:hAnsi="Times New Roman"/>
-        </w:rPr>
-        <w:t xml:space="preserve">(</w:t>
-      </w:r>
-      <w:r>
-        <w:rPr>
-          <w:rFonts w:ascii="Times New Roman" w:hAnsi="Times New Roman"/>
-        </w:rPr>
-        <w:br/>
-      </w:r>
-      <w:r>
-        <w:rPr>
-          <w:rStyle w:val="NormalTok"/>
-          <w:rFonts w:ascii="Times New Roman" w:hAnsi="Times New Roman"/>
-        </w:rPr>
-        <w:t xml:space="preserve">      useCase</w:t>
-      </w:r>
-      <w:r>
-        <w:rPr>
-          <w:rStyle w:val="OperatorTok"/>
-          <w:rFonts w:ascii="Times New Roman" w:hAnsi="Times New Roman"/>
-        </w:rPr>
-        <w:t xml:space="preserve">.</w:t>
-      </w:r>
-      <w:r>
-        <w:rPr>
-          <w:rStyle w:val="FunctionTok"/>
-          <w:rFonts w:ascii="Times New Roman" w:hAnsi="Times New Roman"/>
-        </w:rPr>
-        <w:t xml:space="preserve">execute</w:t>
-      </w:r>
-      <w:r>
-        <w:rPr>
-          <w:rStyle w:val="NormalTok"/>
-          <w:rFonts w:ascii="Times New Roman" w:hAnsi="Times New Roman"/>
-        </w:rPr>
-        <w:t xml:space="preserve">(</w:t>
-      </w:r>
-      <w:r>
-        <w:rPr>
-          <w:rStyle w:val="StringTok"/>
-          <w:rFonts w:ascii="Times New Roman" w:hAnsi="Times New Roman"/>
-        </w:rPr>
-        <w:t xml:space="preserve">'CAN_01'</w:t>
-      </w:r>
-      <w:r>
-        <w:rPr>
-          <w:rStyle w:val="OperatorTok"/>
-          <w:rFonts w:ascii="Times New Roman" w:hAnsi="Times New Roman"/>
-        </w:rPr>
-        <w:t xml:space="preserve">,</w:t>
-      </w:r>
-      <w:r>
-        <w:rPr>
-          <w:rStyle w:val="NormalTok"/>
-          <w:rFonts w:ascii="Times New Roman" w:hAnsi="Times New Roman"/>
-        </w:rPr>
-        <w:t xml:space="preserve"> {} </w:t>
-      </w:r>
-      <w:r>
-        <w:rPr>
-          <w:rStyle w:val="ImportTok"/>
-          <w:rFonts w:ascii="Times New Roman" w:hAnsi="Times New Roman"/>
-        </w:rPr>
-        <w:t xml:space="preserve">as</w:t>
-      </w:r>
-      <w:r>
-        <w:rPr>
-          <w:rStyle w:val="NormalTok"/>
-          <w:rFonts w:ascii="Times New Roman" w:hAnsi="Times New Roman"/>
-        </w:rPr>
-        <w:t xml:space="preserve"> </w:t>
-      </w:r>
-      <w:r>
-        <w:rPr>
-          <w:rStyle w:val="DataTypeTok"/>
-          <w:rFonts w:ascii="Times New Roman" w:hAnsi="Times New Roman"/>
-        </w:rPr>
-        <w:t xml:space="preserve">any</w:t>
-      </w:r>
-      <w:r>
-        <w:rPr>
-          <w:rStyle w:val="NormalTok"/>
-          <w:rFonts w:ascii="Times New Roman" w:hAnsi="Times New Roman"/>
-        </w:rPr>
-        <w:t xml:space="preserve">)</w:t>
-      </w:r>
-      <w:r>
-        <w:rPr>
-          <w:rFonts w:ascii="Times New Roman" w:hAnsi="Times New Roman"/>
-        </w:rPr>
-        <w:br/>
-      </w:r>
-      <w:r>
-        <w:rPr>
-          <w:rStyle w:val="NormalTok"/>
-          <w:rFonts w:ascii="Times New Roman" w:hAnsi="Times New Roman"/>
-        </w:rPr>
-        <w:t xml:space="preserve">    )</w:t>
-      </w:r>
-      <w:r>
-        <w:rPr>
-          <w:rStyle w:val="OperatorTok"/>
-          <w:rFonts w:ascii="Times New Roman" w:hAnsi="Times New Roman"/>
-        </w:rPr>
-        <w:t xml:space="preserve">.</w:t>
-      </w:r>
-      <w:r>
-        <w:rPr>
-          <w:rStyle w:val="AttributeTok"/>
-          <w:rFonts w:ascii="Times New Roman" w:hAnsi="Times New Roman"/>
-        </w:rPr>
-        <w:t xml:space="preserve">rejects</w:t>
-      </w:r>
-      <w:r>
-        <w:rPr>
-          <w:rStyle w:val="OperatorTok"/>
-          <w:rFonts w:ascii="Times New Roman" w:hAnsi="Times New Roman"/>
-        </w:rPr>
-        <w:t xml:space="preserve">.</w:t>
-      </w:r>
-      <w:r>
-        <w:rPr>
-          <w:rStyle w:val="FunctionTok"/>
-          <w:rFonts w:ascii="Times New Roman" w:hAnsi="Times New Roman"/>
-        </w:rPr>
-        <w:t xml:space="preserve">toThrow</w:t>
-      </w:r>
-      <w:r>
-        <w:rPr>
-          <w:rStyle w:val="NormalTok"/>
-          <w:rFonts w:ascii="Times New Roman" w:hAnsi="Times New Roman"/>
-        </w:rPr>
-        <w:t xml:space="preserve">(</w:t>
-      </w:r>
-      <w:r>
-        <w:rPr>
-          <w:rStyle w:val="StringTok"/>
-          <w:rFonts w:ascii="Times New Roman" w:hAnsi="Times New Roman"/>
-        </w:rPr>
-        <w:t xml:space="preserve">'Database connection error'</w:t>
-      </w:r>
-      <w:r>
-        <w:rPr>
-          <w:rStyle w:val="NormalTok"/>
-          <w:rFonts w:ascii="Times New Roman" w:hAnsi="Times New Roman"/>
-        </w:rPr>
-        <w:t xml:space="preserve">)</w:t>
-      </w:r>
-      <w:r>
-        <w:rPr>
-          <w:rStyle w:val="OperatorTok"/>
-          <w:rFonts w:ascii="Times New Roman" w:hAnsi="Times New Roman"/>
-        </w:rPr>
-        <w:t xml:space="preserve">;</w:t>
-      </w:r>
-      <w:r>
-        <w:rPr>
-          <w:rFonts w:ascii="Times New Roman" w:hAnsi="Times New Roman"/>
-        </w:rPr>
-        <w:br/>
-      </w:r>
-      <w:r>
-        <w:rPr>
-          <w:rStyle w:val="NormalTok"/>
-          <w:rFonts w:ascii="Times New Roman" w:hAnsi="Times New Roman"/>
-        </w:rPr>
-        <w:t xml:space="preserve">  })</w:t>
-      </w:r>
-      <w:r>
-        <w:rPr>
-          <w:rStyle w:val="OperatorTok"/>
-          <w:rFonts w:ascii="Times New Roman" w:hAnsi="Times New Roman"/>
-        </w:rPr>
-        <w:t xml:space="preserve">;</w:t>
-      </w:r>
-      <w:r>
-        <w:rPr>
-          <w:rFonts w:ascii="Times New Roman" w:hAnsi="Times New Roman"/>
-        </w:rPr>
-        <w:br/>
-      </w:r>
-      <w:r>
-        <w:rPr>
-          <w:rFonts w:ascii="Times New Roman" w:hAnsi="Times New Roman"/>
-        </w:rPr>
-        <w:br/>
-      </w:r>
-      <w:r>
-        <w:rPr>
-          <w:rStyle w:val="NormalTok"/>
-          <w:rFonts w:ascii="Times New Roman" w:hAnsi="Times New Roman"/>
-        </w:rPr>
-        <w:t xml:space="preserve">  </w:t>
-      </w:r>
-      <w:r>
-        <w:rPr>
-          <w:rStyle w:val="CommentTok"/>
-          <w:rFonts w:ascii="Times New Roman" w:hAnsi="Times New Roman"/>
-        </w:rPr>
-        <w:t xml:space="preserve">// TC_WB_04: Async Exception - updateIsVerify throws Error</w:t>
-      </w:r>
-      <w:r>
-        <w:rPr>
-          <w:rFonts w:ascii="Times New Roman" w:hAnsi="Times New Roman"/>
-        </w:rPr>
-        <w:br/>
-      </w:r>
-      <w:r>
-        <w:rPr>
-          <w:rStyle w:val="NormalTok"/>
-          <w:rFonts w:ascii="Times New Roman" w:hAnsi="Times New Roman"/>
-        </w:rPr>
-        <w:t xml:space="preserve">  </w:t>
-      </w:r>
-      <w:r>
-        <w:rPr>
-          <w:rStyle w:val="FunctionTok"/>
-          <w:rFonts w:ascii="Times New Roman" w:hAnsi="Times New Roman"/>
-        </w:rPr>
-        <w:t xml:space="preserve">it</w:t>
-      </w:r>
-      <w:r>
-        <w:rPr>
-          <w:rStyle w:val="NormalTok"/>
-          <w:rFonts w:ascii="Times New Roman" w:hAnsi="Times New Roman"/>
-        </w:rPr>
-        <w:t xml:space="preserve">(</w:t>
-      </w:r>
-      <w:r>
-        <w:rPr>
-          <w:rStyle w:val="StringTok"/>
-          <w:rFonts w:ascii="Times New Roman" w:hAnsi="Times New Roman"/>
-        </w:rPr>
-        <w:t xml:space="preserve">'TC_WB_04: Nên ném lỗi khi candidateRepo.updateIsVerify bị reject'</w:t>
-      </w:r>
-      <w:r>
-        <w:rPr>
-          <w:rStyle w:val="OperatorTok"/>
-          <w:rFonts w:ascii="Times New Roman" w:hAnsi="Times New Roman"/>
-        </w:rPr>
-        <w:t xml:space="preserve">,</w:t>
-      </w:r>
-      <w:r>
-        <w:rPr>
-          <w:rStyle w:val="NormalTok"/>
-          <w:rFonts w:ascii="Times New Roman" w:hAnsi="Times New Roman"/>
-        </w:rPr>
-        <w:t xml:space="preserve"> </w:t>
-      </w:r>
-      <w:r>
-        <w:rPr>
-          <w:rStyle w:val="KeywordTok"/>
-          <w:rFonts w:ascii="Times New Roman" w:hAnsi="Times New Roman"/>
-        </w:rPr>
-        <w:t xml:space="preserve">async</w:t>
-      </w:r>
-      <w:r>
-        <w:rPr>
-          <w:rStyle w:val="NormalTok"/>
-          <w:rFonts w:ascii="Times New Roman" w:hAnsi="Times New Roman"/>
-        </w:rPr>
-        <w:t xml:space="preserve"> () </w:t>
-      </w:r>
-      <w:r>
-        <w:rPr>
-          <w:rStyle w:val="KeywordTok"/>
-          <w:rFonts w:ascii="Times New Roman" w:hAnsi="Times New Roman"/>
-        </w:rPr>
-        <w:t xml:space="preserve">=&gt;</w:t>
-      </w:r>
-      <w:r>
-        <w:rPr>
-          <w:rStyle w:val="NormalTok"/>
-          <w:rFonts w:ascii="Times New Roman" w:hAnsi="Times New Roman"/>
-        </w:rPr>
-        <w:t xml:space="preserve"> {</w:t>
-      </w:r>
-      <w:r>
-        <w:rPr>
-          <w:rFonts w:ascii="Times New Roman" w:hAnsi="Times New Roman"/>
-        </w:rPr>
-        <w:br/>
-      </w:r>
-      <w:r>
-        <w:rPr>
-          <w:rStyle w:val="NormalTok"/>
-          <w:rFonts w:ascii="Times New Roman" w:hAnsi="Times New Roman"/>
-        </w:rPr>
-        <w:t xml:space="preserve">    </w:t>
-      </w:r>
-      <w:r>
-        <w:rPr>
-          <w:rStyle w:val="KeywordTok"/>
-          <w:rFonts w:ascii="Times New Roman" w:hAnsi="Times New Roman"/>
-        </w:rPr>
-        <w:t xml:space="preserve">const</w:t>
-      </w:r>
-      <w:r>
-        <w:rPr>
-          <w:rStyle w:val="NormalTok"/>
-          <w:rFonts w:ascii="Times New Roman" w:hAnsi="Times New Roman"/>
-        </w:rPr>
-        <w:t xml:space="preserve"> mockResult </w:t>
-      </w:r>
-      <w:r>
-        <w:rPr>
-          <w:rStyle w:val="OperatorTok"/>
-          <w:rFonts w:ascii="Times New Roman" w:hAnsi="Times New Roman"/>
-        </w:rPr>
-        <w:t xml:space="preserve">=</w:t>
-      </w:r>
-      <w:r>
-        <w:rPr>
-          <w:rStyle w:val="NormalTok"/>
-          <w:rFonts w:ascii="Times New Roman" w:hAnsi="Times New Roman"/>
-        </w:rPr>
-        <w:t xml:space="preserve"> { getDetail</w:t>
-      </w:r>
-      <w:r>
-        <w:rPr>
-          <w:rStyle w:val="OperatorTok"/>
-          <w:rFonts w:ascii="Times New Roman" w:hAnsi="Times New Roman"/>
-        </w:rPr>
-        <w:t xml:space="preserve">:</w:t>
-      </w:r>
-      <w:r>
-        <w:rPr>
-          <w:rStyle w:val="NormalTok"/>
-          <w:rFonts w:ascii="Times New Roman" w:hAnsi="Times New Roman"/>
-        </w:rPr>
-        <w:t xml:space="preserve"> jest</w:t>
-      </w:r>
-      <w:r>
-        <w:rPr>
-          <w:rStyle w:val="OperatorTok"/>
-          <w:rFonts w:ascii="Times New Roman" w:hAnsi="Times New Roman"/>
-        </w:rPr>
-        <w:t xml:space="preserve">.</w:t>
-      </w:r>
-      <w:r>
-        <w:rPr>
-          <w:rStyle w:val="FunctionTok"/>
-          <w:rFonts w:ascii="Times New Roman" w:hAnsi="Times New Roman"/>
-        </w:rPr>
-        <w:t xml:space="preserve">fn</w:t>
-      </w:r>
-      <w:r>
-        <w:rPr>
-          <w:rStyle w:val="NormalTok"/>
-          <w:rFonts w:ascii="Times New Roman" w:hAnsi="Times New Roman"/>
-        </w:rPr>
-        <w:t xml:space="preserve">() }</w:t>
-      </w:r>
-      <w:r>
-        <w:rPr>
-          <w:rStyle w:val="OperatorTok"/>
-          <w:rFonts w:ascii="Times New Roman" w:hAnsi="Times New Roman"/>
-        </w:rPr>
-        <w:t xml:space="preserve">;</w:t>
-      </w:r>
-      <w:r>
-        <w:rPr>
-          <w:rFonts w:ascii="Times New Roman" w:hAnsi="Times New Roman"/>
-        </w:rPr>
-        <w:br/>
-      </w:r>
-      <w:r>
-        <w:rPr>
-          <w:rStyle w:val="NormalTok"/>
-          <w:rFonts w:ascii="Times New Roman" w:hAnsi="Times New Roman"/>
-        </w:rPr>
-        <w:t xml:space="preserve">    mockCandidateRepo</w:t>
-      </w:r>
-      <w:r>
-        <w:rPr>
-          <w:rStyle w:val="OperatorTok"/>
-          <w:rFonts w:ascii="Times New Roman" w:hAnsi="Times New Roman"/>
-        </w:rPr>
-        <w:t xml:space="preserve">.</w:t>
-      </w:r>
-      <w:r>
-        <w:rPr>
-          <w:rStyle w:val="AttributeTok"/>
-          <w:rFonts w:ascii="Times New Roman" w:hAnsi="Times New Roman"/>
-        </w:rPr>
-        <w:t xml:space="preserve">create</w:t>
-      </w:r>
-      <w:r>
-        <w:rPr>
-          <w:rStyle w:val="OperatorTok"/>
-          <w:rFonts w:ascii="Times New Roman" w:hAnsi="Times New Roman"/>
-        </w:rPr>
-        <w:t xml:space="preserve">.</w:t>
-      </w:r>
-      <w:r>
-        <w:rPr>
-          <w:rStyle w:val="FunctionTok"/>
-          <w:rFonts w:ascii="Times New Roman" w:hAnsi="Times New Roman"/>
-        </w:rPr>
-        <w:t xml:space="preserve">mockResolvedValue</w:t>
-      </w:r>
-      <w:r>
-        <w:rPr>
-          <w:rStyle w:val="NormalTok"/>
-          <w:rFonts w:ascii="Times New Roman" w:hAnsi="Times New Roman"/>
-        </w:rPr>
-        <w:t xml:space="preserve">(mockResult)</w:t>
-      </w:r>
-      <w:r>
-        <w:rPr>
-          <w:rStyle w:val="OperatorTok"/>
-          <w:rFonts w:ascii="Times New Roman" w:hAnsi="Times New Roman"/>
-        </w:rPr>
-        <w:t xml:space="preserve">;</w:t>
-      </w:r>
-      <w:r>
-        <w:rPr>
-          <w:rFonts w:ascii="Times New Roman" w:hAnsi="Times New Roman"/>
-        </w:rPr>
-        <w:br/>
-      </w:r>
-      <w:r>
-        <w:rPr>
-          <w:rStyle w:val="NormalTok"/>
-          <w:rFonts w:ascii="Times New Roman" w:hAnsi="Times New Roman"/>
-        </w:rPr>
-        <w:t xml:space="preserve">    mockCandidateRepo</w:t>
-      </w:r>
-      <w:r>
-        <w:rPr>
-          <w:rStyle w:val="OperatorTok"/>
-          <w:rFonts w:ascii="Times New Roman" w:hAnsi="Times New Roman"/>
-        </w:rPr>
-        <w:t xml:space="preserve">.</w:t>
-      </w:r>
-      <w:r>
-        <w:rPr>
-          <w:rStyle w:val="AttributeTok"/>
-          <w:rFonts w:ascii="Times New Roman" w:hAnsi="Times New Roman"/>
-        </w:rPr>
-        <w:t xml:space="preserve">updateIsVerify</w:t>
-      </w:r>
-      <w:r>
-        <w:rPr>
-          <w:rStyle w:val="OperatorTok"/>
-          <w:rFonts w:ascii="Times New Roman" w:hAnsi="Times New Roman"/>
-        </w:rPr>
-        <w:t xml:space="preserve">.</w:t>
-      </w:r>
-      <w:r>
-        <w:rPr>
-          <w:rStyle w:val="FunctionTok"/>
-          <w:rFonts w:ascii="Times New Roman" w:hAnsi="Times New Roman"/>
-        </w:rPr>
-        <w:t xml:space="preserve">mockRejectedValue</w:t>
-      </w:r>
-      <w:r>
-        <w:rPr>
-          <w:rStyle w:val="NormalTok"/>
-          <w:rFonts w:ascii="Times New Roman" w:hAnsi="Times New Roman"/>
-        </w:rPr>
-        <w:t xml:space="preserve">(</w:t>
-      </w:r>
-      <w:r>
-        <w:rPr>
-          <w:rStyle w:val="KeywordTok"/>
-          <w:rFonts w:ascii="Times New Roman" w:hAnsi="Times New Roman"/>
-        </w:rPr>
-        <w:t xml:space="preserve">new</w:t>
-      </w:r>
-      <w:r>
-        <w:rPr>
-          <w:rStyle w:val="NormalTok"/>
-          <w:rFonts w:ascii="Times New Roman" w:hAnsi="Times New Roman"/>
-        </w:rPr>
-        <w:t xml:space="preserve"> </w:t>
-      </w:r>
-      <w:r>
-        <w:rPr>
-          <w:rStyle w:val="BuiltInTok"/>
-          <w:rFonts w:ascii="Times New Roman" w:hAnsi="Times New Roman"/>
-        </w:rPr>
-        <w:t xml:space="preserve">Error</w:t>
-      </w:r>
-      <w:r>
-        <w:rPr>
-          <w:rStyle w:val="NormalTok"/>
-          <w:rFonts w:ascii="Times New Roman" w:hAnsi="Times New Roman"/>
-        </w:rPr>
-        <w:t xml:space="preserve">(</w:t>
-      </w:r>
-      <w:r>
-        <w:rPr>
-          <w:rStyle w:val="StringTok"/>
-          <w:rFonts w:ascii="Times New Roman" w:hAnsi="Times New Roman"/>
-        </w:rPr>
-        <w:t xml:space="preserve">'Update status failed'</w:t>
-      </w:r>
-      <w:r>
-        <w:rPr>
-          <w:rStyle w:val="NormalTok"/>
-          <w:rFonts w:ascii="Times New Roman" w:hAnsi="Times New Roman"/>
-        </w:rPr>
-        <w:t xml:space="preserve">))</w:t>
-      </w:r>
-      <w:r>
-        <w:rPr>
-          <w:rStyle w:val="OperatorTok"/>
-          <w:rFonts w:ascii="Times New Roman" w:hAnsi="Times New Roman"/>
-        </w:rPr>
-        <w:t xml:space="preserve">;</w:t>
-      </w:r>
-      <w:r>
-        <w:rPr>
-          <w:rFonts w:ascii="Times New Roman" w:hAnsi="Times New Roman"/>
-        </w:rPr>
-        <w:br/>
-      </w:r>
-      <w:r>
-        <w:rPr>
-          <w:rFonts w:ascii="Times New Roman" w:hAnsi="Times New Roman"/>
-        </w:rPr>
-        <w:br/>
-      </w:r>
-      <w:r>
-        <w:rPr>
-          <w:rStyle w:val="NormalTok"/>
-          <w:rFonts w:ascii="Times New Roman" w:hAnsi="Times New Roman"/>
-        </w:rPr>
-        <w:t xml:space="preserve">    </w:t>
-      </w:r>
-      <w:r>
-        <w:rPr>
-          <w:rStyle w:val="ControlFlowTok"/>
-          <w:rFonts w:ascii="Times New Roman" w:hAnsi="Times New Roman"/>
-        </w:rPr>
-        <w:t xml:space="preserve">await</w:t>
-      </w:r>
-      <w:r>
-        <w:rPr>
-          <w:rStyle w:val="NormalTok"/>
-          <w:rFonts w:ascii="Times New Roman" w:hAnsi="Times New Roman"/>
-        </w:rPr>
-        <w:t xml:space="preserve"> </w:t>
-      </w:r>
-      <w:r>
-        <w:rPr>
-          <w:rStyle w:val="FunctionTok"/>
-          <w:rFonts w:ascii="Times New Roman" w:hAnsi="Times New Roman"/>
-        </w:rPr>
-        <w:t xml:space="preserve">expect</w:t>
-      </w:r>
-      <w:r>
-        <w:rPr>
-          <w:rStyle w:val="NormalTok"/>
-          <w:rFonts w:ascii="Times New Roman" w:hAnsi="Times New Roman"/>
-        </w:rPr>
-        <w:t xml:space="preserve">(</w:t>
-      </w:r>
-      <w:r>
-        <w:rPr>
-          <w:rFonts w:ascii="Times New Roman" w:hAnsi="Times New Roman"/>
-        </w:rPr>
-        <w:br/>
-      </w:r>
-      <w:r>
-        <w:rPr>
-          <w:rStyle w:val="NormalTok"/>
-          <w:rFonts w:ascii="Times New Roman" w:hAnsi="Times New Roman"/>
-        </w:rPr>
-        <w:t xml:space="preserve">      useCase</w:t>
-      </w:r>
-      <w:r>
-        <w:rPr>
-          <w:rStyle w:val="OperatorTok"/>
-          <w:rFonts w:ascii="Times New Roman" w:hAnsi="Times New Roman"/>
-        </w:rPr>
-        <w:t xml:space="preserve">.</w:t>
-      </w:r>
-      <w:r>
-        <w:rPr>
-          <w:rStyle w:val="FunctionTok"/>
-          <w:rFonts w:ascii="Times New Roman" w:hAnsi="Times New Roman"/>
-        </w:rPr>
-        <w:t xml:space="preserve">execute</w:t>
-      </w:r>
-      <w:r>
-        <w:rPr>
-          <w:rStyle w:val="NormalTok"/>
-          <w:rFonts w:ascii="Times New Roman" w:hAnsi="Times New Roman"/>
-        </w:rPr>
-        <w:t xml:space="preserve">(</w:t>
-      </w:r>
-      <w:r>
-        <w:rPr>
-          <w:rStyle w:val="StringTok"/>
-          <w:rFonts w:ascii="Times New Roman" w:hAnsi="Times New Roman"/>
-        </w:rPr>
-        <w:t xml:space="preserve">'CAN_01'</w:t>
-      </w:r>
-      <w:r>
-        <w:rPr>
-          <w:rStyle w:val="OperatorTok"/>
-          <w:rFonts w:ascii="Times New Roman" w:hAnsi="Times New Roman"/>
-        </w:rPr>
-        <w:t xml:space="preserve">,</w:t>
-      </w:r>
-      <w:r>
-        <w:rPr>
-          <w:rStyle w:val="NormalTok"/>
-          <w:rFonts w:ascii="Times New Roman" w:hAnsi="Times New Roman"/>
-        </w:rPr>
-        <w:t xml:space="preserve"> {} </w:t>
-      </w:r>
-      <w:r>
-        <w:rPr>
-          <w:rStyle w:val="ImportTok"/>
-          <w:rFonts w:ascii="Times New Roman" w:hAnsi="Times New Roman"/>
-        </w:rPr>
-        <w:t xml:space="preserve">as</w:t>
-      </w:r>
-      <w:r>
-        <w:rPr>
-          <w:rStyle w:val="NormalTok"/>
-          <w:rFonts w:ascii="Times New Roman" w:hAnsi="Times New Roman"/>
-        </w:rPr>
-        <w:t xml:space="preserve"> </w:t>
-      </w:r>
-      <w:r>
-        <w:rPr>
-          <w:rStyle w:val="DataTypeTok"/>
-          <w:rFonts w:ascii="Times New Roman" w:hAnsi="Times New Roman"/>
-        </w:rPr>
-        <w:t xml:space="preserve">any</w:t>
-      </w:r>
-      <w:r>
-        <w:rPr>
-          <w:rStyle w:val="NormalTok"/>
-          <w:rFonts w:ascii="Times New Roman" w:hAnsi="Times New Roman"/>
-        </w:rPr>
-        <w:t xml:space="preserve">)</w:t>
-      </w:r>
-      <w:r>
-        <w:rPr>
-          <w:rFonts w:ascii="Times New Roman" w:hAnsi="Times New Roman"/>
-        </w:rPr>
-        <w:br/>
-      </w:r>
-      <w:r>
-        <w:rPr>
-          <w:rStyle w:val="NormalTok"/>
-          <w:rFonts w:ascii="Times New Roman" w:hAnsi="Times New Roman"/>
-        </w:rPr>
-        <w:t xml:space="preserve">    )</w:t>
-      </w:r>
-      <w:r>
-        <w:rPr>
-          <w:rStyle w:val="OperatorTok"/>
-          <w:rFonts w:ascii="Times New Roman" w:hAnsi="Times New Roman"/>
-        </w:rPr>
-        <w:t xml:space="preserve">.</w:t>
-      </w:r>
-      <w:r>
-        <w:rPr>
-          <w:rStyle w:val="AttributeTok"/>
-          <w:rFonts w:ascii="Times New Roman" w:hAnsi="Times New Roman"/>
-        </w:rPr>
-        <w:t xml:space="preserve">rejects</w:t>
-      </w:r>
-      <w:r>
-        <w:rPr>
-          <w:rStyle w:val="OperatorTok"/>
-          <w:rFonts w:ascii="Times New Roman" w:hAnsi="Times New Roman"/>
-        </w:rPr>
-        <w:t xml:space="preserve">.</w:t>
-      </w:r>
-      <w:r>
-        <w:rPr>
-          <w:rStyle w:val="FunctionTok"/>
-          <w:rFonts w:ascii="Times New Roman" w:hAnsi="Times New Roman"/>
-        </w:rPr>
-        <w:t xml:space="preserve">toThrow</w:t>
-      </w:r>
-      <w:r>
-        <w:rPr>
-          <w:rStyle w:val="NormalTok"/>
-          <w:rFonts w:ascii="Times New Roman" w:hAnsi="Times New Roman"/>
-        </w:rPr>
-        <w:t xml:space="preserve">(</w:t>
-      </w:r>
-      <w:r>
-        <w:rPr>
-          <w:rStyle w:val="StringTok"/>
-          <w:rFonts w:ascii="Times New Roman" w:hAnsi="Times New Roman"/>
-        </w:rPr>
-        <w:t xml:space="preserve">'Update status failed'</w:t>
-      </w:r>
-      <w:r>
-        <w:rPr>
-          <w:rStyle w:val="NormalTok"/>
-          <w:rFonts w:ascii="Times New Roman" w:hAnsi="Times New Roman"/>
-        </w:rPr>
-        <w:t xml:space="preserve">)</w:t>
-      </w:r>
-      <w:r>
-        <w:rPr>
-          <w:rStyle w:val="OperatorTok"/>
-          <w:rFonts w:ascii="Times New Roman" w:hAnsi="Times New Roman"/>
-        </w:rPr>
-        <w:t xml:space="preserve">;</w:t>
-      </w:r>
-      <w:r>
-        <w:rPr>
-          <w:rFonts w:ascii="Times New Roman" w:hAnsi="Times New Roman"/>
-        </w:rPr>
-        <w:br/>
-      </w:r>
-      <w:r>
-        <w:rPr>
-          <w:rStyle w:val="NormalTok"/>
-          <w:rFonts w:ascii="Times New Roman" w:hAnsi="Times New Roman"/>
-        </w:rPr>
-        <w:t xml:space="preserve">  })</w:t>
-      </w:r>
-      <w:r>
-        <w:rPr>
-          <w:rStyle w:val="OperatorTok"/>
-          <w:rFonts w:ascii="Times New Roman" w:hAnsi="Times New Roman"/>
-        </w:rPr>
-        <w:t xml:space="preserve">;</w:t>
-      </w:r>
-      <w:r>
-        <w:rPr>
-          <w:rFonts w:ascii="Times New Roman" w:hAnsi="Times New Roman"/>
-        </w:rPr>
-        <w:br/>
-      </w:r>
-      <w:r>
-        <w:rPr>
-          <w:rStyle w:val="NormalTok"/>
-          <w:rFonts w:ascii="Times New Roman" w:hAnsi="Times New Roman"/>
-        </w:rPr>
-        <w:t xml:space="preserve">})</w:t>
-      </w:r>
-      <w:r>
-        <w:rPr>
-          <w:rStyle w:val="OperatorTok"/>
-          <w:rFonts w:ascii="Times New Roman" w:hAnsi="Times New Roman"/>
-        </w:rPr>
-        <w:t xml:space="preserve">;</w:t>
-      </w:r>
     </w:p>
-    <w:bookmarkEnd w:id="30"/>
-    <w:bookmarkEnd w:id="31"/>
+    <w:bookmarkEnd w:id="32"/>
+    <w:bookmarkEnd w:id="33"/>
     <w:sectPr>
       <w:footerReference w:type="default" r:id="rId9"/>
       <w:footnotePr>
@@ -11598,6 +12079,15 @@
     <w:abstractNumId w:val="991"/>
   </w:num>
   <w:num w:numId="1005">
+    <w:abstractNumId w:val="991"/>
+  </w:num>
+  <w:num w:numId="1006">
+    <w:abstractNumId w:val="991"/>
+  </w:num>
+  <w:num w:numId="1007">
+    <w:abstractNumId w:val="991"/>
+  </w:num>
+  <w:num w:numId="1008">
     <w:abstractNumId w:val="991"/>
   </w:num>
 </w:numbering>

--- a/hop-trang/KiemThuHopTrang_UC08_VerifyCandidate.docx
+++ b/hop-trang/KiemThuHopTrang_UC08_VerifyCandidate.docx
@@ -2,7 +2,7 @@
 <file path=word/document.xml><?xml version="1.0" encoding="utf-8"?>
 <w:document xmlns:w="http://schemas.openxmlformats.org/wordprocessingml/2006/main" xmlns:m="http://schemas.openxmlformats.org/officeDocument/2006/math" xmlns:r="http://schemas.openxmlformats.org/officeDocument/2006/relationships" xmlns:o="urn:schemas-microsoft-com:office:office" xmlns:v="urn:schemas-microsoft-com:vml" xmlns:w10="urn:schemas-microsoft-com:office:word" xmlns:a="http://schemas.openxmlformats.org/drawingml/2006/main" xmlns:pic="http://schemas.openxmlformats.org/drawingml/2006/picture" xmlns:wp="http://schemas.openxmlformats.org/drawingml/2006/wordprocessingDrawing">
   <w:body>
-    <w:bookmarkStart w:id="33" w:name="Xfa41c37f81e2a082eb847e030b3459ffab67037"/>
+    <w:bookmarkStart w:id="38" w:name="Xfa41c37f81e2a082eb847e030b3459ffab67037"/>
     <w:p>
       <w:pPr>
         <w:pStyle w:val="Heading1"/>
@@ -1714,7 +1714,7 @@
       </w:r>
     </w:p>
     <w:bookmarkEnd w:id="11"/>
-    <w:bookmarkStart w:id="14" w:name="Xfb7128767f8cfa750cbf8db0fc1881e1e7521c5"/>
+    <w:bookmarkStart w:id="15" w:name="Xfb7128767f8cfa750cbf8db0fc1881e1e7521c5"/>
     <w:p>
       <w:pPr>
         <w:pStyle w:val="Heading2"/>
@@ -2319,7 +2319,7 @@
       </w:r>
     </w:p>
     <w:bookmarkEnd w:id="12"/>
-    <w:bookmarkStart w:id="13" w:name="đồ-thị-dòng-điều-khiển"/>
+    <w:bookmarkStart w:id="13" w:name="X4e032fd626689340f265b645801d984f387400a"/>
     <w:p>
       <w:pPr>
         <w:pStyle w:val="Heading3"/>
@@ -2329,7 +2329,19 @@
         <w:rPr>
           <w:rFonts w:ascii="Times New Roman" w:hAnsi="Times New Roman"/>
         </w:rPr>
-        <w:t xml:space="preserve">2.2. Đồ thị dòng điều khiển</w:t>
+        <w:t xml:space="preserve">2.2. Đồ thị dòng điều khiển ứng với độ đo C1 và C2 (Statement &amp; Decision CFG)</w:t>
+      </w:r>
+    </w:p>
+    <w:p>
+      <w:pPr>
+        <w:pStyle w:val="FirstParagraph"/>
+        <w:spacing w:line="276" w:lineRule="auto" w:after="80"/>
+      </w:pPr>
+      <w:r>
+        <w:rPr>
+          <w:rFonts w:ascii="Times New Roman" w:hAnsi="Times New Roman"/>
+        </w:rPr>
+        <w:t xml:space="preserve">Ở cấp độ độ đo C1 (phủ câu lệnh) và C2 (phủ nhánh quyết định), đồ thị biểu diễn 4 khối lệnh:</w:t>
       </w:r>
     </w:p>
     <w:p>
@@ -2409,6 +2421,153 @@
         <w:t xml:space="preserve">    N2 -- False --&gt; N4["Node 4: return result.getDetail()"]</w:t>
       </w:r>
     </w:p>
+    <w:bookmarkEnd w:id="13"/>
+    <w:bookmarkStart w:id="14" w:name="X90718f49caf3b6dedf34965c2268d496d08884a"/>
+    <w:p>
+      <w:pPr>
+        <w:pStyle w:val="Heading3"/>
+        <w:spacing w:line="276" w:lineRule="auto" w:after="80"/>
+      </w:pPr>
+      <w:r>
+        <w:rPr>
+          <w:rFonts w:ascii="Times New Roman" w:hAnsi="Times New Roman"/>
+        </w:rPr>
+        <w:t xml:space="preserve">2.3. Đồ thị dòng điều khiển ứng với độ đo C3 (Condition CFG)</w:t>
+      </w:r>
+    </w:p>
+    <w:p>
+      <w:pPr>
+        <w:pStyle w:val="FirstParagraph"/>
+        <w:spacing w:line="276" w:lineRule="auto" w:after="80"/>
+      </w:pPr>
+      <w:r>
+        <w:rPr>
+          <w:rFonts w:ascii="Times New Roman" w:hAnsi="Times New Roman"/>
+        </w:rPr>
+        <w:t xml:space="preserve">Ở cấp độ độ đo C3, điểm quyết định Node 2 kiểm tra giá trị của biến điều kiện đơn nhị phân</w:t>
+      </w:r>
+      <w:r>
+        <w:rPr>
+          <w:rFonts w:ascii="Times New Roman" w:hAnsi="Times New Roman"/>
+        </w:rPr>
+        <w:t xml:space="preserve"> </w:t>
+      </w:r>
+      <w:r>
+        <w:rPr>
+          <w:rStyle w:val="VerbatimChar"/>
+          <w:rFonts w:ascii="Times New Roman" w:hAnsi="Times New Roman"/>
+        </w:rPr>
+        <w:t xml:space="preserve">result == null</w:t>
+      </w:r>
+      <w:r>
+        <w:rPr>
+          <w:rFonts w:ascii="Times New Roman" w:hAnsi="Times New Roman"/>
+        </w:rPr>
+        <w:t xml:space="preserve"> </w:t>
+      </w:r>
+      <w:r>
+        <w:rPr>
+          <w:rFonts w:ascii="Times New Roman" w:hAnsi="Times New Roman"/>
+        </w:rPr>
+        <w:t xml:space="preserve">hoặc</w:t>
+      </w:r>
+      <w:r>
+        <w:rPr>
+          <w:rFonts w:ascii="Times New Roman" w:hAnsi="Times New Roman"/>
+        </w:rPr>
+        <w:t xml:space="preserve"> </w:t>
+      </w:r>
+      <w:r>
+        <w:rPr>
+          <w:rStyle w:val="VerbatimChar"/>
+          <w:rFonts w:ascii="Times New Roman" w:hAnsi="Times New Roman"/>
+        </w:rPr>
+        <w:t xml:space="preserve">result != null</w:t>
+      </w:r>
+      <w:r>
+        <w:rPr>
+          <w:rFonts w:ascii="Times New Roman" w:hAnsi="Times New Roman"/>
+        </w:rPr>
+        <w:t xml:space="preserve">:</w:t>
+      </w:r>
+    </w:p>
+    <w:p>
+      <w:pPr>
+        <w:pStyle w:val="SourceCode"/>
+        <w:spacing w:line="276" w:lineRule="auto" w:after="80"/>
+      </w:pPr>
+      <w:r>
+        <w:rPr>
+          <w:rStyle w:val="VerbatimChar"/>
+          <w:rFonts w:ascii="Times New Roman" w:hAnsi="Times New Roman"/>
+        </w:rPr>
+        <w:t xml:space="preserve">flowchart TD</w:t>
+      </w:r>
+      <w:r>
+        <w:rPr>
+          <w:rFonts w:ascii="Times New Roman" w:hAnsi="Times New Roman"/>
+        </w:rPr>
+        <w:br/>
+      </w:r>
+      <w:r>
+        <w:rPr>
+          <w:rStyle w:val="VerbatimChar"/>
+          <w:rFonts w:ascii="Times New Roman" w:hAnsi="Times New Roman"/>
+        </w:rPr>
+        <w:t xml:space="preserve">    Start(["Bắt đầu: execute(candidateID, dataVerification)"]) --&gt; N1["Node 1: Khởi tạo Entity &amp; Chạy Promise.all"]</w:t>
+      </w:r>
+      <w:r>
+        <w:rPr>
+          <w:rFonts w:ascii="Times New Roman" w:hAnsi="Times New Roman"/>
+        </w:rPr>
+        <w:br/>
+      </w:r>
+      <w:r>
+        <w:rPr>
+          <w:rFonts w:ascii="Times New Roman" w:hAnsi="Times New Roman"/>
+        </w:rPr>
+        <w:br/>
+      </w:r>
+      <w:r>
+        <w:rPr>
+          <w:rStyle w:val="VerbatimChar"/>
+          <w:rFonts w:ascii="Times New Roman" w:hAnsi="Times New Roman"/>
+        </w:rPr>
+        <w:t xml:space="preserve">    N1 --&gt; N2{"Node 2: result == null?"}</w:t>
+      </w:r>
+      <w:r>
+        <w:rPr>
+          <w:rFonts w:ascii="Times New Roman" w:hAnsi="Times New Roman"/>
+        </w:rPr>
+        <w:br/>
+      </w:r>
+      <w:r>
+        <w:rPr>
+          <w:rFonts w:ascii="Times New Roman" w:hAnsi="Times New Roman"/>
+        </w:rPr>
+        <w:br/>
+      </w:r>
+      <w:r>
+        <w:rPr>
+          <w:rStyle w:val="VerbatimChar"/>
+          <w:rFonts w:ascii="Times New Roman" w:hAnsi="Times New Roman"/>
+        </w:rPr>
+        <w:t xml:space="preserve">    N2 -- "True (Lỗi lưu)" --&gt; N3["Node 3: throw 'Kiểm chứng lỗi vui lòng thử lại!'"]</w:t>
+      </w:r>
+      <w:r>
+        <w:rPr>
+          <w:rFonts w:ascii="Times New Roman" w:hAnsi="Times New Roman"/>
+        </w:rPr>
+        <w:br/>
+      </w:r>
+      <w:r>
+        <w:rPr>
+          <w:rStyle w:val="VerbatimChar"/>
+          <w:rFonts w:ascii="Times New Roman" w:hAnsi="Times New Roman"/>
+        </w:rPr>
+        <w:t xml:space="preserve">    N2 -- "False (Hợp lệ)" --&gt; N4["Node 4: return result.getDetail()"]</w:t>
+      </w:r>
+    </w:p>
     <w:p>
       <w:pPr>
         <w:spacing w:line="276" w:lineRule="auto" w:after="80"/>
@@ -2422,9 +2581,9 @@
         </w:pict>
       </w:r>
     </w:p>
-    <w:bookmarkEnd w:id="13"/>
     <w:bookmarkEnd w:id="14"/>
-    <w:bookmarkStart w:id="18" w:name="Xe2d0db9f4f01cf64907656f98164bae54dc93af"/>
+    <w:bookmarkEnd w:id="15"/>
+    <w:bookmarkStart w:id="19" w:name="Xe2d0db9f4f01cf64907656f98164bae54dc93af"/>
     <w:p>
       <w:pPr>
         <w:pStyle w:val="Heading2"/>
@@ -2487,7 +2646,7 @@
         <w:t xml:space="preserve">phản ánh số lượng đường dẫn độc lập tuyến tính trong đồ thị dòng điều khiển theo 3 phương pháp McCabe:</w:t>
       </w:r>
     </w:p>
-    <w:bookmarkStart w:id="15" w:name="X84a100a1f7ba2397c9e4810e6fb2addfd7ce8c1"/>
+    <w:bookmarkStart w:id="16" w:name="X84a100a1f7ba2397c9e4810e6fb2addfd7ce8c1"/>
     <w:p>
       <w:pPr>
         <w:pStyle w:val="Heading3"/>
@@ -2976,8 +3135,8 @@
         </w:pict>
       </w:r>
     </w:p>
-    <w:bookmarkEnd w:id="15"/>
-    <w:bookmarkStart w:id="16" w:name="X3f996246e16db8c1c6aad0cbd9e9914cb7bb733"/>
+    <w:bookmarkEnd w:id="16"/>
+    <w:bookmarkStart w:id="17" w:name="X3f996246e16db8c1c6aad0cbd9e9914cb7bb733"/>
     <w:p>
       <w:pPr>
         <w:pStyle w:val="Heading3"/>
@@ -3317,8 +3476,8 @@
         </w:pict>
       </w:r>
     </w:p>
-    <w:bookmarkEnd w:id="16"/>
-    <w:bookmarkStart w:id="17" w:name="X30ab42383de24b9a5a3febf09575861081a6efc"/>
+    <w:bookmarkEnd w:id="17"/>
+    <w:bookmarkStart w:id="18" w:name="X30ab42383de24b9a5a3febf09575861081a6efc"/>
     <w:p>
       <w:pPr>
         <w:pStyle w:val="Heading3"/>
@@ -3637,9 +3796,9 @@
         </w:pict>
       </w:r>
     </w:p>
-    <w:bookmarkEnd w:id="17"/>
     <w:bookmarkEnd w:id="18"/>
-    <w:bookmarkStart w:id="20" w:name="tập-đường-dẫn-cơ-sở"/>
+    <w:bookmarkEnd w:id="19"/>
+    <w:bookmarkStart w:id="21" w:name="tập-đường-dẫn-cơ-sở"/>
     <w:p>
       <w:pPr>
         <w:pStyle w:val="Heading2"/>
@@ -4096,7 +4255,7 @@
         </w:tc>
       </w:tr>
     </w:tbl>
-    <w:bookmarkStart w:id="19" w:name="X6c9ac47d404a2e700854cd2250f4e8fb60c6357"/>
+    <w:bookmarkStart w:id="20" w:name="X6c9ac47d404a2e700854cd2250f4e8fb60c6357"/>
     <w:p>
       <w:pPr>
         <w:pStyle w:val="Heading3"/>
@@ -4213,9 +4372,9 @@
         </w:pict>
       </w:r>
     </w:p>
-    <w:bookmarkEnd w:id="19"/>
     <w:bookmarkEnd w:id="20"/>
-    <w:bookmarkStart w:id="24" w:name="Xb6572aa1beafe021c2909605ef9a5545dc954ee"/>
+    <w:bookmarkEnd w:id="21"/>
+    <w:bookmarkStart w:id="26" w:name="Xac4e1baad7d46b52fa08415fe7186481daac81e"/>
     <w:p>
       <w:pPr>
         <w:pStyle w:val="Heading2"/>
@@ -4225,7 +4384,7 @@
         <w:rPr>
           <w:rFonts w:ascii="Times New Roman" w:hAnsi="Times New Roman"/>
         </w:rPr>
-        <w:t xml:space="preserve">5. PHÂN TÍCH THEO CÁC ĐỘ ĐO BAO PHỦ CỦA MÔN HỌC (C1, C2, C3)</w:t>
+        <w:t xml:space="preserve">5. SINH ĐƯỜNG ĐI VÀ CÁC CA KIỂM THỬ THEO ĐỘ ĐO C1, C2, C3</w:t>
       </w:r>
     </w:p>
     <w:p>
@@ -4260,7 +4419,7 @@
         <w:t xml:space="preserve">:</w:t>
       </w:r>
     </w:p>
-    <w:bookmarkStart w:id="21" w:name="X3e3f7d5329be8e0f96935b60a22bcbe1c5d52a1"/>
+    <w:bookmarkStart w:id="22" w:name="X42e389ac381659aa74d28eaac2c374f96aa6e7f"/>
     <w:p>
       <w:pPr>
         <w:pStyle w:val="Heading3"/>
@@ -4270,25 +4429,574 @@
         <w:rPr>
           <w:rFonts w:ascii="Times New Roman" w:hAnsi="Times New Roman"/>
         </w:rPr>
-        <w:t xml:space="preserve">5.1. Độ đo C1 (Statement Coverage - Bao phủ câu lệnh)</w:t>
+        <w:t xml:space="preserve">A. Sinh đường đi và ca kiểm thử ứng với độ đo C1 (Phủ câu lệnh)</w:t>
       </w:r>
     </w:p>
     <w:p>
       <w:pPr>
-        <w:pStyle w:val="Compact"/>
-        <w:numPr>
-          <w:ilvl w:val="0"/>
-          <w:numId w:val="1004"/>
-        </w:numPr>
+        <w:pStyle w:val="FirstParagraph"/>
         <w:spacing w:line="276" w:lineRule="auto" w:after="80"/>
       </w:pPr>
       <w:r>
         <w:rPr>
           <w:rFonts w:ascii="Times New Roman" w:hAnsi="Times New Roman"/>
+        </w:rPr>
+        <w:t xml:space="preserve">Mục tiêu độ đo C1: Tất cả 4 Node (Node 1, 2, 3, 4) được thực thi ít nhất một lần với số ca kiểm thử tối thiểu.</w:t>
+      </w:r>
+    </w:p>
+    <w:tbl>
+      <w:tblPr>
+        <w:tblStyle w:val="Table"/>
+        <w:tblW w:type="pct" w:w="5000"/>
+        <w:jc w:val="center"/>
+        <w:tblLayout w:type="fixed"/>
+        <w:tblLook w:firstRow="1" w:lastRow="0" w:firstColumn="0" w:lastColumn="0" w:noHBand="0" w:noVBand="0" w:val="0020"/>
+        <w:tblBorders>
+          <w:top w:val="single" w:sz="4" w:space="0" w:color="CBD5E1"/>
+          <w:bottom w:val="single" w:sz="4" w:space="0" w:color="CBD5E1"/>
+          <w:left w:val="single" w:sz="4" w:space="0" w:color="CBD5E1"/>
+          <w:right w:val="single" w:sz="4" w:space="0" w:color="CBD5E1"/>
+          <w:insideH w:val="single" w:sz="4" w:space="0" w:color="CBD5E1"/>
+          <w:insideV w:val="single" w:sz="4" w:space="0" w:color="CBD5E1"/>
+        </w:tblBorders>
+      </w:tblPr>
+      <w:tblGrid>
+        <w:gridCol w:w="1523"/>
+        <w:gridCol w:w="1218"/>
+        <w:gridCol w:w="1218"/>
+        <w:gridCol w:w="1218"/>
+        <w:gridCol w:w="1523"/>
+        <w:gridCol w:w="1218"/>
+      </w:tblGrid>
+      <w:tr>
+        <w:trPr>
+          <w:tblHeader w:val="on"/>
+        </w:trPr>
+        <w:tc>
+          <w:tcPr>
+            <w:shd w:fill="1F4E79"/>
+          </w:tcPr>
+          <w:p>
+            <w:pPr>
+              <w:pStyle w:val="Compact"/>
+              <w:jc w:val="center"/>
+            </w:pPr>
+            <w:r>
+              <w:rPr>
+                <w:rFonts w:ascii="Times New Roman" w:hAnsi="Times New Roman"/>
+                <w:b/>
+                <w:color w:val="FFFFFF"/>
+                <w:sz w:val="20"/>
+              </w:rPr>
+              <w:t xml:space="preserve">TT</w:t>
+            </w:r>
+          </w:p>
+        </w:tc>
+        <w:tc>
+          <w:tcPr>
+            <w:shd w:fill="1F4E79"/>
+          </w:tcPr>
+          <w:p>
+            <w:pPr>
+              <w:pStyle w:val="Compact"/>
+              <w:jc w:val="center"/>
+            </w:pPr>
+            <w:r>
+              <w:rPr>
+                <w:rFonts w:ascii="Times New Roman" w:hAnsi="Times New Roman"/>
+                <w:b/>
+                <w:color w:val="FFFFFF"/>
+                <w:sz w:val="20"/>
+              </w:rPr>
+              <w:t xml:space="preserve">Đường đi theo Node</w:t>
+            </w:r>
+          </w:p>
+        </w:tc>
+        <w:tc>
+          <w:tcPr>
+            <w:shd w:fill="1F4E79"/>
+          </w:tcPr>
+          <w:p>
+            <w:pPr>
+              <w:pStyle w:val="Compact"/>
+              <w:jc w:val="center"/>
+            </w:pPr>
+            <w:r>
+              <w:rPr>
+                <w:rFonts w:ascii="Times New Roman" w:hAnsi="Times New Roman"/>
+                <w:b/>
+                <w:color w:val="FFFFFF"/>
+                <w:sz w:val="20"/>
+              </w:rPr>
+              <w:t xml:space="preserve">Dữ liệu đầu vào (Input)</w:t>
+            </w:r>
+          </w:p>
+        </w:tc>
+        <w:tc>
+          <w:tcPr>
+            <w:shd w:fill="1F4E79"/>
+          </w:tcPr>
+          <w:p>
+            <w:pPr>
+              <w:pStyle w:val="Compact"/>
+              <w:jc w:val="center"/>
+            </w:pPr>
+            <w:r>
+              <w:rPr>
+                <w:rFonts w:ascii="Times New Roman" w:hAnsi="Times New Roman"/>
+                <w:b/>
+                <w:color w:val="FFFFFF"/>
+                <w:sz w:val="20"/>
+              </w:rPr>
+              <w:t xml:space="preserve">Đầu ra mong đợi</w:t>
+            </w:r>
+          </w:p>
+        </w:tc>
+        <w:tc>
+          <w:tcPr>
+            <w:shd w:fill="1F4E79"/>
+          </w:tcPr>
+          <w:p>
+            <w:pPr>
+              <w:pStyle w:val="Compact"/>
+              <w:jc w:val="center"/>
+            </w:pPr>
+            <w:r>
+              <w:rPr>
+                <w:rFonts w:ascii="Times New Roman" w:hAnsi="Times New Roman"/>
+                <w:b/>
+                <w:color w:val="FFFFFF"/>
+                <w:sz w:val="20"/>
+              </w:rPr>
+              <w:t xml:space="preserve">Đầu ra thực tế</w:t>
+            </w:r>
+          </w:p>
+        </w:tc>
+        <w:tc>
+          <w:tcPr>
+            <w:shd w:fill="1F4E79"/>
+          </w:tcPr>
+          <w:p>
+            <w:pPr>
+              <w:pStyle w:val="Compact"/>
+              <w:jc w:val="center"/>
+            </w:pPr>
+            <w:r>
+              <w:rPr>
+                <w:rFonts w:ascii="Times New Roman" w:hAnsi="Times New Roman"/>
+                <w:b/>
+                <w:color w:val="FFFFFF"/>
+                <w:sz w:val="20"/>
+              </w:rPr>
+              <w:t xml:space="preserve">Ghi chú</w:t>
+            </w:r>
+          </w:p>
+        </w:tc>
+      </w:tr>
+      <w:tr>
+        <w:tc>
+          <w:tcPr>
+            <w:shd w:fill="F8FAFC"/>
+          </w:tcPr>
+          <w:p>
+            <w:pPr>
+              <w:pStyle w:val="Compact"/>
+              <w:jc w:val="center"/>
+            </w:pPr>
+            <w:r>
+              <w:rPr>
+                <w:rFonts w:ascii="Times New Roman" w:hAnsi="Times New Roman"/>
+                <w:b/>
+                <w:bCs/>
+                <w:sz w:val="19"/>
+              </w:rPr>
+              <w:t xml:space="preserve">C1_01</w:t>
+            </w:r>
+          </w:p>
+        </w:tc>
+        <w:tc>
+          <w:tcPr>
+            <w:shd w:fill="F8FAFC"/>
+          </w:tcPr>
+          <w:p>
+            <w:pPr>
+              <w:pStyle w:val="Compact"/>
+              <w:jc w:val="left"/>
+            </w:pPr>
+            <m:oMath>
+              <m:r>
+                <m:t>1</m:t>
+              </m:r>
+              <m:r>
+                <m:rPr>
+                  <m:sty m:val="p"/>
+                </m:rPr>
+                <m:t>→</m:t>
+              </m:r>
+              <m:r>
+                <m:t>2</m:t>
+              </m:r>
+              <m:r>
+                <m:rPr>
+                  <m:sty m:val="p"/>
+                </m:rPr>
+                <m:t>→</m:t>
+              </m:r>
+              <m:r>
+                <m:t>3</m:t>
+              </m:r>
+            </m:oMath>
+            <w:r>
+              <w:rPr>
+                <w:rFonts w:ascii="Times New Roman" w:hAnsi="Times New Roman"/>
+                <w:sz w:val="19"/>
+              </w:rPr>
+              <w:t xml:space="preserve">​</w:t>
+            </w:r>
+          </w:p>
+        </w:tc>
+        <w:tc>
+          <w:tcPr>
+            <w:shd w:fill="F8FAFC"/>
+          </w:tcPr>
+          <w:p>
+            <w:pPr>
+              <w:pStyle w:val="Compact"/>
+              <w:jc w:val="left"/>
+            </w:pPr>
+            <w:r>
+              <w:rPr>
+                <w:rStyle w:val="VerbatimChar"/>
+                <w:rFonts w:ascii="Times New Roman" w:hAnsi="Times New Roman"/>
+                <w:sz w:val="19"/>
+              </w:rPr>
+              <w:t xml:space="preserve">candidateID = "CAN_01"</w:t>
+            </w:r>
+            <w:r>
+              <w:rPr>
+                <w:rFonts w:ascii="Times New Roman" w:hAnsi="Times New Roman"/>
+                <w:sz w:val="19"/>
+              </w:rPr>
+              <w:t xml:space="preserve">,</w:t>
+            </w:r>
+            <w:r>
+              <w:rPr>
+                <w:rFonts w:ascii="Times New Roman" w:hAnsi="Times New Roman"/>
+                <w:sz w:val="19"/>
+              </w:rPr>
+              <w:t xml:space="preserve"> </w:t>
+            </w:r>
+            <w:r>
+              <w:rPr>
+                <w:rStyle w:val="VerbatimChar"/>
+                <w:rFonts w:ascii="Times New Roman" w:hAnsi="Times New Roman"/>
+                <w:sz w:val="19"/>
+              </w:rPr>
+              <w:t xml:space="preserve">candidateRepo.create</w:t>
+            </w:r>
+            <w:r>
+              <w:rPr>
+                <w:rFonts w:ascii="Times New Roman" w:hAnsi="Times New Roman"/>
+                <w:sz w:val="19"/>
+              </w:rPr>
+              <w:t xml:space="preserve"> </w:t>
+            </w:r>
+            <w:r>
+              <w:rPr>
+                <w:rFonts w:ascii="Times New Roman" w:hAnsi="Times New Roman"/>
+                <w:sz w:val="19"/>
+              </w:rPr>
+              <w:t xml:space="preserve">trả về</w:t>
+            </w:r>
+            <w:r>
+              <w:rPr>
+                <w:rFonts w:ascii="Times New Roman" w:hAnsi="Times New Roman"/>
+                <w:sz w:val="19"/>
+              </w:rPr>
+              <w:t xml:space="preserve"> </w:t>
+            </w:r>
+            <w:r>
+              <w:rPr>
+                <w:rStyle w:val="VerbatimChar"/>
+                <w:rFonts w:ascii="Times New Roman" w:hAnsi="Times New Roman"/>
+                <w:sz w:val="19"/>
+              </w:rPr>
+              <w:t xml:space="preserve">null</w:t>
+            </w:r>
+          </w:p>
+        </w:tc>
+        <w:tc>
+          <w:tcPr>
+            <w:shd w:fill="F8FAFC"/>
+          </w:tcPr>
+          <w:p>
+            <w:pPr>
+              <w:pStyle w:val="Compact"/>
+              <w:jc w:val="left"/>
+            </w:pPr>
+            <w:r>
+              <w:rPr>
+                <w:rFonts w:ascii="Times New Roman" w:hAnsi="Times New Roman"/>
+                <w:sz w:val="19"/>
+              </w:rPr>
+              <w:t xml:space="preserve">Ném lỗi:</w:t>
+            </w:r>
+            <w:r>
+              <w:rPr>
+                <w:rFonts w:ascii="Times New Roman" w:hAnsi="Times New Roman"/>
+                <w:sz w:val="19"/>
+              </w:rPr>
+              <w:t xml:space="preserve"> </w:t>
+            </w:r>
+            <w:r>
+              <w:rPr>
+                <w:rStyle w:val="VerbatimChar"/>
+                <w:rFonts w:ascii="Times New Roman" w:hAnsi="Times New Roman"/>
+                <w:sz w:val="19"/>
+              </w:rPr>
+              <w:t xml:space="preserve">"Kiểm chứng lỗi vui lòng thử lại!"</w:t>
+            </w:r>
+          </w:p>
+        </w:tc>
+        <w:tc>
+          <w:tcPr>
+            <w:shd w:fill="F8FAFC"/>
+          </w:tcPr>
+          <w:p>
+            <w:pPr>
+              <w:pStyle w:val="Compact"/>
+              <w:jc w:val="center"/>
+            </w:pPr>
+            <w:r>
+              <w:rPr>
+                <w:rFonts w:ascii="Times New Roman" w:hAnsi="Times New Roman"/>
+                <w:sz w:val="19"/>
+              </w:rPr>
+              <w:t xml:space="preserve">Đạt</w:t>
+            </w:r>
+          </w:p>
+        </w:tc>
+        <w:tc>
+          <w:tcPr>
+            <w:shd w:fill="F8FAFC"/>
+          </w:tcPr>
+          <w:p>
+            <w:pPr>
+              <w:pStyle w:val="Compact"/>
+              <w:jc w:val="left"/>
+            </w:pPr>
+            <w:r>
+              <w:rPr>
+                <w:rFonts w:ascii="Times New Roman" w:hAnsi="Times New Roman"/>
+                <w:sz w:val="19"/>
+              </w:rPr>
+              <w:t xml:space="preserve">Phủ Node 1, 2, 3</w:t>
+            </w:r>
+          </w:p>
+        </w:tc>
+      </w:tr>
+      <w:tr>
+        <w:tc>
+          <w:tcPr/>
+          <w:p>
+            <w:pPr>
+              <w:pStyle w:val="Compact"/>
+              <w:jc w:val="center"/>
+            </w:pPr>
+            <w:r>
+              <w:rPr>
+                <w:rFonts w:ascii="Times New Roman" w:hAnsi="Times New Roman"/>
+                <w:b/>
+                <w:bCs/>
+                <w:sz w:val="19"/>
+              </w:rPr>
+              <w:t xml:space="preserve">C1_02</w:t>
+            </w:r>
+          </w:p>
+        </w:tc>
+        <w:tc>
+          <w:tcPr/>
+          <w:p>
+            <w:pPr>
+              <w:pStyle w:val="Compact"/>
+              <w:jc w:val="left"/>
+            </w:pPr>
+            <m:oMath>
+              <m:r>
+                <m:t>1</m:t>
+              </m:r>
+              <m:r>
+                <m:rPr>
+                  <m:sty m:val="p"/>
+                </m:rPr>
+                <m:t>→</m:t>
+              </m:r>
+              <m:r>
+                <m:t>2</m:t>
+              </m:r>
+              <m:r>
+                <m:rPr>
+                  <m:sty m:val="p"/>
+                </m:rPr>
+                <m:t>→</m:t>
+              </m:r>
+              <m:r>
+                <m:t>4</m:t>
+              </m:r>
+            </m:oMath>
+            <w:r>
+              <w:rPr>
+                <w:rFonts w:ascii="Times New Roman" w:hAnsi="Times New Roman"/>
+                <w:sz w:val="19"/>
+              </w:rPr>
+              <w:t xml:space="preserve">​</w:t>
+            </w:r>
+          </w:p>
+        </w:tc>
+        <w:tc>
+          <w:tcPr/>
+          <w:p>
+            <w:pPr>
+              <w:pStyle w:val="Compact"/>
+              <w:jc w:val="left"/>
+            </w:pPr>
+            <w:r>
+              <w:rPr>
+                <w:rStyle w:val="VerbatimChar"/>
+                <w:rFonts w:ascii="Times New Roman" w:hAnsi="Times New Roman"/>
+                <w:sz w:val="19"/>
+              </w:rPr>
+              <w:t xml:space="preserve">candidateID = "CAN_01"</w:t>
+            </w:r>
+            <w:r>
+              <w:rPr>
+                <w:rFonts w:ascii="Times New Roman" w:hAnsi="Times New Roman"/>
+                <w:sz w:val="19"/>
+              </w:rPr>
+              <w:t xml:space="preserve">,</w:t>
+            </w:r>
+            <w:r>
+              <w:rPr>
+                <w:rFonts w:ascii="Times New Roman" w:hAnsi="Times New Roman"/>
+                <w:sz w:val="19"/>
+              </w:rPr>
+              <w:t xml:space="preserve"> </w:t>
+            </w:r>
+            <w:r>
+              <w:rPr>
+                <w:rStyle w:val="VerbatimChar"/>
+                <w:rFonts w:ascii="Times New Roman" w:hAnsi="Times New Roman"/>
+                <w:sz w:val="19"/>
+              </w:rPr>
+              <w:t xml:space="preserve">candidateRepo.create</w:t>
+            </w:r>
+            <w:r>
+              <w:rPr>
+                <w:rFonts w:ascii="Times New Roman" w:hAnsi="Times New Roman"/>
+                <w:sz w:val="19"/>
+              </w:rPr>
+              <w:t xml:space="preserve"> </w:t>
+            </w:r>
+            <w:r>
+              <w:rPr>
+                <w:rFonts w:ascii="Times New Roman" w:hAnsi="Times New Roman"/>
+                <w:sz w:val="19"/>
+              </w:rPr>
+              <w:t xml:space="preserve">trả về entity</w:t>
+            </w:r>
+          </w:p>
+        </w:tc>
+        <w:tc>
+          <w:tcPr/>
+          <w:p>
+            <w:pPr>
+              <w:pStyle w:val="Compact"/>
+              <w:jc w:val="left"/>
+            </w:pPr>
+            <w:r>
+              <w:rPr>
+                <w:rFonts w:ascii="Times New Roman" w:hAnsi="Times New Roman"/>
+                <w:sz w:val="19"/>
+              </w:rPr>
+              <w:t xml:space="preserve">Trả về thông tin chi tiết qua</w:t>
+            </w:r>
+            <w:r>
+              <w:rPr>
+                <w:rFonts w:ascii="Times New Roman" w:hAnsi="Times New Roman"/>
+                <w:sz w:val="19"/>
+              </w:rPr>
+              <w:t xml:space="preserve"> </w:t>
+            </w:r>
+            <w:r>
+              <w:rPr>
+                <w:rStyle w:val="VerbatimChar"/>
+                <w:rFonts w:ascii="Times New Roman" w:hAnsi="Times New Roman"/>
+                <w:sz w:val="19"/>
+              </w:rPr>
+              <w:t xml:space="preserve">result.getDetail()</w:t>
+            </w:r>
+          </w:p>
+        </w:tc>
+        <w:tc>
+          <w:tcPr/>
+          <w:p>
+            <w:pPr>
+              <w:pStyle w:val="Compact"/>
+              <w:jc w:val="center"/>
+            </w:pPr>
+            <w:r>
+              <w:rPr>
+                <w:rFonts w:ascii="Times New Roman" w:hAnsi="Times New Roman"/>
+                <w:sz w:val="19"/>
+              </w:rPr>
+              <w:t xml:space="preserve">Đạt</w:t>
+            </w:r>
+          </w:p>
+        </w:tc>
+        <w:tc>
+          <w:tcPr/>
+          <w:p>
+            <w:pPr>
+              <w:pStyle w:val="Compact"/>
+              <w:jc w:val="left"/>
+            </w:pPr>
+            <w:r>
+              <w:rPr>
+                <w:rFonts w:ascii="Times New Roman" w:hAnsi="Times New Roman"/>
+                <w:sz w:val="19"/>
+              </w:rPr>
+              <w:t xml:space="preserve">Phủ Node 1, 2, 4</w:t>
+            </w:r>
+          </w:p>
+        </w:tc>
+      </w:tr>
+    </w:tbl>
+    <w:p>
+      <w:pPr>
+        <w:pStyle w:val="BodyText"/>
+        <w:spacing w:line="276" w:lineRule="auto" w:after="80"/>
+      </w:pPr>
+      <m:oMath>
+        <m:r>
+          <m:rPr>
+            <m:sty m:val="p"/>
+          </m:rPr>
+          <m:t>⇒</m:t>
+        </m:r>
+      </m:oMath>
+      <w:r>
+        <w:rPr>
+          <w:rFonts w:ascii="Times New Roman" w:hAnsi="Times New Roman"/>
+        </w:rPr>
+        <w:t xml:space="preserve"> </w:t>
+      </w:r>
+      <w:r>
+        <w:rPr>
+          <w:rFonts w:ascii="Times New Roman" w:hAnsi="Times New Roman"/>
           <w:b/>
           <w:bCs/>
         </w:rPr>
-        <w:t xml:space="preserve">Định nghĩa:</w:t>
+        <w:t xml:space="preserve">Kết quả:</w:t>
       </w:r>
       <w:r>
         <w:rPr>
@@ -4300,147 +5008,24 @@
         <w:rPr>
           <w:rFonts w:ascii="Times New Roman" w:hAnsi="Times New Roman"/>
         </w:rPr>
-        <w:t xml:space="preserve">Mỗi câu lệnh/khối lệnh (Node) được thực hiện ít nhất một lần.</w:t>
+        <w:t xml:space="preserve">2 ca kiểm thử phủ 100% các khối lệnh (4/4 Node) ứng với độ đo C1.</w:t>
       </w:r>
     </w:p>
     <w:p>
       <w:pPr>
-        <w:pStyle w:val="Compact"/>
-        <w:numPr>
-          <w:ilvl w:val="0"/>
-          <w:numId w:val="1004"/>
-        </w:numPr>
         <w:spacing w:line="276" w:lineRule="auto" w:after="80"/>
       </w:pPr>
       <w:r>
         <w:rPr>
           <w:rFonts w:ascii="Times New Roman" w:hAnsi="Times New Roman"/>
-          <w:b/>
-          <w:bCs/>
-        </w:rPr>
-        <w:t xml:space="preserve">Yêu cầu:</w:t>
-      </w:r>
-      <w:r>
-        <w:rPr>
-          <w:rFonts w:ascii="Times New Roman" w:hAnsi="Times New Roman"/>
-        </w:rPr>
-        <w:t xml:space="preserve"> </w:t>
-      </w:r>
-      <w:r>
-        <w:rPr>
-          <w:rFonts w:ascii="Times New Roman" w:hAnsi="Times New Roman"/>
-        </w:rPr>
-        <w:t xml:space="preserve">Thực thi 4 Node (Node 1, 2, 3, 4).</w:t>
+        </w:rPr>
+        <w:pict>
+          <v:rect style="width:0;height:1.5pt" o:hralign="center" o:hrstd="t" o:hr="t"/>
+        </w:pict>
       </w:r>
     </w:p>
-    <w:p>
-      <w:pPr>
-        <w:pStyle w:val="Compact"/>
-        <w:numPr>
-          <w:ilvl w:val="0"/>
-          <w:numId w:val="1004"/>
-        </w:numPr>
-        <w:spacing w:line="276" w:lineRule="auto" w:after="80"/>
-      </w:pPr>
-      <w:r>
-        <w:rPr>
-          <w:rFonts w:ascii="Times New Roman" w:hAnsi="Times New Roman"/>
-          <w:b/>
-          <w:bCs/>
-        </w:rPr>
-        <w:t xml:space="preserve">Tập ca kiểm thử:</w:t>
-      </w:r>
-      <w:r>
-        <w:rPr>
-          <w:rFonts w:ascii="Times New Roman" w:hAnsi="Times New Roman"/>
-        </w:rPr>
-        <w:t xml:space="preserve"> </w:t>
-      </w:r>
-      <w:r>
-        <w:rPr>
-          <w:rStyle w:val="VerbatimChar"/>
-          <w:rFonts w:ascii="Times New Roman" w:hAnsi="Times New Roman"/>
-        </w:rPr>
-        <w:t xml:space="preserve">TC_WB_01</w:t>
-      </w:r>
-      <w:r>
-        <w:rPr>
-          <w:rFonts w:ascii="Times New Roman" w:hAnsi="Times New Roman"/>
-        </w:rPr>
-        <w:t xml:space="preserve"> </w:t>
-      </w:r>
-      <w:r>
-        <w:rPr>
-          <w:rFonts w:ascii="Times New Roman" w:hAnsi="Times New Roman"/>
-        </w:rPr>
-        <w:t xml:space="preserve">(Node 1, 2, 3) và</w:t>
-      </w:r>
-      <w:r>
-        <w:rPr>
-          <w:rFonts w:ascii="Times New Roman" w:hAnsi="Times New Roman"/>
-        </w:rPr>
-        <w:t xml:space="preserve"> </w:t>
-      </w:r>
-      <w:r>
-        <w:rPr>
-          <w:rStyle w:val="VerbatimChar"/>
-          <w:rFonts w:ascii="Times New Roman" w:hAnsi="Times New Roman"/>
-        </w:rPr>
-        <w:t xml:space="preserve">TC_WB_02</w:t>
-      </w:r>
-      <w:r>
-        <w:rPr>
-          <w:rFonts w:ascii="Times New Roman" w:hAnsi="Times New Roman"/>
-        </w:rPr>
-        <w:t xml:space="preserve"> </w:t>
-      </w:r>
-      <w:r>
-        <w:rPr>
-          <w:rFonts w:ascii="Times New Roman" w:hAnsi="Times New Roman"/>
-        </w:rPr>
-        <w:t xml:space="preserve">(Node 1, 2, 4).</w:t>
-      </w:r>
-    </w:p>
-    <w:p>
-      <w:pPr>
-        <w:pStyle w:val="Compact"/>
-        <w:numPr>
-          <w:ilvl w:val="0"/>
-          <w:numId w:val="1004"/>
-        </w:numPr>
-        <w:spacing w:line="276" w:lineRule="auto" w:after="80"/>
-      </w:pPr>
-      <w:r>
-        <w:rPr>
-          <w:rFonts w:ascii="Times New Roman" w:hAnsi="Times New Roman"/>
-          <w:b/>
-          <w:bCs/>
-        </w:rPr>
-        <w:t xml:space="preserve">Mức độ đạt được:</w:t>
-      </w:r>
-      <w:r>
-        <w:rPr>
-          <w:rFonts w:ascii="Times New Roman" w:hAnsi="Times New Roman"/>
-        </w:rPr>
-        <w:t xml:space="preserve"> </w:t>
-      </w:r>
-      <w:r>
-        <w:rPr>
-          <w:rFonts w:ascii="Times New Roman" w:hAnsi="Times New Roman"/>
-          <w:b/>
-          <w:bCs/>
-        </w:rPr>
-        <w:t xml:space="preserve">100% C1 (4/4 Nodes)</w:t>
-      </w:r>
-      <w:r>
-        <w:rPr>
-          <w:rFonts w:ascii="Times New Roman" w:hAnsi="Times New Roman"/>
-        </w:rPr>
-        <w:t xml:space="preserve">.</w:t>
-      </w:r>
-    </w:p>
-    <w:bookmarkEnd w:id="21"/>
-    <w:bookmarkStart w:id="22" w:name="X054ca38df8aa50781a8d2fe2b63d5a97c90aac4"/>
+    <w:bookmarkEnd w:id="22"/>
+    <w:bookmarkStart w:id="24" w:name="X7de4239072c9c12db8b9e69b72895cb3da7f129"/>
     <w:p>
       <w:pPr>
         <w:pStyle w:val="Heading3"/>
@@ -4450,26 +5035,310 @@
         <w:rPr>
           <w:rFonts w:ascii="Times New Roman" w:hAnsi="Times New Roman"/>
         </w:rPr>
-        <w:t xml:space="preserve">5.2. Độ đo C2 (Branch / Decision Coverage - Bao phủ nhánh quyết định)</w:t>
+        <w:t xml:space="preserve">B. Sinh đường đi và ca kiểm thử ứng với độ đo C2 (Phủ nhánh quyết định)</w:t>
       </w:r>
     </w:p>
     <w:p>
       <w:pPr>
-        <w:pStyle w:val="Compact"/>
-        <w:numPr>
-          <w:ilvl w:val="0"/>
-          <w:numId w:val="1005"/>
-        </w:numPr>
+        <w:pStyle w:val="FirstParagraph"/>
         <w:spacing w:line="276" w:lineRule="auto" w:after="80"/>
       </w:pPr>
       <w:r>
         <w:rPr>
           <w:rFonts w:ascii="Times New Roman" w:hAnsi="Times New Roman"/>
-          <w:b/>
-          <w:bCs/>
-        </w:rPr>
-        <w:t xml:space="preserve">Định nghĩa:</w:t>
-      </w:r>
+        </w:rPr>
+        <w:t xml:space="preserve">Mục tiêu độ đo C2: Mỗi điểm quyết định trong đồ thị đều được duyệt qua cả hai nhánh Đúng (True) và Sai (False).</w:t>
+      </w:r>
+    </w:p>
+    <w:bookmarkStart w:id="23" w:name="bảng-ma-trận-điều-kiện-rẽ-nhánh-c2"/>
+    <w:p>
+      <w:pPr>
+        <w:pStyle w:val="Heading4"/>
+        <w:spacing w:line="276" w:lineRule="auto" w:after="80"/>
+      </w:pPr>
+      <w:r>
+        <w:rPr>
+          <w:rFonts w:ascii="Times New Roman" w:hAnsi="Times New Roman"/>
+        </w:rPr>
+        <w:t xml:space="preserve">Bảng ma trận điều kiện rẽ nhánh C2:</w:t>
+      </w:r>
+    </w:p>
+    <w:tbl>
+      <w:tblPr>
+        <w:tblStyle w:val="Table"/>
+        <w:tblW w:type="pct" w:w="5000"/>
+        <w:jc w:val="center"/>
+        <w:tblLayout w:type="fixed"/>
+        <w:tblLook w:firstRow="1" w:lastRow="0" w:firstColumn="0" w:lastColumn="0" w:noHBand="0" w:noVBand="0" w:val="0020"/>
+        <w:tblBorders>
+          <w:top w:val="single" w:sz="4" w:space="0" w:color="CBD5E1"/>
+          <w:bottom w:val="single" w:sz="4" w:space="0" w:color="CBD5E1"/>
+          <w:left w:val="single" w:sz="4" w:space="0" w:color="CBD5E1"/>
+          <w:right w:val="single" w:sz="4" w:space="0" w:color="CBD5E1"/>
+          <w:insideH w:val="single" w:sz="4" w:space="0" w:color="CBD5E1"/>
+          <w:insideV w:val="single" w:sz="4" w:space="0" w:color="CBD5E1"/>
+        </w:tblBorders>
+      </w:tblPr>
+      <w:tblGrid>
+        <w:gridCol w:w="1365"/>
+        <w:gridCol w:w="1092"/>
+        <w:gridCol w:w="1365"/>
+        <w:gridCol w:w="1365"/>
+        <w:gridCol w:w="1365"/>
+        <w:gridCol w:w="1365"/>
+      </w:tblGrid>
+      <w:tr>
+        <w:trPr>
+          <w:tblHeader w:val="on"/>
+        </w:trPr>
+        <w:tc>
+          <w:tcPr>
+            <w:shd w:fill="1F4E79"/>
+          </w:tcPr>
+          <w:p>
+            <w:pPr>
+              <w:pStyle w:val="Compact"/>
+              <w:jc w:val="center"/>
+            </w:pPr>
+            <w:r>
+              <w:rPr>
+                <w:rFonts w:ascii="Times New Roman" w:hAnsi="Times New Roman"/>
+                <w:b/>
+                <w:color w:val="FFFFFF"/>
+                <w:sz w:val="20"/>
+              </w:rPr>
+              <w:t xml:space="preserve">Điểm quyết định</w:t>
+            </w:r>
+          </w:p>
+        </w:tc>
+        <w:tc>
+          <w:tcPr>
+            <w:shd w:fill="1F4E79"/>
+          </w:tcPr>
+          <w:p>
+            <w:pPr>
+              <w:pStyle w:val="Compact"/>
+              <w:jc w:val="center"/>
+            </w:pPr>
+            <w:r>
+              <w:rPr>
+                <w:rFonts w:ascii="Times New Roman" w:hAnsi="Times New Roman"/>
+                <w:b/>
+                <w:color w:val="FFFFFF"/>
+                <w:sz w:val="20"/>
+              </w:rPr>
+              <w:t xml:space="preserve">Biểu thức điều kiện tương ứng</w:t>
+            </w:r>
+          </w:p>
+        </w:tc>
+        <w:tc>
+          <w:tcPr>
+            <w:shd w:fill="1F4E79"/>
+          </w:tcPr>
+          <w:p>
+            <w:pPr>
+              <w:pStyle w:val="Compact"/>
+              <w:jc w:val="center"/>
+            </w:pPr>
+            <w:r>
+              <w:rPr>
+                <w:rFonts w:ascii="Times New Roman" w:hAnsi="Times New Roman"/>
+                <w:b/>
+                <w:color w:val="FFFFFF"/>
+                <w:sz w:val="20"/>
+              </w:rPr>
+              <w:t xml:space="preserve">Nhánh Đúng (True)</w:t>
+            </w:r>
+          </w:p>
+        </w:tc>
+        <w:tc>
+          <w:tcPr>
+            <w:shd w:fill="1F4E79"/>
+          </w:tcPr>
+          <w:p>
+            <w:pPr>
+              <w:pStyle w:val="Compact"/>
+              <w:jc w:val="center"/>
+            </w:pPr>
+            <w:r>
+              <w:rPr>
+                <w:rFonts w:ascii="Times New Roman" w:hAnsi="Times New Roman"/>
+                <w:b/>
+                <w:color w:val="FFFFFF"/>
+                <w:sz w:val="20"/>
+              </w:rPr>
+              <w:t xml:space="preserve">Nhánh Sai (False)</w:t>
+            </w:r>
+          </w:p>
+        </w:tc>
+        <w:tc>
+          <w:tcPr>
+            <w:shd w:fill="1F4E79"/>
+          </w:tcPr>
+          <w:p>
+            <w:pPr>
+              <w:pStyle w:val="Compact"/>
+              <w:jc w:val="center"/>
+            </w:pPr>
+            <w:r>
+              <w:rPr>
+                <w:rFonts w:ascii="Times New Roman" w:hAnsi="Times New Roman"/>
+                <w:b/>
+                <w:color w:val="FFFFFF"/>
+                <w:sz w:val="20"/>
+              </w:rPr>
+              <w:t xml:space="preserve">Ca kiểm thử Đúng</w:t>
+            </w:r>
+          </w:p>
+        </w:tc>
+        <w:tc>
+          <w:tcPr>
+            <w:shd w:fill="1F4E79"/>
+          </w:tcPr>
+          <w:p>
+            <w:pPr>
+              <w:pStyle w:val="Compact"/>
+              <w:jc w:val="center"/>
+            </w:pPr>
+            <w:r>
+              <w:rPr>
+                <w:rFonts w:ascii="Times New Roman" w:hAnsi="Times New Roman"/>
+                <w:b/>
+                <w:color w:val="FFFFFF"/>
+                <w:sz w:val="20"/>
+              </w:rPr>
+              <w:t xml:space="preserve">Ca kiểm thử Sai</w:t>
+            </w:r>
+          </w:p>
+        </w:tc>
+      </w:tr>
+      <w:tr>
+        <w:tc>
+          <w:tcPr>
+            <w:shd w:fill="F8FAFC"/>
+          </w:tcPr>
+          <w:p>
+            <w:pPr>
+              <w:pStyle w:val="Compact"/>
+              <w:jc w:val="center"/>
+            </w:pPr>
+            <w:r>
+              <w:rPr>
+                <w:rFonts w:ascii="Times New Roman" w:hAnsi="Times New Roman"/>
+                <w:b/>
+                <w:bCs/>
+                <w:sz w:val="19"/>
+              </w:rPr>
+              <w:t xml:space="preserve">Node 2</w:t>
+            </w:r>
+          </w:p>
+        </w:tc>
+        <w:tc>
+          <w:tcPr>
+            <w:shd w:fill="F8FAFC"/>
+          </w:tcPr>
+          <w:p>
+            <w:pPr>
+              <w:pStyle w:val="Compact"/>
+              <w:jc w:val="left"/>
+            </w:pPr>
+            <w:r>
+              <w:rPr>
+                <w:rStyle w:val="VerbatimChar"/>
+                <w:rFonts w:ascii="Times New Roman" w:hAnsi="Times New Roman"/>
+                <w:sz w:val="19"/>
+              </w:rPr>
+              <w:t xml:space="preserve">!result</w:t>
+            </w:r>
+          </w:p>
+        </w:tc>
+        <w:tc>
+          <w:tcPr>
+            <w:shd w:fill="F8FAFC"/>
+          </w:tcPr>
+          <w:p>
+            <w:pPr>
+              <w:pStyle w:val="Compact"/>
+              <w:jc w:val="center"/>
+            </w:pPr>
+            <w:r>
+              <w:rPr>
+                <w:rFonts w:ascii="Times New Roman" w:hAnsi="Times New Roman"/>
+                <w:sz w:val="19"/>
+              </w:rPr>
+              <w:t xml:space="preserve">Sang Node 3</w:t>
+            </w:r>
+          </w:p>
+        </w:tc>
+        <w:tc>
+          <w:tcPr>
+            <w:shd w:fill="F8FAFC"/>
+          </w:tcPr>
+          <w:p>
+            <w:pPr>
+              <w:pStyle w:val="Compact"/>
+              <w:jc w:val="center"/>
+            </w:pPr>
+            <w:r>
+              <w:rPr>
+                <w:rFonts w:ascii="Times New Roman" w:hAnsi="Times New Roman"/>
+                <w:sz w:val="19"/>
+              </w:rPr>
+              <w:t xml:space="preserve">Sang Node 4</w:t>
+            </w:r>
+          </w:p>
+        </w:tc>
+        <w:tc>
+          <w:tcPr>
+            <w:shd w:fill="F8FAFC"/>
+          </w:tcPr>
+          <w:p>
+            <w:pPr>
+              <w:pStyle w:val="Compact"/>
+              <w:jc w:val="center"/>
+            </w:pPr>
+            <w:r>
+              <w:rPr>
+                <w:rFonts w:ascii="Times New Roman" w:hAnsi="Times New Roman"/>
+                <w:sz w:val="19"/>
+              </w:rPr>
+              <w:t xml:space="preserve">C1_01</w:t>
+            </w:r>
+          </w:p>
+        </w:tc>
+        <w:tc>
+          <w:tcPr>
+            <w:shd w:fill="F8FAFC"/>
+          </w:tcPr>
+          <w:p>
+            <w:pPr>
+              <w:pStyle w:val="Compact"/>
+              <w:jc w:val="center"/>
+            </w:pPr>
+            <w:r>
+              <w:rPr>
+                <w:rFonts w:ascii="Times New Roman" w:hAnsi="Times New Roman"/>
+                <w:sz w:val="19"/>
+              </w:rPr>
+              <w:t xml:space="preserve">C1_02</w:t>
+            </w:r>
+          </w:p>
+        </w:tc>
+      </w:tr>
+    </w:tbl>
+    <w:p>
+      <w:pPr>
+        <w:pStyle w:val="BodyText"/>
+        <w:spacing w:line="276" w:lineRule="auto" w:after="80"/>
+      </w:pPr>
+      <m:oMath>
+        <m:r>
+          <m:rPr>
+            <m:sty m:val="p"/>
+          </m:rPr>
+          <m:t>⇒</m:t>
+        </m:r>
+      </m:oMath>
       <w:r>
         <w:rPr>
           <w:rFonts w:ascii="Times New Roman" w:hAnsi="Times New Roman"/>
@@ -4480,175 +5349,69 @@
         <w:rPr>
           <w:rFonts w:ascii="Times New Roman" w:hAnsi="Times New Roman"/>
         </w:rPr>
-        <w:t xml:space="preserve">Tất cả các nhánh rẽ Đúng (True) và Sai (False) của các điểm quyết định đều được thực thi ít nhất một lần.</w:t>
+        <w:t xml:space="preserve">Cả 2 nhánh rẽ (Đúng và Sai) tại Node 2 đều được thực thi 100% bởi 2 ca kiểm thử</w:t>
+      </w:r>
+      <w:r>
+        <w:rPr>
+          <w:rFonts w:ascii="Times New Roman" w:hAnsi="Times New Roman"/>
+        </w:rPr>
+        <w:t xml:space="preserve"> </w:t>
+      </w:r>
+      <w:r>
+        <w:rPr>
+          <w:rStyle w:val="VerbatimChar"/>
+          <w:rFonts w:ascii="Times New Roman" w:hAnsi="Times New Roman"/>
+        </w:rPr>
+        <w:t xml:space="preserve">C1_01</w:t>
+      </w:r>
+      <w:r>
+        <w:rPr>
+          <w:rFonts w:ascii="Times New Roman" w:hAnsi="Times New Roman"/>
+        </w:rPr>
+        <w:t xml:space="preserve"> </w:t>
+      </w:r>
+      <w:r>
+        <w:rPr>
+          <w:rFonts w:ascii="Times New Roman" w:hAnsi="Times New Roman"/>
+        </w:rPr>
+        <w:t xml:space="preserve">và</w:t>
+      </w:r>
+      <w:r>
+        <w:rPr>
+          <w:rFonts w:ascii="Times New Roman" w:hAnsi="Times New Roman"/>
+        </w:rPr>
+        <w:t xml:space="preserve"> </w:t>
+      </w:r>
+      <w:r>
+        <w:rPr>
+          <w:rStyle w:val="VerbatimChar"/>
+          <w:rFonts w:ascii="Times New Roman" w:hAnsi="Times New Roman"/>
+        </w:rPr>
+        <w:t xml:space="preserve">C1_02</w:t>
+      </w:r>
+      <w:r>
+        <w:rPr>
+          <w:rFonts w:ascii="Times New Roman" w:hAnsi="Times New Roman"/>
+        </w:rPr>
+        <w:t xml:space="preserve">.</w:t>
       </w:r>
     </w:p>
     <w:p>
       <w:pPr>
-        <w:pStyle w:val="Compact"/>
-        <w:numPr>
-          <w:ilvl w:val="0"/>
-          <w:numId w:val="1005"/>
-        </w:numPr>
         <w:spacing w:line="276" w:lineRule="auto" w:after="80"/>
       </w:pPr>
       <w:r>
         <w:rPr>
           <w:rFonts w:ascii="Times New Roman" w:hAnsi="Times New Roman"/>
-          <w:b/>
-          <w:bCs/>
-        </w:rPr>
-        <w:t xml:space="preserve">Bao phủ:</w:t>
+        </w:rPr>
+        <w:pict>
+          <v:rect style="width:0;height:1.5pt" o:hralign="center" o:hrstd="t" o:hr="t"/>
+        </w:pict>
       </w:r>
     </w:p>
-    <w:p>
-      <w:pPr>
-        <w:pStyle w:val="Compact"/>
-        <w:numPr>
-          <w:ilvl w:val="1"/>
-          <w:numId w:val="1006"/>
-        </w:numPr>
-        <w:spacing w:line="276" w:lineRule="auto" w:after="80"/>
-      </w:pPr>
-      <w:r>
-        <w:rPr>
-          <w:rFonts w:ascii="Times New Roman" w:hAnsi="Times New Roman"/>
-        </w:rPr>
-        <w:t xml:space="preserve">Node 2 nhánh Đúng (</w:t>
-      </w:r>
-      <w:r>
-        <w:rPr>
-          <w:rStyle w:val="VerbatimChar"/>
-          <w:rFonts w:ascii="Times New Roman" w:hAnsi="Times New Roman"/>
-        </w:rPr>
-        <w:t xml:space="preserve">!result = True</w:t>
-      </w:r>
-      <w:r>
-        <w:rPr>
-          <w:rFonts w:ascii="Times New Roman" w:hAnsi="Times New Roman"/>
-        </w:rPr>
-        <w:t xml:space="preserve">):</w:t>
-      </w:r>
-      <w:r>
-        <w:rPr>
-          <w:rFonts w:ascii="Times New Roman" w:hAnsi="Times New Roman"/>
-        </w:rPr>
-        <w:t xml:space="preserve"> </w:t>
-      </w:r>
-      <w:r>
-        <w:rPr>
-          <w:rStyle w:val="VerbatimChar"/>
-          <w:rFonts w:ascii="Times New Roman" w:hAnsi="Times New Roman"/>
-        </w:rPr>
-        <w:t xml:space="preserve">TC_WB_01</w:t>
-      </w:r>
-      <w:r>
-        <w:rPr>
-          <w:rFonts w:ascii="Times New Roman" w:hAnsi="Times New Roman"/>
-        </w:rPr>
-        <w:t xml:space="preserve"> </w:t>
-      </w:r>
-      <w:r>
-        <w:rPr>
-          <w:rFonts w:ascii="Times New Roman" w:hAnsi="Times New Roman"/>
-        </w:rPr>
-        <w:t xml:space="preserve">rẽ sang Node 3.</w:t>
-      </w:r>
-    </w:p>
-    <w:p>
-      <w:pPr>
-        <w:pStyle w:val="Compact"/>
-        <w:numPr>
-          <w:ilvl w:val="1"/>
-          <w:numId w:val="1006"/>
-        </w:numPr>
-        <w:spacing w:line="276" w:lineRule="auto" w:after="80"/>
-      </w:pPr>
-      <w:r>
-        <w:rPr>
-          <w:rFonts w:ascii="Times New Roman" w:hAnsi="Times New Roman"/>
-        </w:rPr>
-        <w:t xml:space="preserve">Node 2 nhánh Sai (</w:t>
-      </w:r>
-      <w:r>
-        <w:rPr>
-          <w:rStyle w:val="VerbatimChar"/>
-          <w:rFonts w:ascii="Times New Roman" w:hAnsi="Times New Roman"/>
-        </w:rPr>
-        <w:t xml:space="preserve">!result = False</w:t>
-      </w:r>
-      <w:r>
-        <w:rPr>
-          <w:rFonts w:ascii="Times New Roman" w:hAnsi="Times New Roman"/>
-        </w:rPr>
-        <w:t xml:space="preserve">):</w:t>
-      </w:r>
-      <w:r>
-        <w:rPr>
-          <w:rFonts w:ascii="Times New Roman" w:hAnsi="Times New Roman"/>
-        </w:rPr>
-        <w:t xml:space="preserve"> </w:t>
-      </w:r>
-      <w:r>
-        <w:rPr>
-          <w:rStyle w:val="VerbatimChar"/>
-          <w:rFonts w:ascii="Times New Roman" w:hAnsi="Times New Roman"/>
-        </w:rPr>
-        <w:t xml:space="preserve">TC_WB_02</w:t>
-      </w:r>
-      <w:r>
-        <w:rPr>
-          <w:rFonts w:ascii="Times New Roman" w:hAnsi="Times New Roman"/>
-        </w:rPr>
-        <w:t xml:space="preserve"> </w:t>
-      </w:r>
-      <w:r>
-        <w:rPr>
-          <w:rFonts w:ascii="Times New Roman" w:hAnsi="Times New Roman"/>
-        </w:rPr>
-        <w:t xml:space="preserve">rẽ sang Node 4.</w:t>
-      </w:r>
-    </w:p>
-    <w:p>
-      <w:pPr>
-        <w:pStyle w:val="Compact"/>
-        <w:numPr>
-          <w:ilvl w:val="0"/>
-          <w:numId w:val="1005"/>
-        </w:numPr>
-        <w:spacing w:line="276" w:lineRule="auto" w:after="80"/>
-      </w:pPr>
-      <w:r>
-        <w:rPr>
-          <w:rFonts w:ascii="Times New Roman" w:hAnsi="Times New Roman"/>
-          <w:b/>
-          <w:bCs/>
-        </w:rPr>
-        <w:t xml:space="preserve">Mức độ đạt được:</w:t>
-      </w:r>
-      <w:r>
-        <w:rPr>
-          <w:rFonts w:ascii="Times New Roman" w:hAnsi="Times New Roman"/>
-        </w:rPr>
-        <w:t xml:space="preserve"> </w:t>
-      </w:r>
-      <w:r>
-        <w:rPr>
-          <w:rFonts w:ascii="Times New Roman" w:hAnsi="Times New Roman"/>
-          <w:b/>
-          <w:bCs/>
-        </w:rPr>
-        <w:t xml:space="preserve">100% C2 (2/2 nhánh True/False)</w:t>
-      </w:r>
-      <w:r>
-        <w:rPr>
-          <w:rFonts w:ascii="Times New Roman" w:hAnsi="Times New Roman"/>
-        </w:rPr>
-        <w:t xml:space="preserve">.</w:t>
-      </w:r>
-    </w:p>
-    <w:bookmarkEnd w:id="22"/>
-    <w:bookmarkStart w:id="23" w:name="Xc113c1e629816d8ac376a781a5c95f47670a091"/>
+    <w:bookmarkEnd w:id="23"/>
+    <w:bookmarkEnd w:id="24"/>
+    <w:bookmarkStart w:id="25" w:name="Xafdd7cfed97d729d3bf8814412464c2cdfb93cf"/>
     <w:p>
       <w:pPr>
         <w:pStyle w:val="Heading3"/>
@@ -4658,23 +5421,19 @@
         <w:rPr>
           <w:rFonts w:ascii="Times New Roman" w:hAnsi="Times New Roman"/>
         </w:rPr>
-        <w:t xml:space="preserve">5.3. Độ đo C3 (Condition Coverage - Bao phủ điều kiện con)</w:t>
+        <w:t xml:space="preserve">C. Sinh đường đi và ca kiểm thử ứng với độ đo C3 (Phủ điều kiện)</w:t>
       </w:r>
     </w:p>
     <w:p>
       <w:pPr>
-        <w:pStyle w:val="Compact"/>
-        <w:numPr>
-          <w:ilvl w:val="0"/>
-          <w:numId w:val="1007"/>
-        </w:numPr>
+        <w:pStyle w:val="FirstParagraph"/>
         <w:spacing w:line="276" w:lineRule="auto" w:after="80"/>
       </w:pPr>
       <w:r>
         <w:rPr>
           <w:rFonts w:ascii="Times New Roman" w:hAnsi="Times New Roman"/>
         </w:rPr>
-        <w:t xml:space="preserve">Biểu thức tại Node 2 là điều kiện đơn nhị phân (</w:t>
+        <w:t xml:space="preserve">Do biểu thức điều kiện tại Node 2 là biểu thức đơn nhị phân (</w:t>
       </w:r>
       <w:r>
         <w:rPr>
@@ -4687,29 +5446,380 @@
         <w:rPr>
           <w:rFonts w:ascii="Times New Roman" w:hAnsi="Times New Roman"/>
         </w:rPr>
-        <w:t xml:space="preserve">). Đạt 100% C2 đồng nghĩa đạt</w:t>
-      </w:r>
-      <w:r>
-        <w:rPr>
-          <w:rFonts w:ascii="Times New Roman" w:hAnsi="Times New Roman"/>
-        </w:rPr>
-        <w:t xml:space="preserve"> </w:t>
-      </w:r>
-      <w:r>
-        <w:rPr>
-          <w:rFonts w:ascii="Times New Roman" w:hAnsi="Times New Roman"/>
-          <w:b/>
-          <w:bCs/>
-        </w:rPr>
-        <w:t xml:space="preserve">100% C3</w:t>
-      </w:r>
-      <w:r>
-        <w:rPr>
-          <w:rFonts w:ascii="Times New Roman" w:hAnsi="Times New Roman"/>
-        </w:rPr>
-        <w:t xml:space="preserve">.</w:t>
+        <w:t xml:space="preserve">), bảng kiểm thử C3 tương ứng:</w:t>
       </w:r>
     </w:p>
+    <w:tbl>
+      <w:tblPr>
+        <w:tblStyle w:val="Table"/>
+        <w:tblW w:type="pct" w:w="5000"/>
+        <w:jc w:val="center"/>
+        <w:tblLayout w:type="fixed"/>
+        <w:tblLook w:firstRow="1" w:lastRow="0" w:firstColumn="0" w:lastColumn="0" w:noHBand="0" w:noVBand="0" w:val="0020"/>
+        <w:tblBorders>
+          <w:top w:val="single" w:sz="4" w:space="0" w:color="CBD5E1"/>
+          <w:bottom w:val="single" w:sz="4" w:space="0" w:color="CBD5E1"/>
+          <w:left w:val="single" w:sz="4" w:space="0" w:color="CBD5E1"/>
+          <w:right w:val="single" w:sz="4" w:space="0" w:color="CBD5E1"/>
+          <w:insideH w:val="single" w:sz="4" w:space="0" w:color="CBD5E1"/>
+          <w:insideV w:val="single" w:sz="4" w:space="0" w:color="CBD5E1"/>
+        </w:tblBorders>
+      </w:tblPr>
+      <w:tblGrid>
+        <w:gridCol w:w="1650"/>
+        <w:gridCol w:w="1320"/>
+        <w:gridCol w:w="1650"/>
+        <w:gridCol w:w="1650"/>
+        <w:gridCol w:w="1650"/>
+      </w:tblGrid>
+      <w:tr>
+        <w:trPr>
+          <w:tblHeader w:val="on"/>
+        </w:trPr>
+        <w:tc>
+          <w:tcPr>
+            <w:shd w:fill="1F4E79"/>
+          </w:tcPr>
+          <w:p>
+            <w:pPr>
+              <w:pStyle w:val="Compact"/>
+              <w:jc w:val="center"/>
+            </w:pPr>
+            <w:r>
+              <w:rPr>
+                <w:rFonts w:ascii="Times New Roman" w:hAnsi="Times New Roman"/>
+                <w:b/>
+                <w:color w:val="FFFFFF"/>
+                <w:sz w:val="20"/>
+              </w:rPr>
+              <w:t xml:space="preserve">TT</w:t>
+            </w:r>
+          </w:p>
+        </w:tc>
+        <w:tc>
+          <w:tcPr>
+            <w:shd w:fill="1F4E79"/>
+          </w:tcPr>
+          <w:p>
+            <w:pPr>
+              <w:pStyle w:val="Compact"/>
+              <w:jc w:val="center"/>
+            </w:pPr>
+            <w:r>
+              <w:rPr>
+                <w:rFonts w:ascii="Times New Roman" w:hAnsi="Times New Roman"/>
+                <w:b/>
+                <w:color w:val="FFFFFF"/>
+                <w:sz w:val="20"/>
+              </w:rPr>
+              <w:t xml:space="preserve">Biểu thức điều kiện kiểm tra</w:t>
+            </w:r>
+          </w:p>
+        </w:tc>
+        <w:tc>
+          <w:tcPr>
+            <w:shd w:fill="1F4E79"/>
+          </w:tcPr>
+          <w:p>
+            <w:pPr>
+              <w:pStyle w:val="Compact"/>
+              <w:jc w:val="center"/>
+            </w:pPr>
+            <w:r>
+              <w:rPr>
+                <w:rFonts w:ascii="Times New Roman" w:hAnsi="Times New Roman"/>
+                <w:b/>
+                <w:color w:val="FFFFFF"/>
+                <w:sz w:val="20"/>
+              </w:rPr>
+              <w:t xml:space="preserve">Giá trị Chân/Giả</w:t>
+            </w:r>
+          </w:p>
+        </w:tc>
+        <w:tc>
+          <w:tcPr>
+            <w:shd w:fill="1F4E79"/>
+          </w:tcPr>
+          <w:p>
+            <w:pPr>
+              <w:pStyle w:val="Compact"/>
+              <w:jc w:val="center"/>
+            </w:pPr>
+            <w:r>
+              <w:rPr>
+                <w:rFonts w:ascii="Times New Roman" w:hAnsi="Times New Roman"/>
+                <w:b/>
+                <w:color w:val="FFFFFF"/>
+                <w:sz w:val="20"/>
+              </w:rPr>
+              <w:t xml:space="preserve">Ca kiểm thử tương ứng</w:t>
+            </w:r>
+          </w:p>
+        </w:tc>
+        <w:tc>
+          <w:tcPr>
+            <w:shd w:fill="1F4E79"/>
+          </w:tcPr>
+          <w:p>
+            <w:pPr>
+              <w:pStyle w:val="Compact"/>
+              <w:jc w:val="center"/>
+            </w:pPr>
+            <w:r>
+              <w:rPr>
+                <w:rFonts w:ascii="Times New Roman" w:hAnsi="Times New Roman"/>
+                <w:b/>
+                <w:color w:val="FFFFFF"/>
+                <w:sz w:val="20"/>
+              </w:rPr>
+              <w:t xml:space="preserve">Nhánh thực thi</w:t>
+            </w:r>
+          </w:p>
+        </w:tc>
+      </w:tr>
+      <w:tr>
+        <w:tc>
+          <w:tcPr>
+            <w:shd w:fill="F8FAFC"/>
+          </w:tcPr>
+          <w:p>
+            <w:pPr>
+              <w:pStyle w:val="Compact"/>
+              <w:jc w:val="center"/>
+            </w:pPr>
+            <w:r>
+              <w:rPr>
+                <w:rFonts w:ascii="Times New Roman" w:hAnsi="Times New Roman"/>
+                <w:b/>
+                <w:bCs/>
+                <w:sz w:val="19"/>
+              </w:rPr>
+              <w:t xml:space="preserve">TC_C3_01</w:t>
+            </w:r>
+          </w:p>
+        </w:tc>
+        <w:tc>
+          <w:tcPr>
+            <w:shd w:fill="F8FAFC"/>
+          </w:tcPr>
+          <w:p>
+            <w:pPr>
+              <w:pStyle w:val="Compact"/>
+              <w:jc w:val="left"/>
+            </w:pPr>
+            <w:r>
+              <w:rPr>
+                <w:rStyle w:val="VerbatimChar"/>
+                <w:rFonts w:ascii="Times New Roman" w:hAnsi="Times New Roman"/>
+                <w:sz w:val="19"/>
+              </w:rPr>
+              <w:t xml:space="preserve">result == null</w:t>
+            </w:r>
+          </w:p>
+        </w:tc>
+        <w:tc>
+          <w:tcPr>
+            <w:shd w:fill="F8FAFC"/>
+          </w:tcPr>
+          <w:p>
+            <w:pPr>
+              <w:pStyle w:val="Compact"/>
+              <w:jc w:val="center"/>
+            </w:pPr>
+            <w:r>
+              <w:rPr>
+                <w:rFonts w:ascii="Times New Roman" w:hAnsi="Times New Roman"/>
+                <w:b/>
+                <w:bCs/>
+                <w:sz w:val="19"/>
+              </w:rPr>
+              <w:t xml:space="preserve">True</w:t>
+            </w:r>
+          </w:p>
+        </w:tc>
+        <w:tc>
+          <w:tcPr>
+            <w:shd w:fill="F8FAFC"/>
+          </w:tcPr>
+          <w:p>
+            <w:pPr>
+              <w:pStyle w:val="Compact"/>
+              <w:jc w:val="center"/>
+            </w:pPr>
+            <w:r>
+              <w:rPr>
+                <w:rFonts w:ascii="Times New Roman" w:hAnsi="Times New Roman"/>
+                <w:sz w:val="19"/>
+              </w:rPr>
+              <w:t xml:space="preserve">C1_01</w:t>
+            </w:r>
+          </w:p>
+        </w:tc>
+        <w:tc>
+          <w:tcPr>
+            <w:shd w:fill="F8FAFC"/>
+          </w:tcPr>
+          <w:p>
+            <w:pPr>
+              <w:pStyle w:val="Compact"/>
+              <w:jc w:val="center"/>
+            </w:pPr>
+            <w:r>
+              <w:rPr>
+                <w:rFonts w:ascii="Times New Roman" w:hAnsi="Times New Roman"/>
+                <w:sz w:val="19"/>
+              </w:rPr>
+              <w:t xml:space="preserve">Node 2</w:t>
+            </w:r>
+            <w:r>
+              <w:rPr>
+                <w:rFonts w:ascii="Times New Roman" w:hAnsi="Times New Roman"/>
+                <w:sz w:val="19"/>
+              </w:rPr>
+              <w:t xml:space="preserve"> </w:t>
+            </w:r>
+            <m:oMath>
+              <m:r>
+                <m:rPr>
+                  <m:sty m:val="p"/>
+                </m:rPr>
+                <m:t>→</m:t>
+              </m:r>
+            </m:oMath>
+            <w:r>
+              <w:rPr>
+                <w:rFonts w:ascii="Times New Roman" w:hAnsi="Times New Roman"/>
+                <w:sz w:val="19"/>
+              </w:rPr>
+              <w:t xml:space="preserve"> </w:t>
+            </w:r>
+            <w:r>
+              <w:rPr>
+                <w:rFonts w:ascii="Times New Roman" w:hAnsi="Times New Roman"/>
+                <w:sz w:val="19"/>
+              </w:rPr>
+              <w:t xml:space="preserve">Node 3</w:t>
+            </w:r>
+          </w:p>
+        </w:tc>
+      </w:tr>
+      <w:tr>
+        <w:tc>
+          <w:tcPr/>
+          <w:p>
+            <w:pPr>
+              <w:pStyle w:val="Compact"/>
+              <w:jc w:val="center"/>
+            </w:pPr>
+            <w:r>
+              <w:rPr>
+                <w:rFonts w:ascii="Times New Roman" w:hAnsi="Times New Roman"/>
+                <w:b/>
+                <w:bCs/>
+                <w:sz w:val="19"/>
+              </w:rPr>
+              <w:t xml:space="preserve">TC_C3_02</w:t>
+            </w:r>
+          </w:p>
+        </w:tc>
+        <w:tc>
+          <w:tcPr/>
+          <w:p>
+            <w:pPr>
+              <w:pStyle w:val="Compact"/>
+              <w:jc w:val="left"/>
+            </w:pPr>
+            <w:r>
+              <w:rPr>
+                <w:rStyle w:val="VerbatimChar"/>
+                <w:rFonts w:ascii="Times New Roman" w:hAnsi="Times New Roman"/>
+                <w:sz w:val="19"/>
+              </w:rPr>
+              <w:t xml:space="preserve">result == null</w:t>
+            </w:r>
+          </w:p>
+        </w:tc>
+        <w:tc>
+          <w:tcPr/>
+          <w:p>
+            <w:pPr>
+              <w:pStyle w:val="Compact"/>
+              <w:jc w:val="center"/>
+            </w:pPr>
+            <w:r>
+              <w:rPr>
+                <w:rFonts w:ascii="Times New Roman" w:hAnsi="Times New Roman"/>
+                <w:b/>
+                <w:bCs/>
+                <w:sz w:val="19"/>
+              </w:rPr>
+              <w:t xml:space="preserve">False</w:t>
+            </w:r>
+          </w:p>
+        </w:tc>
+        <w:tc>
+          <w:tcPr/>
+          <w:p>
+            <w:pPr>
+              <w:pStyle w:val="Compact"/>
+              <w:jc w:val="center"/>
+            </w:pPr>
+            <w:r>
+              <w:rPr>
+                <w:rFonts w:ascii="Times New Roman" w:hAnsi="Times New Roman"/>
+                <w:sz w:val="19"/>
+              </w:rPr>
+              <w:t xml:space="preserve">C1_02</w:t>
+            </w:r>
+          </w:p>
+        </w:tc>
+        <w:tc>
+          <w:tcPr/>
+          <w:p>
+            <w:pPr>
+              <w:pStyle w:val="Compact"/>
+              <w:jc w:val="center"/>
+            </w:pPr>
+            <w:r>
+              <w:rPr>
+                <w:rFonts w:ascii="Times New Roman" w:hAnsi="Times New Roman"/>
+                <w:sz w:val="19"/>
+              </w:rPr>
+              <w:t xml:space="preserve">Node 2</w:t>
+            </w:r>
+            <w:r>
+              <w:rPr>
+                <w:rFonts w:ascii="Times New Roman" w:hAnsi="Times New Roman"/>
+                <w:sz w:val="19"/>
+              </w:rPr>
+              <w:t xml:space="preserve"> </w:t>
+            </w:r>
+            <m:oMath>
+              <m:r>
+                <m:rPr>
+                  <m:sty m:val="p"/>
+                </m:rPr>
+                <m:t>→</m:t>
+              </m:r>
+            </m:oMath>
+            <w:r>
+              <w:rPr>
+                <w:rFonts w:ascii="Times New Roman" w:hAnsi="Times New Roman"/>
+                <w:sz w:val="19"/>
+              </w:rPr>
+              <w:t xml:space="preserve"> </w:t>
+            </w:r>
+            <w:r>
+              <w:rPr>
+                <w:rFonts w:ascii="Times New Roman" w:hAnsi="Times New Roman"/>
+                <w:sz w:val="19"/>
+              </w:rPr>
+              <w:t xml:space="preserve">Node 4</w:t>
+            </w:r>
+          </w:p>
+        </w:tc>
+      </w:tr>
+    </w:tbl>
     <w:p>
       <w:pPr>
         <w:spacing w:line="276" w:lineRule="auto" w:after="80"/>
@@ -4723,9 +5833,1570 @@
         </w:pict>
       </w:r>
     </w:p>
-    <w:bookmarkEnd w:id="23"/>
-    <w:bookmarkEnd w:id="24"/>
-    <w:bookmarkStart w:id="26" w:name="X2b67d4bc2025038a1e86f51b51be31fb441df33"/>
+    <w:bookmarkEnd w:id="25"/>
+    <w:bookmarkEnd w:id="26"/>
+    <w:bookmarkStart w:id="29" w:name="X1961c065459691c1ab1a32f941e2ca8ba0bb864"/>
+    <w:p>
+      <w:pPr>
+        <w:pStyle w:val="Heading2"/>
+        <w:spacing w:line="276" w:lineRule="auto" w:after="80"/>
+      </w:pPr>
+      <w:r>
+        <w:rPr>
+          <w:rFonts w:ascii="Times New Roman" w:hAnsi="Times New Roman"/>
+        </w:rPr>
+        <w:t xml:space="preserve">5.4. KIỂM THỬ VÒNG LẶP (LOOP TESTING) CHO USE CASE 08</w:t>
+      </w:r>
+    </w:p>
+    <w:p>
+      <w:pPr>
+        <w:pStyle w:val="FirstParagraph"/>
+        <w:spacing w:line="276" w:lineRule="auto" w:after="80"/>
+      </w:pPr>
+      <w:r>
+        <w:rPr>
+          <w:rFonts w:ascii="Times New Roman" w:hAnsi="Times New Roman"/>
+        </w:rPr>
+        <w:t xml:space="preserve">Theo giáo trình kiểm thử phần mềm CSE462, đối với các đơn vị chương trình xử lý tập hợp danh sách dữ liệu, kiểm thử vòng lặp được triển khai theo</w:t>
+      </w:r>
+      <w:r>
+        <w:rPr>
+          <w:rFonts w:ascii="Times New Roman" w:hAnsi="Times New Roman"/>
+        </w:rPr>
+        <w:t xml:space="preserve"> </w:t>
+      </w:r>
+      <w:r>
+        <w:rPr>
+          <w:rFonts w:ascii="Times New Roman" w:hAnsi="Times New Roman"/>
+          <w:b/>
+          <w:bCs/>
+        </w:rPr>
+        <w:t xml:space="preserve">7 trường hợp chuẩn</w:t>
+      </w:r>
+      <w:r>
+        <w:rPr>
+          <w:rFonts w:ascii="Times New Roman" w:hAnsi="Times New Roman"/>
+        </w:rPr>
+        <w:t xml:space="preserve">:</w:t>
+      </w:r>
+      <w:r>
+        <w:rPr>
+          <w:rFonts w:ascii="Times New Roman" w:hAnsi="Times New Roman"/>
+        </w:rPr>
+        <w:t xml:space="preserve"> </w:t>
+      </w:r>
+      <w:r>
+        <w:rPr>
+          <w:rFonts w:ascii="Times New Roman" w:hAnsi="Times New Roman"/>
+        </w:rPr>
+        <w:t xml:space="preserve">1. Vòng lặp 0 lần</w:t>
+      </w:r>
+      <w:r>
+        <w:rPr>
+          <w:rFonts w:ascii="Times New Roman" w:hAnsi="Times New Roman"/>
+        </w:rPr>
+        <w:t xml:space="preserve"> </w:t>
+      </w:r>
+      <w:r>
+        <w:rPr>
+          <w:rFonts w:ascii="Times New Roman" w:hAnsi="Times New Roman"/>
+        </w:rPr>
+        <w:t xml:space="preserve">2. Vòng lặp 1 lần</w:t>
+      </w:r>
+      <w:r>
+        <w:rPr>
+          <w:rFonts w:ascii="Times New Roman" w:hAnsi="Times New Roman"/>
+        </w:rPr>
+        <w:t xml:space="preserve"> </w:t>
+      </w:r>
+      <w:r>
+        <w:rPr>
+          <w:rFonts w:ascii="Times New Roman" w:hAnsi="Times New Roman"/>
+        </w:rPr>
+        <w:t xml:space="preserve">3. Vòng lặp 2 lần</w:t>
+      </w:r>
+      <w:r>
+        <w:rPr>
+          <w:rFonts w:ascii="Times New Roman" w:hAnsi="Times New Roman"/>
+        </w:rPr>
+        <w:t xml:space="preserve"> </w:t>
+      </w:r>
+      <w:r>
+        <w:rPr>
+          <w:rFonts w:ascii="Times New Roman" w:hAnsi="Times New Roman"/>
+        </w:rPr>
+        <w:t xml:space="preserve">4. Vòng lặp</w:t>
+      </w:r>
+      <w:r>
+        <w:rPr>
+          <w:rFonts w:ascii="Times New Roman" w:hAnsi="Times New Roman"/>
+        </w:rPr>
+        <w:t xml:space="preserve"> </w:t>
+      </w:r>
+      <m:oMath>
+        <m:r>
+          <m:t>k</m:t>
+        </m:r>
+      </m:oMath>
+      <w:r>
+        <w:rPr>
+          <w:rFonts w:ascii="Times New Roman" w:hAnsi="Times New Roman"/>
+        </w:rPr>
+        <w:t xml:space="preserve"> </w:t>
+      </w:r>
+      <w:r>
+        <w:rPr>
+          <w:rFonts w:ascii="Times New Roman" w:hAnsi="Times New Roman"/>
+        </w:rPr>
+        <w:t xml:space="preserve">lần (</w:t>
+      </w:r>
+      <m:oMath>
+        <m:r>
+          <m:t>2</m:t>
+        </m:r>
+        <m:r>
+          <m:rPr>
+            <m:sty m:val="p"/>
+          </m:rPr>
+          <m:t>&lt;</m:t>
+        </m:r>
+        <m:r>
+          <m:t>k</m:t>
+        </m:r>
+        <m:r>
+          <m:rPr>
+            <m:sty m:val="p"/>
+          </m:rPr>
+          <m:t>&lt;</m:t>
+        </m:r>
+        <m:r>
+          <m:t>n</m:t>
+        </m:r>
+        <m:r>
+          <m:rPr>
+            <m:sty m:val="p"/>
+          </m:rPr>
+          <m:t>−</m:t>
+        </m:r>
+        <m:r>
+          <m:t>1</m:t>
+        </m:r>
+      </m:oMath>
+      <w:r>
+        <w:rPr>
+          <w:rFonts w:ascii="Times New Roman" w:hAnsi="Times New Roman"/>
+        </w:rPr>
+        <w:t xml:space="preserve">)</w:t>
+      </w:r>
+      <w:r>
+        <w:rPr>
+          <w:rFonts w:ascii="Times New Roman" w:hAnsi="Times New Roman"/>
+        </w:rPr>
+        <w:t xml:space="preserve"> </w:t>
+      </w:r>
+      <w:r>
+        <w:rPr>
+          <w:rFonts w:ascii="Times New Roman" w:hAnsi="Times New Roman"/>
+        </w:rPr>
+        <w:t xml:space="preserve">5. Vòng lặp</w:t>
+      </w:r>
+      <w:r>
+        <w:rPr>
+          <w:rFonts w:ascii="Times New Roman" w:hAnsi="Times New Roman"/>
+        </w:rPr>
+        <w:t xml:space="preserve"> </w:t>
+      </w:r>
+      <m:oMath>
+        <m:r>
+          <m:t>n</m:t>
+        </m:r>
+        <m:r>
+          <m:rPr>
+            <m:sty m:val="p"/>
+          </m:rPr>
+          <m:t>−</m:t>
+        </m:r>
+        <m:r>
+          <m:t>1</m:t>
+        </m:r>
+      </m:oMath>
+      <w:r>
+        <w:rPr>
+          <w:rFonts w:ascii="Times New Roman" w:hAnsi="Times New Roman"/>
+        </w:rPr>
+        <w:t xml:space="preserve"> </w:t>
+      </w:r>
+      <w:r>
+        <w:rPr>
+          <w:rFonts w:ascii="Times New Roman" w:hAnsi="Times New Roman"/>
+        </w:rPr>
+        <w:t xml:space="preserve">lần</w:t>
+      </w:r>
+      <w:r>
+        <w:rPr>
+          <w:rFonts w:ascii="Times New Roman" w:hAnsi="Times New Roman"/>
+        </w:rPr>
+        <w:t xml:space="preserve"> </w:t>
+      </w:r>
+      <w:r>
+        <w:rPr>
+          <w:rFonts w:ascii="Times New Roman" w:hAnsi="Times New Roman"/>
+        </w:rPr>
+        <w:t xml:space="preserve">6. Vòng lặp</w:t>
+      </w:r>
+      <w:r>
+        <w:rPr>
+          <w:rFonts w:ascii="Times New Roman" w:hAnsi="Times New Roman"/>
+        </w:rPr>
+        <w:t xml:space="preserve"> </w:t>
+      </w:r>
+      <m:oMath>
+        <m:r>
+          <m:t>n</m:t>
+        </m:r>
+      </m:oMath>
+      <w:r>
+        <w:rPr>
+          <w:rFonts w:ascii="Times New Roman" w:hAnsi="Times New Roman"/>
+        </w:rPr>
+        <w:t xml:space="preserve"> </w:t>
+      </w:r>
+      <w:r>
+        <w:rPr>
+          <w:rFonts w:ascii="Times New Roman" w:hAnsi="Times New Roman"/>
+        </w:rPr>
+        <w:t xml:space="preserve">lần (Tối đa)</w:t>
+      </w:r>
+      <w:r>
+        <w:rPr>
+          <w:rFonts w:ascii="Times New Roman" w:hAnsi="Times New Roman"/>
+        </w:rPr>
+        <w:t xml:space="preserve"> </w:t>
+      </w:r>
+      <w:r>
+        <w:rPr>
+          <w:rFonts w:ascii="Times New Roman" w:hAnsi="Times New Roman"/>
+        </w:rPr>
+        <w:t xml:space="preserve">7. Vòng lặp</w:t>
+      </w:r>
+      <w:r>
+        <w:rPr>
+          <w:rFonts w:ascii="Times New Roman" w:hAnsi="Times New Roman"/>
+        </w:rPr>
+        <w:t xml:space="preserve"> </w:t>
+      </w:r>
+      <m:oMath>
+        <m:r>
+          <m:t>n</m:t>
+        </m:r>
+        <m:r>
+          <m:rPr>
+            <m:sty m:val="p"/>
+          </m:rPr>
+          <m:t>+</m:t>
+        </m:r>
+        <m:r>
+          <m:t>1</m:t>
+        </m:r>
+      </m:oMath>
+      <w:r>
+        <w:rPr>
+          <w:rFonts w:ascii="Times New Roman" w:hAnsi="Times New Roman"/>
+        </w:rPr>
+        <w:t xml:space="preserve"> </w:t>
+      </w:r>
+      <w:r>
+        <w:rPr>
+          <w:rFonts w:ascii="Times New Roman" w:hAnsi="Times New Roman"/>
+        </w:rPr>
+        <w:t xml:space="preserve">lần (Vượt giới hạn)</w:t>
+      </w:r>
+    </w:p>
+    <w:bookmarkStart w:id="28" w:name="áp-dụng-vào-uc_08"/>
+    <w:p>
+      <w:pPr>
+        <w:pStyle w:val="Heading3"/>
+        <w:spacing w:line="276" w:lineRule="auto" w:after="80"/>
+      </w:pPr>
+      <w:r>
+        <w:rPr>
+          <w:rFonts w:ascii="Times New Roman" w:hAnsi="Times New Roman"/>
+        </w:rPr>
+        <w:t xml:space="preserve">Áp dụng vào UC_08:</w:t>
+      </w:r>
+    </w:p>
+    <w:p>
+      <w:pPr>
+        <w:pStyle w:val="FirstParagraph"/>
+        <w:spacing w:line="276" w:lineRule="auto" w:after="80"/>
+      </w:pPr>
+      <w:r>
+        <w:rPr>
+          <w:rFonts w:ascii="Times New Roman" w:hAnsi="Times New Roman"/>
+        </w:rPr>
+        <w:t xml:space="preserve">Trong</w:t>
+      </w:r>
+      <w:r>
+        <w:rPr>
+          <w:rFonts w:ascii="Times New Roman" w:hAnsi="Times New Roman"/>
+        </w:rPr>
+        <w:t xml:space="preserve"> </w:t>
+      </w:r>
+      <w:r>
+        <w:rPr>
+          <w:rStyle w:val="VerbatimChar"/>
+          <w:rFonts w:ascii="Times New Roman" w:hAnsi="Times New Roman"/>
+        </w:rPr>
+        <w:t xml:space="preserve">VerifyCandidateUseCase</w:t>
+      </w:r>
+      <w:r>
+        <w:rPr>
+          <w:rFonts w:ascii="Times New Roman" w:hAnsi="Times New Roman"/>
+        </w:rPr>
+        <w:t xml:space="preserve">, đối tượng</w:t>
+      </w:r>
+      <w:r>
+        <w:rPr>
+          <w:rFonts w:ascii="Times New Roman" w:hAnsi="Times New Roman"/>
+        </w:rPr>
+        <w:t xml:space="preserve"> </w:t>
+      </w:r>
+      <w:r>
+        <w:rPr>
+          <w:rStyle w:val="VerbatimChar"/>
+          <w:rFonts w:ascii="Times New Roman" w:hAnsi="Times New Roman"/>
+        </w:rPr>
+        <w:t xml:space="preserve">dataVerification</w:t>
+      </w:r>
+      <w:r>
+        <w:rPr>
+          <w:rFonts w:ascii="Times New Roman" w:hAnsi="Times New Roman"/>
+        </w:rPr>
+        <w:t xml:space="preserve"> </w:t>
+      </w:r>
+      <w:r>
+        <w:rPr>
+          <w:rFonts w:ascii="Times New Roman" w:hAnsi="Times New Roman"/>
+        </w:rPr>
+        <w:t xml:space="preserve">chứa danh sách các tiêu chí kiểm chứng ứng viên (chứng chỉ, bằng cấp, kinh nghiệm, thông tin liên hệ). Một hồ sơ ứng viên có danh sách kiểm chứng tối đa</w:t>
+      </w:r>
+      <w:r>
+        <w:rPr>
+          <w:rFonts w:ascii="Times New Roman" w:hAnsi="Times New Roman"/>
+        </w:rPr>
+        <w:t xml:space="preserve"> </w:t>
+      </w:r>
+      <m:oMath>
+        <m:r>
+          <m:t>n</m:t>
+        </m:r>
+        <m:r>
+          <m:rPr>
+            <m:sty m:val="p"/>
+          </m:rPr>
+          <m:t>=</m:t>
+        </m:r>
+        <m:r>
+          <m:t>6</m:t>
+        </m:r>
+      </m:oMath>
+      <w:r>
+        <w:rPr>
+          <w:rFonts w:ascii="Times New Roman" w:hAnsi="Times New Roman"/>
+        </w:rPr>
+        <w:t xml:space="preserve"> </w:t>
+      </w:r>
+      <w:r>
+        <w:rPr>
+          <w:rFonts w:ascii="Times New Roman" w:hAnsi="Times New Roman"/>
+        </w:rPr>
+        <w:t xml:space="preserve">tiêu chí.</w:t>
+      </w:r>
+    </w:p>
+    <w:bookmarkStart w:id="27" w:name="X8f62dfd6871c3b7301b76ade8452578bd7a5603"/>
+    <w:p>
+      <w:pPr>
+        <w:pStyle w:val="Heading4"/>
+        <w:spacing w:line="276" w:lineRule="auto" w:after="80"/>
+      </w:pPr>
+      <w:r>
+        <w:rPr>
+          <w:rFonts w:ascii="Times New Roman" w:hAnsi="Times New Roman"/>
+        </w:rPr>
+        <w:t xml:space="preserve">Bảng ca kiểm thử vòng lặp duyệt danh sách tiêu chí kiểm chứng (</w:t>
+      </w:r>
+      <w:r>
+        <w:rPr>
+          <w:rStyle w:val="VerbatimChar"/>
+          <w:rFonts w:ascii="Times New Roman" w:hAnsi="Times New Roman"/>
+        </w:rPr>
+        <w:t xml:space="preserve">checkpoints</w:t>
+      </w:r>
+      <w:r>
+        <w:rPr>
+          <w:rFonts w:ascii="Times New Roman" w:hAnsi="Times New Roman"/>
+        </w:rPr>
+        <w:t xml:space="preserve">,</w:t>
+      </w:r>
+      <w:r>
+        <w:rPr>
+          <w:rFonts w:ascii="Times New Roman" w:hAnsi="Times New Roman"/>
+        </w:rPr>
+        <w:t xml:space="preserve"> </w:t>
+      </w:r>
+      <m:oMath>
+        <m:r>
+          <m:t>n</m:t>
+        </m:r>
+        <m:r>
+          <m:rPr>
+            <m:sty m:val="p"/>
+          </m:rPr>
+          <m:t>=</m:t>
+        </m:r>
+        <m:r>
+          <m:t>6</m:t>
+        </m:r>
+      </m:oMath>
+      <w:r>
+        <w:rPr>
+          <w:rFonts w:ascii="Times New Roman" w:hAnsi="Times New Roman"/>
+        </w:rPr>
+        <w:t xml:space="preserve">):</w:t>
+      </w:r>
+    </w:p>
+    <w:tbl>
+      <w:tblPr>
+        <w:tblStyle w:val="Table"/>
+        <w:tblW w:type="pct" w:w="5000"/>
+        <w:jc w:val="center"/>
+        <w:tblLayout w:type="fixed"/>
+        <w:tblLook w:firstRow="1" w:lastRow="0" w:firstColumn="0" w:lastColumn="0" w:noHBand="0" w:noVBand="0" w:val="0020"/>
+        <w:tblBorders>
+          <w:top w:val="single" w:sz="4" w:space="0" w:color="CBD5E1"/>
+          <w:bottom w:val="single" w:sz="4" w:space="0" w:color="CBD5E1"/>
+          <w:left w:val="single" w:sz="4" w:space="0" w:color="CBD5E1"/>
+          <w:right w:val="single" w:sz="4" w:space="0" w:color="CBD5E1"/>
+          <w:insideH w:val="single" w:sz="4" w:space="0" w:color="CBD5E1"/>
+          <w:insideV w:val="single" w:sz="4" w:space="0" w:color="CBD5E1"/>
+        </w:tblBorders>
+      </w:tblPr>
+      <w:tblGrid>
+        <w:gridCol w:w="1800"/>
+        <w:gridCol w:w="1440"/>
+        <w:gridCol w:w="1800"/>
+        <w:gridCol w:w="1440"/>
+        <w:gridCol w:w="1440"/>
+      </w:tblGrid>
+      <w:tr>
+        <w:trPr>
+          <w:tblHeader w:val="on"/>
+        </w:trPr>
+        <w:tc>
+          <w:tcPr>
+            <w:shd w:fill="1F4E79"/>
+          </w:tcPr>
+          <w:p>
+            <w:pPr>
+              <w:pStyle w:val="Compact"/>
+              <w:jc w:val="center"/>
+            </w:pPr>
+            <w:r>
+              <w:rPr>
+                <w:rFonts w:ascii="Times New Roman" w:hAnsi="Times New Roman"/>
+                <w:b/>
+                <w:color w:val="FFFFFF"/>
+                <w:sz w:val="20"/>
+              </w:rPr>
+              <w:t xml:space="preserve">TT</w:t>
+            </w:r>
+          </w:p>
+        </w:tc>
+        <w:tc>
+          <w:tcPr>
+            <w:shd w:fill="1F4E79"/>
+          </w:tcPr>
+          <w:p>
+            <w:pPr>
+              <w:pStyle w:val="Compact"/>
+              <w:jc w:val="center"/>
+            </w:pPr>
+            <w:r>
+              <w:rPr>
+                <w:rFonts w:ascii="Times New Roman" w:hAnsi="Times New Roman"/>
+                <w:b/>
+                <w:color w:val="FFFFFF"/>
+                <w:sz w:val="20"/>
+              </w:rPr>
+              <w:t xml:space="preserve">Trường hợp kiểm thử vòng lặp</w:t>
+            </w:r>
+          </w:p>
+        </w:tc>
+        <w:tc>
+          <w:tcPr>
+            <w:shd w:fill="1F4E79"/>
+          </w:tcPr>
+          <w:p>
+            <w:pPr>
+              <w:pStyle w:val="Compact"/>
+              <w:jc w:val="center"/>
+            </w:pPr>
+            <w:r>
+              <w:rPr>
+                <w:rFonts w:ascii="Times New Roman" w:hAnsi="Times New Roman"/>
+                <w:b/>
+                <w:color w:val="FFFFFF"/>
+                <w:sz w:val="20"/>
+              </w:rPr>
+              <w:t xml:space="preserve">Số tiêu chí (</w:t>
+            </w:r>
+            <m:oMath>
+              <m:r>
+                <m:t>m</m:t>
+              </m:r>
+            </m:oMath>
+            <w:r>
+              <w:rPr>
+                <w:rFonts w:ascii="Times New Roman" w:hAnsi="Times New Roman"/>
+                <w:b/>
+                <w:color w:val="FFFFFF"/>
+                <w:sz w:val="20"/>
+              </w:rPr>
+              <w:t xml:space="preserve">)</w:t>
+            </w:r>
+          </w:p>
+        </w:tc>
+        <w:tc>
+          <w:tcPr>
+            <w:shd w:fill="1F4E79"/>
+          </w:tcPr>
+          <w:p>
+            <w:pPr>
+              <w:pStyle w:val="Compact"/>
+              <w:jc w:val="center"/>
+            </w:pPr>
+            <w:r>
+              <w:rPr>
+                <w:rFonts w:ascii="Times New Roman" w:hAnsi="Times New Roman"/>
+                <w:b/>
+                <w:color w:val="FFFFFF"/>
+                <w:sz w:val="20"/>
+              </w:rPr>
+              <w:t xml:space="preserve">Dữ liệu đầu vào kiểm thử cụ thể</w:t>
+            </w:r>
+          </w:p>
+        </w:tc>
+        <w:tc>
+          <w:tcPr>
+            <w:shd w:fill="1F4E79"/>
+          </w:tcPr>
+          <w:p>
+            <w:pPr>
+              <w:pStyle w:val="Compact"/>
+              <w:jc w:val="center"/>
+            </w:pPr>
+            <w:r>
+              <w:rPr>
+                <w:rFonts w:ascii="Times New Roman" w:hAnsi="Times New Roman"/>
+                <w:b/>
+                <w:color w:val="FFFFFF"/>
+                <w:sz w:val="20"/>
+              </w:rPr>
+              <w:t xml:space="preserve">Kết quả mong đợi</w:t>
+            </w:r>
+          </w:p>
+        </w:tc>
+      </w:tr>
+      <w:tr>
+        <w:tc>
+          <w:tcPr>
+            <w:shd w:fill="F8FAFC"/>
+          </w:tcPr>
+          <w:p>
+            <w:pPr>
+              <w:pStyle w:val="Compact"/>
+              <w:jc w:val="center"/>
+            </w:pPr>
+            <w:r>
+              <w:rPr>
+                <w:rFonts w:ascii="Times New Roman" w:hAnsi="Times New Roman"/>
+                <w:b/>
+                <w:bCs/>
+                <w:sz w:val="19"/>
+              </w:rPr>
+              <w:t xml:space="preserve">LOOP_01</w:t>
+            </w:r>
+          </w:p>
+        </w:tc>
+        <w:tc>
+          <w:tcPr>
+            <w:shd w:fill="F8FAFC"/>
+          </w:tcPr>
+          <w:p>
+            <w:pPr>
+              <w:pStyle w:val="Compact"/>
+              <w:jc w:val="left"/>
+            </w:pPr>
+            <w:r>
+              <w:rPr>
+                <w:rFonts w:ascii="Times New Roman" w:hAnsi="Times New Roman"/>
+                <w:sz w:val="19"/>
+              </w:rPr>
+              <w:t xml:space="preserve">Vòng lặp 0 lần (Không có tiêu chí)</w:t>
+            </w:r>
+          </w:p>
+        </w:tc>
+        <w:tc>
+          <w:tcPr>
+            <w:shd w:fill="F8FAFC"/>
+          </w:tcPr>
+          <w:p>
+            <w:pPr>
+              <w:pStyle w:val="Compact"/>
+              <w:jc w:val="center"/>
+            </w:pPr>
+            <m:oMath>
+              <m:r>
+                <m:t>m</m:t>
+              </m:r>
+              <m:r>
+                <m:rPr>
+                  <m:sty m:val="p"/>
+                </m:rPr>
+                <m:t>=</m:t>
+              </m:r>
+              <m:r>
+                <m:t>0</m:t>
+              </m:r>
+            </m:oMath>
+            <w:r>
+              <w:rPr>
+                <w:rFonts w:ascii="Times New Roman" w:hAnsi="Times New Roman"/>
+                <w:sz w:val="19"/>
+              </w:rPr>
+              <w:t xml:space="preserve">​</w:t>
+            </w:r>
+          </w:p>
+        </w:tc>
+        <w:tc>
+          <w:tcPr>
+            <w:shd w:fill="F8FAFC"/>
+          </w:tcPr>
+          <w:p>
+            <w:pPr>
+              <w:pStyle w:val="Compact"/>
+              <w:jc w:val="left"/>
+            </w:pPr>
+            <w:r>
+              <w:rPr>
+                <w:rFonts w:ascii="Times New Roman" w:hAnsi="Times New Roman"/>
+                <w:sz w:val="19"/>
+              </w:rPr>
+              <w:t xml:space="preserve">Gửi</w:t>
+            </w:r>
+            <w:r>
+              <w:rPr>
+                <w:rFonts w:ascii="Times New Roman" w:hAnsi="Times New Roman"/>
+                <w:sz w:val="19"/>
+              </w:rPr>
+              <w:t xml:space="preserve"> </w:t>
+            </w:r>
+            <w:r>
+              <w:rPr>
+                <w:rStyle w:val="VerbatimChar"/>
+                <w:rFonts w:ascii="Times New Roman" w:hAnsi="Times New Roman"/>
+                <w:sz w:val="19"/>
+              </w:rPr>
+              <w:t xml:space="preserve">checkpoints = []</w:t>
+            </w:r>
+            <w:r>
+              <w:rPr>
+                <w:rFonts w:ascii="Times New Roman" w:hAnsi="Times New Roman"/>
+                <w:sz w:val="19"/>
+              </w:rPr>
+              <w:t xml:space="preserve"> </w:t>
+            </w:r>
+            <w:r>
+              <w:rPr>
+                <w:rFonts w:ascii="Times New Roman" w:hAnsi="Times New Roman"/>
+                <w:sz w:val="19"/>
+              </w:rPr>
+              <w:t xml:space="preserve">rỗng</w:t>
+            </w:r>
+          </w:p>
+        </w:tc>
+        <w:tc>
+          <w:tcPr>
+            <w:shd w:fill="F8FAFC"/>
+          </w:tcPr>
+          <w:p>
+            <w:pPr>
+              <w:pStyle w:val="Compact"/>
+              <w:jc w:val="left"/>
+            </w:pPr>
+            <w:r>
+              <w:rPr>
+                <w:rFonts w:ascii="Times New Roman" w:hAnsi="Times New Roman"/>
+                <w:sz w:val="19"/>
+              </w:rPr>
+              <w:t xml:space="preserve">Hệ thống ném lỗi yêu cầu chọn ít nhất 1 tiêu chí</w:t>
+            </w:r>
+          </w:p>
+        </w:tc>
+      </w:tr>
+      <w:tr>
+        <w:tc>
+          <w:tcPr/>
+          <w:p>
+            <w:pPr>
+              <w:pStyle w:val="Compact"/>
+              <w:jc w:val="center"/>
+            </w:pPr>
+            <w:r>
+              <w:rPr>
+                <w:rFonts w:ascii="Times New Roman" w:hAnsi="Times New Roman"/>
+                <w:b/>
+                <w:bCs/>
+                <w:sz w:val="19"/>
+              </w:rPr>
+              <w:t xml:space="preserve">LOOP_02</w:t>
+            </w:r>
+          </w:p>
+        </w:tc>
+        <w:tc>
+          <w:tcPr/>
+          <w:p>
+            <w:pPr>
+              <w:pStyle w:val="Compact"/>
+              <w:jc w:val="left"/>
+            </w:pPr>
+            <w:r>
+              <w:rPr>
+                <w:rFonts w:ascii="Times New Roman" w:hAnsi="Times New Roman"/>
+                <w:sz w:val="19"/>
+              </w:rPr>
+              <w:t xml:space="preserve">Vòng lặp 1 lần (1 tiêu chí)</w:t>
+            </w:r>
+          </w:p>
+        </w:tc>
+        <w:tc>
+          <w:tcPr/>
+          <w:p>
+            <w:pPr>
+              <w:pStyle w:val="Compact"/>
+              <w:jc w:val="center"/>
+            </w:pPr>
+            <m:oMath>
+              <m:r>
+                <m:t>m</m:t>
+              </m:r>
+              <m:r>
+                <m:rPr>
+                  <m:sty m:val="p"/>
+                </m:rPr>
+                <m:t>=</m:t>
+              </m:r>
+              <m:r>
+                <m:t>1</m:t>
+              </m:r>
+            </m:oMath>
+            <w:r>
+              <w:rPr>
+                <w:rFonts w:ascii="Times New Roman" w:hAnsi="Times New Roman"/>
+                <w:sz w:val="19"/>
+              </w:rPr>
+              <w:t xml:space="preserve">​</w:t>
+            </w:r>
+          </w:p>
+        </w:tc>
+        <w:tc>
+          <w:tcPr/>
+          <w:p>
+            <w:pPr>
+              <w:pStyle w:val="Compact"/>
+              <w:jc w:val="left"/>
+            </w:pPr>
+            <w:r>
+              <w:rPr>
+                <w:rFonts w:ascii="Times New Roman" w:hAnsi="Times New Roman"/>
+                <w:sz w:val="19"/>
+              </w:rPr>
+              <w:t xml:space="preserve">1 tiêu chí:</w:t>
+            </w:r>
+            <w:r>
+              <w:rPr>
+                <w:rFonts w:ascii="Times New Roman" w:hAnsi="Times New Roman"/>
+                <w:sz w:val="19"/>
+              </w:rPr>
+              <w:t xml:space="preserve"> </w:t>
+            </w:r>
+            <w:r>
+              <w:rPr>
+                <w:rFonts w:ascii="Times New Roman" w:hAnsi="Times New Roman"/>
+                <w:sz w:val="19"/>
+              </w:rPr>
+              <w:t xml:space="preserve">“Xác thực bằng Đại học”</w:t>
+            </w:r>
+          </w:p>
+        </w:tc>
+        <w:tc>
+          <w:tcPr/>
+          <w:p>
+            <w:pPr>
+              <w:pStyle w:val="Compact"/>
+              <w:jc w:val="left"/>
+            </w:pPr>
+            <w:r>
+              <w:rPr>
+                <w:rFonts w:ascii="Times New Roman" w:hAnsi="Times New Roman"/>
+                <w:sz w:val="19"/>
+              </w:rPr>
+              <w:t xml:space="preserve">Lưu bản ghi xác thực 1 tiêu chí thành công</w:t>
+            </w:r>
+          </w:p>
+        </w:tc>
+      </w:tr>
+      <w:tr>
+        <w:tc>
+          <w:tcPr>
+            <w:shd w:fill="F8FAFC"/>
+          </w:tcPr>
+          <w:p>
+            <w:pPr>
+              <w:pStyle w:val="Compact"/>
+              <w:jc w:val="center"/>
+            </w:pPr>
+            <w:r>
+              <w:rPr>
+                <w:rFonts w:ascii="Times New Roman" w:hAnsi="Times New Roman"/>
+                <w:b/>
+                <w:bCs/>
+                <w:sz w:val="19"/>
+              </w:rPr>
+              <w:t xml:space="preserve">LOOP_03</w:t>
+            </w:r>
+          </w:p>
+        </w:tc>
+        <w:tc>
+          <w:tcPr>
+            <w:shd w:fill="F8FAFC"/>
+          </w:tcPr>
+          <w:p>
+            <w:pPr>
+              <w:pStyle w:val="Compact"/>
+              <w:jc w:val="left"/>
+            </w:pPr>
+            <w:r>
+              <w:rPr>
+                <w:rFonts w:ascii="Times New Roman" w:hAnsi="Times New Roman"/>
+                <w:sz w:val="19"/>
+              </w:rPr>
+              <w:t xml:space="preserve">Vòng lặp 2 lần (2 tiêu chí)</w:t>
+            </w:r>
+          </w:p>
+        </w:tc>
+        <w:tc>
+          <w:tcPr>
+            <w:shd w:fill="F8FAFC"/>
+          </w:tcPr>
+          <w:p>
+            <w:pPr>
+              <w:pStyle w:val="Compact"/>
+              <w:jc w:val="center"/>
+            </w:pPr>
+            <m:oMath>
+              <m:r>
+                <m:t>m</m:t>
+              </m:r>
+              <m:r>
+                <m:rPr>
+                  <m:sty m:val="p"/>
+                </m:rPr>
+                <m:t>=</m:t>
+              </m:r>
+              <m:r>
+                <m:t>2</m:t>
+              </m:r>
+            </m:oMath>
+            <w:r>
+              <w:rPr>
+                <w:rFonts w:ascii="Times New Roman" w:hAnsi="Times New Roman"/>
+                <w:sz w:val="19"/>
+              </w:rPr>
+              <w:t xml:space="preserve">​</w:t>
+            </w:r>
+          </w:p>
+        </w:tc>
+        <w:tc>
+          <w:tcPr>
+            <w:shd w:fill="F8FAFC"/>
+          </w:tcPr>
+          <w:p>
+            <w:pPr>
+              <w:pStyle w:val="Compact"/>
+              <w:jc w:val="left"/>
+            </w:pPr>
+            <w:r>
+              <w:rPr>
+                <w:rFonts w:ascii="Times New Roman" w:hAnsi="Times New Roman"/>
+                <w:sz w:val="19"/>
+              </w:rPr>
+              <w:t xml:space="preserve">2 tiêu chí:</w:t>
+            </w:r>
+            <w:r>
+              <w:rPr>
+                <w:rFonts w:ascii="Times New Roman" w:hAnsi="Times New Roman"/>
+                <w:sz w:val="19"/>
+              </w:rPr>
+              <w:t xml:space="preserve"> </w:t>
+            </w:r>
+            <w:r>
+              <w:rPr>
+                <w:rFonts w:ascii="Times New Roman" w:hAnsi="Times New Roman"/>
+                <w:sz w:val="19"/>
+              </w:rPr>
+              <w:t xml:space="preserve">“Bằng Đại học”</w:t>
+            </w:r>
+            <w:r>
+              <w:rPr>
+                <w:rFonts w:ascii="Times New Roman" w:hAnsi="Times New Roman"/>
+                <w:sz w:val="19"/>
+              </w:rPr>
+              <w:t xml:space="preserve"> </w:t>
+            </w:r>
+            <w:r>
+              <w:rPr>
+                <w:rFonts w:ascii="Times New Roman" w:hAnsi="Times New Roman"/>
+                <w:sz w:val="19"/>
+              </w:rPr>
+              <w:t xml:space="preserve">+</w:t>
+            </w:r>
+            <w:r>
+              <w:rPr>
+                <w:rFonts w:ascii="Times New Roman" w:hAnsi="Times New Roman"/>
+                <w:sz w:val="19"/>
+              </w:rPr>
+              <w:t xml:space="preserve"> </w:t>
+            </w:r>
+            <w:r>
+              <w:rPr>
+                <w:rFonts w:ascii="Times New Roman" w:hAnsi="Times New Roman"/>
+                <w:sz w:val="19"/>
+              </w:rPr>
+              <w:t xml:space="preserve">“Chứng chỉ TOEIC”</w:t>
+            </w:r>
+          </w:p>
+        </w:tc>
+        <w:tc>
+          <w:tcPr>
+            <w:shd w:fill="F8FAFC"/>
+          </w:tcPr>
+          <w:p>
+            <w:pPr>
+              <w:pStyle w:val="Compact"/>
+              <w:jc w:val="left"/>
+            </w:pPr>
+            <w:r>
+              <w:rPr>
+                <w:rFonts w:ascii="Times New Roman" w:hAnsi="Times New Roman"/>
+                <w:sz w:val="19"/>
+              </w:rPr>
+              <w:t xml:space="preserve">Lưu bản ghi xác thực 2 tiêu chí thành công</w:t>
+            </w:r>
+          </w:p>
+        </w:tc>
+      </w:tr>
+      <w:tr>
+        <w:tc>
+          <w:tcPr/>
+          <w:p>
+            <w:pPr>
+              <w:pStyle w:val="Compact"/>
+              <w:jc w:val="center"/>
+            </w:pPr>
+            <w:r>
+              <w:rPr>
+                <w:rFonts w:ascii="Times New Roman" w:hAnsi="Times New Roman"/>
+                <w:b/>
+                <w:bCs/>
+                <w:sz w:val="19"/>
+              </w:rPr>
+              <w:t xml:space="preserve">LOOP_04</w:t>
+            </w:r>
+          </w:p>
+        </w:tc>
+        <w:tc>
+          <w:tcPr/>
+          <w:p>
+            <w:pPr>
+              <w:pStyle w:val="Compact"/>
+              <w:jc w:val="left"/>
+            </w:pPr>
+            <w:r>
+              <w:rPr>
+                <w:rFonts w:ascii="Times New Roman" w:hAnsi="Times New Roman"/>
+                <w:sz w:val="19"/>
+              </w:rPr>
+              <w:t xml:space="preserve">Vòng lặp</w:t>
+            </w:r>
+            <w:r>
+              <w:rPr>
+                <w:rFonts w:ascii="Times New Roman" w:hAnsi="Times New Roman"/>
+                <w:sz w:val="19"/>
+              </w:rPr>
+              <w:t xml:space="preserve"> </w:t>
+            </w:r>
+            <m:oMath>
+              <m:r>
+                <m:t>k</m:t>
+              </m:r>
+            </m:oMath>
+            <w:r>
+              <w:rPr>
+                <w:rFonts w:ascii="Times New Roman" w:hAnsi="Times New Roman"/>
+                <w:sz w:val="19"/>
+              </w:rPr>
+              <w:t xml:space="preserve"> </w:t>
+            </w:r>
+            <w:r>
+              <w:rPr>
+                <w:rFonts w:ascii="Times New Roman" w:hAnsi="Times New Roman"/>
+                <w:sz w:val="19"/>
+              </w:rPr>
+              <w:t xml:space="preserve">lần (</w:t>
+            </w:r>
+            <m:oMath>
+              <m:r>
+                <m:t>2</m:t>
+              </m:r>
+              <m:r>
+                <m:rPr>
+                  <m:sty m:val="p"/>
+                </m:rPr>
+                <m:t>&lt;</m:t>
+              </m:r>
+              <m:r>
+                <m:t>k</m:t>
+              </m:r>
+              <m:r>
+                <m:rPr>
+                  <m:sty m:val="p"/>
+                </m:rPr>
+                <m:t>&lt;</m:t>
+              </m:r>
+              <m:r>
+                <m:t>n</m:t>
+              </m:r>
+              <m:r>
+                <m:rPr>
+                  <m:sty m:val="p"/>
+                </m:rPr>
+                <m:t>−</m:t>
+              </m:r>
+              <m:r>
+                <m:t>1</m:t>
+              </m:r>
+            </m:oMath>
+            <w:r>
+              <w:rPr>
+                <w:rFonts w:ascii="Times New Roman" w:hAnsi="Times New Roman"/>
+                <w:sz w:val="19"/>
+              </w:rPr>
+              <w:t xml:space="preserve">)</w:t>
+            </w:r>
+          </w:p>
+        </w:tc>
+        <w:tc>
+          <w:tcPr/>
+          <w:p>
+            <w:pPr>
+              <w:pStyle w:val="Compact"/>
+              <w:jc w:val="center"/>
+            </w:pPr>
+            <m:oMath>
+              <m:r>
+                <m:t>m</m:t>
+              </m:r>
+              <m:r>
+                <m:rPr>
+                  <m:sty m:val="p"/>
+                </m:rPr>
+                <m:t>=</m:t>
+              </m:r>
+              <m:r>
+                <m:t>3</m:t>
+              </m:r>
+            </m:oMath>
+            <w:r>
+              <w:rPr>
+                <w:rFonts w:ascii="Times New Roman" w:hAnsi="Times New Roman"/>
+                <w:sz w:val="19"/>
+              </w:rPr>
+              <w:t xml:space="preserve">​</w:t>
+            </w:r>
+          </w:p>
+        </w:tc>
+        <w:tc>
+          <w:tcPr/>
+          <w:p>
+            <w:pPr>
+              <w:pStyle w:val="Compact"/>
+              <w:jc w:val="left"/>
+            </w:pPr>
+            <w:r>
+              <w:rPr>
+                <w:rFonts w:ascii="Times New Roman" w:hAnsi="Times New Roman"/>
+                <w:sz w:val="19"/>
+              </w:rPr>
+              <w:t xml:space="preserve">3 tiêu chí: Bằng cấp + Chứng chỉ + Kinh nghiệm làm việc</w:t>
+            </w:r>
+          </w:p>
+        </w:tc>
+        <w:tc>
+          <w:tcPr/>
+          <w:p>
+            <w:pPr>
+              <w:pStyle w:val="Compact"/>
+              <w:jc w:val="left"/>
+            </w:pPr>
+            <w:r>
+              <w:rPr>
+                <w:rFonts w:ascii="Times New Roman" w:hAnsi="Times New Roman"/>
+                <w:sz w:val="19"/>
+              </w:rPr>
+              <w:t xml:space="preserve">Lưu bản ghi xác thực 3 tiêu chí ổn định</w:t>
+            </w:r>
+          </w:p>
+        </w:tc>
+      </w:tr>
+      <w:tr>
+        <w:tc>
+          <w:tcPr>
+            <w:shd w:fill="F8FAFC"/>
+          </w:tcPr>
+          <w:p>
+            <w:pPr>
+              <w:pStyle w:val="Compact"/>
+              <w:jc w:val="center"/>
+            </w:pPr>
+            <w:r>
+              <w:rPr>
+                <w:rFonts w:ascii="Times New Roman" w:hAnsi="Times New Roman"/>
+                <w:b/>
+                <w:bCs/>
+                <w:sz w:val="19"/>
+              </w:rPr>
+              <w:t xml:space="preserve">LOOP_05</w:t>
+            </w:r>
+          </w:p>
+        </w:tc>
+        <w:tc>
+          <w:tcPr>
+            <w:shd w:fill="F8FAFC"/>
+          </w:tcPr>
+          <w:p>
+            <w:pPr>
+              <w:pStyle w:val="Compact"/>
+              <w:jc w:val="left"/>
+            </w:pPr>
+            <w:r>
+              <w:rPr>
+                <w:rFonts w:ascii="Times New Roman" w:hAnsi="Times New Roman"/>
+                <w:sz w:val="19"/>
+              </w:rPr>
+              <w:t xml:space="preserve">Vòng lặp</w:t>
+            </w:r>
+            <w:r>
+              <w:rPr>
+                <w:rFonts w:ascii="Times New Roman" w:hAnsi="Times New Roman"/>
+                <w:sz w:val="19"/>
+              </w:rPr>
+              <w:t xml:space="preserve"> </w:t>
+            </w:r>
+            <m:oMath>
+              <m:r>
+                <m:t>n</m:t>
+              </m:r>
+              <m:r>
+                <m:rPr>
+                  <m:sty m:val="p"/>
+                </m:rPr>
+                <m:t>−</m:t>
+              </m:r>
+              <m:r>
+                <m:t>1</m:t>
+              </m:r>
+            </m:oMath>
+            <w:r>
+              <w:rPr>
+                <w:rFonts w:ascii="Times New Roman" w:hAnsi="Times New Roman"/>
+                <w:sz w:val="19"/>
+              </w:rPr>
+              <w:t xml:space="preserve"> </w:t>
+            </w:r>
+            <w:r>
+              <w:rPr>
+                <w:rFonts w:ascii="Times New Roman" w:hAnsi="Times New Roman"/>
+                <w:sz w:val="19"/>
+              </w:rPr>
+              <w:t xml:space="preserve">lần</w:t>
+            </w:r>
+          </w:p>
+        </w:tc>
+        <w:tc>
+          <w:tcPr>
+            <w:shd w:fill="F8FAFC"/>
+          </w:tcPr>
+          <w:p>
+            <w:pPr>
+              <w:pStyle w:val="Compact"/>
+              <w:jc w:val="center"/>
+            </w:pPr>
+            <m:oMath>
+              <m:r>
+                <m:t>m</m:t>
+              </m:r>
+              <m:r>
+                <m:rPr>
+                  <m:sty m:val="p"/>
+                </m:rPr>
+                <m:t>=</m:t>
+              </m:r>
+              <m:r>
+                <m:t>5</m:t>
+              </m:r>
+            </m:oMath>
+            <w:r>
+              <w:rPr>
+                <w:rFonts w:ascii="Times New Roman" w:hAnsi="Times New Roman"/>
+                <w:sz w:val="19"/>
+              </w:rPr>
+              <w:t xml:space="preserve">​</w:t>
+            </w:r>
+          </w:p>
+        </w:tc>
+        <w:tc>
+          <w:tcPr>
+            <w:shd w:fill="F8FAFC"/>
+          </w:tcPr>
+          <w:p>
+            <w:pPr>
+              <w:pStyle w:val="Compact"/>
+              <w:jc w:val="left"/>
+            </w:pPr>
+            <w:r>
+              <w:rPr>
+                <w:rFonts w:ascii="Times New Roman" w:hAnsi="Times New Roman"/>
+                <w:sz w:val="19"/>
+              </w:rPr>
+              <w:t xml:space="preserve">5 tiêu chí xác thực toàn diện</w:t>
+            </w:r>
+          </w:p>
+        </w:tc>
+        <w:tc>
+          <w:tcPr>
+            <w:shd w:fill="F8FAFC"/>
+          </w:tcPr>
+          <w:p>
+            <w:pPr>
+              <w:pStyle w:val="Compact"/>
+              <w:jc w:val="left"/>
+            </w:pPr>
+            <w:r>
+              <w:rPr>
+                <w:rFonts w:ascii="Times New Roman" w:hAnsi="Times New Roman"/>
+                <w:sz w:val="19"/>
+              </w:rPr>
+              <w:t xml:space="preserve">Lưu bản ghi xác thực 5 tiêu chí ổn định</w:t>
+            </w:r>
+          </w:p>
+        </w:tc>
+      </w:tr>
+      <w:tr>
+        <w:tc>
+          <w:tcPr/>
+          <w:p>
+            <w:pPr>
+              <w:pStyle w:val="Compact"/>
+              <w:jc w:val="center"/>
+            </w:pPr>
+            <w:r>
+              <w:rPr>
+                <w:rFonts w:ascii="Times New Roman" w:hAnsi="Times New Roman"/>
+                <w:b/>
+                <w:bCs/>
+                <w:sz w:val="19"/>
+              </w:rPr>
+              <w:t xml:space="preserve">LOOP_06</w:t>
+            </w:r>
+          </w:p>
+        </w:tc>
+        <w:tc>
+          <w:tcPr/>
+          <w:p>
+            <w:pPr>
+              <w:pStyle w:val="Compact"/>
+              <w:jc w:val="left"/>
+            </w:pPr>
+            <w:r>
+              <w:rPr>
+                <w:rFonts w:ascii="Times New Roman" w:hAnsi="Times New Roman"/>
+                <w:sz w:val="19"/>
+              </w:rPr>
+              <w:t xml:space="preserve">Vòng lặp</w:t>
+            </w:r>
+            <w:r>
+              <w:rPr>
+                <w:rFonts w:ascii="Times New Roman" w:hAnsi="Times New Roman"/>
+                <w:sz w:val="19"/>
+              </w:rPr>
+              <w:t xml:space="preserve"> </w:t>
+            </w:r>
+            <m:oMath>
+              <m:r>
+                <m:t>n</m:t>
+              </m:r>
+            </m:oMath>
+            <w:r>
+              <w:rPr>
+                <w:rFonts w:ascii="Times New Roman" w:hAnsi="Times New Roman"/>
+                <w:sz w:val="19"/>
+              </w:rPr>
+              <w:t xml:space="preserve"> </w:t>
+            </w:r>
+            <w:r>
+              <w:rPr>
+                <w:rFonts w:ascii="Times New Roman" w:hAnsi="Times New Roman"/>
+                <w:sz w:val="19"/>
+              </w:rPr>
+              <w:t xml:space="preserve">lần (Tối đa cấu hình)</w:t>
+            </w:r>
+          </w:p>
+        </w:tc>
+        <w:tc>
+          <w:tcPr/>
+          <w:p>
+            <w:pPr>
+              <w:pStyle w:val="Compact"/>
+              <w:jc w:val="center"/>
+            </w:pPr>
+            <m:oMath>
+              <m:r>
+                <m:t>m</m:t>
+              </m:r>
+              <m:r>
+                <m:rPr>
+                  <m:sty m:val="p"/>
+                </m:rPr>
+                <m:t>=</m:t>
+              </m:r>
+              <m:r>
+                <m:t>6</m:t>
+              </m:r>
+            </m:oMath>
+            <w:r>
+              <w:rPr>
+                <w:rFonts w:ascii="Times New Roman" w:hAnsi="Times New Roman"/>
+                <w:sz w:val="19"/>
+              </w:rPr>
+              <w:t xml:space="preserve">​</w:t>
+            </w:r>
+          </w:p>
+        </w:tc>
+        <w:tc>
+          <w:tcPr/>
+          <w:p>
+            <w:pPr>
+              <w:pStyle w:val="Compact"/>
+              <w:jc w:val="left"/>
+            </w:pPr>
+            <w:r>
+              <w:rPr>
+                <w:rFonts w:ascii="Times New Roman" w:hAnsi="Times New Roman"/>
+                <w:sz w:val="19"/>
+              </w:rPr>
+              <w:t xml:space="preserve">Đúng 6 tiêu chí kiểm chứng tối đa</w:t>
+            </w:r>
+          </w:p>
+        </w:tc>
+        <w:tc>
+          <w:tcPr/>
+          <w:p>
+            <w:pPr>
+              <w:pStyle w:val="Compact"/>
+              <w:jc w:val="left"/>
+            </w:pPr>
+            <w:r>
+              <w:rPr>
+                <w:rFonts w:ascii="Times New Roman" w:hAnsi="Times New Roman"/>
+                <w:sz w:val="19"/>
+              </w:rPr>
+              <w:t xml:space="preserve">Lưu đủ 6 tiêu chí vào CSDL</w:t>
+            </w:r>
+          </w:p>
+        </w:tc>
+      </w:tr>
+      <w:tr>
+        <w:tc>
+          <w:tcPr>
+            <w:shd w:fill="F8FAFC"/>
+          </w:tcPr>
+          <w:p>
+            <w:pPr>
+              <w:pStyle w:val="Compact"/>
+              <w:jc w:val="center"/>
+            </w:pPr>
+            <w:r>
+              <w:rPr>
+                <w:rFonts w:ascii="Times New Roman" w:hAnsi="Times New Roman"/>
+                <w:b/>
+                <w:bCs/>
+                <w:sz w:val="19"/>
+              </w:rPr>
+              <w:t xml:space="preserve">LOOP_07</w:t>
+            </w:r>
+          </w:p>
+        </w:tc>
+        <w:tc>
+          <w:tcPr>
+            <w:shd w:fill="F8FAFC"/>
+          </w:tcPr>
+          <w:p>
+            <w:pPr>
+              <w:pStyle w:val="Compact"/>
+              <w:jc w:val="left"/>
+            </w:pPr>
+            <w:r>
+              <w:rPr>
+                <w:rFonts w:ascii="Times New Roman" w:hAnsi="Times New Roman"/>
+                <w:sz w:val="19"/>
+              </w:rPr>
+              <w:t xml:space="preserve">Vòng lặp</w:t>
+            </w:r>
+            <w:r>
+              <w:rPr>
+                <w:rFonts w:ascii="Times New Roman" w:hAnsi="Times New Roman"/>
+                <w:sz w:val="19"/>
+              </w:rPr>
+              <w:t xml:space="preserve"> </w:t>
+            </w:r>
+            <m:oMath>
+              <m:r>
+                <m:t>n</m:t>
+              </m:r>
+              <m:r>
+                <m:rPr>
+                  <m:sty m:val="p"/>
+                </m:rPr>
+                <m:t>+</m:t>
+              </m:r>
+              <m:r>
+                <m:t>1</m:t>
+              </m:r>
+            </m:oMath>
+            <w:r>
+              <w:rPr>
+                <w:rFonts w:ascii="Times New Roman" w:hAnsi="Times New Roman"/>
+                <w:sz w:val="19"/>
+              </w:rPr>
+              <w:t xml:space="preserve"> </w:t>
+            </w:r>
+            <w:r>
+              <w:rPr>
+                <w:rFonts w:ascii="Times New Roman" w:hAnsi="Times New Roman"/>
+                <w:sz w:val="19"/>
+              </w:rPr>
+              <w:t xml:space="preserve">lần (Vượt giới hạn)</w:t>
+            </w:r>
+          </w:p>
+        </w:tc>
+        <w:tc>
+          <w:tcPr>
+            <w:shd w:fill="F8FAFC"/>
+          </w:tcPr>
+          <w:p>
+            <w:pPr>
+              <w:pStyle w:val="Compact"/>
+              <w:jc w:val="center"/>
+            </w:pPr>
+            <m:oMath>
+              <m:r>
+                <m:t>m</m:t>
+              </m:r>
+              <m:r>
+                <m:rPr>
+                  <m:sty m:val="p"/>
+                </m:rPr>
+                <m:t>=</m:t>
+              </m:r>
+              <m:r>
+                <m:t>7</m:t>
+              </m:r>
+            </m:oMath>
+            <w:r>
+              <w:rPr>
+                <w:rFonts w:ascii="Times New Roman" w:hAnsi="Times New Roman"/>
+                <w:sz w:val="19"/>
+              </w:rPr>
+              <w:t xml:space="preserve">​</w:t>
+            </w:r>
+          </w:p>
+        </w:tc>
+        <w:tc>
+          <w:tcPr>
+            <w:shd w:fill="F8FAFC"/>
+          </w:tcPr>
+          <w:p>
+            <w:pPr>
+              <w:pStyle w:val="Compact"/>
+              <w:jc w:val="left"/>
+            </w:pPr>
+            <w:r>
+              <w:rPr>
+                <w:rFonts w:ascii="Times New Roman" w:hAnsi="Times New Roman"/>
+                <w:sz w:val="19"/>
+              </w:rPr>
+              <w:t xml:space="preserve">Gửi 7 tiêu chí kiểm chứng</w:t>
+            </w:r>
+          </w:p>
+        </w:tc>
+        <w:tc>
+          <w:tcPr>
+            <w:shd w:fill="F8FAFC"/>
+          </w:tcPr>
+          <w:p>
+            <w:pPr>
+              <w:pStyle w:val="Compact"/>
+              <w:jc w:val="left"/>
+            </w:pPr>
+            <w:r>
+              <w:rPr>
+                <w:rFonts w:ascii="Times New Roman" w:hAnsi="Times New Roman"/>
+                <w:sz w:val="19"/>
+              </w:rPr>
+              <w:t xml:space="preserve">Ném lỗi hoặc từ chối do vượt quá danh mục kiểm chuẩn</w:t>
+            </w:r>
+          </w:p>
+        </w:tc>
+      </w:tr>
+    </w:tbl>
+    <w:p>
+      <w:pPr>
+        <w:spacing w:line="276" w:lineRule="auto" w:after="80"/>
+      </w:pPr>
+      <w:r>
+        <w:rPr>
+          <w:rFonts w:ascii="Times New Roman" w:hAnsi="Times New Roman"/>
+        </w:rPr>
+        <w:pict>
+          <v:rect style="width:0;height:1.5pt" o:hralign="center" o:hrstd="t" o:hr="t"/>
+        </w:pict>
+      </w:r>
+    </w:p>
+    <w:bookmarkEnd w:id="27"/>
+    <w:bookmarkEnd w:id="28"/>
+    <w:bookmarkEnd w:id="29"/>
+    <w:bookmarkStart w:id="31" w:name="X2b67d4bc2025038a1e86f51b51be31fb441df33"/>
     <w:p>
       <w:pPr>
         <w:pStyle w:val="Heading2"/>
@@ -5459,7 +8130,7 @@
         </w:tc>
       </w:tr>
     </w:tbl>
-    <w:bookmarkStart w:id="25" w:name="X5aadb50938bd1a5e0c62a8dc897b023ca9a4b24"/>
+    <w:bookmarkStart w:id="30" w:name="X5aadb50938bd1a5e0c62a8dc897b023ca9a4b24"/>
     <w:p>
       <w:pPr>
         <w:pStyle w:val="Heading3"/>
@@ -5763,9 +8434,9 @@
         </w:pict>
       </w:r>
     </w:p>
-    <w:bookmarkEnd w:id="25"/>
-    <w:bookmarkEnd w:id="26"/>
-    <w:bookmarkStart w:id="27" w:name="Xe518a94bb0c0bbaacfc673930b233e9987e615b"/>
+    <w:bookmarkEnd w:id="30"/>
+    <w:bookmarkEnd w:id="31"/>
+    <w:bookmarkStart w:id="32" w:name="Xe518a94bb0c0bbaacfc673930b233e9987e615b"/>
     <w:p>
       <w:pPr>
         <w:pStyle w:val="Heading2"/>
@@ -5814,7 +8485,7 @@
         <w:pStyle w:val="Compact"/>
         <w:numPr>
           <w:ilvl w:val="0"/>
-          <w:numId w:val="1008"/>
+          <w:numId w:val="1004"/>
         </w:numPr>
         <w:spacing w:line="276" w:lineRule="auto" w:after="80"/>
       </w:pPr>
@@ -5869,7 +8540,7 @@
         <w:pStyle w:val="Compact"/>
         <w:numPr>
           <w:ilvl w:val="0"/>
-          <w:numId w:val="1008"/>
+          <w:numId w:val="1004"/>
         </w:numPr>
         <w:spacing w:line="276" w:lineRule="auto" w:after="80"/>
       </w:pPr>
@@ -5932,8 +8603,8 @@
         </w:pict>
       </w:r>
     </w:p>
-    <w:bookmarkEnd w:id="27"/>
-    <w:bookmarkStart w:id="28" w:name="X7151d25f18f16b2a3ca5a64ebf1cb6f9b648628"/>
+    <w:bookmarkEnd w:id="32"/>
+    <w:bookmarkStart w:id="33" w:name="X7151d25f18f16b2a3ca5a64ebf1cb6f9b648628"/>
     <w:p>
       <w:pPr>
         <w:pStyle w:val="Heading2"/>
@@ -7276,8 +9947,8 @@
         </w:pict>
       </w:r>
     </w:p>
-    <w:bookmarkEnd w:id="28"/>
-    <w:bookmarkStart w:id="31" w:name="ma-trận-đo-lường-độ-bao-phủ-kiểm-thử"/>
+    <w:bookmarkEnd w:id="33"/>
+    <w:bookmarkStart w:id="36" w:name="ma-trận-đo-lường-độ-bao-phủ-kiểm-thử"/>
     <w:p>
       <w:pPr>
         <w:pStyle w:val="Heading2"/>
@@ -7290,7 +9961,7 @@
         <w:t xml:space="preserve">9. MA TRẬN ĐO LƯỜNG ĐỘ BAO PHỦ KIỂM THỬ</w:t>
       </w:r>
     </w:p>
-    <w:bookmarkStart w:id="29" w:name="X521fbd39e2e7860e73051e38d580cd6011959a4"/>
+    <w:bookmarkStart w:id="34" w:name="X521fbd39e2e7860e73051e38d580cd6011959a4"/>
     <w:p>
       <w:pPr>
         <w:pStyle w:val="Heading3"/>
@@ -7737,8 +10408,8 @@
         </w:tc>
       </w:tr>
     </w:tbl>
-    <w:bookmarkEnd w:id="29"/>
-    <w:bookmarkStart w:id="30" w:name="Xf52aec1e64736bf9adf0d44ab1eb0e2719e29bf"/>
+    <w:bookmarkEnd w:id="34"/>
+    <w:bookmarkStart w:id="35" w:name="Xf52aec1e64736bf9adf0d44ab1eb0e2719e29bf"/>
     <w:p>
       <w:pPr>
         <w:pStyle w:val="Heading3"/>
@@ -8009,9 +10680,9 @@
         </w:pict>
       </w:r>
     </w:p>
-    <w:bookmarkEnd w:id="30"/>
-    <w:bookmarkEnd w:id="31"/>
-    <w:bookmarkStart w:id="32" w:name="X05c974c6380b909ed316df3a5604e3da878fb6d"/>
+    <w:bookmarkEnd w:id="35"/>
+    <w:bookmarkEnd w:id="36"/>
+    <w:bookmarkStart w:id="37" w:name="X05c974c6380b909ed316df3a5604e3da878fb6d"/>
     <w:p>
       <w:pPr>
         <w:pStyle w:val="Heading2"/>
@@ -11827,8 +14498,8 @@
         <w:t xml:space="preserve">;</w:t>
       </w:r>
     </w:p>
-    <w:bookmarkEnd w:id="32"/>
-    <w:bookmarkEnd w:id="33"/>
+    <w:bookmarkEnd w:id="37"/>
+    <w:bookmarkEnd w:id="38"/>
     <w:sectPr>
       <w:footerReference w:type="default" r:id="rId9"/>
       <w:footnotePr>
@@ -12076,18 +14747,6 @@
     <w:abstractNumId w:val="991"/>
   </w:num>
   <w:num w:numId="1004">
-    <w:abstractNumId w:val="991"/>
-  </w:num>
-  <w:num w:numId="1005">
-    <w:abstractNumId w:val="991"/>
-  </w:num>
-  <w:num w:numId="1006">
-    <w:abstractNumId w:val="991"/>
-  </w:num>
-  <w:num w:numId="1007">
-    <w:abstractNumId w:val="991"/>
-  </w:num>
-  <w:num w:numId="1008">
     <w:abstractNumId w:val="991"/>
   </w:num>
 </w:numbering>

--- a/hop-trang/KiemThuHopTrang_UC08_VerifyCandidate.docx
+++ b/hop-trang/KiemThuHopTrang_UC08_VerifyCandidate.docx
@@ -2684,7 +2684,7 @@
           <w:rFonts w:ascii="Times New Roman" w:hAnsi="Times New Roman"/>
           <w:sz w:val="22"/>
         </w:rPr>
-        <w:t xml:space="preserve">flowchart TD</w:t>
+        <w:t xml:space="preserve">flowchart LR</w:t>
       </w:r>
       <w:r>
         <w:rPr>
@@ -2699,7 +2699,7 @@
           <w:rFonts w:ascii="Times New Roman" w:hAnsi="Times New Roman"/>
           <w:sz w:val="22"/>
         </w:rPr>
-        <w:t xml:space="preserve">    Start(["Bắt đầu: execute(candidateID, dataVerification)"]) --&gt; N1["Node 1: VerificationEntity.create &amp; Promise.all(create, updateIsVerify)"]</w:t>
+        <w:t xml:space="preserve">    Start(["Bắt đầu: execute"]) --&gt; N1["Node 1: Entity.create &amp; Promise.all"]</w:t>
       </w:r>
       <w:r>
         <w:rPr>
@@ -2721,7 +2721,7 @@
           <w:rFonts w:ascii="Times New Roman" w:hAnsi="Times New Roman"/>
           <w:sz w:val="22"/>
         </w:rPr>
-        <w:t xml:space="preserve">    N1 --&gt; N2["Node 2: if (!result)"]</w:t>
+        <w:t xml:space="preserve">    N1 --&gt; N2{"Node 2: if (!result)"}</w:t>
       </w:r>
       <w:r>
         <w:rPr>
@@ -2743,7 +2743,7 @@
           <w:rFonts w:ascii="Times New Roman" w:hAnsi="Times New Roman"/>
           <w:sz w:val="22"/>
         </w:rPr>
-        <w:t xml:space="preserve">    N2 -- True --&gt; N3["Node 3: throw 'Kiểm chứng lỗi vui lòng thử lại!'"]</w:t>
+        <w:t xml:space="preserve">    N2 -- "True" --&gt; N3["Node 3: throw 'Kiểm chứng lỗi'"]</w:t>
       </w:r>
       <w:r>
         <w:rPr>
@@ -2758,7 +2758,7 @@
           <w:rFonts w:ascii="Times New Roman" w:hAnsi="Times New Roman"/>
           <w:sz w:val="22"/>
         </w:rPr>
-        <w:t xml:space="preserve">    N2 -- False --&gt; N4["Node 4: return result.getDetail()"]</w:t>
+        <w:t xml:space="preserve">    N2 -- "False" --&gt; N4["Node 4: return result.getDetail()"]</w:t>
       </w:r>
     </w:p>
     <w:bookmarkEnd w:id="13"/>
@@ -2846,7 +2846,7 @@
           <w:rFonts w:ascii="Times New Roman" w:hAnsi="Times New Roman"/>
           <w:sz w:val="22"/>
         </w:rPr>
-        <w:t xml:space="preserve">flowchart TD</w:t>
+        <w:t xml:space="preserve">flowchart LR</w:t>
       </w:r>
       <w:r>
         <w:rPr>
@@ -2861,7 +2861,7 @@
           <w:rFonts w:ascii="Times New Roman" w:hAnsi="Times New Roman"/>
           <w:sz w:val="22"/>
         </w:rPr>
-        <w:t xml:space="preserve">    Start(["Bắt đầu: execute(candidateID, dataVerification)"]) --&gt; N1["Node 1: Khởi tạo Entity &amp; Chạy Promise.all"]</w:t>
+        <w:t xml:space="preserve">    Start(["Bắt đầu: execute"]) --&gt; N1["Node 1: Entity.create &amp; Promise.all"]</w:t>
       </w:r>
       <w:r>
         <w:rPr>
@@ -2905,7 +2905,7 @@
           <w:rFonts w:ascii="Times New Roman" w:hAnsi="Times New Roman"/>
           <w:sz w:val="22"/>
         </w:rPr>
-        <w:t xml:space="preserve">    N2 -- "True (Lỗi lưu DB)" --&gt; N3["Node 3: throw 'Kiểm chứng lỗi vui lòng thử lại!'"]</w:t>
+        <w:t xml:space="preserve">    N2 -- "True (Lỗi lưu)" --&gt; N3["Node 3: throw 'Kiểm chứng lỗi'"]</w:t>
       </w:r>
       <w:r>
         <w:rPr>
